--- a/analysis/diagnostic_measurement_audit_paper/manuscript_reframed_rq_draft.docx
+++ b/analysis/diagnostic_measurement_audit_paper/manuscript_reframed_rq_draft.docx
@@ -119,85 +119,97 @@
         <w:t xml:space="preserve"> </w:t>
       </w:r>
       <w:r>
-        <w:t xml:space="preserve">that match the target-label budget and allow target labels to update the same</w:t>
-      </w:r>
-      <w:r>
-        <w:t xml:space="preserve"> </w:t>
-      </w:r>
-      <w:r>
-        <w:t xml:space="preserve">shared layers. This fair ablation changes the interpretation of the original</w:t>
-      </w:r>
-      <w:r>
-        <w:t xml:space="preserve"> </w:t>
-      </w:r>
-      <w:r>
-        <w:t xml:space="preserve">large gain over a frozen corpus-specific-head comparator: target-supervised</w:t>
-      </w:r>
-      <w:r>
-        <w:t xml:space="preserve"> </w:t>
-      </w:r>
-      <w:r>
-        <w:t xml:space="preserve">representation adaptation explains much of that improvement. Under matched</w:t>
-      </w:r>
-      <w:r>
-        <w:t xml:space="preserve"> </w:t>
-      </w:r>
-      <w:r>
-        <w:t xml:space="preserve">target-label exposure, target-calibrated shared-layer adaptation consistently</w:t>
-      </w:r>
-      <w:r>
-        <w:t xml:space="preserve"> </w:t>
-      </w:r>
-      <w:r>
-        <w:t xml:space="preserve">improves over frozen source representations. The ordinal measurement-aware</w:t>
-      </w:r>
-      <w:r>
-        <w:t xml:space="preserve"> </w:t>
-      </w:r>
-      <w:r>
-        <w:t xml:space="preserve">pathway is competitive, with benefits over generic or direct calibrated heads</w:t>
-      </w:r>
-      <w:r>
-        <w:t xml:space="preserve"> </w:t>
-      </w:r>
-      <w:r>
-        <w:t xml:space="preserve">in one transfer direction, but corpus-specific ordinal parameterization is not</w:t>
-      </w:r>
-      <w:r>
-        <w:t xml:space="preserve"> </w:t>
-      </w:r>
-      <w:r>
-        <w:t xml:space="preserve">uniformly superior to a shared ordinal head or direct multitask adaptation.</w:t>
-      </w:r>
-      <w:r>
-        <w:t xml:space="preserve"> </w:t>
-      </w:r>
-      <w:r>
-        <w:t xml:space="preserve">Item-targeted and fixed-latent simulation analyses further show that</w:t>
-      </w:r>
-      <w:r>
-        <w:t xml:space="preserve"> </w:t>
-      </w:r>
-      <w:r>
-        <w:t xml:space="preserve">corpus-specific heads are at most a bounded, item-local mechanism under the</w:t>
-      </w:r>
-      <w:r>
-        <w:t xml:space="preserve"> </w:t>
-      </w:r>
-      <w:r>
-        <w:t xml:space="preserve">current calibration budgets. Stronger encoders remain useful, but</w:t>
-      </w:r>
-      <w:r>
-        <w:t xml:space="preserve"> </w:t>
-      </w:r>
-      <w:r>
-        <w:t xml:space="preserve">cross-corpus depression models should not treat representation alignment,</w:t>
-      </w:r>
-      <w:r>
-        <w:t xml:space="preserve"> </w:t>
-      </w:r>
-      <w:r>
-        <w:t xml:space="preserve">target calibration, or measurement modeling as interchangeable evidence.</w:t>
+        <w:t xml:space="preserve">that match the target-label budget, trainable capacity, and optimization</w:t>
+      </w:r>
+      <w:r>
+        <w:t xml:space="preserve"> </w:t>
+      </w:r>
+      <w:r>
+        <w:t xml:space="preserve">exposure. This fair ablation changes the interpretation of the original large</w:t>
+      </w:r>
+      <w:r>
+        <w:t xml:space="preserve"> </w:t>
+      </w:r>
+      <w:r>
+        <w:t xml:space="preserve">gain over a frozen corpus-specific-head comparator: the main effect is the</w:t>
+      </w:r>
+      <w:r>
+        <w:t xml:space="preserve"> </w:t>
+      </w:r>
+      <w:r>
+        <w:t xml:space="preserve">target-label calibration regime, not an independently verified</w:t>
+      </w:r>
+      <w:r>
+        <w:t xml:space="preserve"> </w:t>
+      </w:r>
+      <w:r>
+        <w:t xml:space="preserve">corpus-specific measurement pathway. At the MV24 default budgets and across a</w:t>
+      </w:r>
+      <w:r>
+        <w:t xml:space="preserve"> </w:t>
+      </w:r>
+      <w:r>
+        <w:t xml:space="preserve">k=4–24 target-label budget sweep, a target-only direct MLP is the lowest-error</w:t>
+      </w:r>
+      <w:r>
+        <w:t xml:space="preserve"> </w:t>
+      </w:r>
+      <w:r>
+        <w:t xml:space="preserve">Macro Item MAE model; source-plus-target calibrated rows more often improve</w:t>
+      </w:r>
+      <w:r>
+        <w:t xml:space="preserve"> </w:t>
+      </w:r>
+      <w:r>
+        <w:t xml:space="preserve">calibration-in-the-large than item reconstruction. The ordinal</w:t>
+      </w:r>
+      <w:r>
+        <w:t xml:space="preserve"> </w:t>
+      </w:r>
+      <w:r>
+        <w:t xml:space="preserve">measurement-aware pathway remains a constructive framework instance, but it is</w:t>
+      </w:r>
+      <w:r>
+        <w:t xml:space="preserve"> </w:t>
+      </w:r>
+      <w:r>
+        <w:t xml:space="preserve">not uniformly superior to target-only, generic calibrated, shared-ordinal, or</w:t>
+      </w:r>
+      <w:r>
+        <w:t xml:space="preserve"> </w:t>
+      </w:r>
+      <w:r>
+        <w:t xml:space="preserve">direct multitask alternatives. Item-targeted and fixed-latent simulation</w:t>
+      </w:r>
+      <w:r>
+        <w:t xml:space="preserve"> </w:t>
+      </w:r>
+      <w:r>
+        <w:t xml:space="preserve">analyses further show that corpus-specific heads are at most a bounded,</w:t>
+      </w:r>
+      <w:r>
+        <w:t xml:space="preserve"> </w:t>
+      </w:r>
+      <w:r>
+        <w:t xml:space="preserve">item-local mechanism under the current calibration budgets. Stronger encoders</w:t>
+      </w:r>
+      <w:r>
+        <w:t xml:space="preserve"> </w:t>
+      </w:r>
+      <w:r>
+        <w:t xml:space="preserve">remain useful, but cross-corpus depression models should not treat</w:t>
+      </w:r>
+      <w:r>
+        <w:t xml:space="preserve"> </w:t>
+      </w:r>
+      <w:r>
+        <w:t xml:space="preserve">representation alignment, target calibration, or measurement modeling as</w:t>
+      </w:r>
+      <w:r>
+        <w:t xml:space="preserve"> </w:t>
+      </w:r>
+      <w:r>
+        <w:t xml:space="preserve">interchangeable evidence.</w:t>
       </w:r>
     </w:p>
     <w:p>
@@ -1294,25 +1306,19 @@
         <w:t xml:space="preserve"> </w:t>
       </w:r>
       <w:r>
-        <w:t xml:space="preserve">cumulative-logit item heads, then use matched calibrated ablations to show</w:t>
-      </w:r>
-      <w:r>
-        <w:t xml:space="preserve"> </w:t>
-      </w:r>
-      <w:r>
-        <w:t xml:space="preserve">that the robust empirical gain is target calibration with shared-layer</w:t>
-      </w:r>
-      <w:r>
-        <w:t xml:space="preserve"> </w:t>
-      </w:r>
-      <w:r>
-        <w:t xml:space="preserve">adaptation, while corpus-specific ordinal parameterization remains bounded</w:t>
-      </w:r>
-      <w:r>
-        <w:t xml:space="preserve"> </w:t>
-      </w:r>
-      <w:r>
-        <w:t xml:space="preserve">and direction-dependent.</w:t>
+        <w:t xml:space="preserve">cumulative-logit item heads, then use matched calibrated ablations and</w:t>
+      </w:r>
+      <w:r>
+        <w:t xml:space="preserve"> </w:t>
+      </w:r>
+      <w:r>
+        <w:t xml:space="preserve">repeated target-label budget splits to show that calibration regime, not</w:t>
+      </w:r>
+      <w:r>
+        <w:t xml:space="preserve"> </w:t>
+      </w:r>
+      <w:r>
+        <w:t xml:space="preserve">corpus-specific ordinal parameterization, is the empirically robust factor.</w:t>
       </w:r>
     </w:p>
     <w:p>
@@ -1912,6 +1918,101 @@
         <w:pStyle w:val="FirstParagraph"/>
       </w:pPr>
       <w:r>
+        <w:t xml:space="preserve">Benchmark construct validity is now an active topic in machine learning and</w:t>
+      </w:r>
+      <w:r>
+        <w:t xml:space="preserve"> </w:t>
+      </w:r>
+      <w:r>
+        <w:t xml:space="preserve">medical AI evaluation. Alaa et al. argue that medical LLM benchmarks should be</w:t>
+      </w:r>
+      <w:r>
+        <w:t xml:space="preserve"> </w:t>
+      </w:r>
+      <w:r>
+        <w:t xml:space="preserve">evaluated as construct-validity problems rather than treated as neutral</w:t>
+      </w:r>
+      <w:r>
+        <w:t xml:space="preserve"> </w:t>
+      </w:r>
+      <w:r>
+        <w:t xml:space="preserve">leaderboards</w:t>
+      </w:r>
+      <w:r>
+        <w:t xml:space="preserve"> </w:t>
+      </w:r>
+      <w:r>
+        <w:t xml:space="preserve">(Alaa et al. 2025)</w:t>
+      </w:r>
+      <w:r>
+        <w:t xml:space="preserve">. Bean et al. review LLM benchmarks</w:t>
+      </w:r>
+      <w:r>
+        <w:t xml:space="preserve"> </w:t>
+      </w:r>
+      <w:r>
+        <w:t xml:space="preserve">through the same measurement lens</w:t>
+      </w:r>
+      <w:r>
+        <w:t xml:space="preserve"> </w:t>
+      </w:r>
+      <w:r>
+        <w:t xml:space="preserve">(Bean et al. 2025)</w:t>
+      </w:r>
+      <w:r>
+        <w:t xml:space="preserve">, and Freiesleben and</w:t>
+      </w:r>
+      <w:r>
+        <w:t xml:space="preserve"> </w:t>
+      </w:r>
+      <w:r>
+        <w:t xml:space="preserve">Zezulka frame predictive benchmark scores as claims that require explicit</w:t>
+      </w:r>
+      <w:r>
+        <w:t xml:space="preserve"> </w:t>
+      </w:r>
+      <w:r>
+        <w:t xml:space="preserve">assumptions about the task, evaluation function, and data distribution</w:t>
+      </w:r>
+      <w:r>
+        <w:t xml:space="preserve"> </w:t>
+      </w:r>
+      <w:r>
+        <w:t xml:space="preserve">(Freiesleben and Zezulka 2025)</w:t>
+      </w:r>
+      <w:r>
+        <w:t xml:space="preserve">. We therefore do not claim that importing</w:t>
+      </w:r>
+      <w:r>
+        <w:t xml:space="preserve"> </w:t>
+      </w:r>
+      <w:r>
+        <w:t xml:space="preserve">construct validity into AI benchmarking is new. Our contribution is narrower</w:t>
+      </w:r>
+      <w:r>
+        <w:t xml:space="preserve"> </w:t>
+      </w:r>
+      <w:r>
+        <w:t xml:space="preserve">and more empirical: we operationalize target-contract validity for</w:t>
+      </w:r>
+      <w:r>
+        <w:t xml:space="preserve"> </w:t>
+      </w:r>
+      <w:r>
+        <w:t xml:space="preserve">cross-corpus depression detection, where clinical labels are scale-based</w:t>
+      </w:r>
+      <w:r>
+        <w:t xml:space="preserve"> </w:t>
+      </w:r>
+      <w:r>
+        <w:t xml:space="preserve">measurements rather than generic class names.</w:t>
+      </w:r>
+    </w:p>
+    <w:p>
+      <w:pPr>
+        <w:pStyle w:val="BodyText"/>
+      </w:pPr>
+      <w:r>
         <w:t xml:space="preserve">Benchmark-validity work in depression detection has shown that high scores can</w:t>
       </w:r>
       <w:r>
@@ -1981,25 +2082,19 @@
         <w:t xml:space="preserve">(Ishikawa and Duke 2026)</w:t>
       </w:r>
       <w:r>
-        <w:t xml:space="preserve">.</w:t>
-      </w:r>
-      <w:r>
-        <w:t xml:space="preserve"> </w:t>
-      </w:r>
-      <w:r>
-        <w:t xml:space="preserve">Related criterion-contamination audits make the same warning sharper: models</w:t>
-      </w:r>
-      <w:r>
-        <w:t xml:space="preserve"> </w:t>
-      </w:r>
-      <w:r>
-        <w:t xml:space="preserve">can appear clinically meaningful when the target criterion is mirrored in the</w:t>
-      </w:r>
-      <w:r>
-        <w:t xml:space="preserve"> </w:t>
-      </w:r>
-      <w:r>
-        <w:t xml:space="preserve">input evidence</w:t>
+        <w:t xml:space="preserve">. Related criterion-contamination audits make the</w:t>
+      </w:r>
+      <w:r>
+        <w:t xml:space="preserve"> </w:t>
+      </w:r>
+      <w:r>
+        <w:t xml:space="preserve">same warning sharper: models can appear clinically meaningful when the target</w:t>
+      </w:r>
+      <w:r>
+        <w:t xml:space="preserve"> </w:t>
+      </w:r>
+      <w:r>
+        <w:t xml:space="preserve">criterion is mirrored in the input evidence</w:t>
       </w:r>
       <w:r>
         <w:t xml:space="preserve"> </w:t>
@@ -2398,13 +2493,25 @@
         <w:t xml:space="preserve"> </w:t>
       </w:r>
       <w:r>
-        <w:t xml:space="preserve">transferable depression representations. We ask whether the targets used to</w:t>
-      </w:r>
-      <w:r>
-        <w:t xml:space="preserve"> </w:t>
-      </w:r>
-      <w:r>
-        <w:t xml:space="preserve">supervise those representations are themselves comparable across corpora.</w:t>
+        <w:t xml:space="preserve">transferable depression representations, or how to validate benchmarks in</w:t>
+      </w:r>
+      <w:r>
+        <w:t xml:space="preserve"> </w:t>
+      </w:r>
+      <w:r>
+        <w:t xml:space="preserve">general. We ask whether the depression targets used to supervise those</w:t>
+      </w:r>
+      <w:r>
+        <w:t xml:space="preserve"> </w:t>
+      </w:r>
+      <w:r>
+        <w:t xml:space="preserve">representations are themselves comparable across corpora, and how that audit</w:t>
+      </w:r>
+      <w:r>
+        <w:t xml:space="preserve"> </w:t>
+      </w:r>
+      <w:r>
+        <w:t xml:space="preserve">changes calibrated transfer claims.</w:t>
       </w:r>
     </w:p>
     <w:p>
@@ -4095,7 +4202,7 @@
         <w:t xml:space="preserve"> </w:t>
       </w:r>
       <w:r>
-        <w:t xml:space="preserve">target ordinal head from the source head; then adapt the target measurement</w:t>
+        <w:t xml:space="preserve">target ordinal head from the source head; then adapt the target-side ordinal</w:t>
       </w:r>
       <w:r>
         <w:t xml:space="preserve"> </w:t>
@@ -4149,13 +4256,13 @@
         <w:t xml:space="preserve"> </w:t>
       </w:r>
       <w:r>
-        <w:t xml:space="preserve">explicit target-calibrated ordinal measurement pathway; whether the ordinal</w:t>
-      </w:r>
-      <w:r>
-        <w:t xml:space="preserve"> </w:t>
-      </w:r>
-      <w:r>
-        <w:t xml:space="preserve">head must be corpus-specific is evaluated empirically.</w:t>
+        <w:t xml:space="preserve">explicit target-calibrated ordinal prediction path; whether the ordinal head</w:t>
+      </w:r>
+      <w:r>
+        <w:t xml:space="preserve"> </w:t>
+      </w:r>
+      <w:r>
+        <w:t xml:space="preserve">must be corpus-specific is evaluated empirically.</w:t>
       </w:r>
     </w:p>
     <w:p>
@@ -5350,6 +5457,74 @@
     </w:p>
     <w:p>
       <w:pPr>
+        <w:pStyle w:val="BodyText"/>
+      </w:pPr>
+      <w:r>
+        <w:t xml:space="preserve">Because the main E-DAIC/CMDC probe drops sharply after controls, we report the</w:t>
+      </w:r>
+      <w:r>
+        <w:t xml:space="preserve"> </w:t>
+      </w:r>
+      <w:r>
+        <w:t xml:space="preserve">residualization protocol explicitly. Controls are applied inside each</w:t>
+      </w:r>
+      <w:r>
+        <w:t xml:space="preserve"> </w:t>
+      </w:r>
+      <w:r>
+        <w:t xml:space="preserve">cross-validation fold: training-fold medians impute features, training-fold</w:t>
+      </w:r>
+      <w:r>
+        <w:t xml:space="preserve"> </w:t>
+      </w:r>
+      <w:r>
+        <w:t xml:space="preserve">standardization is applied, ordinary least-squares residualization is fitted on</w:t>
+      </w:r>
+      <w:r>
+        <w:t xml:space="preserve"> </w:t>
+      </w:r>
+      <w:r>
+        <w:t xml:space="preserve">the training fold with an intercept, and the held-out fold is transformed using</w:t>
+      </w:r>
+      <w:r>
+        <w:t xml:space="preserve"> </w:t>
+      </w:r>
+      <w:r>
+        <w:t xml:space="preserve">only those training-fold quantities. We decompose the control effect into</w:t>
+      </w:r>
+      <w:r>
+        <w:t xml:space="preserve"> </w:t>
+      </w:r>
+      <w:r>
+        <w:t xml:space="preserve">length-only, severity-only, length-plus-severity, and a shuffled-control</w:t>
+      </w:r>
+      <w:r>
+        <w:t xml:space="preserve"> </w:t>
+      </w:r>
+      <w:r>
+        <w:t xml:space="preserve">sensitivity that preserves covariate marginals while breaking subject-level</w:t>
+      </w:r>
+      <w:r>
+        <w:t xml:space="preserve"> </w:t>
+      </w:r>
+      <w:r>
+        <w:t xml:space="preserve">alignment. We also repeat the identity probe with a nonlinear random-forest</w:t>
+      </w:r>
+      <w:r>
+        <w:t xml:space="preserve"> </w:t>
+      </w:r>
+      <w:r>
+        <w:t xml:space="preserve">classifier after the same fold-internal preprocessing to test whether</w:t>
+      </w:r>
+      <w:r>
+        <w:t xml:space="preserve"> </w:t>
+      </w:r>
+      <w:r>
+        <w:t xml:space="preserve">near-chance controlled identity is specific to linear-probe capacity.</w:t>
+      </w:r>
+    </w:p>
+    <w:p>
+      <w:pPr>
         <w:pStyle w:val="Heading3"/>
       </w:pPr>
       <w:bookmarkStart w:id="38" w:name="rq2-measurement-discrepancy-design"/>
@@ -5692,6 +5867,50 @@
       </w:r>
       <w:r>
         <w:t xml:space="preserve">sample sizes.</w:t>
+      </w:r>
+    </w:p>
+    <w:p>
+      <w:pPr>
+        <w:pStyle w:val="BodyText"/>
+      </w:pPr>
+      <w:r>
+        <w:t xml:space="preserve">Finally, because the approximate invariance thresholds are heuristic screening</w:t>
+      </w:r>
+      <w:r>
+        <w:t xml:space="preserve"> </w:t>
+      </w:r>
+      <w:r>
+        <w:t xml:space="preserve">rules rather than universal psychometric standards, we report a sensitivity</w:t>
+      </w:r>
+      <w:r>
+        <w:t xml:space="preserve"> </w:t>
+      </w:r>
+      <w:r>
+        <w:t xml:space="preserve">grid over loading-difference tolerances 0.15, 0.20, and 0.25, threshold</w:t>
+      </w:r>
+      <w:r>
+        <w:t xml:space="preserve"> </w:t>
+      </w:r>
+      <w:r>
+        <w:t xml:space="preserve">tolerances 0.25, 0.35, and 0.45, and minimum-anchor requirements of 3, 4, and</w:t>
+      </w:r>
+      <w:r>
+        <w:t xml:space="preserve"> </w:t>
+      </w:r>
+      <w:r>
+        <w:t xml:space="preserve">5 items. The sensitivity grid is paired with the bootstrap item-DIF stability</w:t>
+      </w:r>
+      <w:r>
+        <w:t xml:space="preserve"> </w:t>
+      </w:r>
+      <w:r>
+        <w:t xml:space="preserve">summary, so anchor and threshold-shift readings are treated as robust only when</w:t>
+      </w:r>
+      <w:r>
+        <w:t xml:space="preserve"> </w:t>
+      </w:r>
+      <w:r>
+        <w:t xml:space="preserve">they recur across both sources of uncertainty.</w:t>
       </w:r>
     </w:p>
     <w:p>
@@ -6173,7 +6392,7 @@
         <w:t xml:space="preserve"> </w:t>
       </w:r>
       <w:r>
-        <w:t xml:space="preserve">Macro Item MAE and Calibration MAE. Their sum is reported as a compact</w:t>
+        <w:t xml:space="preserve">Macro Item MAE and binned item calibration MAE. Their sum is reported as a compact</w:t>
       </w:r>
       <w:r>
         <w:t xml:space="preserve"> </w:t>
@@ -6415,13 +6634,13 @@
         <w:pStyle w:val="FirstParagraph"/>
       </w:pPr>
       <w:r>
-        <w:t xml:space="preserve">Calibration MAE bins subjects into five equal-frequency predicted-severity</w:t>
-      </w:r>
-      <w:r>
-        <w:t xml:space="preserve"> </w:t>
-      </w:r>
-      <w:r>
-        <w:t xml:space="preserve">bins using predicted total score</w:t>
+        <w:t xml:space="preserve">Binned item calibration MAE bins subjects into five equal-frequency</w:t>
+      </w:r>
+      <w:r>
+        <w:t xml:space="preserve"> </w:t>
+      </w:r>
+      <w:r>
+        <w:t xml:space="preserve">predicted-severity bins using predicted total score</w:t>
       </w:r>
       <w:r>
         <w:t xml:space="preserve"> </w:t>
@@ -6493,19 +6712,13 @@
         </m:nary>
       </m:oMath>
       <w:r>
-        <w:t xml:space="preserve">, then</w:t>
-      </w:r>
-      <w:r>
-        <w:t xml:space="preserve"> </w:t>
-      </w:r>
-      <w:r>
-        <w:t xml:space="preserve">computes the weighted absolute gap between predicted and observed mean total</w:t>
-      </w:r>
-      <w:r>
-        <w:t xml:space="preserve"> </w:t>
-      </w:r>
-      <w:r>
-        <w:t xml:space="preserve">score:</w:t>
+        <w:t xml:space="preserve">, then computes the weighted absolute gap</w:t>
+      </w:r>
+      <w:r>
+        <w:t xml:space="preserve"> </w:t>
+      </w:r>
+      <w:r>
+        <w:t xml:space="preserve">between predicted and observed mean total score:</w:t>
       </w:r>
     </w:p>
     <w:p>
@@ -6878,6 +7091,56 @@
         <w:pStyle w:val="BodyText"/>
       </w:pPr>
       <w:r>
+        <w:t xml:space="preserve">For the reviewer-facing calibration analysis, we add a target-label budget</w:t>
+      </w:r>
+      <w:r>
+        <w:t xml:space="preserve"> </w:t>
+      </w:r>
+      <w:r>
+        <w:t xml:space="preserve">study with repeated subject-level calibration/evaluation splits. Target budgets</w:t>
+      </w:r>
+      <w:r>
+        <w:t xml:space="preserve"> </w:t>
+      </w:r>
+      <w:r>
+        <w:t xml:space="preserve">are varied while the frozen Qwen3+WavLM+OpenFace representation, source data,</w:t>
+      </w:r>
+      <w:r>
+        <w:t xml:space="preserve"> </w:t>
+      </w:r>
+      <w:r>
+        <w:t xml:space="preserve">trainable shared layers, and target evaluation protocol are held fixed. This</w:t>
+      </w:r>
+      <w:r>
+        <w:t xml:space="preserve"> </w:t>
+      </w:r>
+      <w:r>
+        <w:t xml:space="preserve">analysis also reports participant-bootstrap paired deltas for observed-scale</w:t>
+      </w:r>
+      <w:r>
+        <w:t xml:space="preserve"> </w:t>
+      </w:r>
+      <w:r>
+        <w:t xml:space="preserve">reconstruction and calibration metrics, so small architecture differences are</w:t>
+      </w:r>
+      <w:r>
+        <w:t xml:space="preserve"> </w:t>
+      </w:r>
+      <w:r>
+        <w:t xml:space="preserve">treated as uncertainty-bounded evidence rather than seed-level superiority</w:t>
+      </w:r>
+      <w:r>
+        <w:t xml:space="preserve"> </w:t>
+      </w:r>
+      <w:r>
+        <w:t xml:space="preserve">claims.</w:t>
+      </w:r>
+    </w:p>
+    <w:p>
+      <w:pPr>
+        <w:pStyle w:val="BodyText"/>
+      </w:pPr>
+      <w:r>
         <w:t xml:space="preserve">This design makes bounded results interpretable. If a method reduces output</w:t>
       </w:r>
       <w:r>
@@ -6974,25 +7237,19 @@
         <w:t xml:space="preserve"> </w:t>
       </w:r>
       <w:r>
-        <w:t xml:space="preserve">paired tests on the reconstruction-plus-calibration score are used as</w:t>
-      </w:r>
-      <w:r>
-        <w:t xml:space="preserve"> </w:t>
-      </w:r>
-      <w:r>
-        <w:t xml:space="preserve">descriptive stress checks; participant-level or repeated-split uncertainty</w:t>
-      </w:r>
-      <w:r>
-        <w:t xml:space="preserve"> </w:t>
-      </w:r>
-      <w:r>
-        <w:t xml:space="preserve">would be needed before turning small differences into primary superiority</w:t>
-      </w:r>
-      <w:r>
-        <w:t xml:space="preserve"> </w:t>
-      </w:r>
-      <w:r>
-        <w:t xml:space="preserve">evidence.</w:t>
+        <w:t xml:space="preserve">paired tests on the reconstruction-plus-calibration score are treated only as</w:t>
+      </w:r>
+      <w:r>
+        <w:t xml:space="preserve"> </w:t>
+      </w:r>
+      <w:r>
+        <w:t xml:space="preserve">descriptive stress checks; the repeated-split and participant-bootstrap budget</w:t>
+      </w:r>
+      <w:r>
+        <w:t xml:space="preserve"> </w:t>
+      </w:r>
+      <w:r>
+        <w:t xml:space="preserve">study is the primary uncertainty evidence for calibrated architecture claims.</w:t>
       </w:r>
     </w:p>
     <w:p>
@@ -7134,7 +7391,7 @@
               <w:jc w:val="left"/>
             </w:pPr>
             <w:r>
-              <w:t xml:space="preserve">Raw corpus-identity probes are strong screens, but residual identity is contrast-dependent. E-DAIC/CMDC drops near chance after length and severity controls, while DAIC-lineage identity remains high.</w:t>
+              <w:t xml:space="preserve">Raw corpus-identity probes are strong screens, but residual identity is control- and probe-dependent. In E-DAIC/CMDC, aligned length/acquisition controls explain the linear-probe signal, while nonlinear Qwen text probing still recovers identity.</w:t>
             </w:r>
           </w:p>
         </w:tc>
@@ -7204,7 +7461,7 @@
               <w:jc w:val="left"/>
             </w:pPr>
             <w:r>
-              <w:t xml:space="preserve">Qwen3 and lightweight multimodal stress tests show that stronger features do not erase target-mapping needs; fair calibrated ablations show that the large gain over a frozen-head comparator is largely target-supervised adaptation, while the measurement-aware ordinal pathway is competitive but not uniformly best.</w:t>
+              <w:t xml:space="preserve">Qwen3 and lightweight multimodal stress tests show that stronger features do not erase target-mapping needs; fair calibrated ablations and repeated target-budget splits show that the frozen-head gain is largely a calibration-regime effect, while target-only direct calibration is the strongest Macro Item MAE competitor.</w:t>
             </w:r>
           </w:p>
         </w:tc>
@@ -7215,7 +7472,7 @@
               <w:jc w:val="left"/>
             </w:pPr>
             <w:r>
-              <w:t xml:space="preserve">Stronger encoders and feature-alignment baselines should be paired with explicit target contracts, calibrated adaptation baselines, and calibration-aware evaluation before assigning gains to measurement modeling.</w:t>
+              <w:t xml:space="preserve">Stronger encoders and feature-alignment baselines should be paired with explicit target contracts, target-only and source-plus-target calibrated baselines, and calibration-aware evaluation before assigning gains to measurement modeling.</w:t>
             </w:r>
           </w:p>
         </w:tc>
@@ -7298,43 +7555,123 @@
         <w:pStyle w:val="BodyText"/>
       </w:pPr>
       <w:r>
-        <w:t xml:space="preserve">Figure 3 shows what happens after fold-internal length and severity</w:t>
-      </w:r>
-      <w:r>
-        <w:t xml:space="preserve"> </w:t>
-      </w:r>
-      <w:r>
-        <w:t xml:space="preserve">residualization. The cross-language E-DAIC/CMDC contrast drops from raw</w:t>
-      </w:r>
-      <w:r>
-        <w:t xml:space="preserve"> </w:t>
-      </w:r>
-      <w:r>
-        <w:t xml:space="preserve">near-perfect identity to chance-level balanced accuracy in Qwen3 text (0.497),</w:t>
-      </w:r>
-      <w:r>
-        <w:t xml:space="preserve"> </w:t>
-      </w:r>
-      <w:r>
-        <w:t xml:space="preserve">WavLM audio (0.484), and OpenFace video (0.522). After controlling for length</w:t>
-      </w:r>
-      <w:r>
-        <w:t xml:space="preserve"> </w:t>
-      </w:r>
-      <w:r>
-        <w:t xml:space="preserve">and severity, the E-DAIC/CMDC identity signal approaches chance, indicating</w:t>
-      </w:r>
-      <w:r>
-        <w:t xml:space="preserve"> </w:t>
-      </w:r>
-      <w:r>
-        <w:t xml:space="preserve">that the raw near-perfect probe was strongly coupled to these corpus-linked</w:t>
-      </w:r>
-      <w:r>
-        <w:t xml:space="preserve"> </w:t>
-      </w:r>
-      <w:r>
-        <w:t xml:space="preserve">factors rather than reflecting a stable residual corpus signature.</w:t>
+        <w:t xml:space="preserve">Figure 3 shows the original fold-internal linear-probe result after length and</w:t>
+      </w:r>
+      <w:r>
+        <w:t xml:space="preserve"> </w:t>
+      </w:r>
+      <w:r>
+        <w:t xml:space="preserve">severity residualization. The cross-language E-DAIC/CMDC contrast drops from</w:t>
+      </w:r>
+      <w:r>
+        <w:t xml:space="preserve"> </w:t>
+      </w:r>
+      <w:r>
+        <w:t xml:space="preserve">raw near-perfect identity to chance-level balanced accuracy in Qwen3 text</w:t>
+      </w:r>
+      <w:r>
+        <w:t xml:space="preserve"> </w:t>
+      </w:r>
+      <w:r>
+        <w:t xml:space="preserve">(0.497), WavLM audio (0.484), and OpenFace video (0.522). MV30 decomposes this</w:t>
+      </w:r>
+      <w:r>
+        <w:t xml:space="preserve"> </w:t>
+      </w:r>
+      <w:r>
+        <w:t xml:space="preserve">drop: severity-only control leaves the linear identity probe near 1.000, while</w:t>
+      </w:r>
+      <w:r>
+        <w:t xml:space="preserve"> </w:t>
+      </w:r>
+      <w:r>
+        <w:t xml:space="preserve">length-only control already reduces it to 0.495 in Qwen3 text, 0.481 in WavLM</w:t>
+      </w:r>
+      <w:r>
+        <w:t xml:space="preserve"> </w:t>
+      </w:r>
+      <w:r>
+        <w:t xml:space="preserve">audio, and 0.508 in OpenFace. Shuffling the length-plus-severity controls</w:t>
+      </w:r>
+      <w:r>
+        <w:t xml:space="preserve"> </w:t>
+      </w:r>
+      <w:r>
+        <w:t xml:space="preserve">returns the linear probe to near-perfect identity, showing that the reduction</w:t>
+      </w:r>
+      <w:r>
+        <w:t xml:space="preserve"> </w:t>
+      </w:r>
+      <w:r>
+        <w:t xml:space="preserve">depends on subject-aligned corpus-linked length/acquisition structure rather</w:t>
+      </w:r>
+      <w:r>
+        <w:t xml:space="preserve"> </w:t>
+      </w:r>
+      <w:r>
+        <w:t xml:space="preserve">than residualization mechanically erasing any signal.</w:t>
+      </w:r>
+    </w:p>
+    <w:p>
+      <w:pPr>
+        <w:pStyle w:val="BodyText"/>
+      </w:pPr>
+      <w:r>
+        <w:t xml:space="preserve">The same sensitivity also exposes a real caveat. With a nonlinear random-forest</w:t>
+      </w:r>
+      <w:r>
+        <w:t xml:space="preserve"> </w:t>
+      </w:r>
+      <w:r>
+        <w:t xml:space="preserve">probe after the same preprocessing, controlled identity remains high for Qwen3</w:t>
+      </w:r>
+      <w:r>
+        <w:t xml:space="preserve"> </w:t>
+      </w:r>
+      <w:r>
+        <w:t xml:space="preserve">text (0.987) and modest for WavLM audio (0.614), while OpenFace remains near</w:t>
+      </w:r>
+      <w:r>
+        <w:t xml:space="preserve"> </w:t>
+      </w:r>
+      <w:r>
+        <w:t xml:space="preserve">chance (0.504). Thus the correct RQ1 conclusion is not that E-DAIC/CMDC has no</w:t>
+      </w:r>
+      <w:r>
+        <w:t xml:space="preserve"> </w:t>
+      </w:r>
+      <w:r>
+        <w:t xml:space="preserve">residual corpus signature. It is that raw identity is strongly coupled to</w:t>
+      </w:r>
+      <w:r>
+        <w:t xml:space="preserve"> </w:t>
+      </w:r>
+      <w:r>
+        <w:t xml:space="preserve">length/acquisition structure under a linear probe, but higher-capacity probes</w:t>
+      </w:r>
+      <w:r>
+        <w:t xml:space="preserve"> </w:t>
+      </w:r>
+      <w:r>
+        <w:t xml:space="preserve">can still recover residual corpus information from some foundation feature</w:t>
+      </w:r>
+      <w:r>
+        <w:t xml:space="preserve"> </w:t>
+      </w:r>
+      <w:r>
+        <w:t xml:space="preserve">views. This is exactly why representation auditing is useful but insufficient:</w:t>
+      </w:r>
+      <w:r>
+        <w:t xml:space="preserve"> </w:t>
+      </w:r>
+      <w:r>
+        <w:t xml:space="preserve">the target-validity question cannot be settled by a single corpus-identity</w:t>
+      </w:r>
+      <w:r>
+        <w:t xml:space="preserve"> </w:t>
+      </w:r>
+      <w:r>
+        <w:t xml:space="preserve">number.</w:t>
       </w:r>
     </w:p>
     <w:p>
@@ -7346,7 +7683,7 @@
           <wp:inline>
             <wp:extent cx="5334000" cy="2439294"/>
             <wp:effectExtent b="0" l="0" r="0" t="0"/>
-            <wp:docPr descr="Figure 3. Control-dependent corpus identity. Points report balanced accuracy before and after fold-internal length plus severity residualization. E-DAIC/CMDC drops near chance after controls, while DAIC-lineage identity remains high, showing why raw corpus identity is a useful screen but not the final RQ1 evidence." title="" id="1" name="Picture"/>
+            <wp:docPr descr="Figure 3. Control-dependent corpus identity under the linear probe. Points report balanced accuracy before and after fold-internal length plus severity residualization. E-DAIC/CMDC drops near chance under the linear probe, while DAIC-lineage identity remains high; nonlinear sensitivity is reported separately." title="" id="1" name="Picture"/>
             <a:graphic>
               <a:graphicData uri="http://schemas.openxmlformats.org/drawingml/2006/picture">
                 <pic:pic>
@@ -7389,7 +7726,7 @@
         <w:pStyle w:val="ImageCaption"/>
       </w:pPr>
       <w:r>
-        <w:t xml:space="preserve">Figure 3. Control-dependent corpus identity. Points report balanced accuracy before and after fold-internal length plus severity residualization. E-DAIC/CMDC drops near chance after controls, while DAIC-lineage identity remains high, showing why raw corpus identity is a useful screen but not the final RQ1 evidence.</w:t>
+        <w:t xml:space="preserve">Figure 3. Control-dependent corpus identity under the linear probe. Points report balanced accuracy before and after fold-internal length plus severity residualization. E-DAIC/CMDC drops near chance under the linear probe, while DAIC-lineage identity remains high; nonlinear sensitivity is reported separately.</w:t>
       </w:r>
     </w:p>
     <w:p>
@@ -7415,37 +7752,37 @@
         <w:t xml:space="preserve"> </w:t>
       </w:r>
       <w:r>
-        <w:t xml:space="preserve">controls, with balanced accuracy 0.839 for Qwen3 text and 0.897 for WavLM</w:t>
-      </w:r>
-      <w:r>
-        <w:t xml:space="preserve"> </w:t>
-      </w:r>
-      <w:r>
-        <w:t xml:space="preserve">audio. A Chinese same-scale control, CMDC versus PDCH HAMD, is more modest but</w:t>
-      </w:r>
-      <w:r>
-        <w:t xml:space="preserve"> </w:t>
-      </w:r>
-      <w:r>
-        <w:t xml:space="preserve">still above chance in the Qwen3 text view (0.572). Thus, residual corpus</w:t>
-      </w:r>
-      <w:r>
-        <w:t xml:space="preserve"> </w:t>
-      </w:r>
-      <w:r>
-        <w:t xml:space="preserve">identity is not uniform: it weakens sharply for the main E-DAIC/CMDC contrast,</w:t>
-      </w:r>
-      <w:r>
-        <w:t xml:space="preserve"> </w:t>
-      </w:r>
-      <w:r>
-        <w:t xml:space="preserve">but persists in some lineage and clinical-setting contrasts after length and</w:t>
-      </w:r>
-      <w:r>
-        <w:t xml:space="preserve"> </w:t>
-      </w:r>
-      <w:r>
-        <w:t xml:space="preserve">severity shortcuts are removed.</w:t>
+        <w:t xml:space="preserve">linear controls, with balanced accuracy 0.839 for Qwen3 text and 0.897 for</w:t>
+      </w:r>
+      <w:r>
+        <w:t xml:space="preserve"> </w:t>
+      </w:r>
+      <w:r>
+        <w:t xml:space="preserve">WavLM audio. A Chinese same-scale control, CMDC versus PDCH HAMD, is more</w:t>
+      </w:r>
+      <w:r>
+        <w:t xml:space="preserve"> </w:t>
+      </w:r>
+      <w:r>
+        <w:t xml:space="preserve">modest but still above chance in the Qwen3 text view (0.572). Thus, residual</w:t>
+      </w:r>
+      <w:r>
+        <w:t xml:space="preserve"> </w:t>
+      </w:r>
+      <w:r>
+        <w:t xml:space="preserve">corpus identity is not uniform: it depends on contrast, controls, modality, and</w:t>
+      </w:r>
+      <w:r>
+        <w:t xml:space="preserve"> </w:t>
+      </w:r>
+      <w:r>
+        <w:t xml:space="preserve">probe capacity, and it can persist in lineage or clinical-setting contrasts</w:t>
+      </w:r>
+      <w:r>
+        <w:t xml:space="preserve"> </w:t>
+      </w:r>
+      <w:r>
+        <w:t xml:space="preserve">after length and severity shortcuts are removed.</w:t>
       </w:r>
     </w:p>
     <w:p>
@@ -7886,6 +8223,68 @@
         <w:pStyle w:val="BodyText"/>
       </w:pPr>
       <w:r>
+        <w:t xml:space="preserve">The sensitivity grid makes this claim boundary clearer. Across loading</w:t>
+      </w:r>
+      <w:r>
+        <w:t xml:space="preserve"> </w:t>
+      </w:r>
+      <w:r>
+        <w:t xml:space="preserve">tolerances of 0.15–0.25, threshold tolerances of 0.25–0.45, and</w:t>
+      </w:r>
+      <w:r>
+        <w:t xml:space="preserve"> </w:t>
+      </w:r>
+      <w:r>
+        <w:t xml:space="preserve">minimum-anchor requirements of 3–5 items, the default C01/C04/C05/C07 anchor</w:t>
+      </w:r>
+      <w:r>
+        <w:t xml:space="preserve"> </w:t>
+      </w:r>
+      <w:r>
+        <w:t xml:space="preserve">set is exactly recovered in only one third of grid rows and retained in two</w:t>
+      </w:r>
+      <w:r>
+        <w:t xml:space="preserve"> </w:t>
+      </w:r>
+      <w:r>
+        <w:t xml:space="preserve">thirds. By contrast, C02 and C06 remain threshold-free in every grid row.</w:t>
+      </w:r>
+      <w:r>
+        <w:t xml:space="preserve"> </w:t>
+      </w:r>
+      <w:r>
+        <w:t xml:space="preserve">Combining this grid with bootstrap DIF stability yields four stable anchor</w:t>
+      </w:r>
+      <w:r>
+        <w:t xml:space="preserve"> </w:t>
+      </w:r>
+      <w:r>
+        <w:t xml:space="preserve">items with strict-threshold caveats (C01, C04, C05, C07) and two stable</w:t>
+      </w:r>
+      <w:r>
+        <w:t xml:space="preserve"> </w:t>
+      </w:r>
+      <w:r>
+        <w:t xml:space="preserve">threshold-shift signals (C02, C06). This strengthens the audit as a bounded</w:t>
+      </w:r>
+      <w:r>
+        <w:t xml:space="preserve"> </w:t>
+      </w:r>
+      <w:r>
+        <w:t xml:space="preserve">target-contract result while preserving the finite-sample caution, especially</w:t>
+      </w:r>
+      <w:r>
+        <w:t xml:space="preserve"> </w:t>
+      </w:r>
+      <w:r>
+        <w:t xml:space="preserve">for sparse response categories.</w:t>
+      </w:r>
+    </w:p>
+    <w:p>
+      <w:pPr>
+        <w:pStyle w:val="BodyText"/>
+      </w:pPr>
+      <w:r>
         <w:rPr>
           <w:b/>
         </w:rPr>
@@ -8117,7 +8516,7 @@
         <w:t xml:space="preserve"> </w:t>
       </w:r>
       <w:r>
-        <w:t xml:space="preserve">Calibration MAE; Total MAE is shown as a severity-scale summary. The</w:t>
+        <w:t xml:space="preserve">binned item calibration MAE; Total MAE is shown as a severity-scale summary. The</w:t>
       </w:r>
       <w:r>
         <w:t xml:space="preserve"> </w:t>
@@ -8176,7 +8575,7 @@
         <w:rPr>
           <w:b/>
         </w:rPr>
-        <w:t xml:space="preserve">same-budget target-calibrated comparison; significance is discussed only within</w:t>
+        <w:t xml:space="preserve">same-budget source-plus-target calibrated comparison. Repeated-split</w:t>
       </w:r>
       <w:r>
         <w:rPr>
@@ -8188,7 +8587,7 @@
         <w:rPr>
           <w:b/>
         </w:rPr>
-        <w:t xml:space="preserve">target-calibrated rows.</w:t>
+        <w:t xml:space="preserve">target-only calibration audits are reported immediately after the table.</w:t>
       </w:r>
     </w:p>
     <w:p>
@@ -8301,7 +8700,7 @@
               <w:jc w:val="right"/>
             </w:pPr>
             <w:r>
-              <w:t xml:space="preserve">Calibration MAE ↓</w:t>
+              <w:t xml:space="preserve">Binned Item Calib. MAE ↓</w:t>
             </w:r>
           </w:p>
         </w:tc>
@@ -9380,7 +9779,7 @@
               <w:jc w:val="right"/>
             </w:pPr>
             <w:r>
-              <w:t xml:space="preserve">Calibration MAE ↓</w:t>
+              <w:t xml:space="preserve">Binned Item Calib. MAE ↓</w:t>
             </w:r>
           </w:p>
         </w:tc>
@@ -10378,7 +10777,13 @@
         <w:t xml:space="preserve"> </w:t>
       </w:r>
       <w:r>
-        <w:t xml:space="preserve">without target clinical labels. Within the calibrated block, the old</w:t>
+        <w:t xml:space="preserve">without target clinical labels. Within the source-plus-target calibrated block,</w:t>
+      </w:r>
+      <w:r>
+        <w:t xml:space="preserve"> </w:t>
+      </w:r>
+      <w:r>
+        <w:t xml:space="preserve">the old</w:t>
       </w:r>
       <w:r>
         <w:t xml:space="preserve"> </w:t>
@@ -10405,7 +10810,7 @@
         <w:t xml:space="preserve"> </w:t>
       </w:r>
       <w:r>
-        <w:t xml:space="preserve">identify the value of target calibration and shared-layer adaptation, not the</w:t>
+        <w:t xml:space="preserve">identify a target-calibration and shared-layer adaptation effect, not the</w:t>
       </w:r>
       <w:r>
         <w:t xml:space="preserve"> </w:t>
@@ -10419,13 +10824,19 @@
         <w:pStyle w:val="BodyText"/>
       </w:pPr>
       <w:r>
-        <w:t xml:space="preserve">The fair calibrated ablations give the claim boundary. The strongest result is</w:t>
-      </w:r>
-      <w:r>
-        <w:t xml:space="preserve"> </w:t>
-      </w:r>
-      <w:r>
-        <w:t xml:space="preserve">target calibration with shared-layer adaptation. In both directions, the frozen</w:t>
+        <w:t xml:space="preserve">MV28 adds the missing target-only and repeated-split comparison. At the MV24</w:t>
+      </w:r>
+      <w:r>
+        <w:t xml:space="preserve"> </w:t>
+      </w:r>
+      <w:r>
+        <w:t xml:space="preserve">default budgets, the target-only direct MLP has the lowest Macro Item MAE in</w:t>
+      </w:r>
+      <w:r>
+        <w:t xml:space="preserve"> </w:t>
+      </w:r>
+      <w:r>
+        <w:t xml:space="preserve">both directions:</w:t>
       </w:r>
       <w:r>
         <w:t xml:space="preserve"> </w:t>
@@ -10434,25 +10845,13 @@
         <w:rPr>
           <w:rStyle w:val="VerbatimChar"/>
         </w:rPr>
-        <w:t xml:space="preserve">Corpus-specific head</w:t>
-      </w:r>
-      <w:r>
-        <w:t xml:space="preserve"> </w:t>
-      </w:r>
-      <w:r>
-        <w:t xml:space="preserve">baseline is much worse than calibrated variants that</w:t>
-      </w:r>
-      <w:r>
-        <w:t xml:space="preserve"> </w:t>
-      </w:r>
-      <w:r>
-        <w:t xml:space="preserve">allow target labels to update the projector and shared symptom layer. Thus the</w:t>
-      </w:r>
-      <w:r>
-        <w:t xml:space="preserve"> </w:t>
-      </w:r>
-      <w:r>
-        <w:t xml:space="preserve">large original changes, from</w:t>
+        <w:t xml:space="preserve">0.840</w:t>
+      </w:r>
+      <w:r>
+        <w:t xml:space="preserve"> </w:t>
+      </w:r>
+      <w:r>
+        <w:t xml:space="preserve">for CMDC-to-E-DAIC at</w:t>
       </w:r>
       <w:r>
         <w:t xml:space="preserve"> </w:t>
@@ -10461,13 +10860,10 @@
         <w:rPr>
           <w:rStyle w:val="VerbatimChar"/>
         </w:rPr>
-        <w:t xml:space="preserve">0.967</w:t>
-      </w:r>
-      <w:r>
-        <w:t xml:space="preserve"> </w:t>
-      </w:r>
-      <w:r>
-        <w:t xml:space="preserve">to</w:t>
+        <w:t xml:space="preserve">k=66</w:t>
+      </w:r>
+      <w:r>
+        <w:t xml:space="preserve">, compared with</w:t>
       </w:r>
       <w:r>
         <w:t xml:space="preserve"> </w:t>
@@ -10476,34 +10872,13 @@
         <w:rPr>
           <w:rStyle w:val="VerbatimChar"/>
         </w:rPr>
-        <w:t xml:space="preserve">0.818</w:t>
-      </w:r>
-      <w:r>
-        <w:t xml:space="preserve"> </w:t>
-      </w:r>
-      <w:r>
-        <w:t xml:space="preserve">Item MAE in CMDC-to-E-DAIC and</w:t>
-      </w:r>
-      <w:r>
-        <w:t xml:space="preserve"> </w:t>
-      </w:r>
-      <w:r>
-        <w:t xml:space="preserve">from</w:t>
-      </w:r>
-      <w:r>
-        <w:t xml:space="preserve"> </w:t>
-      </w:r>
-      <w:r>
-        <w:rPr>
-          <w:rStyle w:val="VerbatimChar"/>
-        </w:rPr>
-        <w:t xml:space="preserve">1.346</w:t>
-      </w:r>
-      <w:r>
-        <w:t xml:space="preserve"> </w:t>
-      </w:r>
-      <w:r>
-        <w:t xml:space="preserve">to</w:t>
+        <w:t xml:space="preserve">0.873</w:t>
+      </w:r>
+      <w:r>
+        <w:t xml:space="preserve"> </w:t>
+      </w:r>
+      <w:r>
+        <w:t xml:space="preserve">for Measurement-aware, and</w:t>
       </w:r>
       <w:r>
         <w:t xml:space="preserve"> </w:t>
@@ -10518,45 +10893,19 @@
         <w:t xml:space="preserve"> </w:t>
       </w:r>
       <w:r>
-        <w:t xml:space="preserve">in E-DAIC-to-CMDC, should be read mainly as evidence</w:t>
-      </w:r>
-      <w:r>
-        <w:t xml:space="preserve"> </w:t>
-      </w:r>
-      <w:r>
-        <w:t xml:space="preserve">for target-supervised shared-layer adaptation rather than as proof of a</w:t>
-      </w:r>
-      <w:r>
-        <w:t xml:space="preserve"> </w:t>
-      </w:r>
-      <w:r>
-        <w:t xml:space="preserve">corpus-specific measurement head.</w:t>
-      </w:r>
-    </w:p>
-    <w:p>
-      <w:pPr>
-        <w:pStyle w:val="BodyText"/>
-      </w:pPr>
-      <w:r>
-        <w:t xml:space="preserve">The second result is narrower. In CMDC-to-E-DAIC, the core measurement-aware</w:t>
-      </w:r>
-      <w:r>
-        <w:t xml:space="preserve"> </w:t>
-      </w:r>
-      <w:r>
-        <w:t xml:space="preserve">model improves over direct target fine-tuning (</w:t>
+        <w:t xml:space="preserve">for E-DAIC-to-CMDC at</w:t>
+      </w:r>
+      <w:r>
+        <w:t xml:space="preserve"> </w:t>
       </w:r>
       <w:r>
         <w:rPr>
           <w:rStyle w:val="VerbatimChar"/>
         </w:rPr>
-        <w:t xml:space="preserve">0.851/0.482</w:t>
-      </w:r>
-      <w:r>
-        <w:t xml:space="preserve"> </w:t>
-      </w:r>
-      <w:r>
-        <w:t xml:space="preserve">to</w:t>
+        <w:t xml:space="preserve">k=24</w:t>
+      </w:r>
+      <w:r>
+        <w:t xml:space="preserve">, compared with</w:t>
       </w:r>
       <w:r>
         <w:t xml:space="preserve"> </w:t>
@@ -10565,31 +10914,40 @@
         <w:rPr>
           <w:rStyle w:val="VerbatimChar"/>
         </w:rPr>
-        <w:t xml:space="preserve">0.818/0.433</w:t>
-      </w:r>
-      <w:r>
-        <w:t xml:space="preserve"> </w:t>
-      </w:r>
-      <w:r>
-        <w:t xml:space="preserve">for Item MAE/Calibration MAE) and over the generic target MLP head</w:t>
-      </w:r>
-      <w:r>
-        <w:t xml:space="preserve"> </w:t>
-      </w:r>
-      <w:r>
-        <w:t xml:space="preserve">(</w:t>
+        <w:t xml:space="preserve">0.674</w:t>
+      </w:r>
+      <w:r>
+        <w:t xml:space="preserve"> </w:t>
+      </w:r>
+      <w:r>
+        <w:t xml:space="preserve">for Measurement-aware. Extending the audit to</w:t>
+      </w:r>
+      <w:r>
+        <w:t xml:space="preserve"> </w:t>
       </w:r>
       <w:r>
         <w:rPr>
           <w:rStyle w:val="VerbatimChar"/>
         </w:rPr>
-        <w:t xml:space="preserve">0.884/0.455</w:t>
-      </w:r>
-      <w:r>
-        <w:t xml:space="preserve"> </w:t>
-      </w:r>
-      <w:r>
-        <w:t xml:space="preserve">to</w:t>
+        <w:t xml:space="preserve">k=4,8,12,16,24</w:t>
+      </w:r>
+      <w:r>
+        <w:t xml:space="preserve"> </w:t>
+      </w:r>
+      <w:r>
+        <w:t xml:space="preserve">target-label budgets gives the same primary reconstruction result: target-only</w:t>
+      </w:r>
+      <w:r>
+        <w:t xml:space="preserve"> </w:t>
+      </w:r>
+      <w:r>
+        <w:t xml:space="preserve">direct calibration is the best Macro Item MAE row in all ten</w:t>
+      </w:r>
+      <w:r>
+        <w:t xml:space="preserve"> </w:t>
+      </w:r>
+      <w:r>
+        <w:t xml:space="preserve">direction-by-budget cells, and source-plus-target calibrated rows beat it in</w:t>
       </w:r>
       <w:r>
         <w:t xml:space="preserve"> </w:t>
@@ -10598,60 +10956,19 @@
         <w:rPr>
           <w:rStyle w:val="VerbatimChar"/>
         </w:rPr>
-        <w:t xml:space="preserve">0.818/0.433</w:t>
-      </w:r>
-      <w:r>
-        <w:t xml:space="preserve">), with paired compact score tests significant</w:t>
-      </w:r>
-      <w:r>
-        <w:t xml:space="preserve"> </w:t>
-      </w:r>
-      <w:r>
-        <w:t xml:space="preserve">at</w:t>
-      </w:r>
-      <w:r>
-        <w:t xml:space="preserve"> </w:t>
-      </w:r>
-      <m:oMath>
-        <m:r>
-          <m:t>p</m:t>
-        </m:r>
-        <m:r>
-          <m:t>&lt;</m:t>
-        </m:r>
-        <m:r>
-          <m:t>.05</m:t>
-        </m:r>
-      </m:oMath>
-      <w:r>
-        <w:t xml:space="preserve"> </w:t>
-      </w:r>
-      <w:r>
-        <w:t xml:space="preserve">for both comparisons. This supports a direction-dependent ordinal</w:t>
-      </w:r>
-      <w:r>
-        <w:t xml:space="preserve"> </w:t>
-      </w:r>
-      <w:r>
-        <w:t xml:space="preserve">inductive-bias reading. It does not support a universal architecture claim:</w:t>
-      </w:r>
-      <w:r>
-        <w:t xml:space="preserve"> </w:t>
-      </w:r>
-      <w:r>
-        <w:t xml:space="preserve">the same advantage is absent in E-DAIC-to-CMDC, where direct target fine-tuning</w:t>
-      </w:r>
-      <w:r>
-        <w:t xml:space="preserve"> </w:t>
-      </w:r>
-      <w:r>
-        <w:t xml:space="preserve">and direct source-plus-target multitask adaptation match or slightly beat the</w:t>
-      </w:r>
-      <w:r>
-        <w:t xml:space="preserve"> </w:t>
-      </w:r>
-      <w:r>
-        <w:t xml:space="preserve">measurement-aware row.</w:t>
+        <w:t xml:space="preserve">0/50</w:t>
+      </w:r>
+      <w:r>
+        <w:t xml:space="preserve"> </w:t>
+      </w:r>
+      <w:r>
+        <w:t xml:space="preserve">method-budget-direction cells. Participant-bootstrap deltas do not</w:t>
+      </w:r>
+      <w:r>
+        <w:t xml:space="preserve"> </w:t>
+      </w:r>
+      <w:r>
+        <w:t xml:space="preserve">produce a Macro Item MAE interval that favors source-plus-target calibration.</w:t>
       </w:r>
     </w:p>
     <w:p>
@@ -10659,13 +10976,78 @@
         <w:pStyle w:val="BodyText"/>
       </w:pPr>
       <w:r>
-        <w:t xml:space="preserve">The direct test of corpus-specific ordinal parameterization is the comparison</w:t>
-      </w:r>
-      <w:r>
-        <w:t xml:space="preserve"> </w:t>
-      </w:r>
-      <w:r>
-        <w:t xml:space="preserve">between</w:t>
+        <w:t xml:space="preserve">This does not mean source labels are useless. The repeated-split calibration</w:t>
+      </w:r>
+      <w:r>
+        <w:t xml:space="preserve"> </w:t>
+      </w:r>
+      <w:r>
+        <w:t xml:space="preserve">metrics show a tradeoff: source-plus-target calibrated rows reduce absolute</w:t>
+      </w:r>
+      <w:r>
+        <w:t xml:space="preserve"> </w:t>
+      </w:r>
+      <w:r>
+        <w:t xml:space="preserve">calibration-in-the-large in</w:t>
+      </w:r>
+      <w:r>
+        <w:t xml:space="preserve"> </w:t>
+      </w:r>
+      <w:r>
+        <w:rPr>
+          <w:rStyle w:val="VerbatimChar"/>
+        </w:rPr>
+        <w:t xml:space="preserve">46/50</w:t>
+      </w:r>
+      <w:r>
+        <w:t xml:space="preserve"> </w:t>
+      </w:r>
+      <w:r>
+        <w:t xml:space="preserve">cells and sometimes reduce binned item</w:t>
+      </w:r>
+      <w:r>
+        <w:t xml:space="preserve"> </w:t>
+      </w:r>
+      <w:r>
+        <w:t xml:space="preserve">calibration error in E-DAIC-to-CMDC, even while target-only direct calibration</w:t>
+      </w:r>
+      <w:r>
+        <w:t xml:space="preserve"> </w:t>
+      </w:r>
+      <w:r>
+        <w:t xml:space="preserve">keeps the best item reconstruction. The prediction-gate conclusion is</w:t>
+      </w:r>
+      <w:r>
+        <w:t xml:space="preserve"> </w:t>
+      </w:r>
+      <w:r>
+        <w:t xml:space="preserve">therefore not that measurement-aware transfer wins a leaderboard, but that</w:t>
+      </w:r>
+      <w:r>
+        <w:t xml:space="preserve"> </w:t>
+      </w:r>
+      <w:r>
+        <w:t xml:space="preserve">calibration regime, reconstruction, and calibration should be reported as</w:t>
+      </w:r>
+      <w:r>
+        <w:t xml:space="preserve"> </w:t>
+      </w:r>
+      <w:r>
+        <w:t xml:space="preserve">separate target-validity quantities.</w:t>
+      </w:r>
+    </w:p>
+    <w:p>
+      <w:pPr>
+        <w:pStyle w:val="BodyText"/>
+      </w:pPr>
+      <w:r>
+        <w:t xml:space="preserve">The direct test of corpus-specific ordinal parameterization remains negative.</w:t>
+      </w:r>
+      <w:r>
+        <w:t xml:space="preserve"> </w:t>
+      </w:r>
+      <w:r>
+        <w:t xml:space="preserve">In the original Table 3 default split,</w:t>
       </w:r>
       <w:r>
         <w:t xml:space="preserve"> </w:t>
@@ -10692,28 +11074,40 @@
         <w:t xml:space="preserve">Measurement-aware</w:t>
       </w:r>
       <w:r>
-        <w:t xml:space="preserve">. That comparison is</w:t>
-      </w:r>
-      <w:r>
-        <w:t xml:space="preserve"> </w:t>
-      </w:r>
-      <w:r>
-        <w:t xml:space="preserve">essentially tied. The compact reconstruction-plus-calibration score is</w:t>
-      </w:r>
-      <w:r>
-        <w:t xml:space="preserve"> </w:t>
+        <w:t xml:space="preserve"> </w:t>
+      </w:r>
+      <w:r>
+        <w:t xml:space="preserve">are essentially tied. MV28 preserves that conclusion under</w:t>
+      </w:r>
+      <w:r>
+        <w:t xml:space="preserve"> </w:t>
+      </w:r>
+      <w:r>
+        <w:t xml:space="preserve">repeated splits: the shared-head minus measurement-aware Macro Item MAE delta</w:t>
+      </w:r>
+      <w:r>
+        <w:t xml:space="preserve"> </w:t>
+      </w:r>
+      <w:r>
+        <w:t xml:space="preserve">is near zero at the MV24 default budgets (</w:t>
       </w:r>
       <w:r>
         <w:rPr>
           <w:rStyle w:val="VerbatimChar"/>
         </w:rPr>
-        <w:t xml:space="preserve">1.252</w:t>
-      </w:r>
-      <w:r>
-        <w:t xml:space="preserve"> </w:t>
-      </w:r>
-      <w:r>
-        <w:t xml:space="preserve">versus</w:t>
+        <w:t xml:space="preserve">0.002</w:t>
+      </w:r>
+      <w:r>
+        <w:t xml:space="preserve"> </w:t>
+      </w:r>
+      <w:r>
+        <w:t xml:space="preserve">in CMDC-to-E-DAIC and</w:t>
+      </w:r>
+      <w:r>
+        <w:t xml:space="preserve"> </w:t>
+      </w:r>
+      <w:r>
+        <w:t xml:space="preserve">approximately</w:t>
       </w:r>
       <w:r>
         <w:t xml:space="preserve"> </w:t>
@@ -10722,13 +11116,19 @@
         <w:rPr>
           <w:rStyle w:val="VerbatimChar"/>
         </w:rPr>
-        <w:t xml:space="preserve">1.251</w:t>
-      </w:r>
-      <w:r>
-        <w:t xml:space="preserve"> </w:t>
-      </w:r>
-      <w:r>
-        <w:t xml:space="preserve">in CMDC-to-E-DAIC and</w:t>
+        <w:t xml:space="preserve">0.000</w:t>
+      </w:r>
+      <w:r>
+        <w:t xml:space="preserve"> </w:t>
+      </w:r>
+      <w:r>
+        <w:t xml:space="preserve">in E-DAIC-to-CMDC), with participant-bootstrap intervals</w:t>
+      </w:r>
+      <w:r>
+        <w:t xml:space="preserve"> </w:t>
+      </w:r>
+      <w:r>
+        <w:t xml:space="preserve">spanning zero. Across the</w:t>
       </w:r>
       <w:r>
         <w:t xml:space="preserve"> </w:t>
@@ -10737,13 +11137,19 @@
         <w:rPr>
           <w:rStyle w:val="VerbatimChar"/>
         </w:rPr>
-        <w:t xml:space="preserve">0.988</w:t>
-      </w:r>
-      <w:r>
-        <w:t xml:space="preserve"> </w:t>
-      </w:r>
-      <w:r>
-        <w:t xml:space="preserve">versus</w:t>
+        <w:t xml:space="preserve">k=4--24</w:t>
+      </w:r>
+      <w:r>
+        <w:t xml:space="preserve"> </w:t>
+      </w:r>
+      <w:r>
+        <w:t xml:space="preserve">budget sweep, the measurement-aware ordinal</w:t>
+      </w:r>
+      <w:r>
+        <w:t xml:space="preserve"> </w:t>
+      </w:r>
+      <w:r>
+        <w:t xml:space="preserve">row beats matched alternatives on mean Macro Item MAE in only</w:t>
       </w:r>
       <w:r>
         <w:t xml:space="preserve"> </w:t>
@@ -10752,31 +11158,51 @@
         <w:rPr>
           <w:rStyle w:val="VerbatimChar"/>
         </w:rPr>
-        <w:t xml:space="preserve">0.987</w:t>
-      </w:r>
-      <w:r>
-        <w:t xml:space="preserve"> </w:t>
-      </w:r>
-      <w:r>
-        <w:t xml:space="preserve">in</w:t>
-      </w:r>
-      <w:r>
-        <w:t xml:space="preserve"> </w:t>
-      </w:r>
-      <w:r>
-        <w:t xml:space="preserve">E-DAIC-to-CMDC. A targeted item analysis reaches the same conclusion. For the</w:t>
-      </w:r>
-      <w:r>
-        <w:t xml:space="preserve"> </w:t>
-      </w:r>
-      <w:r>
-        <w:t xml:space="preserve">measurement-gate C02/C06 threshold-shift set, the shared-head minus</w:t>
-      </w:r>
-      <w:r>
-        <w:t xml:space="preserve"> </w:t>
-      </w:r>
-      <w:r>
-        <w:t xml:space="preserve">measurement-aware delta is only</w:t>
+        <w:t xml:space="preserve">3/50</w:t>
+      </w:r>
+      <w:r>
+        <w:t xml:space="preserve"> </w:t>
+      </w:r>
+      <w:r>
+        <w:t xml:space="preserve">cells,</w:t>
+      </w:r>
+      <w:r>
+        <w:t xml:space="preserve"> </w:t>
+      </w:r>
+      <w:r>
+        <w:t xml:space="preserve">and no participant-bootstrap interval supports a uniform measurement-aware</w:t>
+      </w:r>
+      <w:r>
+        <w:t xml:space="preserve"> </w:t>
+      </w:r>
+      <w:r>
+        <w:t xml:space="preserve">advantage. Thus the corpus-specific ordinal head is a tested framework</w:t>
+      </w:r>
+      <w:r>
+        <w:t xml:space="preserve"> </w:t>
+      </w:r>
+      <w:r>
+        <w:t xml:space="preserve">component, not an independently supported source of overall improvement.</w:t>
+      </w:r>
+    </w:p>
+    <w:p>
+      <w:pPr>
+        <w:pStyle w:val="BodyText"/>
+      </w:pPr>
+      <w:r>
+        <w:t xml:space="preserve">A targeted item analysis reaches the same conclusion. For the measurement-gate</w:t>
+      </w:r>
+      <w:r>
+        <w:t xml:space="preserve"> </w:t>
+      </w:r>
+      <w:r>
+        <w:t xml:space="preserve">C02/C06 threshold-shift set, the shared-head minus measurement-aware delta is</w:t>
+      </w:r>
+      <w:r>
+        <w:t xml:space="preserve"> </w:t>
+      </w:r>
+      <w:r>
+        <w:t xml:space="preserve">only</w:t>
       </w:r>
       <w:r>
         <w:t xml:space="preserve"> </w:t>
@@ -10806,69 +11232,49 @@
         <w:t xml:space="preserve"> </w:t>
       </w:r>
       <w:r>
-        <w:t xml:space="preserve">MAE</w:t>
-      </w:r>
-      <w:r>
-        <w:t xml:space="preserve"> </w:t>
-      </w:r>
-      <w:r>
-        <w:t xml:space="preserve">in E-DAIC-to-CMDC, with confidence intervals spanning zero in both directions.</w:t>
-      </w:r>
-      <w:r>
-        <w:t xml:space="preserve"> </w:t>
-      </w:r>
-      <w:r>
-        <w:t xml:space="preserve">The C01/C04/C05/C07 anchor set is also near tied. Thus Table 3 does not prove</w:t>
-      </w:r>
-      <w:r>
-        <w:t xml:space="preserve"> </w:t>
-      </w:r>
-      <w:r>
-        <w:t xml:space="preserve">that corpus-specific measurement parameterization is an independent source of</w:t>
-      </w:r>
-      <w:r>
-        <w:t xml:space="preserve"> </w:t>
-      </w:r>
-      <w:r>
-        <w:t xml:space="preserve">performance improvement.</w:t>
-      </w:r>
-    </w:p>
-    <w:p>
-      <w:pPr>
-        <w:pStyle w:val="BodyText"/>
-      </w:pPr>
-      <w:r>
-        <w:t xml:space="preserve">A fixed-latent companion simulation clarifies what this negative result does</w:t>
-      </w:r>
-      <w:r>
-        <w:t xml:space="preserve"> </w:t>
-      </w:r>
-      <w:r>
-        <w:t xml:space="preserve">and does not mean. When the latent severity coordinate is given directly to the</w:t>
-      </w:r>
-      <w:r>
-        <w:t xml:space="preserve"> </w:t>
-      </w:r>
-      <w:r>
-        <w:t xml:space="preserve">measurement head, a scalar-invariant world shows no benefit from adding</w:t>
-      </w:r>
-      <w:r>
-        <w:t xml:space="preserve"> </w:t>
-      </w:r>
-      <w:r>
-        <w:t xml:space="preserve">corpus-specific ordinal thresholds. Under a planted C02/C06 threshold-DIF</w:t>
-      </w:r>
-      <w:r>
-        <w:t xml:space="preserve"> </w:t>
-      </w:r>
-      <w:r>
-        <w:t xml:space="preserve">world, the C02/C06 item-set delta becomes positive in both transfer directions</w:t>
-      </w:r>
-      <w:r>
-        <w:t xml:space="preserve"> </w:t>
-      </w:r>
-      <w:r>
-        <w:t xml:space="preserve">(</w:t>
+        <w:t xml:space="preserve">MAE in E-DAIC-to-CMDC, with</w:t>
+      </w:r>
+      <w:r>
+        <w:t xml:space="preserve"> </w:t>
+      </w:r>
+      <w:r>
+        <w:t xml:space="preserve">confidence intervals spanning zero in both directions. The C01/C04/C05/C07</w:t>
+      </w:r>
+      <w:r>
+        <w:t xml:space="preserve"> </w:t>
+      </w:r>
+      <w:r>
+        <w:t xml:space="preserve">anchor set is also near tied. A fixed-latent companion simulation clarifies</w:t>
+      </w:r>
+      <w:r>
+        <w:t xml:space="preserve"> </w:t>
+      </w:r>
+      <w:r>
+        <w:t xml:space="preserve">what this negative result does and does not mean. When the latent severity</w:t>
+      </w:r>
+      <w:r>
+        <w:t xml:space="preserve"> </w:t>
+      </w:r>
+      <w:r>
+        <w:t xml:space="preserve">coordinate is given directly to the measurement head, a scalar-invariant world</w:t>
+      </w:r>
+      <w:r>
+        <w:t xml:space="preserve"> </w:t>
+      </w:r>
+      <w:r>
+        <w:t xml:space="preserve">shows no benefit from adding corpus-specific ordinal thresholds. Under a</w:t>
+      </w:r>
+      <w:r>
+        <w:t xml:space="preserve"> </w:t>
+      </w:r>
+      <w:r>
+        <w:t xml:space="preserve">planted C02/C06 threshold-DIF world, the C02/C06 item-set delta becomes</w:t>
+      </w:r>
+      <w:r>
+        <w:t xml:space="preserve"> </w:t>
+      </w:r>
+      <w:r>
+        <w:t xml:space="preserve">positive in both transfer directions (</w:t>
       </w:r>
       <w:r>
         <w:rPr>
@@ -10895,55 +11301,49 @@
         <w:t xml:space="preserve"> </w:t>
       </w:r>
       <w:r>
-        <w:t xml:space="preserve">MAE in favor of the corpus-specific head), while anchor</w:t>
-      </w:r>
-      <w:r>
-        <w:t xml:space="preserve"> </w:t>
-      </w:r>
-      <w:r>
-        <w:t xml:space="preserve">items do not improve. This is weak item-local mechanism consistency, not a</w:t>
-      </w:r>
-      <w:r>
-        <w:t xml:space="preserve"> </w:t>
-      </w:r>
-      <w:r>
-        <w:t xml:space="preserve">large practical gain at the observed calibration budgets. The correct</w:t>
-      </w:r>
-      <w:r>
-        <w:t xml:space="preserve"> </w:t>
-      </w:r>
-      <w:r>
-        <w:t xml:space="preserve">interpretation is therefore: measurement audits can identify where target</w:t>
-      </w:r>
-      <w:r>
-        <w:t xml:space="preserve"> </w:t>
-      </w:r>
-      <w:r>
-        <w:t xml:space="preserve">mechanisms should be checked, but detected heterogeneity does not automatically</w:t>
-      </w:r>
-      <w:r>
-        <w:t xml:space="preserve"> </w:t>
-      </w:r>
-      <w:r>
-        <w:t xml:space="preserve">mean that every corpus needs a fully separate measurement head in the real</w:t>
-      </w:r>
-      <w:r>
-        <w:t xml:space="preserve"> </w:t>
-      </w:r>
-      <w:r>
-        <w:t xml:space="preserve">multimodal transfer setting. Adding MMD changes the compact score only</w:t>
-      </w:r>
-      <w:r>
-        <w:t xml:space="preserve"> </w:t>
-      </w:r>
-      <w:r>
-        <w:t xml:space="preserve">slightly and is treated as an auxiliary variant rather than the definition of</w:t>
-      </w:r>
-      <w:r>
-        <w:t xml:space="preserve"> </w:t>
-      </w:r>
-      <w:r>
-        <w:t xml:space="preserve">the method.</w:t>
+        <w:t xml:space="preserve">MAE in favor of the</w:t>
+      </w:r>
+      <w:r>
+        <w:t xml:space="preserve"> </w:t>
+      </w:r>
+      <w:r>
+        <w:t xml:space="preserve">corpus-specific head), while anchor items do not improve. This is weak</w:t>
+      </w:r>
+      <w:r>
+        <w:t xml:space="preserve"> </w:t>
+      </w:r>
+      <w:r>
+        <w:t xml:space="preserve">item-local mechanism consistency, not a large practical gain at the observed</w:t>
+      </w:r>
+      <w:r>
+        <w:t xml:space="preserve"> </w:t>
+      </w:r>
+      <w:r>
+        <w:t xml:space="preserve">calibration budgets. Measurement audits can identify where target mechanisms</w:t>
+      </w:r>
+      <w:r>
+        <w:t xml:space="preserve"> </w:t>
+      </w:r>
+      <w:r>
+        <w:t xml:space="preserve">should be checked, but detected heterogeneity does not automatically mean that</w:t>
+      </w:r>
+      <w:r>
+        <w:t xml:space="preserve"> </w:t>
+      </w:r>
+      <w:r>
+        <w:t xml:space="preserve">every corpus needs a fully separate measurement head in the real multimodal</w:t>
+      </w:r>
+      <w:r>
+        <w:t xml:space="preserve"> </w:t>
+      </w:r>
+      <w:r>
+        <w:t xml:space="preserve">transfer setting. Adding MMD changes the compact score only slightly and is</w:t>
+      </w:r>
+      <w:r>
+        <w:t xml:space="preserve"> </w:t>
+      </w:r>
+      <w:r>
+        <w:t xml:space="preserve">treated as an auxiliary variant rather than the definition of the method.</w:t>
       </w:r>
     </w:p>
     <w:p>
@@ -10957,37 +11357,49 @@
         <w:t xml:space="preserve"> </w:t>
       </w:r>
       <w:r>
-        <w:t xml:space="preserve">MMD-style alignment lower some transfer errors, and direct calibrated adaptation</w:t>
-      </w:r>
-      <w:r>
-        <w:t xml:space="preserve"> </w:t>
-      </w:r>
-      <w:r>
-        <w:t xml:space="preserve">is a strong competitor once it is allowed to update the same shared layers. This</w:t>
-      </w:r>
-      <w:r>
-        <w:t xml:space="preserve"> </w:t>
-      </w:r>
-      <w:r>
-        <w:t xml:space="preserve">is exactly why target-label exposure and trainable-capacity controls matter:</w:t>
-      </w:r>
-      <w:r>
-        <w:t xml:space="preserve"> </w:t>
-      </w:r>
-      <w:r>
-        <w:t xml:space="preserve">under a strong frozen multimodal foundation representation, clinical target</w:t>
-      </w:r>
-      <w:r>
-        <w:t xml:space="preserve"> </w:t>
-      </w:r>
-      <w:r>
-        <w:t xml:space="preserve">calibration changes the result, but the specific measurement parameterization</w:t>
-      </w:r>
-      <w:r>
-        <w:t xml:space="preserve"> </w:t>
-      </w:r>
-      <w:r>
-        <w:t xml:space="preserve">must earn its contribution against fair calibrated alternatives.</w:t>
+        <w:t xml:space="preserve">MMD-style alignment lower some transfer errors, target-only direct calibration</w:t>
+      </w:r>
+      <w:r>
+        <w:t xml:space="preserve"> </w:t>
+      </w:r>
+      <w:r>
+        <w:t xml:space="preserve">is a strong small-budget reconstruction baseline, and source-plus-target</w:t>
+      </w:r>
+      <w:r>
+        <w:t xml:space="preserve"> </w:t>
+      </w:r>
+      <w:r>
+        <w:t xml:space="preserve">calibrated adaptation can improve calibration-in-the-large even when it does</w:t>
+      </w:r>
+      <w:r>
+        <w:t xml:space="preserve"> </w:t>
+      </w:r>
+      <w:r>
+        <w:t xml:space="preserve">not improve Macro Item MAE. This is exactly why target-label exposure,</w:t>
+      </w:r>
+      <w:r>
+        <w:t xml:space="preserve"> </w:t>
+      </w:r>
+      <w:r>
+        <w:t xml:space="preserve">trainable-capacity controls, and calibration metrics matter: under a strong</w:t>
+      </w:r>
+      <w:r>
+        <w:t xml:space="preserve"> </w:t>
+      </w:r>
+      <w:r>
+        <w:t xml:space="preserve">frozen multimodal foundation representation, clinical target calibration</w:t>
+      </w:r>
+      <w:r>
+        <w:t xml:space="preserve"> </w:t>
+      </w:r>
+      <w:r>
+        <w:t xml:space="preserve">changes the result, but the specific measurement parameterization must earn its</w:t>
+      </w:r>
+      <w:r>
+        <w:t xml:space="preserve"> </w:t>
+      </w:r>
+      <w:r>
+        <w:t xml:space="preserve">contribution against fair calibrated alternatives.</w:t>
       </w:r>
     </w:p>
     <w:p>
@@ -11375,31 +11787,43 @@
         <w:t xml:space="preserve"> </w:t>
       </w:r>
       <w:r>
-        <w:t xml:space="preserve">baseline comes from allowing target calibration labels to update the shared</w:t>
-      </w:r>
-      <w:r>
-        <w:t xml:space="preserve"> </w:t>
-      </w:r>
-      <w:r>
-        <w:t xml:space="preserve">layers. In the formal PHQ shared-item model, corpus-specific cumulative-logit</w:t>
-      </w:r>
-      <w:r>
-        <w:t xml:space="preserve"> </w:t>
-      </w:r>
-      <w:r>
-        <w:t xml:space="preserve">heads remain a principled and competitive way to encode different ordinal</w:t>
-      </w:r>
-      <w:r>
-        <w:t xml:space="preserve"> </w:t>
-      </w:r>
-      <w:r>
-        <w:t xml:space="preserve">response processes, and the fixed-latent simulation shows weak item-local</w:t>
-      </w:r>
-      <w:r>
-        <w:t xml:space="preserve"> </w:t>
-      </w:r>
-      <w:r>
-        <w:t xml:space="preserve">benefit under planted C02/C06 threshold shift. But the real-data</w:t>
+        <w:t xml:space="preserve">baseline comes from the target calibration regime, including the ability of</w:t>
+      </w:r>
+      <w:r>
+        <w:t xml:space="preserve"> </w:t>
+      </w:r>
+      <w:r>
+        <w:t xml:space="preserve">target labels to update trainable layers. But when target-only direct</w:t>
+      </w:r>
+      <w:r>
+        <w:t xml:space="preserve"> </w:t>
+      </w:r>
+      <w:r>
+        <w:t xml:space="preserve">calibration is added at matched budgets, it becomes the strongest Macro Item</w:t>
+      </w:r>
+      <w:r>
+        <w:t xml:space="preserve"> </w:t>
+      </w:r>
+      <w:r>
+        <w:t xml:space="preserve">MAE comparator at both MV24 default budgets and throughout the small-budget</w:t>
+      </w:r>
+      <w:r>
+        <w:t xml:space="preserve"> </w:t>
+      </w:r>
+      <w:r>
+        <w:t xml:space="preserve">sweep. Corpus-specific cumulative-logit heads remain a principled way to encode</w:t>
+      </w:r>
+      <w:r>
+        <w:t xml:space="preserve"> </w:t>
+      </w:r>
+      <w:r>
+        <w:t xml:space="preserve">different ordinal response processes, and the fixed-latent simulation shows</w:t>
+      </w:r>
+      <w:r>
+        <w:t xml:space="preserve"> </w:t>
+      </w:r>
+      <w:r>
+        <w:t xml:space="preserve">weak item-local benefit under planted C02/C06 threshold shift. The real-data</w:t>
       </w:r>
       <w:r>
         <w:t xml:space="preserve"> </w:t>
@@ -11441,7 +11865,13 @@
         <w:t xml:space="preserve"> </w:t>
       </w:r>
       <w:r>
-        <w:t xml:space="preserve">an accidental advantage.</w:t>
+        <w:t xml:space="preserve">an accidental advantage, and target-only calibration must be reported beside</w:t>
+      </w:r>
+      <w:r>
+        <w:t xml:space="preserve"> </w:t>
+      </w:r>
+      <w:r>
+        <w:t xml:space="preserve">source-plus-target calibration.</w:t>
       </w:r>
     </w:p>
     <w:p>
@@ -11647,13 +12077,7 @@
         <w:pStyle w:val="BodyText"/>
       </w:pPr>
       <w:r>
-        <w:t xml:space="preserve">Sixth, the current uncertainty summaries are seed-level and split-level</w:t>
-      </w:r>
-      <w:r>
-        <w:t xml:space="preserve"> </w:t>
-      </w:r>
-      <w:r>
-        <w:t xml:space="preserve">descriptive checks. The paired tests over five seeds are useful for detecting</w:t>
+        <w:t xml:space="preserve">Sixth, the paired tests over the original five seeds are useful for detecting</w:t>
       </w:r>
       <w:r>
         <w:t xml:space="preserve"> </w:t>
@@ -11671,19 +12095,19 @@
         <w:t xml:space="preserve"> </w:t>
       </w:r>
       <w:r>
-        <w:t xml:space="preserve">where the target evaluation set contains 20 subjects. Participant-level or</w:t>
-      </w:r>
-      <w:r>
-        <w:t xml:space="preserve"> </w:t>
-      </w:r>
-      <w:r>
-        <w:t xml:space="preserve">repeated-split uncertainty should be used before making stronger superiority</w:t>
-      </w:r>
-      <w:r>
-        <w:t xml:space="preserve"> </w:t>
-      </w:r>
-      <w:r>
-        <w:t xml:space="preserve">claims from small differences.</w:t>
+        <w:t xml:space="preserve">where the target evaluation set is small. We therefore treat the repeated</w:t>
+      </w:r>
+      <w:r>
+        <w:t xml:space="preserve"> </w:t>
+      </w:r>
+      <w:r>
+        <w:t xml:space="preserve">target-calibration splits and participant-bootstrap deltas as the relevant</w:t>
+      </w:r>
+      <w:r>
+        <w:t xml:space="preserve"> </w:t>
+      </w:r>
+      <w:r>
+        <w:t xml:space="preserve">uncertainty layer for calibrated architecture claims.</w:t>
       </w:r>
     </w:p>
     <w:p>
@@ -11775,25 +12199,25 @@
         <w:t xml:space="preserve"> </w:t>
       </w:r>
       <w:r>
-        <w:t xml:space="preserve">claim boundary. The robust empirical lesson is that target calibration and</w:t>
-      </w:r>
-      <w:r>
-        <w:t xml:space="preserve"> </w:t>
-      </w:r>
-      <w:r>
-        <w:t xml:space="preserve">shared-layer adaptation matter; ordinal measurement modeling can help in a</w:t>
-      </w:r>
-      <w:r>
-        <w:t xml:space="preserve"> </w:t>
-      </w:r>
-      <w:r>
-        <w:t xml:space="preserve">direction-dependent way; and corpus-specific ordinal heads have not yet shown</w:t>
-      </w:r>
-      <w:r>
-        <w:t xml:space="preserve"> </w:t>
-      </w:r>
-      <w:r>
-        <w:t xml:space="preserve">an independent overall advantage over a shared ordinal head in the real</w:t>
+        <w:t xml:space="preserve">claim boundary. The robust empirical lesson is that target-label calibration</w:t>
+      </w:r>
+      <w:r>
+        <w:t xml:space="preserve"> </w:t>
+      </w:r>
+      <w:r>
+        <w:t xml:space="preserve">and adaptation regime matter; target-only direct calibration is a strong and</w:t>
+      </w:r>
+      <w:r>
+        <w:t xml:space="preserve"> </w:t>
+      </w:r>
+      <w:r>
+        <w:t xml:space="preserve">often lower-error baseline; and corpus-specific ordinal heads have not yet</w:t>
+      </w:r>
+      <w:r>
+        <w:t xml:space="preserve"> </w:t>
+      </w:r>
+      <w:r>
+        <w:t xml:space="preserve">shown an independent overall advantage over a shared ordinal head in the real</w:t>
       </w:r>
       <w:r>
         <w:t xml:space="preserve"> </w:t>
@@ -11805,34 +12229,76 @@
         <w:t xml:space="preserve"> </w:t>
       </w:r>
       <w:r>
-        <w:t xml:space="preserve">can still do what they do well, but clinical measurement contracts, target</w:t>
-      </w:r>
-      <w:r>
-        <w:t xml:space="preserve"> </w:t>
-      </w:r>
-      <w:r>
-        <w:t xml:space="preserve">calibration, shared-layer adaptation, and corpus-specific measurement</w:t>
-      </w:r>
-      <w:r>
-        <w:t xml:space="preserve"> </w:t>
-      </w:r>
-      <w:r>
-        <w:t xml:space="preserve">parameterization must be reported separately. This makes cross-corpus</w:t>
-      </w:r>
-      <w:r>
-        <w:t xml:space="preserve"> </w:t>
-      </w:r>
-      <w:r>
-        <w:t xml:space="preserve">depression benchmarks harder to overread, but easier to trust.</w:t>
-      </w:r>
-    </w:p>
-    <w:bookmarkStart w:id="139" w:name="refs"/>
-    <w:bookmarkStart w:id="52" w:name="ref-arjovsky2019irm"/>
+        <w:t xml:space="preserve">can still do what they do well, but clinical measurement contracts,</w:t>
+      </w:r>
+      <w:r>
+        <w:t xml:space="preserve"> </w:t>
+      </w:r>
+      <w:r>
+        <w:t xml:space="preserve">target-only calibration, source-plus-target calibration, shared-layer</w:t>
+      </w:r>
+      <w:r>
+        <w:t xml:space="preserve"> </w:t>
+      </w:r>
+      <w:r>
+        <w:t xml:space="preserve">adaptation, and corpus-specific measurement parameterization must be reported</w:t>
+      </w:r>
+      <w:r>
+        <w:t xml:space="preserve"> </w:t>
+      </w:r>
+      <w:r>
+        <w:t xml:space="preserve">separately. This makes cross-corpus depression benchmarks harder to overread,</w:t>
+      </w:r>
+      <w:r>
+        <w:t xml:space="preserve"> </w:t>
+      </w:r>
+      <w:r>
+        <w:t xml:space="preserve">but easier to trust.</w:t>
+      </w:r>
+    </w:p>
+    <w:bookmarkStart w:id="145" w:name="refs"/>
+    <w:bookmarkStart w:id="52" w:name="ref-alaa2025medicalconstruct"/>
     <w:p>
       <w:pPr>
         <w:pStyle w:val="Bibliography"/>
       </w:pPr>
       <w:r>
+        <w:t xml:space="preserve">Alaa, Ahmed, Thomas Hartvigsen, Niloufar Golchini, Shiladitya Dutta, Frances Dean, Inioluwa Deborah Raji, and Travis Zack. 2025. “Position: Medical Large Language Model Benchmarks Should Prioritize Construct Validity.” In</w:t>
+      </w:r>
+      <w:r>
+        <w:t xml:space="preserve"> </w:t>
+      </w:r>
+      <w:r>
+        <w:rPr>
+          <w:i/>
+        </w:rPr>
+        <w:t xml:space="preserve">Proceedings of the 42nd International Conference on Machine Learning</w:t>
+      </w:r>
+      <w:r>
+        <w:t xml:space="preserve">, 267:80991–81004. Proceedings of Machine Learning Research. PMLR.</w:t>
+      </w:r>
+      <w:r>
+        <w:t xml:space="preserve"> </w:t>
+      </w:r>
+      <w:hyperlink r:id="rId51">
+        <w:r>
+          <w:rPr>
+            <w:rStyle w:val="Hyperlink"/>
+          </w:rPr>
+          <w:t xml:space="preserve">https://proceedings.mlr.press/v267/alaa25a.html</w:t>
+        </w:r>
+      </w:hyperlink>
+      <w:r>
+        <w:t xml:space="preserve">.</w:t>
+      </w:r>
+    </w:p>
+    <w:bookmarkEnd w:id="52"/>
+    <w:bookmarkStart w:id="54" w:name="ref-arjovsky2019irm"/>
+    <w:p>
+      <w:pPr>
+        <w:pStyle w:val="Bibliography"/>
+      </w:pPr>
+      <w:r>
         <w:t xml:space="preserve">Arjovsky, Martin, L</w:t>
       </w:r>
       <w:r>
@@ -11844,7 +12310,7 @@
       <w:r>
         <w:t xml:space="preserve"> </w:t>
       </w:r>
-      <w:hyperlink r:id="rId51">
+      <w:hyperlink r:id="rId53">
         <w:r>
           <w:rPr>
             <w:rStyle w:val="Hyperlink"/>
@@ -11856,8 +12322,8 @@
         <w:t xml:space="preserve">.</w:t>
       </w:r>
     </w:p>
-    <w:bookmarkEnd w:id="52"/>
-    <w:bookmarkStart w:id="54" w:name="ref-baevski2020wav2vec2"/>
+    <w:bookmarkEnd w:id="54"/>
+    <w:bookmarkStart w:id="56" w:name="ref-baevski2020wav2vec2"/>
     <w:p>
       <w:pPr>
         <w:pStyle w:val="Bibliography"/>
@@ -11868,7 +12334,7 @@
       <w:r>
         <w:t xml:space="preserve"> </w:t>
       </w:r>
-      <w:hyperlink r:id="rId53">
+      <w:hyperlink r:id="rId55">
         <w:r>
           <w:rPr>
             <w:rStyle w:val="Hyperlink"/>
@@ -11880,19 +12346,55 @@
         <w:t xml:space="preserve">.</w:t>
       </w:r>
     </w:p>
-    <w:bookmarkEnd w:id="54"/>
-    <w:bookmarkStart w:id="56" w:name="ref-baai2026bgem3"/>
+    <w:bookmarkEnd w:id="56"/>
+    <w:bookmarkStart w:id="58" w:name="ref-bean2025measuring"/>
     <w:p>
       <w:pPr>
         <w:pStyle w:val="Bibliography"/>
       </w:pPr>
       <w:r>
+        <w:t xml:space="preserve">Bean, Andrew M., Ryan Othniel Kearns, Angelika Romanou, Franziska Sofia Hafner, Harry Mayne, Jan Batzner, Negar Foroutan Eghlidi, et al. 2025. “Measuring What Matters: Construct Validity in Large Language Model Benchmarks.” In</w:t>
+      </w:r>
+      <w:r>
+        <w:t xml:space="preserve"> </w:t>
+      </w:r>
+      <w:r>
+        <w:rPr>
+          <w:i/>
+        </w:rPr>
+        <w:t xml:space="preserve">Advances in Neural Information Processing Systems 38</w:t>
+      </w:r>
+      <w:r>
+        <w:t xml:space="preserve">.</w:t>
+      </w:r>
+      <w:r>
+        <w:t xml:space="preserve"> </w:t>
+      </w:r>
+      <w:hyperlink r:id="rId57">
+        <w:r>
+          <w:rPr>
+            <w:rStyle w:val="Hyperlink"/>
+          </w:rPr>
+          <w:t xml:space="preserve">https://doi.org/10.52202/085713-0590</w:t>
+        </w:r>
+      </w:hyperlink>
+      <w:r>
+        <w:t xml:space="preserve">.</w:t>
+      </w:r>
+    </w:p>
+    <w:bookmarkEnd w:id="58"/>
+    <w:bookmarkStart w:id="60" w:name="ref-baai2026bgem3"/>
+    <w:p>
+      <w:pPr>
+        <w:pStyle w:val="Bibliography"/>
+      </w:pPr>
+      <w:r>
         <w:t xml:space="preserve">Beijing Academy of Artificial Intelligence. 2026. “BAAI/bge-m3 Model Card.”</w:t>
       </w:r>
       <w:r>
         <w:t xml:space="preserve"> </w:t>
       </w:r>
-      <w:hyperlink r:id="rId55">
+      <w:hyperlink r:id="rId59">
         <w:r>
           <w:rPr>
             <w:rStyle w:val="Hyperlink"/>
@@ -11904,8 +12406,8 @@
         <w:t xml:space="preserve">.</w:t>
       </w:r>
     </w:p>
-    <w:bookmarkEnd w:id="56"/>
-    <w:bookmarkStart w:id="58" w:name="ref-bulut2017detecting"/>
+    <w:bookmarkEnd w:id="60"/>
+    <w:bookmarkStart w:id="62" w:name="ref-bulut2017detecting"/>
     <w:p>
       <w:pPr>
         <w:pStyle w:val="Bibliography"/>
@@ -11931,7 +12433,7 @@
       <w:r>
         <w:t xml:space="preserve"> </w:t>
       </w:r>
-      <w:hyperlink r:id="rId57">
+      <w:hyperlink r:id="rId61">
         <w:r>
           <w:rPr>
             <w:rStyle w:val="Hyperlink"/>
@@ -11943,8 +12445,8 @@
         <w:t xml:space="preserve">.</w:t>
       </w:r>
     </w:p>
-    <w:bookmarkEnd w:id="58"/>
-    <w:bookmarkStart w:id="60" w:name="ref-burdisso2024daicprompts"/>
+    <w:bookmarkEnd w:id="62"/>
+    <w:bookmarkStart w:id="64" w:name="ref-burdisso2024daicprompts"/>
     <w:p>
       <w:pPr>
         <w:pStyle w:val="Bibliography"/>
@@ -11985,7 +12487,7 @@
       <w:r>
         <w:t xml:space="preserve"> </w:t>
       </w:r>
-      <w:hyperlink r:id="rId59">
+      <w:hyperlink r:id="rId63">
         <w:r>
           <w:rPr>
             <w:rStyle w:val="Hyperlink"/>
@@ -11997,8 +12499,8 @@
         <w:t xml:space="preserve">.</w:t>
       </w:r>
     </w:p>
-    <w:bookmarkEnd w:id="60"/>
-    <w:bookmarkStart w:id="62" w:name="ref-cai2020modma"/>
+    <w:bookmarkEnd w:id="64"/>
+    <w:bookmarkStart w:id="66" w:name="ref-cai2020modma"/>
     <w:p>
       <w:pPr>
         <w:pStyle w:val="Bibliography"/>
@@ -12024,7 +12526,7 @@
       <w:r>
         <w:t xml:space="preserve"> </w:t>
       </w:r>
-      <w:hyperlink r:id="rId61">
+      <w:hyperlink r:id="rId65">
         <w:r>
           <w:rPr>
             <w:rStyle w:val="Hyperlink"/>
@@ -12036,8 +12538,8 @@
         <w:t xml:space="preserve">.</w:t>
       </w:r>
     </w:p>
-    <w:bookmarkEnd w:id="62"/>
-    <w:bookmarkStart w:id="64" w:name="ref-chalmers2012mirt"/>
+    <w:bookmarkEnd w:id="66"/>
+    <w:bookmarkStart w:id="68" w:name="ref-chalmers2012mirt"/>
     <w:p>
       <w:pPr>
         <w:pStyle w:val="Bibliography"/>
@@ -12063,7 +12565,7 @@
       <w:r>
         <w:t xml:space="preserve"> </w:t>
       </w:r>
-      <w:hyperlink r:id="rId63">
+      <w:hyperlink r:id="rId67">
         <w:r>
           <w:rPr>
             <w:rStyle w:val="Hyperlink"/>
@@ -12075,8 +12577,8 @@
         <w:t xml:space="preserve">.</w:t>
       </w:r>
     </w:p>
-    <w:bookmarkEnd w:id="64"/>
-    <w:bookmarkStart w:id="66" w:name="ref-chalmers2026mirtmultiplegroup"/>
+    <w:bookmarkEnd w:id="68"/>
+    <w:bookmarkStart w:id="70" w:name="ref-chalmers2026mirtmultiplegroup"/>
     <w:p>
       <w:pPr>
         <w:pStyle w:val="Bibliography"/>
@@ -12087,7 +12589,7 @@
       <w:r>
         <w:t xml:space="preserve"> </w:t>
       </w:r>
-      <w:hyperlink r:id="rId65">
+      <w:hyperlink r:id="rId69">
         <w:r>
           <w:rPr>
             <w:rStyle w:val="Hyperlink"/>
@@ -12099,8 +12601,8 @@
         <w:t xml:space="preserve">.</w:t>
       </w:r>
     </w:p>
-    <w:bookmarkEnd w:id="66"/>
-    <w:bookmarkStart w:id="68" w:name="ref-chen2025scd"/>
+    <w:bookmarkEnd w:id="70"/>
+    <w:bookmarkStart w:id="72" w:name="ref-chen2025scd"/>
     <w:p>
       <w:pPr>
         <w:pStyle w:val="Bibliography"/>
@@ -12126,7 +12628,7 @@
       <w:r>
         <w:t xml:space="preserve"> </w:t>
       </w:r>
-      <w:hyperlink r:id="rId67">
+      <w:hyperlink r:id="rId71">
         <w:r>
           <w:rPr>
             <w:rStyle w:val="Hyperlink"/>
@@ -12138,8 +12640,8 @@
         <w:t xml:space="preserve">.</w:t>
       </w:r>
     </w:p>
-    <w:bookmarkEnd w:id="68"/>
-    <w:bookmarkStart w:id="70" w:name="ref-chen2022wavlm"/>
+    <w:bookmarkEnd w:id="72"/>
+    <w:bookmarkStart w:id="74" w:name="ref-chen2022wavlm"/>
     <w:p>
       <w:pPr>
         <w:pStyle w:val="Bibliography"/>
@@ -12150,7 +12652,7 @@
       <w:r>
         <w:t xml:space="preserve"> </w:t>
       </w:r>
-      <w:hyperlink r:id="rId69">
+      <w:hyperlink r:id="rId73">
         <w:r>
           <w:rPr>
             <w:rStyle w:val="Hyperlink"/>
@@ -12162,8 +12664,8 @@
         <w:t xml:space="preserve">.</w:t>
       </w:r>
     </w:p>
-    <w:bookmarkEnd w:id="70"/>
-    <w:bookmarkStart w:id="72" w:name="ref-chen2024gnnsda"/>
+    <w:bookmarkEnd w:id="74"/>
+    <w:bookmarkStart w:id="76" w:name="ref-chen2024gnnsda"/>
     <w:p>
       <w:pPr>
         <w:pStyle w:val="Bibliography"/>
@@ -12189,7 +12691,7 @@
       <w:r>
         <w:t xml:space="preserve"> </w:t>
       </w:r>
-      <w:hyperlink r:id="rId71">
+      <w:hyperlink r:id="rId75">
         <w:r>
           <w:rPr>
             <w:rStyle w:val="Hyperlink"/>
@@ -12201,8 +12703,8 @@
         <w:t xml:space="preserve">.</w:t>
       </w:r>
     </w:p>
-    <w:bookmarkEnd w:id="72"/>
-    <w:bookmarkStart w:id="74" w:name="ref-chen2025leavingnone"/>
+    <w:bookmarkEnd w:id="76"/>
+    <w:bookmarkStart w:id="78" w:name="ref-chen2025leavingnone"/>
     <w:p>
       <w:pPr>
         <w:pStyle w:val="Bibliography"/>
@@ -12228,7 +12730,7 @@
       <w:r>
         <w:t xml:space="preserve"> </w:t>
       </w:r>
-      <w:hyperlink r:id="rId73">
+      <w:hyperlink r:id="rId77">
         <w:r>
           <w:rPr>
             <w:rStyle w:val="Hyperlink"/>
@@ -12240,8 +12742,8 @@
         <w:t xml:space="preserve">.</w:t>
       </w:r>
     </w:p>
-    <w:bookmarkEnd w:id="74"/>
-    <w:bookmarkStart w:id="76" w:name="ref-delamain2024measurement"/>
+    <w:bookmarkEnd w:id="78"/>
+    <w:bookmarkStart w:id="80" w:name="ref-delamain2024measurement"/>
     <w:p>
       <w:pPr>
         <w:pStyle w:val="Bibliography"/>
@@ -12267,7 +12769,7 @@
       <w:r>
         <w:t xml:space="preserve"> </w:t>
       </w:r>
-      <w:hyperlink r:id="rId75">
+      <w:hyperlink r:id="rId79">
         <w:r>
           <w:rPr>
             <w:rStyle w:val="Hyperlink"/>
@@ -12279,8 +12781,8 @@
         <w:t xml:space="preserve">.</w:t>
       </w:r>
     </w:p>
-    <w:bookmarkEnd w:id="76"/>
-    <w:bookmarkStart w:id="78" w:name="ref-deduro2026nlppsychometrics"/>
+    <w:bookmarkEnd w:id="80"/>
+    <w:bookmarkStart w:id="82" w:name="ref-deduro2026nlppsychometrics"/>
     <w:p>
       <w:pPr>
         <w:pStyle w:val="Bibliography"/>
@@ -12291,7 +12793,7 @@
       <w:r>
         <w:t xml:space="preserve"> </w:t>
       </w:r>
-      <w:hyperlink r:id="rId77">
+      <w:hyperlink r:id="rId81">
         <w:r>
           <w:rPr>
             <w:rStyle w:val="Hyperlink"/>
@@ -12303,8 +12805,32 @@
         <w:t xml:space="preserve">.</w:t>
       </w:r>
     </w:p>
-    <w:bookmarkEnd w:id="78"/>
-    <w:bookmarkStart w:id="80" w:name="ref-fu2025mpddchallenge"/>
+    <w:bookmarkEnd w:id="82"/>
+    <w:bookmarkStart w:id="84" w:name="ref-freiesleben2025benchmarking"/>
+    <w:p>
+      <w:pPr>
+        <w:pStyle w:val="Bibliography"/>
+      </w:pPr>
+      <w:r>
+        <w:t xml:space="preserve">Freiesleben, Timo, and Sebastian Zezulka. 2025. “The Benchmarking Epistemology: Construct Validity for Evaluating Machine Learning Models.”</w:t>
+      </w:r>
+      <w:r>
+        <w:t xml:space="preserve"> </w:t>
+      </w:r>
+      <w:hyperlink r:id="rId83">
+        <w:r>
+          <w:rPr>
+            <w:rStyle w:val="Hyperlink"/>
+          </w:rPr>
+          <w:t xml:space="preserve">https://doi.org/10.48550/arXiv.2510.23191</w:t>
+        </w:r>
+      </w:hyperlink>
+      <w:r>
+        <w:t xml:space="preserve">.</w:t>
+      </w:r>
+    </w:p>
+    <w:bookmarkEnd w:id="84"/>
+    <w:bookmarkStart w:id="86" w:name="ref-fu2025mpddchallenge"/>
     <w:p>
       <w:pPr>
         <w:pStyle w:val="Bibliography"/>
@@ -12327,7 +12853,7 @@
       <w:r>
         <w:t xml:space="preserve"> </w:t>
       </w:r>
-      <w:hyperlink r:id="rId79">
+      <w:hyperlink r:id="rId85">
         <w:r>
           <w:rPr>
             <w:rStyle w:val="Hyperlink"/>
@@ -12339,8 +12865,8 @@
         <w:t xml:space="preserve">.</w:t>
       </w:r>
     </w:p>
-    <w:bookmarkEnd w:id="80"/>
-    <w:bookmarkStart w:id="82" w:name="ref-fu2026p3hf"/>
+    <w:bookmarkEnd w:id="86"/>
+    <w:bookmarkStart w:id="88" w:name="ref-fu2026p3hf"/>
     <w:p>
       <w:pPr>
         <w:pStyle w:val="Bibliography"/>
@@ -12366,7 +12892,7 @@
       <w:r>
         <w:t xml:space="preserve"> </w:t>
       </w:r>
-      <w:hyperlink r:id="rId81">
+      <w:hyperlink r:id="rId87">
         <w:r>
           <w:rPr>
             <w:rStyle w:val="Hyperlink"/>
@@ -12378,8 +12904,8 @@
         <w:t xml:space="preserve">.</w:t>
       </w:r>
     </w:p>
-    <w:bookmarkEnd w:id="82"/>
-    <w:bookmarkStart w:id="84" w:name="ref-galenkamp2017measurement"/>
+    <w:bookmarkEnd w:id="88"/>
+    <w:bookmarkStart w:id="90" w:name="ref-galenkamp2017measurement"/>
     <w:p>
       <w:pPr>
         <w:pStyle w:val="Bibliography"/>
@@ -12405,7 +12931,7 @@
       <w:r>
         <w:t xml:space="preserve"> </w:t>
       </w:r>
-      <w:hyperlink r:id="rId83">
+      <w:hyperlink r:id="rId89">
         <w:r>
           <w:rPr>
             <w:rStyle w:val="Hyperlink"/>
@@ -12417,8 +12943,8 @@
         <w:t xml:space="preserve">.</w:t>
       </w:r>
     </w:p>
-    <w:bookmarkEnd w:id="84"/>
-    <w:bookmarkStart w:id="86" w:name="ref-ganin2016domain"/>
+    <w:bookmarkEnd w:id="90"/>
+    <w:bookmarkStart w:id="92" w:name="ref-ganin2016domain"/>
     <w:p>
       <w:pPr>
         <w:pStyle w:val="Bibliography"/>
@@ -12450,7 +12976,7 @@
       <w:r>
         <w:t xml:space="preserve"> </w:t>
       </w:r>
-      <w:hyperlink r:id="rId85">
+      <w:hyperlink r:id="rId91">
         <w:r>
           <w:rPr>
             <w:rStyle w:val="Hyperlink"/>
@@ -12462,8 +12988,8 @@
         <w:t xml:space="preserve">.</w:t>
       </w:r>
     </w:p>
-    <w:bookmarkEnd w:id="86"/>
-    <w:bookmarkStart w:id="88" w:name="ref-gratch2014distress"/>
+    <w:bookmarkEnd w:id="92"/>
+    <w:bookmarkStart w:id="94" w:name="ref-gratch2014distress"/>
     <w:p>
       <w:pPr>
         <w:pStyle w:val="Bibliography"/>
@@ -12486,7 +13012,7 @@
       <w:r>
         <w:t xml:space="preserve"> </w:t>
       </w:r>
-      <w:hyperlink r:id="rId87">
+      <w:hyperlink r:id="rId93">
         <w:r>
           <w:rPr>
             <w:rStyle w:val="Hyperlink"/>
@@ -12498,8 +13024,8 @@
         <w:t xml:space="preserve">.</w:t>
       </w:r>
     </w:p>
-    <w:bookmarkEnd w:id="88"/>
-    <w:bookmarkStart w:id="90" w:name="ref-guo2017calibration"/>
+    <w:bookmarkEnd w:id="94"/>
+    <w:bookmarkStart w:id="96" w:name="ref-guo2017calibration"/>
     <w:p>
       <w:pPr>
         <w:pStyle w:val="Bibliography"/>
@@ -12522,7 +13048,7 @@
       <w:r>
         <w:t xml:space="preserve"> </w:t>
       </w:r>
-      <w:hyperlink r:id="rId89">
+      <w:hyperlink r:id="rId95">
         <w:r>
           <w:rPr>
             <w:rStyle w:val="Hyperlink"/>
@@ -12534,8 +13060,8 @@
         <w:t xml:space="preserve">.</w:t>
       </w:r>
     </w:p>
-    <w:bookmarkEnd w:id="90"/>
-    <w:bookmarkStart w:id="92" w:name="ref-ishikawa2026multiprobe"/>
+    <w:bookmarkEnd w:id="96"/>
+    <w:bookmarkStart w:id="98" w:name="ref-ishikawa2026multiprobe"/>
     <w:p>
       <w:pPr>
         <w:pStyle w:val="Bibliography"/>
@@ -12546,7 +13072,7 @@
       <w:r>
         <w:t xml:space="preserve"> </w:t>
       </w:r>
-      <w:hyperlink r:id="rId91">
+      <w:hyperlink r:id="rId97">
         <w:r>
           <w:rPr>
             <w:rStyle w:val="Hyperlink"/>
@@ -12558,8 +13084,8 @@
         <w:t xml:space="preserve">.</w:t>
       </w:r>
     </w:p>
-    <w:bookmarkEnd w:id="92"/>
-    <w:bookmarkStart w:id="94" w:name="ref-li2025mirror"/>
+    <w:bookmarkEnd w:id="98"/>
+    <w:bookmarkStart w:id="100" w:name="ref-li2025mirror"/>
     <w:p>
       <w:pPr>
         <w:pStyle w:val="Bibliography"/>
@@ -12570,7 +13096,7 @@
       <w:r>
         <w:t xml:space="preserve"> </w:t>
       </w:r>
-      <w:hyperlink r:id="rId93">
+      <w:hyperlink r:id="rId99">
         <w:r>
           <w:rPr>
             <w:rStyle w:val="Hyperlink"/>
@@ -12582,8 +13108,8 @@
         <w:t xml:space="preserve">.</w:t>
       </w:r>
     </w:p>
-    <w:bookmarkEnd w:id="94"/>
-    <w:bookmarkStart w:id="96" w:name="ref-lipton2018labelshift"/>
+    <w:bookmarkEnd w:id="100"/>
+    <w:bookmarkStart w:id="102" w:name="ref-lipton2018labelshift"/>
     <w:p>
       <w:pPr>
         <w:pStyle w:val="Bibliography"/>
@@ -12606,7 +13132,7 @@
       <w:r>
         <w:t xml:space="preserve"> </w:t>
       </w:r>
-      <w:hyperlink r:id="rId95">
+      <w:hyperlink r:id="rId101">
         <w:r>
           <w:rPr>
             <w:rStyle w:val="Hyperlink"/>
@@ -12618,8 +13144,8 @@
         <w:t xml:space="preserve">.</w:t>
       </w:r>
     </w:p>
-    <w:bookmarkEnd w:id="96"/>
-    <w:bookmarkStart w:id="98" w:name="ref-long2015dan"/>
+    <w:bookmarkEnd w:id="102"/>
+    <w:bookmarkStart w:id="104" w:name="ref-long2015dan"/>
     <w:p>
       <w:pPr>
         <w:pStyle w:val="Bibliography"/>
@@ -12642,7 +13168,7 @@
       <w:r>
         <w:t xml:space="preserve"> </w:t>
       </w:r>
-      <w:hyperlink r:id="rId97">
+      <w:hyperlink r:id="rId103">
         <w:r>
           <w:rPr>
             <w:rStyle w:val="Hyperlink"/>
@@ -12654,8 +13180,8 @@
         <w:t xml:space="preserve">.</w:t>
       </w:r>
     </w:p>
-    <w:bookmarkEnd w:id="98"/>
-    <w:bookmarkStart w:id="100" w:name="ref-ma2021phqhamd"/>
+    <w:bookmarkEnd w:id="104"/>
+    <w:bookmarkStart w:id="106" w:name="ref-ma2021phqhamd"/>
     <w:p>
       <w:pPr>
         <w:pStyle w:val="Bibliography"/>
@@ -12681,7 +13207,7 @@
       <w:r>
         <w:t xml:space="preserve"> </w:t>
       </w:r>
-      <w:hyperlink r:id="rId99">
+      <w:hyperlink r:id="rId105">
         <w:r>
           <w:rPr>
             <w:rStyle w:val="Hyperlink"/>
@@ -12693,8 +13219,8 @@
         <w:t xml:space="preserve">.</w:t>
       </w:r>
     </w:p>
-    <w:bookmarkEnd w:id="100"/>
-    <w:bookmarkStart w:id="102" w:name="ref-mandal2025questmf"/>
+    <w:bookmarkEnd w:id="106"/>
+    <w:bookmarkStart w:id="108" w:name="ref-mandal2025questmf"/>
     <w:p>
       <w:pPr>
         <w:pStyle w:val="Bibliography"/>
@@ -12717,7 +13243,7 @@
       <w:r>
         <w:t xml:space="preserve"> </w:t>
       </w:r>
-      <w:hyperlink r:id="rId101">
+      <w:hyperlink r:id="rId107">
         <w:r>
           <w:rPr>
             <w:rStyle w:val="Hyperlink"/>
@@ -12729,8 +13255,8 @@
         <w:t xml:space="preserve">.</w:t>
       </w:r>
     </w:p>
-    <w:bookmarkEnd w:id="102"/>
-    <w:bookmarkStart w:id="104" w:name="ref-meredith1993measurement"/>
+    <w:bookmarkEnd w:id="108"/>
+    <w:bookmarkStart w:id="110" w:name="ref-meredith1993measurement"/>
     <w:p>
       <w:pPr>
         <w:pStyle w:val="Bibliography"/>
@@ -12756,7 +13282,7 @@
       <w:r>
         <w:t xml:space="preserve"> </w:t>
       </w:r>
-      <w:hyperlink r:id="rId103">
+      <w:hyperlink r:id="rId109">
         <w:r>
           <w:rPr>
             <w:rStyle w:val="Hyperlink"/>
@@ -12768,8 +13294,8 @@
         <w:t xml:space="preserve">.</w:t>
       </w:r>
     </w:p>
-    <w:bookmarkEnd w:id="104"/>
-    <w:bookmarkStart w:id="106" w:name="ref-muthen2014irt"/>
+    <w:bookmarkEnd w:id="110"/>
+    <w:bookmarkStart w:id="112" w:name="ref-muthen2014irt"/>
     <w:p>
       <w:pPr>
         <w:pStyle w:val="Bibliography"/>
@@ -12801,7 +13327,7 @@
       <w:r>
         <w:t xml:space="preserve"> </w:t>
       </w:r>
-      <w:hyperlink r:id="rId105">
+      <w:hyperlink r:id="rId111">
         <w:r>
           <w:rPr>
             <w:rStyle w:val="Hyperlink"/>
@@ -12813,8 +13339,8 @@
         <w:t xml:space="preserve">.</w:t>
       </w:r>
     </w:p>
-    <w:bookmarkEnd w:id="106"/>
-    <w:bookmarkStart w:id="108" w:name="ref-nguyen2022improving"/>
+    <w:bookmarkEnd w:id="112"/>
+    <w:bookmarkStart w:id="114" w:name="ref-nguyen2022improving"/>
     <w:p>
       <w:pPr>
         <w:pStyle w:val="Bibliography"/>
@@ -12837,7 +13363,7 @@
       <w:r>
         <w:t xml:space="preserve"> </w:t>
       </w:r>
-      <w:hyperlink r:id="rId107">
+      <w:hyperlink r:id="rId113">
         <w:r>
           <w:rPr>
             <w:rStyle w:val="Hyperlink"/>
@@ -12849,8 +13375,8 @@
         <w:t xml:space="preserve">.</w:t>
       </w:r>
     </w:p>
-    <w:bookmarkEnd w:id="108"/>
-    <w:bookmarkStart w:id="110" w:name="ref-patel2019measurement"/>
+    <w:bookmarkEnd w:id="114"/>
+    <w:bookmarkStart w:id="116" w:name="ref-patel2019measurement"/>
     <w:p>
       <w:pPr>
         <w:pStyle w:val="Bibliography"/>
@@ -12876,7 +13402,7 @@
       <w:r>
         <w:t xml:space="preserve"> </w:t>
       </w:r>
-      <w:hyperlink r:id="rId109">
+      <w:hyperlink r:id="rId115">
         <w:r>
           <w:rPr>
             <w:rStyle w:val="Hyperlink"/>
@@ -12888,8 +13414,8 @@
         <w:t xml:space="preserve">.</w:t>
       </w:r>
     </w:p>
-    <w:bookmarkEnd w:id="110"/>
-    <w:bookmarkStart w:id="112" w:name="ref-pdchrepository2026"/>
+    <w:bookmarkEnd w:id="116"/>
+    <w:bookmarkStart w:id="118" w:name="ref-pdchrepository2026"/>
     <w:p>
       <w:pPr>
         <w:pStyle w:val="Bibliography"/>
@@ -12900,7 +13426,7 @@
       <w:r>
         <w:t xml:space="preserve"> </w:t>
       </w:r>
-      <w:hyperlink r:id="rId111">
+      <w:hyperlink r:id="rId117">
         <w:r>
           <w:rPr>
             <w:rStyle w:val="Hyperlink"/>
@@ -12912,8 +13438,8 @@
         <w:t xml:space="preserve">.</w:t>
       </w:r>
     </w:p>
-    <w:bookmarkEnd w:id="112"/>
-    <w:bookmarkStart w:id="114" w:name="ref-sagawa2019groupdro"/>
+    <w:bookmarkEnd w:id="118"/>
+    <w:bookmarkStart w:id="120" w:name="ref-sagawa2019groupdro"/>
     <w:p>
       <w:pPr>
         <w:pStyle w:val="Bibliography"/>
@@ -12924,7 +13450,7 @@
       <w:r>
         <w:t xml:space="preserve"> </w:t>
       </w:r>
-      <w:hyperlink r:id="rId113">
+      <w:hyperlink r:id="rId119">
         <w:r>
           <w:rPr>
             <w:rStyle w:val="Hyperlink"/>
@@ -12936,8 +13462,8 @@
         <w:t xml:space="preserve">.</w:t>
       </w:r>
     </w:p>
-    <w:bookmarkEnd w:id="114"/>
-    <w:bookmarkStart w:id="116" w:name="ref-samejima1969graded"/>
+    <w:bookmarkEnd w:id="120"/>
+    <w:bookmarkStart w:id="122" w:name="ref-samejima1969graded"/>
     <w:p>
       <w:pPr>
         <w:pStyle w:val="Bibliography"/>
@@ -12960,7 +13486,7 @@
       <w:r>
         <w:t xml:space="preserve"> </w:t>
       </w:r>
-      <w:hyperlink r:id="rId115">
+      <w:hyperlink r:id="rId121">
         <w:r>
           <w:rPr>
             <w:rStyle w:val="Hyperlink"/>
@@ -12972,8 +13498,8 @@
         <w:t xml:space="preserve">.</w:t>
       </w:r>
     </w:p>
-    <w:bookmarkEnd w:id="116"/>
-    <w:bookmarkStart w:id="118" w:name="ref-shen2022automatic"/>
+    <w:bookmarkEnd w:id="122"/>
+    <w:bookmarkStart w:id="124" w:name="ref-shen2022automatic"/>
     <w:p>
       <w:pPr>
         <w:pStyle w:val="Bibliography"/>
@@ -12996,7 +13522,7 @@
       <w:r>
         <w:t xml:space="preserve"> </w:t>
       </w:r>
-      <w:hyperlink r:id="rId117">
+      <w:hyperlink r:id="rId123">
         <w:r>
           <w:rPr>
             <w:rStyle w:val="Hyperlink"/>
@@ -13008,8 +13534,8 @@
         <w:t xml:space="preserve">.</w:t>
       </w:r>
     </w:p>
-    <w:bookmarkEnd w:id="118"/>
-    <w:bookmarkStart w:id="120" w:name="ref-sun2016deepcoral"/>
+    <w:bookmarkEnd w:id="124"/>
+    <w:bookmarkStart w:id="126" w:name="ref-sun2016deepcoral"/>
     <w:p>
       <w:pPr>
         <w:pStyle w:val="Bibliography"/>
@@ -13032,7 +13558,7 @@
       <w:r>
         <w:t xml:space="preserve"> </w:t>
       </w:r>
-      <w:hyperlink r:id="rId119">
+      <w:hyperlink r:id="rId125">
         <w:r>
           <w:rPr>
             <w:rStyle w:val="Hyperlink"/>
@@ -13044,8 +13570,8 @@
         <w:t xml:space="preserve">.</w:t>
       </w:r>
     </w:p>
-    <w:bookmarkEnd w:id="120"/>
-    <w:bookmarkStart w:id="122" w:name="ref-teng2026depressionllm"/>
+    <w:bookmarkEnd w:id="126"/>
+    <w:bookmarkStart w:id="128" w:name="ref-teng2026depressionllm"/>
     <w:p>
       <w:pPr>
         <w:pStyle w:val="Bibliography"/>
@@ -13071,7 +13597,7 @@
       <w:r>
         <w:t xml:space="preserve"> </w:t>
       </w:r>
-      <w:hyperlink r:id="rId121">
+      <w:hyperlink r:id="rId127">
         <w:r>
           <w:rPr>
             <w:rStyle w:val="Hyperlink"/>
@@ -13083,8 +13609,8 @@
         <w:t xml:space="preserve">.</w:t>
       </w:r>
     </w:p>
-    <w:bookmarkEnd w:id="122"/>
-    <w:bookmarkStart w:id="124" w:name="ref-uscict2026daic"/>
+    <w:bookmarkEnd w:id="128"/>
+    <w:bookmarkStart w:id="130" w:name="ref-uscict2026daic"/>
     <w:p>
       <w:pPr>
         <w:pStyle w:val="Bibliography"/>
@@ -13095,7 +13621,7 @@
       <w:r>
         <w:t xml:space="preserve"> </w:t>
       </w:r>
-      <w:hyperlink r:id="rId123">
+      <w:hyperlink r:id="rId129">
         <w:r>
           <w:rPr>
             <w:rStyle w:val="Hyperlink"/>
@@ -13107,8 +13633,8 @@
         <w:t xml:space="preserve">.</w:t>
       </w:r>
     </w:p>
-    <w:bookmarkEnd w:id="124"/>
-    <w:bookmarkStart w:id="126" w:name="ref-vandenberg2000review"/>
+    <w:bookmarkEnd w:id="130"/>
+    <w:bookmarkStart w:id="132" w:name="ref-vandenberg2000review"/>
     <w:p>
       <w:pPr>
         <w:pStyle w:val="Bibliography"/>
@@ -13134,7 +13660,7 @@
       <w:r>
         <w:t xml:space="preserve"> </w:t>
       </w:r>
-      <w:hyperlink r:id="rId125">
+      <w:hyperlink r:id="rId131">
         <w:r>
           <w:rPr>
             <w:rStyle w:val="Hyperlink"/>
@@ -13146,8 +13672,8 @@
         <w:t xml:space="preserve">.</w:t>
       </w:r>
     </w:p>
-    <w:bookmarkEnd w:id="126"/>
-    <w:bookmarkStart w:id="128" w:name="ref-wang2024multilinguale5"/>
+    <w:bookmarkEnd w:id="132"/>
+    <w:bookmarkStart w:id="134" w:name="ref-wang2024multilinguale5"/>
     <w:p>
       <w:pPr>
         <w:pStyle w:val="Bibliography"/>
@@ -13158,7 +13684,7 @@
       <w:r>
         <w:t xml:space="preserve"> </w:t>
       </w:r>
-      <w:hyperlink r:id="rId127">
+      <w:hyperlink r:id="rId133">
         <w:r>
           <w:rPr>
             <w:rStyle w:val="Hyperlink"/>
@@ -13170,8 +13696,8 @@
         <w:t xml:space="preserve">.</w:t>
       </w:r>
     </w:p>
-    <w:bookmarkEnd w:id="128"/>
-    <w:bookmarkStart w:id="130" w:name="ref-zhang2025interviewer"/>
+    <w:bookmarkEnd w:id="134"/>
+    <w:bookmarkStart w:id="136" w:name="ref-zhang2025interviewer"/>
     <w:p>
       <w:pPr>
         <w:pStyle w:val="Bibliography"/>
@@ -13194,7 +13720,7 @@
       <w:r>
         <w:t xml:space="preserve"> </w:t>
       </w:r>
-      <w:hyperlink r:id="rId129">
+      <w:hyperlink r:id="rId135">
         <w:r>
           <w:rPr>
             <w:rStyle w:val="Hyperlink"/>
@@ -13206,8 +13732,8 @@
         <w:t xml:space="preserve">.</w:t>
       </w:r>
     </w:p>
-    <w:bookmarkEnd w:id="130"/>
-    <w:bookmarkStart w:id="132" w:name="ref-zhang2025red"/>
+    <w:bookmarkEnd w:id="136"/>
+    <w:bookmarkStart w:id="138" w:name="ref-zhang2025red"/>
     <w:p>
       <w:pPr>
         <w:pStyle w:val="Bibliography"/>
@@ -13230,7 +13756,7 @@
       <w:r>
         <w:t xml:space="preserve"> </w:t>
       </w:r>
-      <w:hyperlink r:id="rId131">
+      <w:hyperlink r:id="rId137">
         <w:r>
           <w:rPr>
             <w:rStyle w:val="Hyperlink"/>
@@ -13242,8 +13768,8 @@
         <w:t xml:space="preserve">.</w:t>
       </w:r>
     </w:p>
-    <w:bookmarkEnd w:id="132"/>
-    <w:bookmarkStart w:id="134" w:name="ref-zhang2025qwen3embedding"/>
+    <w:bookmarkEnd w:id="138"/>
+    <w:bookmarkStart w:id="140" w:name="ref-zhang2025qwen3embedding"/>
     <w:p>
       <w:pPr>
         <w:pStyle w:val="Bibliography"/>
@@ -13254,7 +13780,7 @@
       <w:r>
         <w:t xml:space="preserve"> </w:t>
       </w:r>
-      <w:hyperlink r:id="rId133">
+      <w:hyperlink r:id="rId139">
         <w:r>
           <w:rPr>
             <w:rStyle w:val="Hyperlink"/>
@@ -13266,8 +13792,8 @@
         <w:t xml:space="preserve">.</w:t>
       </w:r>
     </w:p>
-    <w:bookmarkEnd w:id="134"/>
-    <w:bookmarkStart w:id="136" w:name="ref-zhou2026depression"/>
+    <w:bookmarkEnd w:id="140"/>
+    <w:bookmarkStart w:id="142" w:name="ref-zhou2026depression"/>
     <w:p>
       <w:pPr>
         <w:pStyle w:val="Bibliography"/>
@@ -13293,7 +13819,7 @@
       <w:r>
         <w:t xml:space="preserve"> </w:t>
       </w:r>
-      <w:hyperlink r:id="rId135">
+      <w:hyperlink r:id="rId141">
         <w:r>
           <w:rPr>
             <w:rStyle w:val="Hyperlink"/>
@@ -13305,8 +13831,8 @@
         <w:t xml:space="preserve">.</w:t>
       </w:r>
     </w:p>
-    <w:bookmarkEnd w:id="136"/>
-    <w:bookmarkStart w:id="138" w:name="ref-zou2023cmdc"/>
+    <w:bookmarkEnd w:id="142"/>
+    <w:bookmarkStart w:id="144" w:name="ref-zou2023cmdc"/>
     <w:p>
       <w:pPr>
         <w:pStyle w:val="Bibliography"/>
@@ -13332,7 +13858,7 @@
       <w:r>
         <w:t xml:space="preserve"> </w:t>
       </w:r>
-      <w:hyperlink r:id="rId137">
+      <w:hyperlink r:id="rId143">
         <w:r>
           <w:rPr>
             <w:rStyle w:val="Hyperlink"/>
@@ -13344,8 +13870,8 @@
         <w:t xml:space="preserve">.</w:t>
       </w:r>
     </w:p>
-    <w:bookmarkEnd w:id="138"/>
-    <w:bookmarkEnd w:id="139"/>
+    <w:bookmarkEnd w:id="144"/>
+    <w:bookmarkEnd w:id="145"/>
     <w:sectPr/>
   </w:body>
 </w:document>

--- a/analysis/diagnostic_measurement_audit_paper/manuscript_reframed_rq_draft.docx
+++ b/analysis/diagnostic_measurement_audit_paper/manuscript_reframed_rq_draft.docx
@@ -6,9 +6,9 @@
       <w:pPr>
         <w:pStyle w:val="Heading1"/>
       </w:pPr>
-      <w:bookmarkStart w:id="20" w:name="X817ba59067926df6919fd986abf0c86ddc8f34e"/>
-      <w:r>
-        <w:t xml:space="preserve">Validate the Target Before Aligning Representations: A Measurement-Aware Framework for Cross-Corpus Depression Detection</w:t>
+      <w:bookmarkStart w:id="20" w:name="Xfe60018ceb5a59dd5d5027e02c6e8f96b691b6d"/>
+      <w:r>
+        <w:t xml:space="preserve">Validate the Target Before Aligning Representations: A Target-Validity Audit of Cross-Corpus Depression Detection</w:t>
       </w:r>
       <w:bookmarkEnd w:id="20"/>
     </w:p>
@@ -107,109 +107,109 @@
         <w:t xml:space="preserve"> </w:t>
       </w:r>
       <w:r>
-        <w:t xml:space="preserve">only a PHQ-form issue. We then instantiate a measurement-aware model on frozen</w:t>
-      </w:r>
-      <w:r>
-        <w:t xml:space="preserve"> </w:t>
-      </w:r>
-      <w:r>
-        <w:t xml:space="preserve">multimodal foundation representations and audit it against calibrated baselines</w:t>
-      </w:r>
-      <w:r>
-        <w:t xml:space="preserve"> </w:t>
-      </w:r>
-      <w:r>
-        <w:t xml:space="preserve">that match the target-label budget, trainable capacity, and optimization</w:t>
-      </w:r>
-      <w:r>
-        <w:t xml:space="preserve"> </w:t>
-      </w:r>
-      <w:r>
-        <w:t xml:space="preserve">exposure. This fair ablation changes the interpretation of the original large</w:t>
-      </w:r>
-      <w:r>
-        <w:t xml:space="preserve"> </w:t>
-      </w:r>
-      <w:r>
-        <w:t xml:space="preserve">gain over a frozen corpus-specific-head comparator: the main effect is the</w:t>
-      </w:r>
-      <w:r>
-        <w:t xml:space="preserve"> </w:t>
-      </w:r>
-      <w:r>
-        <w:t xml:space="preserve">target-label calibration regime, not an independently verified</w:t>
-      </w:r>
-      <w:r>
-        <w:t xml:space="preserve"> </w:t>
-      </w:r>
-      <w:r>
-        <w:t xml:space="preserve">corpus-specific measurement pathway. At the MV24 default budgets and across a</w:t>
-      </w:r>
-      <w:r>
-        <w:t xml:space="preserve"> </w:t>
-      </w:r>
-      <w:r>
-        <w:t xml:space="preserve">k=4–24 target-label budget sweep, a target-only direct MLP is the lowest-error</w:t>
-      </w:r>
-      <w:r>
-        <w:t xml:space="preserve"> </w:t>
-      </w:r>
-      <w:r>
-        <w:t xml:space="preserve">Macro Item MAE model; source-plus-target calibrated rows more often improve</w:t>
-      </w:r>
-      <w:r>
-        <w:t xml:space="preserve"> </w:t>
-      </w:r>
-      <w:r>
-        <w:t xml:space="preserve">calibration-in-the-large than item reconstruction. The ordinal</w:t>
-      </w:r>
-      <w:r>
-        <w:t xml:space="preserve"> </w:t>
-      </w:r>
-      <w:r>
-        <w:t xml:space="preserve">measurement-aware pathway remains a constructive framework instance, but it is</w:t>
-      </w:r>
-      <w:r>
-        <w:t xml:space="preserve"> </w:t>
-      </w:r>
-      <w:r>
-        <w:t xml:space="preserve">not uniformly superior to target-only, generic calibrated, shared-ordinal, or</w:t>
-      </w:r>
-      <w:r>
-        <w:t xml:space="preserve"> </w:t>
-      </w:r>
-      <w:r>
-        <w:t xml:space="preserve">direct multitask alternatives. Item-targeted and fixed-latent simulation</w:t>
-      </w:r>
-      <w:r>
-        <w:t xml:space="preserve"> </w:t>
-      </w:r>
-      <w:r>
-        <w:t xml:space="preserve">analyses further show that corpus-specific heads are at most a bounded,</w:t>
-      </w:r>
-      <w:r>
-        <w:t xml:space="preserve"> </w:t>
-      </w:r>
-      <w:r>
-        <w:t xml:space="preserve">item-local mechanism under the current calibration budgets. Stronger encoders</w:t>
-      </w:r>
-      <w:r>
-        <w:t xml:space="preserve"> </w:t>
-      </w:r>
-      <w:r>
-        <w:t xml:space="preserve">remain useful, but cross-corpus depression models should not treat</w:t>
-      </w:r>
-      <w:r>
-        <w:t xml:space="preserve"> </w:t>
-      </w:r>
-      <w:r>
-        <w:t xml:space="preserve">representation alignment, target calibration, or measurement modeling as</w:t>
-      </w:r>
-      <w:r>
-        <w:t xml:space="preserve"> </w:t>
-      </w:r>
-      <w:r>
-        <w:t xml:space="preserve">interchangeable evidence.</w:t>
+        <w:t xml:space="preserve">only a PHQ-form issue. We then instantiate a measurement-aware ordinal model on</w:t>
+      </w:r>
+      <w:r>
+        <w:t xml:space="preserve"> </w:t>
+      </w:r>
+      <w:r>
+        <w:t xml:space="preserve">frozen multimodal foundation representations and audit it against calibrated</w:t>
+      </w:r>
+      <w:r>
+        <w:t xml:space="preserve"> </w:t>
+      </w:r>
+      <w:r>
+        <w:t xml:space="preserve">baselines that match the target-label budget, trainable shared layers, and</w:t>
+      </w:r>
+      <w:r>
+        <w:t xml:space="preserve"> </w:t>
+      </w:r>
+      <w:r>
+        <w:t xml:space="preserve">optimization exposure. This fair ablation changes the interpretation of the</w:t>
+      </w:r>
+      <w:r>
+        <w:t xml:space="preserve"> </w:t>
+      </w:r>
+      <w:r>
+        <w:t xml:space="preserve">original large gain over a frozen corpus-specific-head comparator: the robust</w:t>
+      </w:r>
+      <w:r>
+        <w:t xml:space="preserve"> </w:t>
+      </w:r>
+      <w:r>
+        <w:t xml:space="preserve">effect is target-label calibration with shared-layer adaptation, not an</w:t>
+      </w:r>
+      <w:r>
+        <w:t xml:space="preserve"> </w:t>
+      </w:r>
+      <w:r>
+        <w:t xml:space="preserve">independently verified corpus-specific measurement pathway. Under repeated</w:t>
+      </w:r>
+      <w:r>
+        <w:t xml:space="preserve"> </w:t>
+      </w:r>
+      <w:r>
+        <w:t xml:space="preserve">subject-level target-calibration splits, a target-only direct MLP gives the</w:t>
+      </w:r>
+      <w:r>
+        <w:t xml:space="preserve"> </w:t>
+      </w:r>
+      <w:r>
+        <w:t xml:space="preserve">lowest Macro Item MAE at both default budgets, while source-plus-target</w:t>
+      </w:r>
+      <w:r>
+        <w:t xml:space="preserve"> </w:t>
+      </w:r>
+      <w:r>
+        <w:t xml:space="preserve">calibrated rows more often improve calibration-in-the-large than item</w:t>
+      </w:r>
+      <w:r>
+        <w:t xml:space="preserve"> </w:t>
+      </w:r>
+      <w:r>
+        <w:t xml:space="preserve">reconstruction. The ordinal pathway is a constructive framework instance, but</w:t>
+      </w:r>
+      <w:r>
+        <w:t xml:space="preserve"> </w:t>
+      </w:r>
+      <w:r>
+        <w:t xml:space="preserve">corpus-specific ordinal parameterization is not uniformly superior to</w:t>
+      </w:r>
+      <w:r>
+        <w:t xml:space="preserve"> </w:t>
+      </w:r>
+      <w:r>
+        <w:t xml:space="preserve">target-only, generic calibrated, shared-ordinal, or direct multitask</w:t>
+      </w:r>
+      <w:r>
+        <w:t xml:space="preserve"> </w:t>
+      </w:r>
+      <w:r>
+        <w:t xml:space="preserve">alternatives. Item-targeted and fixed-latent simulation analyses show at most a</w:t>
+      </w:r>
+      <w:r>
+        <w:t xml:space="preserve"> </w:t>
+      </w:r>
+      <w:r>
+        <w:t xml:space="preserve">bounded, item-local role for corpus-specific heads under the current</w:t>
+      </w:r>
+      <w:r>
+        <w:t xml:space="preserve"> </w:t>
+      </w:r>
+      <w:r>
+        <w:t xml:space="preserve">calibration budgets. Stronger encoders remain useful, but cross-corpus</w:t>
+      </w:r>
+      <w:r>
+        <w:t xml:space="preserve"> </w:t>
+      </w:r>
+      <w:r>
+        <w:t xml:space="preserve">depression models should not treat representation alignment, target</w:t>
+      </w:r>
+      <w:r>
+        <w:t xml:space="preserve"> </w:t>
+      </w:r>
+      <w:r>
+        <w:t xml:space="preserve">calibration, or measurement modeling as interchangeable evidence.</w:t>
       </w:r>
     </w:p>
     <w:p>
@@ -1294,13 +1294,13 @@
         <w:pStyle w:val="Compact"/>
       </w:pPr>
       <w:r>
-        <w:t xml:space="preserve">We instantiate a fixed measurement-aware ordinal model with strong frozen</w:t>
-      </w:r>
-      <w:r>
-        <w:t xml:space="preserve"> </w:t>
-      </w:r>
-      <w:r>
-        <w:t xml:space="preserve">foundation representations, a shared symptom layer, and corpus-specific</w:t>
+        <w:t xml:space="preserve">We instantiate a fixed measurement-aware ordinal architecture with strong</w:t>
+      </w:r>
+      <w:r>
+        <w:t xml:space="preserve"> </w:t>
+      </w:r>
+      <w:r>
+        <w:t xml:space="preserve">frozen foundation representations, a shared symptom layer, and audited</w:t>
       </w:r>
       <w:r>
         <w:t xml:space="preserve"> </w:t>
@@ -1312,13 +1312,25 @@
         <w:t xml:space="preserve"> </w:t>
       </w:r>
       <w:r>
-        <w:t xml:space="preserve">repeated target-label budget splits to show that calibration regime, not</w:t>
-      </w:r>
-      <w:r>
-        <w:t xml:space="preserve"> </w:t>
-      </w:r>
-      <w:r>
-        <w:t xml:space="preserve">corpus-specific ordinal parameterization, is the empirically robust factor.</w:t>
+        <w:t xml:space="preserve">repeated target-label budget splits to show that target calibration and</w:t>
+      </w:r>
+      <w:r>
+        <w:t xml:space="preserve"> </w:t>
+      </w:r>
+      <w:r>
+        <w:t xml:space="preserve">shared-layer adaptation are robust effects, while corpus-specific ordinal</w:t>
+      </w:r>
+      <w:r>
+        <w:t xml:space="preserve"> </w:t>
+      </w:r>
+      <w:r>
+        <w:t xml:space="preserve">parameterization is not independently superior in the real E-DAIC/CMDC</w:t>
+      </w:r>
+      <w:r>
+        <w:t xml:space="preserve"> </w:t>
+      </w:r>
+      <w:r>
+        <w:t xml:space="preserve">transfer setting.</w:t>
       </w:r>
     </w:p>
     <w:p>
@@ -2518,9 +2530,9 @@
       <w:pPr>
         <w:pStyle w:val="Heading2"/>
       </w:pPr>
-      <w:bookmarkStart w:id="29" w:name="X1566ac2cf004a35910e49f9fdba2245d03fd7a4"/>
-      <w:r>
-        <w:t xml:space="preserve">3 Measurement-Aware Benchmark-Validity Framework</w:t>
+      <w:bookmarkStart w:id="29" w:name="target-validity-audit-framework"/>
+      <w:r>
+        <w:t xml:space="preserve">3 Target-Validity Audit Framework</w:t>
       </w:r>
       <w:bookmarkEnd w:id="29"/>
     </w:p>
@@ -5682,37 +5694,43 @@
         <w:t xml:space="preserve"> </w:t>
       </w:r>
       <w:r>
-        <w:t xml:space="preserve">approximate configural screen is passed only when both corpora show acceptable</w:t>
-      </w:r>
-      <w:r>
-        <w:t xml:space="preserve"> </w:t>
-      </w:r>
-      <w:r>
-        <w:t xml:space="preserve">internal consistency, a dominant first factor, positive item loadings, and</w:t>
-      </w:r>
-      <w:r>
-        <w:t xml:space="preserve"> </w:t>
-      </w:r>
-      <w:r>
-        <w:t xml:space="preserve">cross-corpus loading congruence at least 0.95. In implementation, this means</w:t>
-      </w:r>
-      <w:r>
-        <w:t xml:space="preserve"> </w:t>
-      </w:r>
-      <w:r>
-        <w:t xml:space="preserve">Cronbach’s alpha at least 0.70, first-to-second eigenvalue ratio at least 2.0,</w:t>
-      </w:r>
-      <w:r>
-        <w:t xml:space="preserve"> </w:t>
-      </w:r>
-      <w:r>
-        <w:t xml:space="preserve">and minimum first-factor loading at least 0.25 in each corpus. Item-level</w:t>
-      </w:r>
-      <w:r>
-        <w:t xml:space="preserve"> </w:t>
-      </w:r>
-      <w:r>
-        <w:t xml:space="preserve">metric support is defined by absolute loading difference at most 0.20.</w:t>
+        <w:t xml:space="preserve">first step is a structural compatibility screen, not a formal configural</w:t>
+      </w:r>
+      <w:r>
+        <w:t xml:space="preserve"> </w:t>
+      </w:r>
+      <w:r>
+        <w:t xml:space="preserve">invariance test. It is passed only when both corpora show acceptable internal</w:t>
+      </w:r>
+      <w:r>
+        <w:t xml:space="preserve"> </w:t>
+      </w:r>
+      <w:r>
+        <w:t xml:space="preserve">consistency, a dominant first factor, positive item loadings, and cross-corpus</w:t>
+      </w:r>
+      <w:r>
+        <w:t xml:space="preserve"> </w:t>
+      </w:r>
+      <w:r>
+        <w:t xml:space="preserve">loading congruence at least 0.95. In implementation, this means Cronbach’s</w:t>
+      </w:r>
+      <w:r>
+        <w:t xml:space="preserve"> </w:t>
+      </w:r>
+      <w:r>
+        <w:t xml:space="preserve">alpha at least 0.70, first-to-second eigenvalue ratio at least 2.0, and</w:t>
+      </w:r>
+      <w:r>
+        <w:t xml:space="preserve"> </w:t>
+      </w:r>
+      <w:r>
+        <w:t xml:space="preserve">minimum first-factor loading at least 0.25 in each corpus. Item-level metric</w:t>
+      </w:r>
+      <w:r>
+        <w:t xml:space="preserve"> </w:t>
+      </w:r>
+      <w:r>
+        <w:t xml:space="preserve">support is defined by absolute loading difference at most 0.20.</w:t>
       </w:r>
       <w:r>
         <w:t xml:space="preserve"> </w:t>
@@ -5762,25 +5780,40 @@
         <w:t xml:space="preserve"> </w:t>
       </w:r>
       <w:r>
-        <w:t xml:space="preserve">eight shared items. The model ladder compares configural, metric,</w:t>
-      </w:r>
-      <w:r>
-        <w:t xml:space="preserve"> </w:t>
-      </w:r>
-      <w:r>
-        <w:t xml:space="preserve">scalar/threshold, and partial-anchor specifications; item-level DIF is flagged</w:t>
-      </w:r>
-      <w:r>
-        <w:t xml:space="preserve"> </w:t>
-      </w:r>
-      <w:r>
-        <w:t xml:space="preserve">only when freeing an item’s loading or thresholds improves fit by both the</w:t>
-      </w:r>
-      <w:r>
-        <w:t xml:space="preserve"> </w:t>
-      </w:r>
-      <w:r>
-        <w:t xml:space="preserve">likelihood-ratio criterion (</w:t>
+        <w:t xml:space="preserve">eight shared items. The model ladder is where we reserve the formal</w:t>
+      </w:r>
+      <w:r>
+        <w:t xml:space="preserve"> </w:t>
+      </w:r>
+      <w:r>
+        <w:t xml:space="preserve">configural, metric, scalar/threshold, and partial-anchor terminology common in</w:t>
+      </w:r>
+      <w:r>
+        <w:t xml:space="preserve"> </w:t>
+      </w:r>
+      <w:r>
+        <w:t xml:space="preserve">measurement-invariance reporting</w:t>
+      </w:r>
+      <w:r>
+        <w:t xml:space="preserve"> </w:t>
+      </w:r>
+      <w:r>
+        <w:t xml:space="preserve">(Putnick and Bornstein 2016)</w:t>
+      </w:r>
+      <w:r>
+        <w:t xml:space="preserve">. Item-level DIF is</w:t>
+      </w:r>
+      <w:r>
+        <w:t xml:space="preserve"> </w:t>
+      </w:r>
+      <w:r>
+        <w:t xml:space="preserve">flagged only when freeing an item’s loading or thresholds improves fit by both</w:t>
+      </w:r>
+      <w:r>
+        <w:t xml:space="preserve"> </w:t>
+      </w:r>
+      <w:r>
+        <w:t xml:space="preserve">the likelihood-ratio criterion (</w:t>
       </w:r>
       <m:oMath>
         <m:r>
@@ -5794,7 +5827,13 @@
         </m:r>
       </m:oMath>
       <w:r>
-        <w:t xml:space="preserve">) and a BIC improvement greater than 2.0.</w:t>
+        <w:t xml:space="preserve">) and a BIC improvement greater than</w:t>
+      </w:r>
+      <w:r>
+        <w:t xml:space="preserve"> </w:t>
+      </w:r>
+      <w:r>
+        <w:t xml:space="preserve">2.0.</w:t>
       </w:r>
       <w:r>
         <w:t xml:space="preserve"> </w:t>
@@ -5904,13 +5943,13 @@
         <w:t xml:space="preserve"> </w:t>
       </w:r>
       <w:r>
-        <w:t xml:space="preserve">summary, so anchor and threshold-shift readings are treated as robust only when</w:t>
-      </w:r>
-      <w:r>
-        <w:t xml:space="preserve"> </w:t>
-      </w:r>
-      <w:r>
-        <w:t xml:space="preserve">they recur across both sources of uncertainty.</w:t>
+        <w:t xml:space="preserve">summary, so anchor and threshold-shift readings are described as more credible</w:t>
+      </w:r>
+      <w:r>
+        <w:t xml:space="preserve"> </w:t>
+      </w:r>
+      <w:r>
+        <w:t xml:space="preserve">only when they recur across both sources of uncertainty.</w:t>
       </w:r>
     </w:p>
     <w:p>
@@ -6063,13 +6102,13 @@
         <w:t xml:space="preserve"> </w:t>
       </w:r>
       <w:r>
-        <w:t xml:space="preserve">feature contracts. The main zero-target-label comparison includes ERM,</w:t>
-      </w:r>
-      <w:r>
-        <w:t xml:space="preserve"> </w:t>
-      </w:r>
-      <w:r>
-        <w:t xml:space="preserve">DANN-style adversarial learning</w:t>
+        <w:t xml:space="preserve">feature contracts. Zero-target-label baselines include ERM, DANN-style</w:t>
+      </w:r>
+      <w:r>
+        <w:t xml:space="preserve"> </w:t>
+      </w:r>
+      <w:r>
+        <w:t xml:space="preserve">adversarial learning</w:t>
       </w:r>
       <w:r>
         <w:t xml:space="preserve"> </w:t>
@@ -6087,76 +6126,70 @@
         <w:t xml:space="preserve">(Sun, Feng, and Saenko 2016)</w:t>
       </w:r>
       <w:r>
+        <w:t xml:space="preserve">, and</w:t>
+      </w:r>
+      <w:r>
+        <w:t xml:space="preserve"> </w:t>
+      </w:r>
+      <w:r>
+        <w:t xml:space="preserve">MMD/DAN-style distribution matching</w:t>
+      </w:r>
+      <w:r>
+        <w:t xml:space="preserve"> </w:t>
+      </w:r>
+      <w:r>
+        <w:t xml:space="preserve">(Long et al. 2015)</w:t>
+      </w:r>
+      <w:r>
+        <w:t xml:space="preserve">. IRM-style environment</w:t>
+      </w:r>
+      <w:r>
+        <w:t xml:space="preserve"> </w:t>
+      </w:r>
+      <w:r>
+        <w:t xml:space="preserve">pressure</w:t>
+      </w:r>
+      <w:r>
+        <w:t xml:space="preserve"> </w:t>
+      </w:r>
+      <w:r>
+        <w:t xml:space="preserve">(Arjovsky et al. 2019)</w:t>
+      </w:r>
+      <w:r>
+        <w:t xml:space="preserve">, GroupDRO-style robustness</w:t>
+      </w:r>
+      <w:r>
+        <w:t xml:space="preserve"> </w:t>
+      </w:r>
+      <w:r>
+        <w:t xml:space="preserve">(Sagawa et al. 2019)</w:t>
+      </w:r>
+      <w:r>
         <w:t xml:space="preserve">,</w:t>
       </w:r>
       <w:r>
         <w:t xml:space="preserve"> </w:t>
       </w:r>
       <w:r>
-        <w:t xml:space="preserve">and MMD/DAN-style distribution matching</w:t>
-      </w:r>
-      <w:r>
-        <w:t xml:space="preserve"> </w:t>
-      </w:r>
-      <w:r>
-        <w:t xml:space="preserve">(Long et al. 2015)</w:t>
-      </w:r>
-      <w:r>
-        <w:t xml:space="preserve">, together with the</w:t>
-      </w:r>
-      <w:r>
-        <w:t xml:space="preserve"> </w:t>
-      </w:r>
-      <w:r>
-        <w:t xml:space="preserve">strongest direct foundation baseline selected from the same representation</w:t>
-      </w:r>
-      <w:r>
-        <w:t xml:space="preserve"> </w:t>
-      </w:r>
-      <w:r>
-        <w:t xml:space="preserve">contract. IRM-style environment pressure</w:t>
-      </w:r>
-      <w:r>
-        <w:t xml:space="preserve"> </w:t>
-      </w:r>
-      <w:r>
-        <w:t xml:space="preserve">(Arjovsky et al. 2019)</w:t>
-      </w:r>
-      <w:r>
-        <w:t xml:space="preserve"> </w:t>
-      </w:r>
-      <w:r>
-        <w:t xml:space="preserve">and</w:t>
-      </w:r>
-      <w:r>
-        <w:t xml:space="preserve"> </w:t>
-      </w:r>
-      <w:r>
-        <w:t xml:space="preserve">GroupDRO-style robustness</w:t>
-      </w:r>
-      <w:r>
-        <w:t xml:space="preserve"> </w:t>
-      </w:r>
-      <w:r>
-        <w:t xml:space="preserve">(Sagawa et al. 2019)</w:t>
-      </w:r>
-      <w:r>
-        <w:t xml:space="preserve"> </w:t>
-      </w:r>
-      <w:r>
-        <w:t xml:space="preserve">are used as supplementary</w:t>
-      </w:r>
-      <w:r>
-        <w:t xml:space="preserve"> </w:t>
-      </w:r>
-      <w:r>
-        <w:t xml:space="preserve">stress baselines rather than main-table competitors. These baselines mainly</w:t>
-      </w:r>
-      <w:r>
-        <w:t xml:space="preserve"> </w:t>
-      </w:r>
-      <w:r>
-        <w:t xml:space="preserve">test whether feature alignment alone is enough.</w:t>
+        <w:t xml:space="preserve">and direct foundation-feature regressors are kept as supplementary stress</w:t>
+      </w:r>
+      <w:r>
+        <w:t xml:space="preserve"> </w:t>
+      </w:r>
+      <w:r>
+        <w:t xml:space="preserve">baselines rather than main calibrated competitors. These rows mainly test how</w:t>
+      </w:r>
+      <w:r>
+        <w:t xml:space="preserve"> </w:t>
+      </w:r>
+      <w:r>
+        <w:t xml:space="preserve">far feature alignment and direct source transfer can go without labeled target</w:t>
+      </w:r>
+      <w:r>
+        <w:t xml:space="preserve"> </w:t>
+      </w:r>
+      <w:r>
+        <w:t xml:space="preserve">clinical data.</w:t>
       </w:r>
     </w:p>
     <w:p>
@@ -6353,19 +6386,19 @@
         <w:t xml:space="preserve"> </w:t>
       </w:r>
       <w:r>
-        <w:t xml:space="preserve">jointly optimizes source ordinal reconstruction and target calibration ordinal</w:t>
-      </w:r>
-      <w:r>
-        <w:t xml:space="preserve"> </w:t>
-      </w:r>
-      <w:r>
-        <w:t xml:space="preserve">reconstruction with corpus-specific cumulative-logit ordinal heads after source</w:t>
-      </w:r>
-      <w:r>
-        <w:t xml:space="preserve"> </w:t>
-      </w:r>
-      <w:r>
-        <w:t xml:space="preserve">warm-start and target-head initialization.</w:t>
+        <w:t xml:space="preserve">jointly optimizes source ordinal reconstruction and target</w:t>
+      </w:r>
+      <w:r>
+        <w:t xml:space="preserve"> </w:t>
+      </w:r>
+      <w:r>
+        <w:t xml:space="preserve">calibration ordinal reconstruction with corpus-specific cumulative-logit</w:t>
+      </w:r>
+      <w:r>
+        <w:t xml:space="preserve"> </w:t>
+      </w:r>
+      <w:r>
+        <w:t xml:space="preserve">ordinal heads after source warm-start and target-head initialization.</w:t>
       </w:r>
       <w:r>
         <w:t xml:space="preserve"> </w:t>
@@ -6380,43 +6413,70 @@
         <w:t xml:space="preserve"> </w:t>
       </w:r>
       <w:r>
-        <w:t xml:space="preserve">adds the</w:t>
-      </w:r>
-      <w:r>
-        <w:t xml:space="preserve"> </w:t>
-      </w:r>
-      <w:r>
-        <w:t xml:space="preserve">auxiliary shared-symptom MMD term. The co-primary metrics are</w:t>
-      </w:r>
-      <w:r>
-        <w:t xml:space="preserve"> </w:t>
-      </w:r>
-      <w:r>
-        <w:t xml:space="preserve">Macro Item MAE and binned item calibration MAE. Their sum is reported as a compact</w:t>
-      </w:r>
-      <w:r>
-        <w:t xml:space="preserve"> </w:t>
-      </w:r>
-      <w:r>
-        <w:t xml:space="preserve">reconstruction-plus-calibration summary, but the interpretation does not rely</w:t>
-      </w:r>
-      <w:r>
-        <w:t xml:space="preserve"> </w:t>
-      </w:r>
-      <w:r>
-        <w:t xml:space="preserve">on a new clinical scale or on a claimed 1:1 trade-off between item error and</w:t>
-      </w:r>
-      <w:r>
-        <w:t xml:space="preserve"> </w:t>
-      </w:r>
-      <w:r>
-        <w:t xml:space="preserve">calibration gap; this is separate from neural probability calibration in the</w:t>
-      </w:r>
-      <w:r>
-        <w:t xml:space="preserve"> </w:t>
-      </w:r>
-      <w:r>
-        <w:t xml:space="preserve">usual classification sense</w:t>
+        <w:t xml:space="preserve">adds the auxiliary shared-symptom MMD term. The main</w:t>
+      </w:r>
+      <w:r>
+        <w:t xml:space="preserve"> </w:t>
+      </w:r>
+      <w:r>
+        <w:t xml:space="preserve">observed-scale reconstruction metric is Macro Item MAE. Calibration is audited</w:t>
+      </w:r>
+      <w:r>
+        <w:t xml:space="preserve"> </w:t>
+      </w:r>
+      <w:r>
+        <w:t xml:space="preserve">with calibration-in-the-large (CITL), calibration slope, and a binned</w:t>
+      </w:r>
+      <w:r>
+        <w:t xml:space="preserve"> </w:t>
+      </w:r>
+      <w:r>
+        <w:t xml:space="preserve">calibration-curve summary; this follows the clinical prediction-model</w:t>
+      </w:r>
+      <w:r>
+        <w:t xml:space="preserve"> </w:t>
+      </w:r>
+      <w:r>
+        <w:t xml:space="preserve">calibration distinction between average miscalibration and slope or curve</w:t>
+      </w:r>
+      <w:r>
+        <w:t xml:space="preserve"> </w:t>
+      </w:r>
+      <w:r>
+        <w:t xml:space="preserve">miscalibration</w:t>
+      </w:r>
+      <w:r>
+        <w:t xml:space="preserve"> </w:t>
+      </w:r>
+      <w:r>
+        <w:t xml:space="preserve">(Calster et al. 2019)</w:t>
+      </w:r>
+      <w:r>
+        <w:t xml:space="preserve">. The</w:t>
+      </w:r>
+      <w:r>
+        <w:t xml:space="preserve"> </w:t>
+      </w:r>
+      <w:r>
+        <w:t xml:space="preserve">reconstruction-plus-calibration sum is retained only as a supplementary compact</w:t>
+      </w:r>
+      <w:r>
+        <w:t xml:space="preserve"> </w:t>
+      </w:r>
+      <w:r>
+        <w:t xml:space="preserve">summary, not as a new clinical scale or a claimed 1:1 trade-off between item</w:t>
+      </w:r>
+      <w:r>
+        <w:t xml:space="preserve"> </w:t>
+      </w:r>
+      <w:r>
+        <w:t xml:space="preserve">error and calibration gap. This observed-scale calibration audit is also</w:t>
+      </w:r>
+      <w:r>
+        <w:t xml:space="preserve"> </w:t>
+      </w:r>
+      <w:r>
+        <w:t xml:space="preserve">separate from neural probability calibration in the usual classification sense</w:t>
       </w:r>
       <w:r>
         <w:t xml:space="preserve"> </w:t>
@@ -6439,13 +6499,7 @@
         <w:t xml:space="preserve"> </w:t>
       </w:r>
       <w:r>
-        <w:t xml:space="preserve">shared items and</w:t>
-      </w:r>
-      <w:r>
-        <w:t xml:space="preserve"> </w:t>
-      </w:r>
-      <w:r>
-        <w:t xml:space="preserve">target subjects</w:t>
+        <w:t xml:space="preserve">shared items and target subjects</w:t>
       </w:r>
       <w:r>
         <w:t xml:space="preserve"> </w:t>
@@ -6634,13 +6688,68 @@
         <w:pStyle w:val="FirstParagraph"/>
       </w:pPr>
       <w:r>
-        <w:t xml:space="preserve">Binned item calibration MAE bins subjects into five equal-frequency</w:t>
-      </w:r>
-      <w:r>
-        <w:t xml:space="preserve"> </w:t>
-      </w:r>
-      <w:r>
-        <w:t xml:space="preserve">predicted-severity bins using predicted total score</w:t>
+        <w:t xml:space="preserve">Let</w:t>
+      </w:r>
+      <w:r>
+        <w:t xml:space="preserve"> </w:t>
+      </w:r>
+      <m:oMath>
+        <m:sSub>
+          <m:e>
+            <m:r>
+              <m:t>t</m:t>
+            </m:r>
+          </m:e>
+          <m:sub>
+            <m:r>
+              <m:t>i</m:t>
+            </m:r>
+          </m:sub>
+        </m:sSub>
+        <m:r>
+          <m:t>=</m:t>
+        </m:r>
+        <m:nary>
+          <m:naryPr>
+            <m:chr m:val="∑"/>
+            <m:limLoc m:val="undOvr"/>
+            <m:subHide m:val="0"/>
+            <m:supHide m:val="1"/>
+          </m:naryPr>
+          <m:sub>
+            <m:r>
+              <m:t>k</m:t>
+            </m:r>
+          </m:sub>
+          <m:sup>
+            <m:r>
+              <m:t>​</m:t>
+            </m:r>
+          </m:sup>
+          <m:e>
+            <m:sSub>
+              <m:e>
+                <m:r>
+                  <m:t>y</m:t>
+                </m:r>
+              </m:e>
+              <m:sub>
+                <m:r>
+                  <m:t>i</m:t>
+                </m:r>
+                <m:r>
+                  <m:t>k</m:t>
+                </m:r>
+              </m:sub>
+            </m:sSub>
+          </m:e>
+        </m:nary>
+      </m:oMath>
+      <w:r>
+        <w:t xml:space="preserve"> </w:t>
+      </w:r>
+      <w:r>
+        <w:t xml:space="preserve">and</w:t>
       </w:r>
       <w:r>
         <w:t xml:space="preserve"> </w:t>
@@ -6712,13 +6821,345 @@
         </m:nary>
       </m:oMath>
       <w:r>
-        <w:t xml:space="preserve">, then computes the weighted absolute gap</w:t>
-      </w:r>
-      <w:r>
-        <w:t xml:space="preserve"> </w:t>
-      </w:r>
-      <w:r>
-        <w:t xml:space="preserve">between predicted and observed mean total score:</w:t>
+        <w:t xml:space="preserve"> </w:t>
+      </w:r>
+      <w:r>
+        <w:t xml:space="preserve">denote observed and</w:t>
+      </w:r>
+      <w:r>
+        <w:t xml:space="preserve"> </w:t>
+      </w:r>
+      <w:r>
+        <w:t xml:space="preserve">predicted shared-PHQ totals. Calibration-in-the-large is</w:t>
+      </w:r>
+    </w:p>
+    <w:p>
+      <w:pPr>
+        <w:pStyle w:val="BodyText"/>
+      </w:pPr>
+      <m:oMathPara>
+        <m:oMathParaPr>
+          <m:jc m:val="center"/>
+        </m:oMathParaPr>
+        <m:oMath>
+          <m:r>
+            <m:rPr>
+              <m:sty m:val="p"/>
+            </m:rPr>
+            <m:t>C</m:t>
+          </m:r>
+          <m:r>
+            <m:rPr>
+              <m:sty m:val="p"/>
+            </m:rPr>
+            <m:t>I</m:t>
+          </m:r>
+          <m:r>
+            <m:rPr>
+              <m:sty m:val="p"/>
+            </m:rPr>
+            <m:t>T</m:t>
+          </m:r>
+          <m:r>
+            <m:rPr>
+              <m:sty m:val="p"/>
+            </m:rPr>
+            <m:t>L</m:t>
+          </m:r>
+          <m:r>
+            <m:t>=</m:t>
+          </m:r>
+          <m:f>
+            <m:fPr>
+              <m:type m:val="bar"/>
+            </m:fPr>
+            <m:num>
+              <m:r>
+                <m:t>1</m:t>
+              </m:r>
+            </m:num>
+            <m:den>
+              <m:r>
+                <m:t>n</m:t>
+              </m:r>
+            </m:den>
+          </m:f>
+          <m:nary>
+            <m:naryPr>
+              <m:chr m:val="∑"/>
+              <m:limLoc m:val="undOvr"/>
+              <m:subHide m:val="0"/>
+              <m:supHide m:val="0"/>
+            </m:naryPr>
+            <m:sub>
+              <m:r>
+                <m:t>i</m:t>
+              </m:r>
+              <m:r>
+                <m:t>=</m:t>
+              </m:r>
+              <m:r>
+                <m:t>1</m:t>
+              </m:r>
+            </m:sub>
+            <m:sup>
+              <m:r>
+                <m:t>n</m:t>
+              </m:r>
+            </m:sup>
+            <m:e>
+              <m:d>
+                <m:dPr>
+                  <m:begChr m:val="("/>
+                  <m:endChr m:val=")"/>
+                  <m:grow/>
+                </m:dPr>
+                <m:e>
+                  <m:sSub>
+                    <m:e>
+                      <m:r>
+                        <m:t>t</m:t>
+                      </m:r>
+                    </m:e>
+                    <m:sub>
+                      <m:r>
+                        <m:t>i</m:t>
+                      </m:r>
+                    </m:sub>
+                  </m:sSub>
+                  <m:r>
+                    <m:t>−</m:t>
+                  </m:r>
+                  <m:sSub>
+                    <m:e>
+                      <m:acc>
+                        <m:accPr>
+                          <m:chr m:val="̂"/>
+                        </m:accPr>
+                        <m:e>
+                          <m:r>
+                            <m:t>t</m:t>
+                          </m:r>
+                        </m:e>
+                      </m:acc>
+                    </m:e>
+                    <m:sub>
+                      <m:r>
+                        <m:t>i</m:t>
+                      </m:r>
+                    </m:sub>
+                  </m:sSub>
+                </m:e>
+              </m:d>
+            </m:e>
+          </m:nary>
+          <m:r>
+            <m:t>,</m:t>
+          </m:r>
+        </m:oMath>
+      </m:oMathPara>
+    </w:p>
+    <w:p>
+      <w:pPr>
+        <w:pStyle w:val="FirstParagraph"/>
+      </w:pPr>
+      <w:r>
+        <w:t xml:space="preserve">with ideal value 0; positive values indicate underprediction of the observed</w:t>
+      </w:r>
+      <w:r>
+        <w:t xml:space="preserve"> </w:t>
+      </w:r>
+      <w:r>
+        <w:t xml:space="preserve">target total. Calibration slope is estimated by ordinary least squares,</w:t>
+      </w:r>
+    </w:p>
+    <w:p>
+      <w:pPr>
+        <w:pStyle w:val="BodyText"/>
+      </w:pPr>
+      <m:oMathPara>
+        <m:oMathParaPr>
+          <m:jc m:val="center"/>
+        </m:oMathParaPr>
+        <m:oMath>
+          <m:sSub>
+            <m:e>
+              <m:r>
+                <m:t>t</m:t>
+              </m:r>
+            </m:e>
+            <m:sub>
+              <m:r>
+                <m:t>i</m:t>
+              </m:r>
+            </m:sub>
+          </m:sSub>
+          <m:r>
+            <m:t>=</m:t>
+          </m:r>
+          <m:r>
+            <m:t>α</m:t>
+          </m:r>
+          <m:r>
+            <m:t>+</m:t>
+          </m:r>
+          <m:r>
+            <m:t>β</m:t>
+          </m:r>
+          <m:sSub>
+            <m:e>
+              <m:acc>
+                <m:accPr>
+                  <m:chr m:val="̂"/>
+                </m:accPr>
+                <m:e>
+                  <m:r>
+                    <m:t>t</m:t>
+                  </m:r>
+                </m:e>
+              </m:acc>
+            </m:e>
+            <m:sub>
+              <m:r>
+                <m:t>i</m:t>
+              </m:r>
+            </m:sub>
+          </m:sSub>
+          <m:r>
+            <m:t>+</m:t>
+          </m:r>
+          <m:sSub>
+            <m:e>
+              <m:r>
+                <m:t>ϵ</m:t>
+              </m:r>
+            </m:e>
+            <m:sub>
+              <m:r>
+                <m:t>i</m:t>
+              </m:r>
+            </m:sub>
+          </m:sSub>
+          <m:r>
+            <m:t>,</m:t>
+          </m:r>
+        </m:oMath>
+      </m:oMathPara>
+    </w:p>
+    <w:p>
+      <w:pPr>
+        <w:pStyle w:val="FirstParagraph"/>
+      </w:pPr>
+      <w:r>
+        <w:t xml:space="preserve">with ideal slope</w:t>
+      </w:r>
+      <w:r>
+        <w:t xml:space="preserve"> </w:t>
+      </w:r>
+      <m:oMath>
+        <m:r>
+          <m:t>β</m:t>
+        </m:r>
+        <m:r>
+          <m:t>=</m:t>
+        </m:r>
+        <m:r>
+          <m:t>1</m:t>
+        </m:r>
+      </m:oMath>
+      <w:r>
+        <w:t xml:space="preserve">. We report</w:t>
+      </w:r>
+      <w:r>
+        <w:t xml:space="preserve"> </w:t>
+      </w:r>
+      <m:oMath>
+        <m:r>
+          <m:t>|</m:t>
+        </m:r>
+        <m:r>
+          <m:rPr>
+            <m:sty m:val="p"/>
+          </m:rPr>
+          <m:t>C</m:t>
+        </m:r>
+        <m:r>
+          <m:rPr>
+            <m:sty m:val="p"/>
+          </m:rPr>
+          <m:t>I</m:t>
+        </m:r>
+        <m:r>
+          <m:rPr>
+            <m:sty m:val="p"/>
+          </m:rPr>
+          <m:t>T</m:t>
+        </m:r>
+        <m:r>
+          <m:rPr>
+            <m:sty m:val="p"/>
+          </m:rPr>
+          <m:t>L</m:t>
+        </m:r>
+        <m:r>
+          <m:t>|</m:t>
+        </m:r>
+      </m:oMath>
+      <w:r>
+        <w:t xml:space="preserve"> </w:t>
+      </w:r>
+      <w:r>
+        <w:t xml:space="preserve">and</w:t>
+      </w:r>
+      <w:r>
+        <w:t xml:space="preserve"> </w:t>
+      </w:r>
+      <m:oMath>
+        <m:r>
+          <m:t>|</m:t>
+        </m:r>
+        <m:r>
+          <m:t>β</m:t>
+        </m:r>
+        <m:r>
+          <m:t>−</m:t>
+        </m:r>
+        <m:r>
+          <m:t>1</m:t>
+        </m:r>
+        <m:r>
+          <m:t>|</m:t>
+        </m:r>
+      </m:oMath>
+      <w:r>
+        <w:t xml:space="preserve"> </w:t>
+      </w:r>
+      <w:r>
+        <w:t xml:space="preserve">in the</w:t>
+      </w:r>
+      <w:r>
+        <w:t xml:space="preserve"> </w:t>
+      </w:r>
+      <w:r>
+        <w:t xml:space="preserve">main repeated-split table. Binned item calibration MAE is a secondary</w:t>
+      </w:r>
+      <w:r>
+        <w:t xml:space="preserve"> </w:t>
+      </w:r>
+      <w:r>
+        <w:t xml:space="preserve">calibration-curve summary: it bins subjects into five equal-frequency</w:t>
+      </w:r>
+      <w:r>
+        <w:t xml:space="preserve"> </w:t>
+      </w:r>
+      <w:r>
+        <w:t xml:space="preserve">predicted-severity bins using predicted total score, then computes the weighted</w:t>
+      </w:r>
+      <w:r>
+        <w:t xml:space="preserve"> </w:t>
+      </w:r>
+      <w:r>
+        <w:t xml:space="preserve">absolute gap between predicted and observed mean total score:</w:t>
       </w:r>
     </w:p>
     <w:p>
@@ -6979,79 +7420,85 @@
         <w:t xml:space="preserve"> </w:t>
       </w:r>
       <w:r>
-        <w:t xml:space="preserve">direction and seed, target subjects are split once into calibration and</w:t>
-      </w:r>
-      <w:r>
-        <w:t xml:space="preserve"> </w:t>
-      </w:r>
-      <w:r>
-        <w:t xml:space="preserve">evaluation partitions using stratified sampling over shared-PHQ total severity</w:t>
-      </w:r>
-      <w:r>
-        <w:t xml:space="preserve"> </w:t>
-      </w:r>
-      <w:r>
-        <w:t xml:space="preserve">groups. The calibration size is 30 percent of the available target subjects</w:t>
-      </w:r>
-      <w:r>
-        <w:t xml:space="preserve"> </w:t>
-      </w:r>
-      <w:r>
-        <w:t xml:space="preserve">with a minimum of 24, capped so that at least 35 percent, and at least 12</w:t>
-      </w:r>
-      <w:r>
-        <w:t xml:space="preserve"> </w:t>
-      </w:r>
-      <w:r>
-        <w:t xml:space="preserve">subjects, remain for evaluation. Under the official multimodal feature view,</w:t>
-      </w:r>
-      <w:r>
-        <w:t xml:space="preserve"> </w:t>
-      </w:r>
-      <w:r>
-        <w:t xml:space="preserve">this yields 66 labeled E-DAIC calibration subjects and 153 held-out E-DAIC</w:t>
-      </w:r>
-      <w:r>
-        <w:t xml:space="preserve"> </w:t>
-      </w:r>
-      <w:r>
-        <w:t xml:space="preserve">evaluation subjects when transferring from CMDC to E-DAIC, and 24 labeled CMDC</w:t>
-      </w:r>
-      <w:r>
-        <w:t xml:space="preserve"> </w:t>
-      </w:r>
-      <w:r>
-        <w:t xml:space="preserve">calibration subjects with 20 held-out CMDC evaluation subjects when</w:t>
-      </w:r>
-      <w:r>
-        <w:t xml:space="preserve"> </w:t>
-      </w:r>
-      <w:r>
-        <w:t xml:space="preserve">transferring from E-DAIC to CMDC. The five seeds change both the stratified</w:t>
-      </w:r>
-      <w:r>
-        <w:t xml:space="preserve"> </w:t>
-      </w:r>
-      <w:r>
-        <w:t xml:space="preserve">target calibration/evaluation split and neural initialization. Hyperparameters,</w:t>
-      </w:r>
-      <w:r>
-        <w:t xml:space="preserve"> </w:t>
-      </w:r>
-      <w:r>
-        <w:t xml:space="preserve">feature contracts, source data, and the target-label budget are fixed across</w:t>
-      </w:r>
-      <w:r>
-        <w:t xml:space="preserve"> </w:t>
-      </w:r>
-      <w:r>
-        <w:t xml:space="preserve">methods within each supervision regime, and no target evaluation labels are</w:t>
-      </w:r>
-      <w:r>
-        <w:t xml:space="preserve"> </w:t>
-      </w:r>
-      <w:r>
-        <w:t xml:space="preserve">used for model selection.</w:t>
+        <w:t xml:space="preserve">direction and repeated split, target subjects are partitioned once into</w:t>
+      </w:r>
+      <w:r>
+        <w:t xml:space="preserve"> </w:t>
+      </w:r>
+      <w:r>
+        <w:t xml:space="preserve">calibration and evaluation subsets using stratified sampling over shared-PHQ</w:t>
+      </w:r>
+      <w:r>
+        <w:t xml:space="preserve"> </w:t>
+      </w:r>
+      <w:r>
+        <w:t xml:space="preserve">total severity groups. The default calibration size is 30 percent of the</w:t>
+      </w:r>
+      <w:r>
+        <w:t xml:space="preserve"> </w:t>
+      </w:r>
+      <w:r>
+        <w:t xml:space="preserve">available target subjects with a minimum of 24, capped so that at least 35</w:t>
+      </w:r>
+      <w:r>
+        <w:t xml:space="preserve"> </w:t>
+      </w:r>
+      <w:r>
+        <w:t xml:space="preserve">percent, and at least 12 subjects, remain for evaluation. Under the official</w:t>
+      </w:r>
+      <w:r>
+        <w:t xml:space="preserve"> </w:t>
+      </w:r>
+      <w:r>
+        <w:t xml:space="preserve">multimodal feature view, this yields 66 labeled E-DAIC calibration subjects and</w:t>
+      </w:r>
+      <w:r>
+        <w:t xml:space="preserve"> </w:t>
+      </w:r>
+      <w:r>
+        <w:t xml:space="preserve">153 held-out E-DAIC evaluation subjects when transferring from CMDC to E-DAIC,</w:t>
+      </w:r>
+      <w:r>
+        <w:t xml:space="preserve"> </w:t>
+      </w:r>
+      <w:r>
+        <w:t xml:space="preserve">and 24 labeled CMDC calibration subjects with 20 held-out CMDC evaluation</w:t>
+      </w:r>
+      <w:r>
+        <w:t xml:space="preserve"> </w:t>
+      </w:r>
+      <w:r>
+        <w:t xml:space="preserve">subjects when transferring from E-DAIC to CMDC. Each method sees the same</w:t>
+      </w:r>
+      <w:r>
+        <w:t xml:space="preserve"> </w:t>
+      </w:r>
+      <w:r>
+        <w:t xml:space="preserve">calibration/evaluation split within a transfer direction and budget. Repeated</w:t>
+      </w:r>
+      <w:r>
+        <w:t xml:space="preserve"> </w:t>
+      </w:r>
+      <w:r>
+        <w:t xml:space="preserve">splits change both the stratified target partition and neural initialization;</w:t>
+      </w:r>
+      <w:r>
+        <w:t xml:space="preserve"> </w:t>
+      </w:r>
+      <w:r>
+        <w:t xml:space="preserve">hyperparameters, source data, frozen feature contracts, and target-label budget</w:t>
+      </w:r>
+      <w:r>
+        <w:t xml:space="preserve"> </w:t>
+      </w:r>
+      <w:r>
+        <w:t xml:space="preserve">are fixed across methods, and no target evaluation labels are used for model</w:t>
+      </w:r>
+      <w:r>
+        <w:t xml:space="preserve"> </w:t>
+      </w:r>
+      <w:r>
+        <w:t xml:space="preserve">selection.</w:t>
       </w:r>
     </w:p>
     <w:p>
@@ -7059,6 +7506,321 @@
         <w:pStyle w:val="BodyText"/>
       </w:pPr>
       <w:r>
+        <w:t xml:space="preserve">The target-only budget audit uses 30 repeated subject-level splits per</w:t>
+      </w:r>
+      <w:r>
+        <w:t xml:space="preserve"> </w:t>
+      </w:r>
+      <w:r>
+        <w:t xml:space="preserve">direction and budget, with 200 participant-bootstrap draws per split for paired</w:t>
+      </w:r>
+      <w:r>
+        <w:t xml:space="preserve"> </w:t>
+      </w:r>
+      <w:r>
+        <w:t xml:space="preserve">uncertainty. It varies</w:t>
+      </w:r>
+      <w:r>
+        <w:t xml:space="preserve"> </w:t>
+      </w:r>
+      <m:oMath>
+        <m:r>
+          <m:t>k</m:t>
+        </m:r>
+        <m:r>
+          <m:t>=</m:t>
+        </m:r>
+        <m:r>
+          <m:t>4</m:t>
+        </m:r>
+        <m:r>
+          <m:t>,</m:t>
+        </m:r>
+        <m:r>
+          <m:t>8</m:t>
+        </m:r>
+        <m:r>
+          <m:t>,</m:t>
+        </m:r>
+        <m:r>
+          <m:t>12</m:t>
+        </m:r>
+        <m:r>
+          <m:t>,</m:t>
+        </m:r>
+        <m:r>
+          <m:t>16</m:t>
+        </m:r>
+        <m:r>
+          <m:t>,</m:t>
+        </m:r>
+        <m:r>
+          <m:t>24</m:t>
+        </m:r>
+      </m:oMath>
+      <w:r>
+        <w:t xml:space="preserve"> </w:t>
+      </w:r>
+      <w:r>
+        <w:t xml:space="preserve">target calibration labels for both</w:t>
+      </w:r>
+      <w:r>
+        <w:t xml:space="preserve"> </w:t>
+      </w:r>
+      <w:r>
+        <w:t xml:space="preserve">directions;</w:t>
+      </w:r>
+      <w:r>
+        <w:t xml:space="preserve"> </w:t>
+      </w:r>
+      <m:oMath>
+        <m:r>
+          <m:t>k</m:t>
+        </m:r>
+        <m:r>
+          <m:t>=</m:t>
+        </m:r>
+        <m:r>
+          <m:t>24</m:t>
+        </m:r>
+      </m:oMath>
+      <w:r>
+        <w:t xml:space="preserve"> </w:t>
+      </w:r>
+      <w:r>
+        <w:t xml:space="preserve">is the largest shared small-budget value that preserves the</w:t>
+      </w:r>
+      <w:r>
+        <w:t xml:space="preserve"> </w:t>
+      </w:r>
+      <w:r>
+        <w:t xml:space="preserve">pre-specified minimum held-out CMDC evaluation size in the E-DAIC-to-CMDC</w:t>
+      </w:r>
+      <w:r>
+        <w:t xml:space="preserve"> </w:t>
+      </w:r>
+      <w:r>
+        <w:t xml:space="preserve">direction. A separate default-budget row keeps the larger 66-subject E-DAIC</w:t>
+      </w:r>
+      <w:r>
+        <w:t xml:space="preserve"> </w:t>
+      </w:r>
+      <w:r>
+        <w:t xml:space="preserve">calibration budget for CMDC-to-E-DAIC, so the main table reports the original</w:t>
+      </w:r>
+      <w:r>
+        <w:t xml:space="preserve"> </w:t>
+      </w:r>
+      <w:r>
+        <w:t xml:space="preserve">default calibration regime without forcing both target corpora to have the</w:t>
+      </w:r>
+      <w:r>
+        <w:t xml:space="preserve"> </w:t>
+      </w:r>
+      <w:r>
+        <w:t xml:space="preserve">same</w:t>
+      </w:r>
+      <w:r>
+        <w:t xml:space="preserve"> </w:t>
+      </w:r>
+      <m:oMath>
+        <m:r>
+          <m:t>k</m:t>
+        </m:r>
+      </m:oMath>
+      <w:r>
+        <w:t xml:space="preserve">. The budget settings are not nested: each</w:t>
+      </w:r>
+      <w:r>
+        <w:t xml:space="preserve"> </w:t>
+      </w:r>
+      <m:oMath>
+        <m:r>
+          <m:t>k</m:t>
+        </m:r>
+      </m:oMath>
+      <w:r>
+        <w:t xml:space="preserve"> </w:t>
+      </w:r>
+      <w:r>
+        <w:t xml:space="preserve">draws its own stratified</w:t>
+      </w:r>
+      <w:r>
+        <w:t xml:space="preserve"> </w:t>
+      </w:r>
+      <w:r>
+        <w:t xml:space="preserve">calibration/evaluation split so the uncertainty summarizes a budget-specific</w:t>
+      </w:r>
+      <w:r>
+        <w:t xml:space="preserve"> </w:t>
+      </w:r>
+      <w:r>
+        <w:t xml:space="preserve">sampling design rather than one favorable curriculum. Target-only rows use the</w:t>
+      </w:r>
+      <w:r>
+        <w:t xml:space="preserve"> </w:t>
+      </w:r>
+      <w:r>
+        <w:t xml:space="preserve">same frozen Qwen3+WavLM+OpenFace subject representation as source-plus-target</w:t>
+      </w:r>
+      <w:r>
+        <w:t xml:space="preserve"> </w:t>
+      </w:r>
+      <w:r>
+        <w:t xml:space="preserve">rows; they train only prediction layers on the</w:t>
+      </w:r>
+      <w:r>
+        <w:t xml:space="preserve"> </w:t>
+      </w:r>
+      <m:oMath>
+        <m:r>
+          <m:t>k</m:t>
+        </m:r>
+      </m:oMath>
+      <w:r>
+        <w:t xml:space="preserve"> </w:t>
+      </w:r>
+      <w:r>
+        <w:t xml:space="preserve">labeled target subjects and</w:t>
+      </w:r>
+      <w:r>
+        <w:t xml:space="preserve"> </w:t>
+      </w:r>
+      <w:r>
+        <w:t xml:space="preserve">do not learn a raw-signal encoder from those samples.</w:t>
+      </w:r>
+    </w:p>
+    <w:p>
+      <w:pPr>
+        <w:pStyle w:val="BodyText"/>
+      </w:pPr>
+      <w:r>
+        <w:t xml:space="preserve">The target-only direct MLP is a two-layer projection head:</w:t>
+      </w:r>
+      <w:r>
+        <w:t xml:space="preserve"> </w:t>
+      </w:r>
+      <w:r>
+        <w:t xml:space="preserve">Linear(input, 256), GELU, Dropout(0.08), LayerNorm, Linear(256, 256), GELU,</w:t>
+      </w:r>
+      <w:r>
+        <w:t xml:space="preserve"> </w:t>
+      </w:r>
+      <w:r>
+        <w:t xml:space="preserve">followed by a sigmoid item predictor scaled to the PHQ item range [0,3]. It is</w:t>
+      </w:r>
+      <w:r>
+        <w:t xml:space="preserve"> </w:t>
+      </w:r>
+      <w:r>
+        <w:t xml:space="preserve">trained with AdamW, learning rate</w:t>
+      </w:r>
+      <w:r>
+        <w:t xml:space="preserve"> </w:t>
+      </w:r>
+      <m:oMath>
+        <m:sSup>
+          <m:e>
+            <m:r>
+              <m:t>10</m:t>
+            </m:r>
+          </m:e>
+          <m:sup>
+            <m:r>
+              <m:t>−</m:t>
+            </m:r>
+            <m:r>
+              <m:t>3</m:t>
+            </m:r>
+          </m:sup>
+        </m:sSup>
+      </m:oMath>
+      <w:r>
+        <w:t xml:space="preserve">, weight decay</w:t>
+      </w:r>
+      <w:r>
+        <w:t xml:space="preserve"> </w:t>
+      </w:r>
+      <m:oMath>
+        <m:sSup>
+          <m:e>
+            <m:r>
+              <m:t>10</m:t>
+            </m:r>
+          </m:e>
+          <m:sup>
+            <m:r>
+              <m:t>−</m:t>
+            </m:r>
+            <m:r>
+              <m:t>4</m:t>
+            </m:r>
+          </m:sup>
+        </m:sSup>
+      </m:oMath>
+      <w:r>
+        <w:t xml:space="preserve">, and mean</w:t>
+      </w:r>
+      <w:r>
+        <w:t xml:space="preserve"> </w:t>
+      </w:r>
+      <w:r>
+        <w:t xml:space="preserve">squared item loss for 3500 epochs. The ordinal target-only row uses the same</w:t>
+      </w:r>
+      <w:r>
+        <w:t xml:space="preserve"> </w:t>
+      </w:r>
+      <w:r>
+        <w:t xml:space="preserve">projector and shared symptom layer with cumulative-logit item heads trained by</w:t>
+      </w:r>
+      <w:r>
+        <w:t xml:space="preserve"> </w:t>
+      </w:r>
+      <w:r>
+        <w:t xml:space="preserve">ordinal negative log likelihood for the same epoch budget. Source-plus-target</w:t>
+      </w:r>
+      <w:r>
+        <w:t xml:space="preserve"> </w:t>
+      </w:r>
+      <w:r>
+        <w:t xml:space="preserve">calibrated rows use the same hidden dimension, dropout, optimizer family, and</w:t>
+      </w:r>
+      <w:r>
+        <w:t xml:space="preserve"> </w:t>
+      </w:r>
+      <w:r>
+        <w:t xml:space="preserve">fixed epoch schedules as the measurement-aware architecture: 500 source</w:t>
+      </w:r>
+      <w:r>
+        <w:t xml:space="preserve"> </w:t>
+      </w:r>
+      <w:r>
+        <w:t xml:space="preserve">warm-start epochs for direct or ordinal objectives, 450 target-head epochs when</w:t>
+      </w:r>
+      <w:r>
+        <w:t xml:space="preserve"> </w:t>
+      </w:r>
+      <w:r>
+        <w:t xml:space="preserve">only a head is fitted, and 3000 full adaptation epochs when shared layers are</w:t>
+      </w:r>
+      <w:r>
+        <w:t xml:space="preserve"> </w:t>
+      </w:r>
+      <w:r>
+        <w:t xml:space="preserve">updated. The direct and generic MLP baselines use MSE on item scores; ordinal</w:t>
+      </w:r>
+      <w:r>
+        <w:t xml:space="preserve"> </w:t>
+      </w:r>
+      <w:r>
+        <w:t xml:space="preserve">baselines use item-level ordinal negative log likelihood.</w:t>
+      </w:r>
+    </w:p>
+    <w:p>
+      <w:pPr>
+        <w:pStyle w:val="BodyText"/>
+      </w:pPr>
+      <w:r>
         <w:t xml:space="preserve">Secondary severity metrics report total-score MAE and concordance correlation</w:t>
       </w:r>
       <w:r>
@@ -7084,56 +7846,6 @@
       </w:r>
       <w:r>
         <w:t xml:space="preserve">secondary clinical endpoint.</w:t>
-      </w:r>
-    </w:p>
-    <w:p>
-      <w:pPr>
-        <w:pStyle w:val="BodyText"/>
-      </w:pPr>
-      <w:r>
-        <w:t xml:space="preserve">For the reviewer-facing calibration analysis, we add a target-label budget</w:t>
-      </w:r>
-      <w:r>
-        <w:t xml:space="preserve"> </w:t>
-      </w:r>
-      <w:r>
-        <w:t xml:space="preserve">study with repeated subject-level calibration/evaluation splits. Target budgets</w:t>
-      </w:r>
-      <w:r>
-        <w:t xml:space="preserve"> </w:t>
-      </w:r>
-      <w:r>
-        <w:t xml:space="preserve">are varied while the frozen Qwen3+WavLM+OpenFace representation, source data,</w:t>
-      </w:r>
-      <w:r>
-        <w:t xml:space="preserve"> </w:t>
-      </w:r>
-      <w:r>
-        <w:t xml:space="preserve">trainable shared layers, and target evaluation protocol are held fixed. This</w:t>
-      </w:r>
-      <w:r>
-        <w:t xml:space="preserve"> </w:t>
-      </w:r>
-      <w:r>
-        <w:t xml:space="preserve">analysis also reports participant-bootstrap paired deltas for observed-scale</w:t>
-      </w:r>
-      <w:r>
-        <w:t xml:space="preserve"> </w:t>
-      </w:r>
-      <w:r>
-        <w:t xml:space="preserve">reconstruction and calibration metrics, so small architecture differences are</w:t>
-      </w:r>
-      <w:r>
-        <w:t xml:space="preserve"> </w:t>
-      </w:r>
-      <w:r>
-        <w:t xml:space="preserve">treated as uncertainty-bounded evidence rather than seed-level superiority</w:t>
-      </w:r>
-      <w:r>
-        <w:t xml:space="preserve"> </w:t>
-      </w:r>
-      <w:r>
-        <w:t xml:space="preserve">claims.</w:t>
       </w:r>
     </w:p>
     <w:p>
@@ -7391,7 +8103,7 @@
               <w:jc w:val="left"/>
             </w:pPr>
             <w:r>
-              <w:t xml:space="preserve">Raw corpus-identity probes are strong screens, but residual identity is control- and probe-dependent. In E-DAIC/CMDC, aligned length/acquisition controls explain the linear-probe signal, while nonlinear Qwen text probing still recovers identity.</w:t>
+              <w:t xml:space="preserve">Raw corpus-identity probes are strong screens, but residual identity is control- and probe-dependent. In E-DAIC/CMDC, length-associated directions account for most linear separability, while nonlinear Qwen text probing still recovers substantial residual identity.</w:t>
             </w:r>
           </w:p>
         </w:tc>
@@ -7573,43 +8285,43 @@
         <w:t xml:space="preserve"> </w:t>
       </w:r>
       <w:r>
-        <w:t xml:space="preserve">(0.497), WavLM audio (0.484), and OpenFace video (0.522). MV30 decomposes this</w:t>
-      </w:r>
-      <w:r>
-        <w:t xml:space="preserve"> </w:t>
-      </w:r>
-      <w:r>
-        <w:t xml:space="preserve">drop: severity-only control leaves the linear identity probe near 1.000, while</w:t>
-      </w:r>
-      <w:r>
-        <w:t xml:space="preserve"> </w:t>
-      </w:r>
-      <w:r>
-        <w:t xml:space="preserve">length-only control already reduces it to 0.495 in Qwen3 text, 0.481 in WavLM</w:t>
-      </w:r>
-      <w:r>
-        <w:t xml:space="preserve"> </w:t>
-      </w:r>
-      <w:r>
-        <w:t xml:space="preserve">audio, and 0.508 in OpenFace. Shuffling the length-plus-severity controls</w:t>
-      </w:r>
-      <w:r>
-        <w:t xml:space="preserve"> </w:t>
-      </w:r>
-      <w:r>
-        <w:t xml:space="preserve">returns the linear probe to near-perfect identity, showing that the reduction</w:t>
-      </w:r>
-      <w:r>
-        <w:t xml:space="preserve"> </w:t>
-      </w:r>
-      <w:r>
-        <w:t xml:space="preserve">depends on subject-aligned corpus-linked length/acquisition structure rather</w:t>
-      </w:r>
-      <w:r>
-        <w:t xml:space="preserve"> </w:t>
-      </w:r>
-      <w:r>
-        <w:t xml:space="preserve">than residualization mechanically erasing any signal.</w:t>
+        <w:t xml:space="preserve">(0.497), WavLM audio (0.484), and OpenFace video (0.522). A decomposition of</w:t>
+      </w:r>
+      <w:r>
+        <w:t xml:space="preserve"> </w:t>
+      </w:r>
+      <w:r>
+        <w:t xml:space="preserve">this drop shows that severity-only control leaves the linear identity probe</w:t>
+      </w:r>
+      <w:r>
+        <w:t xml:space="preserve"> </w:t>
+      </w:r>
+      <w:r>
+        <w:t xml:space="preserve">near 1.000, while length-only control already reduces it to 0.495 in Qwen3</w:t>
+      </w:r>
+      <w:r>
+        <w:t xml:space="preserve"> </w:t>
+      </w:r>
+      <w:r>
+        <w:t xml:space="preserve">text, 0.481 in WavLM audio, and 0.508 in OpenFace. Shuffling the</w:t>
+      </w:r>
+      <w:r>
+        <w:t xml:space="preserve"> </w:t>
+      </w:r>
+      <w:r>
+        <w:t xml:space="preserve">length-plus-severity controls returns the linear probe to near-perfect</w:t>
+      </w:r>
+      <w:r>
+        <w:t xml:space="preserve"> </w:t>
+      </w:r>
+      <w:r>
+        <w:t xml:space="preserve">identity, showing that the reduction depends on subject-aligned corpus-linked</w:t>
+      </w:r>
+      <w:r>
+        <w:t xml:space="preserve"> </w:t>
+      </w:r>
+      <w:r>
+        <w:t xml:space="preserve">length structure rather than residualization mechanically erasing any signal.</w:t>
       </w:r>
     </w:p>
     <w:p>
@@ -7647,7 +8359,7 @@
         <w:t xml:space="preserve"> </w:t>
       </w:r>
       <w:r>
-        <w:t xml:space="preserve">length/acquisition structure under a linear probe, but higher-capacity probes</w:t>
+        <w:t xml:space="preserve">length-associated structure under a linear probe, but higher-capacity probes</w:t>
       </w:r>
       <w:r>
         <w:t xml:space="preserve"> </w:t>
@@ -7665,13 +8377,19 @@
         <w:t xml:space="preserve"> </w:t>
       </w:r>
       <w:r>
-        <w:t xml:space="preserve">the target-validity question cannot be settled by a single corpus-identity</w:t>
-      </w:r>
-      <w:r>
-        <w:t xml:space="preserve"> </w:t>
-      </w:r>
-      <w:r>
-        <w:t xml:space="preserve">number.</w:t>
+        <w:t xml:space="preserve">length-associated directions account for most linear separability in this</w:t>
+      </w:r>
+      <w:r>
+        <w:t xml:space="preserve"> </w:t>
+      </w:r>
+      <w:r>
+        <w:t xml:space="preserve">contrast, but substantial nonlinear corpus information remains, and the</w:t>
+      </w:r>
+      <w:r>
+        <w:t xml:space="preserve"> </w:t>
+      </w:r>
+      <w:r>
+        <w:t xml:space="preserve">target-validity question cannot be settled by a single corpus-identity number.</w:t>
       </w:r>
     </w:p>
     <w:p>
@@ -7986,13 +8704,19 @@
         <w:t xml:space="preserve"> </w:t>
       </w:r>
       <w:r>
-        <w:t xml:space="preserve">structure is clearly present: the configural screen passes, loading congruence</w:t>
-      </w:r>
-      <w:r>
-        <w:t xml:space="preserve"> </w:t>
-      </w:r>
-      <w:r>
-        <w:t xml:space="preserve">is 0.998, and 7 of 8 items pass the approximate metric-loading screen. At the</w:t>
+        <w:t xml:space="preserve">structure is clearly present: the structural compatibility screen passes,</w:t>
+      </w:r>
+      <w:r>
+        <w:t xml:space="preserve"> </w:t>
+      </w:r>
+      <w:r>
+        <w:t xml:space="preserve">loading congruence is 0.998, and 7 of 8 items pass the approximate</w:t>
+      </w:r>
+      <w:r>
+        <w:t xml:space="preserve"> </w:t>
+      </w:r>
+      <w:r>
+        <w:t xml:space="preserve">metric-loading screen. At the</w:t>
       </w:r>
       <w:r>
         <w:t xml:space="preserve"> </w:t>
@@ -8191,7 +8915,13 @@
         <w:t xml:space="preserve"> </w:t>
       </w:r>
       <w:r>
-        <w:t xml:space="preserve">C02/C06 as repeated, finite-sample-bounded threshold-shift evidence. For the</w:t>
+        <w:t xml:space="preserve">C02/C06 as recurrent threshold-shift candidates with finite-sample</w:t>
+      </w:r>
+      <w:r>
+        <w:t xml:space="preserve"> </w:t>
+      </w:r>
+      <w:r>
+        <w:t xml:space="preserve">uncertainty. For the</w:t>
       </w:r>
       <w:r>
         <w:t xml:space="preserve"> </w:t>
@@ -8247,37 +8977,43 @@
         <w:t xml:space="preserve"> </w:t>
       </w:r>
       <w:r>
-        <w:t xml:space="preserve">thirds. By contrast, C02 and C06 remain threshold-free in every grid row.</w:t>
-      </w:r>
-      <w:r>
-        <w:t xml:space="preserve"> </w:t>
-      </w:r>
-      <w:r>
-        <w:t xml:space="preserve">Combining this grid with bootstrap DIF stability yields four stable anchor</w:t>
-      </w:r>
-      <w:r>
-        <w:t xml:space="preserve"> </w:t>
-      </w:r>
-      <w:r>
-        <w:t xml:space="preserve">items with strict-threshold caveats (C01, C04, C05, C07) and two stable</w:t>
-      </w:r>
-      <w:r>
-        <w:t xml:space="preserve"> </w:t>
-      </w:r>
-      <w:r>
-        <w:t xml:space="preserve">threshold-shift signals (C02, C06). This strengthens the audit as a bounded</w:t>
-      </w:r>
-      <w:r>
-        <w:t xml:space="preserve"> </w:t>
-      </w:r>
-      <w:r>
-        <w:t xml:space="preserve">target-contract result while preserving the finite-sample caution, especially</w:t>
-      </w:r>
-      <w:r>
-        <w:t xml:space="preserve"> </w:t>
-      </w:r>
-      <w:r>
-        <w:t xml:space="preserve">for sparse response categories.</w:t>
+        <w:t xml:space="preserve">thirds. By contrast, C02 and C06 fail the threshold-support criterion across</w:t>
+      </w:r>
+      <w:r>
+        <w:t xml:space="preserve"> </w:t>
+      </w:r>
+      <w:r>
+        <w:t xml:space="preserve">all grid settings. Combining this grid with bootstrap DIF stability yields four</w:t>
+      </w:r>
+      <w:r>
+        <w:t xml:space="preserve"> </w:t>
+      </w:r>
+      <w:r>
+        <w:t xml:space="preserve">recurrent anchor candidates with strict-threshold caveats (C01, C04, C05, C07)</w:t>
+      </w:r>
+      <w:r>
+        <w:t xml:space="preserve"> </w:t>
+      </w:r>
+      <w:r>
+        <w:t xml:space="preserve">and two recurrent threshold-shift candidates with finite-sample uncertainty</w:t>
+      </w:r>
+      <w:r>
+        <w:t xml:space="preserve"> </w:t>
+      </w:r>
+      <w:r>
+        <w:t xml:space="preserve">(C02, C06). This strengthens the audit as a bounded target-contract result</w:t>
+      </w:r>
+      <w:r>
+        <w:t xml:space="preserve"> </w:t>
+      </w:r>
+      <w:r>
+        <w:t xml:space="preserve">while preserving the finite-sample caution, especially for sparse response</w:t>
+      </w:r>
+      <w:r>
+        <w:t xml:space="preserve"> </w:t>
+      </w:r>
+      <w:r>
+        <w:t xml:space="preserve">categories.</w:t>
       </w:r>
     </w:p>
     <w:p>
@@ -8430,9 +9166,9 @@
       <w:pPr>
         <w:pStyle w:val="Heading3"/>
       </w:pPr>
-      <w:bookmarkStart w:id="46" w:name="X1ec09d615a013ba8ed4262ccf4b0a4d2cff955e"/>
-      <w:r>
-        <w:t xml:space="preserve">6.3 Prediction Gate: Formal Measurement-Aware Transfer</w:t>
+      <w:bookmarkStart w:id="46" w:name="X885399877ccb7fc029941143ba56011f7e6d46b"/>
+      <w:r>
+        <w:t xml:space="preserve">6.3 Prediction Gate: Target Calibration, Not Corpus-Specific Heads, Is the Robust Effect</w:t>
       </w:r>
       <w:bookmarkEnd w:id="46"/>
     </w:p>
@@ -8453,82 +9189,37 @@
         <w:t xml:space="preserve"> </w:t>
       </w:r>
       <w:r>
-        <w:t xml:space="preserve">Qwen3+WavLM+OpenFace subject-level representation. The measurement-aware model</w:t>
-      </w:r>
-      <w:r>
-        <w:t xml:space="preserve"> </w:t>
-      </w:r>
-      <w:r>
-        <w:t xml:space="preserve">maps this representation into a shared eight-symptom PHQ layer and then uses</w:t>
-      </w:r>
-      <w:r>
-        <w:t xml:space="preserve"> </w:t>
-      </w:r>
-      <w:r>
-        <w:t xml:space="preserve">corpus-specific cumulative-logit ordinal heads, as defined in Section 3.2. The</w:t>
-      </w:r>
-      <w:r>
-        <w:t xml:space="preserve"> </w:t>
-      </w:r>
-      <w:r>
-        <w:t xml:space="preserve">critical comparison is not the original frozen</w:t>
-      </w:r>
-      <w:r>
-        <w:t xml:space="preserve"> </w:t>
-      </w:r>
-      <w:r>
-        <w:rPr>
-          <w:rStyle w:val="VerbatimChar"/>
-        </w:rPr>
-        <w:t xml:space="preserve">Corpus-specific head</w:t>
-      </w:r>
-      <w:r>
-        <w:t xml:space="preserve"> </w:t>
-      </w:r>
-      <w:r>
-        <w:t xml:space="preserve">alone:</w:t>
-      </w:r>
-      <w:r>
-        <w:t xml:space="preserve"> </w:t>
-      </w:r>
-      <w:r>
-        <w:t xml:space="preserve">that baseline uses the same number of target labels but does not allow target</w:t>
-      </w:r>
-      <w:r>
-        <w:t xml:space="preserve"> </w:t>
-      </w:r>
-      <w:r>
-        <w:t xml:space="preserve">labels to update the shared symptom representation. We therefore add calibrated</w:t>
-      </w:r>
-      <w:r>
-        <w:t xml:space="preserve"> </w:t>
-      </w:r>
-      <w:r>
-        <w:t xml:space="preserve">baselines that match target-label budget, trainable shared layers, and</w:t>
-      </w:r>
-      <w:r>
-        <w:t xml:space="preserve"> </w:t>
-      </w:r>
-      <w:r>
-        <w:t xml:space="preserve">optimization exposure. The co-primary metrics are Macro Item MAE and</w:t>
-      </w:r>
-      <w:r>
-        <w:t xml:space="preserve"> </w:t>
-      </w:r>
-      <w:r>
-        <w:t xml:space="preserve">binned item calibration MAE; Total MAE is shown as a severity-scale summary. The</w:t>
-      </w:r>
-      <w:r>
-        <w:t xml:space="preserve"> </w:t>
-      </w:r>
-      <w:r>
-        <w:t xml:space="preserve">reconstruction-plus-calibration score is used only as a supplementary compact</w:t>
-      </w:r>
-      <w:r>
-        <w:t xml:space="preserve"> </w:t>
-      </w:r>
-      <w:r>
-        <w:t xml:space="preserve">summary, so the main claim does not depend on a composite metric.</w:t>
+        <w:t xml:space="preserve">Qwen3+WavLM+OpenFace subject-level representation and the same repeated</w:t>
+      </w:r>
+      <w:r>
+        <w:t xml:space="preserve"> </w:t>
+      </w:r>
+      <w:r>
+        <w:t xml:space="preserve">target-calibration splits within each transfer direction. The table is limited</w:t>
+      </w:r>
+      <w:r>
+        <w:t xml:space="preserve"> </w:t>
+      </w:r>
+      <w:r>
+        <w:t xml:space="preserve">to calibrated methods with matched target-label exposure. Zero-target-label</w:t>
+      </w:r>
+      <w:r>
+        <w:t xml:space="preserve"> </w:t>
+      </w:r>
+      <w:r>
+        <w:t xml:space="preserve">ERM, CORAL, MMD, DANN, latent-only, and fixed-split direct-transfer rows are</w:t>
+      </w:r>
+      <w:r>
+        <w:t xml:space="preserve"> </w:t>
+      </w:r>
+      <w:r>
+        <w:t xml:space="preserve">reported as supplementary context because they answer a different question:</w:t>
+      </w:r>
+      <w:r>
+        <w:t xml:space="preserve"> </w:t>
+      </w:r>
+      <w:r>
+        <w:t xml:space="preserve">what can be done without labeled target clinical data.</w:t>
       </w:r>
     </w:p>
     <w:p>
@@ -8539,7 +9230,7 @@
         <w:rPr>
           <w:b/>
         </w:rPr>
-        <w:t xml:space="preserve">Table 3. Supervision-aware cross-corpus PHQ shared-item result under the</w:t>
+        <w:t xml:space="preserve">Table 3. Main target-calibrated PHQ shared-item transfer result. Values are</w:t>
       </w:r>
       <w:r>
         <w:rPr>
@@ -8551,7 +9242,7 @@
         <w:rPr>
           <w:b/>
         </w:rPr>
-        <w:t xml:space="preserve">official foundation representation. Values are means with 95 percent CIs over</w:t>
+        <w:t xml:space="preserve">means with 95 percent intervals over 30 repeated subject-level target</w:t>
       </w:r>
       <w:r>
         <w:rPr>
@@ -8563,7 +9254,7 @@
         <w:rPr>
           <w:b/>
         </w:rPr>
-        <w:t xml:space="preserve">five seeds. The panel blocks separate zero-target-label context from the</w:t>
+        <w:t xml:space="preserve">calibration/evaluation splits. All rows use frozen Qwen3+WavLM+OpenFace</w:t>
       </w:r>
       <w:r>
         <w:rPr>
@@ -8575,7 +9266,7 @@
         <w:rPr>
           <w:b/>
         </w:rPr>
-        <w:t xml:space="preserve">same-budget source-plus-target calibrated comparison. Repeated-split</w:t>
+        <w:t xml:space="preserve">representations. Lower is better. CITL is observed total minus predicted total;</w:t>
       </w:r>
       <w:r>
         <w:rPr>
@@ -8587,7 +9278,143 @@
         <w:rPr>
           <w:b/>
         </w:rPr>
-        <w:t xml:space="preserve">target-only calibration audits are reported immediately after the table.</w:t>
+        <w:t xml:space="preserve">the table reports</w:t>
+      </w:r>
+      <w:r>
+        <w:rPr>
+          <w:b/>
+        </w:rPr>
+        <w:t xml:space="preserve"> </w:t>
+      </w:r>
+      <m:oMath>
+        <m:r>
+          <m:t>|</m:t>
+        </m:r>
+        <m:r>
+          <m:rPr>
+            <m:sty m:val="p"/>
+          </m:rPr>
+          <m:t>C</m:t>
+        </m:r>
+        <m:r>
+          <m:rPr>
+            <m:sty m:val="p"/>
+          </m:rPr>
+          <m:t>I</m:t>
+        </m:r>
+        <m:r>
+          <m:rPr>
+            <m:sty m:val="p"/>
+          </m:rPr>
+          <m:t>T</m:t>
+        </m:r>
+        <m:r>
+          <m:rPr>
+            <m:sty m:val="p"/>
+          </m:rPr>
+          <m:t>L</m:t>
+        </m:r>
+        <m:r>
+          <m:t>|</m:t>
+        </m:r>
+      </m:oMath>
+      <w:r>
+        <w:rPr>
+          <w:b/>
+        </w:rPr>
+        <w:t xml:space="preserve"> </w:t>
+      </w:r>
+      <w:r>
+        <w:rPr>
+          <w:b/>
+        </w:rPr>
+        <w:t xml:space="preserve">and</w:t>
+      </w:r>
+      <w:r>
+        <w:rPr>
+          <w:b/>
+        </w:rPr>
+        <w:t xml:space="preserve"> </w:t>
+      </w:r>
+      <m:oMath>
+        <m:r>
+          <m:t>|</m:t>
+        </m:r>
+        <m:r>
+          <m:rPr>
+            <m:sty m:val="p"/>
+          </m:rPr>
+          <m:t>s</m:t>
+        </m:r>
+        <m:r>
+          <m:rPr>
+            <m:sty m:val="p"/>
+          </m:rPr>
+          <m:t>l</m:t>
+        </m:r>
+        <m:r>
+          <m:rPr>
+            <m:sty m:val="p"/>
+          </m:rPr>
+          <m:t>o</m:t>
+        </m:r>
+        <m:r>
+          <m:rPr>
+            <m:sty m:val="p"/>
+          </m:rPr>
+          <m:t>p</m:t>
+        </m:r>
+        <m:r>
+          <m:rPr>
+            <m:sty m:val="p"/>
+          </m:rPr>
+          <m:t>e</m:t>
+        </m:r>
+        <m:r>
+          <m:t>−</m:t>
+        </m:r>
+        <m:r>
+          <m:t>1</m:t>
+        </m:r>
+        <m:r>
+          <m:t>|</m:t>
+        </m:r>
+      </m:oMath>
+      <w:r>
+        <w:rPr>
+          <w:b/>
+        </w:rPr>
+        <w:t xml:space="preserve"> </w:t>
+      </w:r>
+      <w:r>
+        <w:rPr>
+          <w:b/>
+        </w:rPr>
+        <w:t xml:space="preserve">as the main</w:t>
+      </w:r>
+      <w:r>
+        <w:rPr>
+          <w:b/>
+        </w:rPr>
+        <w:t xml:space="preserve"> </w:t>
+      </w:r>
+      <w:r>
+        <w:rPr>
+          <w:b/>
+        </w:rPr>
+        <w:t xml:space="preserve">calibration audit metrics, with binned calibration MAE as a secondary</w:t>
+      </w:r>
+      <w:r>
+        <w:rPr>
+          <w:b/>
+        </w:rPr>
+        <w:t xml:space="preserve"> </w:t>
+      </w:r>
+      <w:r>
+        <w:rPr>
+          <w:b/>
+        </w:rPr>
+        <w:t xml:space="preserve">calibration-curve summary.</w:t>
       </w:r>
     </w:p>
     <w:p>
@@ -8604,16 +9431,18 @@
     <w:tbl>
       <w:tblPr>
         <w:tblStyle w:val="Table"/>
-        <w:tblW w:type="pct" w:w="5000.0"/>
+        <w:tblW w:type="pct" w:w="4999.999999999999"/>
         <w:tblLook w:firstRow="1"/>
       </w:tblPr>
       <w:tblGrid>
-        <w:gridCol w:w="1080"/>
-        <w:gridCol w:w="1080"/>
-        <w:gridCol w:w="1440"/>
-        <w:gridCol w:w="1440"/>
-        <w:gridCol w:w="1440"/>
-        <w:gridCol w:w="1440"/>
+        <w:gridCol w:w="792"/>
+        <w:gridCol w:w="792"/>
+        <w:gridCol w:w="1056"/>
+        <w:gridCol w:w="1056"/>
+        <w:gridCol w:w="1056"/>
+        <w:gridCol w:w="1056"/>
+        <w:gridCol w:w="1056"/>
+        <w:gridCol w:w="1056"/>
       </w:tblGrid>
       <w:tr>
         <w:trPr>
@@ -8666,7 +9495,7 @@
               <w:jc w:val="right"/>
             </w:pPr>
             <w:r>
-              <w:t xml:space="preserve">n_cal</w:t>
+              <w:t xml:space="preserve">k/eval n</w:t>
             </w:r>
           </w:p>
         </w:tc>
@@ -8700,7 +9529,7 @@
               <w:jc w:val="right"/>
             </w:pPr>
             <w:r>
-              <w:t xml:space="preserve">Binned Item Calib. MAE ↓</w:t>
+              <w:t xml:space="preserve">|CITL| ↓</w:t>
             </w:r>
           </w:p>
         </w:tc>
@@ -8717,987 +9546,10 @@
               <w:jc w:val="right"/>
             </w:pPr>
             <w:r>
-              <w:t xml:space="preserve">Total MAE ↓</w:t>
-            </w:r>
-          </w:p>
-        </w:tc>
-      </w:tr>
-      <w:tr>
-        <w:tc>
-          <w:p>
-            <w:pPr>
-              <w:pStyle w:val="Compact"/>
-              <w:jc w:val="left"/>
-            </w:pPr>
-            <w:r>
-              <w:rPr>
-                <w:b/>
-              </w:rPr>
-              <w:t xml:space="preserve">Zero-target-label context</w:t>
-            </w:r>
-          </w:p>
-        </w:tc>
-        <w:tc>
-          <w:p/>
-        </w:tc>
-        <w:tc>
-          <w:p/>
-        </w:tc>
-        <w:tc>
-          <w:p/>
-        </w:tc>
-        <w:tc>
-          <w:p/>
-        </w:tc>
-        <w:tc>
-          <w:p/>
-        </w:tc>
-      </w:tr>
-      <w:tr>
-        <w:tc>
-          <w:p>
-            <w:pPr>
-              <w:pStyle w:val="Compact"/>
-              <w:jc w:val="left"/>
-            </w:pPr>
-            <w:r>
-              <w:t xml:space="preserve">ERM</w:t>
-            </w:r>
-          </w:p>
-        </w:tc>
-        <w:tc>
-          <w:p>
-            <w:pPr>
-              <w:pStyle w:val="Compact"/>
-              <w:jc w:val="left"/>
-            </w:pPr>
-            <w:r>
-              <w:t xml:space="preserve">zero-label</w:t>
-            </w:r>
-          </w:p>
-        </w:tc>
-        <w:tc>
-          <w:p>
-            <w:pPr>
-              <w:pStyle w:val="Compact"/>
-              <w:jc w:val="right"/>
-            </w:pPr>
-            <w:r>
-              <w:t xml:space="preserve">0</w:t>
-            </w:r>
-          </w:p>
-        </w:tc>
-        <w:tc>
-          <w:p>
-            <w:pPr>
-              <w:pStyle w:val="Compact"/>
-              <w:jc w:val="right"/>
-            </w:pPr>
-            <w:r>
-              <w:t xml:space="preserve">1.039 [0.983, 1.094]</w:t>
-            </w:r>
-          </w:p>
-        </w:tc>
-        <w:tc>
-          <w:p>
-            <w:pPr>
-              <w:pStyle w:val="Compact"/>
-              <w:jc w:val="right"/>
-            </w:pPr>
-            <w:r>
-              <w:t xml:space="preserve">0.734 [0.673, 0.795]</w:t>
-            </w:r>
-          </w:p>
-        </w:tc>
-        <w:tc>
-          <w:p>
-            <w:pPr>
-              <w:pStyle w:val="Compact"/>
-              <w:jc w:val="right"/>
-            </w:pPr>
-            <w:r>
-              <w:t xml:space="preserve">5.724 [5.436, 6.012]</w:t>
-            </w:r>
-          </w:p>
-        </w:tc>
-      </w:tr>
-      <w:tr>
-        <w:tc>
-          <w:p>
-            <w:pPr>
-              <w:pStyle w:val="Compact"/>
-              <w:jc w:val="left"/>
-            </w:pPr>
-            <w:r>
-              <w:t xml:space="preserve">CORAL</w:t>
-            </w:r>
-          </w:p>
-        </w:tc>
-        <w:tc>
-          <w:p>
-            <w:pPr>
-              <w:pStyle w:val="Compact"/>
-              <w:jc w:val="left"/>
-            </w:pPr>
-            <w:r>
-              <w:t xml:space="preserve">zero-label</w:t>
-            </w:r>
-          </w:p>
-        </w:tc>
-        <w:tc>
-          <w:p>
-            <w:pPr>
-              <w:pStyle w:val="Compact"/>
-              <w:jc w:val="right"/>
-            </w:pPr>
-            <w:r>
-              <w:t xml:space="preserve">0</w:t>
-            </w:r>
-          </w:p>
-        </w:tc>
-        <w:tc>
-          <w:p>
-            <w:pPr>
-              <w:pStyle w:val="Compact"/>
-              <w:jc w:val="right"/>
-            </w:pPr>
-            <w:r>
-              <w:t xml:space="preserve">1.014 [0.970, 1.057]</w:t>
-            </w:r>
-          </w:p>
-        </w:tc>
-        <w:tc>
-          <w:p>
-            <w:pPr>
-              <w:pStyle w:val="Compact"/>
-              <w:jc w:val="right"/>
-            </w:pPr>
-            <w:r>
-              <w:t xml:space="preserve">0.677 [0.619, 0.735]</w:t>
-            </w:r>
-          </w:p>
-        </w:tc>
-        <w:tc>
-          <w:p>
-            <w:pPr>
-              <w:pStyle w:val="Compact"/>
-              <w:jc w:val="right"/>
-            </w:pPr>
-            <w:r>
-              <w:t xml:space="preserve">6.498 [5.977, 7.019]</w:t>
-            </w:r>
-          </w:p>
-        </w:tc>
-      </w:tr>
-      <w:tr>
-        <w:tc>
-          <w:p>
-            <w:pPr>
-              <w:pStyle w:val="Compact"/>
-              <w:jc w:val="left"/>
-            </w:pPr>
-            <w:r>
-              <w:t xml:space="preserve">MMD</w:t>
-            </w:r>
-          </w:p>
-        </w:tc>
-        <w:tc>
-          <w:p>
-            <w:pPr>
-              <w:pStyle w:val="Compact"/>
-              <w:jc w:val="left"/>
-            </w:pPr>
-            <w:r>
-              <w:t xml:space="preserve">zero-label</w:t>
-            </w:r>
-          </w:p>
-        </w:tc>
-        <w:tc>
-          <w:p>
-            <w:pPr>
-              <w:pStyle w:val="Compact"/>
-              <w:jc w:val="right"/>
-            </w:pPr>
-            <w:r>
-              <w:t xml:space="preserve">0</w:t>
-            </w:r>
-          </w:p>
-        </w:tc>
-        <w:tc>
-          <w:p>
-            <w:pPr>
-              <w:pStyle w:val="Compact"/>
-              <w:jc w:val="right"/>
-            </w:pPr>
-            <w:r>
-              <w:t xml:space="preserve">1.044 [0.735, 1.354]</w:t>
-            </w:r>
-          </w:p>
-        </w:tc>
-        <w:tc>
-          <w:p>
-            <w:pPr>
-              <w:pStyle w:val="Compact"/>
-              <w:jc w:val="right"/>
-            </w:pPr>
-            <w:r>
-              <w:t xml:space="preserve">1.030 [0.728, 1.333]</w:t>
-            </w:r>
-          </w:p>
-        </w:tc>
-        <w:tc>
-          <w:p>
-            <w:pPr>
-              <w:pStyle w:val="Compact"/>
-              <w:jc w:val="right"/>
-            </w:pPr>
-            <w:r>
-              <w:t xml:space="preserve">5.870 [4.921, 6.820]</w:t>
-            </w:r>
-          </w:p>
-        </w:tc>
-      </w:tr>
-      <w:tr>
-        <w:tc>
-          <w:p>
-            <w:pPr>
-              <w:pStyle w:val="Compact"/>
-              <w:jc w:val="left"/>
-            </w:pPr>
-            <w:r>
-              <w:t xml:space="preserve">DANN</w:t>
-            </w:r>
-          </w:p>
-        </w:tc>
-        <w:tc>
-          <w:p>
-            <w:pPr>
-              <w:pStyle w:val="Compact"/>
-              <w:jc w:val="left"/>
-            </w:pPr>
-            <w:r>
-              <w:t xml:space="preserve">zero-label</w:t>
-            </w:r>
-          </w:p>
-        </w:tc>
-        <w:tc>
-          <w:p>
-            <w:pPr>
-              <w:pStyle w:val="Compact"/>
-              <w:jc w:val="right"/>
-            </w:pPr>
-            <w:r>
-              <w:t xml:space="preserve">0</w:t>
-            </w:r>
-          </w:p>
-        </w:tc>
-        <w:tc>
-          <w:p>
-            <w:pPr>
-              <w:pStyle w:val="Compact"/>
-              <w:jc w:val="right"/>
-            </w:pPr>
-            <w:r>
-              <w:t xml:space="preserve">1.438 [1.382, 1.494]</w:t>
-            </w:r>
-          </w:p>
-        </w:tc>
-        <w:tc>
-          <w:p>
-            <w:pPr>
-              <w:pStyle w:val="Compact"/>
-              <w:jc w:val="right"/>
-            </w:pPr>
-            <w:r>
-              <w:t xml:space="preserve">0.744 [0.674, 0.815]</w:t>
-            </w:r>
-          </w:p>
-        </w:tc>
-        <w:tc>
-          <w:p>
-            <w:pPr>
-              <w:pStyle w:val="Compact"/>
-              <w:jc w:val="right"/>
-            </w:pPr>
-            <w:r>
-              <w:t xml:space="preserve">7.346 [7.025, 7.667]</w:t>
-            </w:r>
-          </w:p>
-        </w:tc>
-      </w:tr>
-      <w:tr>
-        <w:tc>
-          <w:p>
-            <w:pPr>
-              <w:pStyle w:val="Compact"/>
-              <w:jc w:val="left"/>
-            </w:pPr>
-            <w:r>
-              <w:t xml:space="preserve">Strongest foundation</w:t>
-            </w:r>
-          </w:p>
-        </w:tc>
-        <w:tc>
-          <w:p>
-            <w:pPr>
-              <w:pStyle w:val="Compact"/>
-              <w:jc w:val="left"/>
-            </w:pPr>
-            <w:r>
-              <w:t xml:space="preserve">zero-label</w:t>
-            </w:r>
-          </w:p>
-        </w:tc>
-        <w:tc>
-          <w:p>
-            <w:pPr>
-              <w:pStyle w:val="Compact"/>
-              <w:jc w:val="right"/>
-            </w:pPr>
-            <w:r>
-              <w:t xml:space="preserve">0</w:t>
-            </w:r>
-          </w:p>
-        </w:tc>
-        <w:tc>
-          <w:p>
-            <w:pPr>
-              <w:pStyle w:val="Compact"/>
-              <w:jc w:val="right"/>
-            </w:pPr>
-            <w:r>
-              <w:t xml:space="preserve">0.949 [0.900, 0.998]</w:t>
-            </w:r>
-          </w:p>
-        </w:tc>
-        <w:tc>
-          <w:p>
-            <w:pPr>
-              <w:pStyle w:val="Compact"/>
-              <w:jc w:val="right"/>
-            </w:pPr>
-            <w:r>
-              <w:t xml:space="preserve">0.588 [0.510, 0.666]</w:t>
-            </w:r>
-          </w:p>
-        </w:tc>
-        <w:tc>
-          <w:p>
-            <w:pPr>
-              <w:pStyle w:val="Compact"/>
-              <w:jc w:val="right"/>
-            </w:pPr>
-            <w:r>
-              <w:t xml:space="preserve">6.118 [5.740, 6.497]</w:t>
-            </w:r>
-          </w:p>
-        </w:tc>
-      </w:tr>
-      <w:tr>
-        <w:tc>
-          <w:p>
-            <w:pPr>
-              <w:pStyle w:val="Compact"/>
-              <w:jc w:val="left"/>
-            </w:pPr>
-            <w:r>
-              <w:t xml:space="preserve">Latent-only</w:t>
-            </w:r>
-          </w:p>
-        </w:tc>
-        <w:tc>
-          <w:p>
-            <w:pPr>
-              <w:pStyle w:val="Compact"/>
-              <w:jc w:val="left"/>
-            </w:pPr>
-            <w:r>
-              <w:t xml:space="preserve">zero-label</w:t>
-            </w:r>
-          </w:p>
-        </w:tc>
-        <w:tc>
-          <w:p>
-            <w:pPr>
-              <w:pStyle w:val="Compact"/>
-              <w:jc w:val="right"/>
-            </w:pPr>
-            <w:r>
-              <w:t xml:space="preserve">0</w:t>
-            </w:r>
-          </w:p>
-        </w:tc>
-        <w:tc>
-          <w:p>
-            <w:pPr>
-              <w:pStyle w:val="Compact"/>
-              <w:jc w:val="right"/>
-            </w:pPr>
-            <w:r>
-              <w:t xml:space="preserve">1.055 [1.006, 1.105]</w:t>
-            </w:r>
-          </w:p>
-        </w:tc>
-        <w:tc>
-          <w:p>
-            <w:pPr>
-              <w:pStyle w:val="Compact"/>
-              <w:jc w:val="right"/>
-            </w:pPr>
-            <w:r>
-              <w:t xml:space="preserve">0.735 [0.691, 0.780]</w:t>
-            </w:r>
-          </w:p>
-        </w:tc>
-        <w:tc>
-          <w:p>
-            <w:pPr>
-              <w:pStyle w:val="Compact"/>
-              <w:jc w:val="right"/>
-            </w:pPr>
-            <w:r>
-              <w:t xml:space="preserve">6.751 [6.260, 7.241]</w:t>
-            </w:r>
-          </w:p>
-        </w:tc>
-      </w:tr>
-      <w:tr>
-        <w:tc>
-          <w:p>
-            <w:pPr>
-              <w:pStyle w:val="Compact"/>
-              <w:jc w:val="left"/>
-            </w:pPr>
-            <w:r>
-              <w:rPr>
-                <w:b/>
-              </w:rPr>
-              <w:t xml:space="preserve">Target-calibrated comparison</w:t>
-            </w:r>
-          </w:p>
-        </w:tc>
-        <w:tc>
-          <w:p/>
-        </w:tc>
-        <w:tc>
-          <w:p/>
-        </w:tc>
-        <w:tc>
-          <w:p/>
-        </w:tc>
-        <w:tc>
-          <w:p/>
-        </w:tc>
-        <w:tc>
-          <w:p/>
-        </w:tc>
-      </w:tr>
-      <w:tr>
-        <w:tc>
-          <w:p>
-            <w:pPr>
-              <w:pStyle w:val="Compact"/>
-              <w:jc w:val="left"/>
-            </w:pPr>
-            <w:r>
-              <w:t xml:space="preserve">Corpus-specific head</w:t>
-            </w:r>
-          </w:p>
-        </w:tc>
-        <w:tc>
-          <w:p>
-            <w:pPr>
-              <w:pStyle w:val="Compact"/>
-              <w:jc w:val="left"/>
-            </w:pPr>
-            <w:r>
-              <w:t xml:space="preserve">calibrated</w:t>
-            </w:r>
-          </w:p>
-        </w:tc>
-        <w:tc>
-          <w:p>
-            <w:pPr>
-              <w:pStyle w:val="Compact"/>
-              <w:jc w:val="right"/>
-            </w:pPr>
-            <w:r>
-              <w:t xml:space="preserve">66</w:t>
-            </w:r>
-          </w:p>
-        </w:tc>
-        <w:tc>
-          <w:p>
-            <w:pPr>
-              <w:pStyle w:val="Compact"/>
-              <w:jc w:val="right"/>
-            </w:pPr>
-            <w:r>
-              <w:t xml:space="preserve">0.967 [0.923, 1.010]</w:t>
-            </w:r>
-          </w:p>
-        </w:tc>
-        <w:tc>
-          <w:p>
-            <w:pPr>
-              <w:pStyle w:val="Compact"/>
-              <w:jc w:val="right"/>
-            </w:pPr>
-            <w:r>
-              <w:t xml:space="preserve">0.599 [0.561, 0.637]</w:t>
-            </w:r>
-          </w:p>
-        </w:tc>
-        <w:tc>
-          <w:p>
-            <w:pPr>
-              <w:pStyle w:val="Compact"/>
-              <w:jc w:val="right"/>
-            </w:pPr>
-            <w:r>
-              <w:t xml:space="preserve">6.296 [5.992, 6.600]</w:t>
-            </w:r>
-          </w:p>
-        </w:tc>
-      </w:tr>
-      <w:tr>
-        <w:tc>
-          <w:p>
-            <w:pPr>
-              <w:pStyle w:val="Compact"/>
-              <w:jc w:val="left"/>
-            </w:pPr>
-            <w:r>
-              <w:t xml:space="preserve">Direct target fine-tune</w:t>
-            </w:r>
-          </w:p>
-        </w:tc>
-        <w:tc>
-          <w:p>
-            <w:pPr>
-              <w:pStyle w:val="Compact"/>
-              <w:jc w:val="left"/>
-            </w:pPr>
-            <w:r>
-              <w:t xml:space="preserve">calibrated</w:t>
-            </w:r>
-          </w:p>
-        </w:tc>
-        <w:tc>
-          <w:p>
-            <w:pPr>
-              <w:pStyle w:val="Compact"/>
-              <w:jc w:val="right"/>
-            </w:pPr>
-            <w:r>
-              <w:t xml:space="preserve">66</w:t>
-            </w:r>
-          </w:p>
-        </w:tc>
-        <w:tc>
-          <w:p>
-            <w:pPr>
-              <w:pStyle w:val="Compact"/>
-              <w:jc w:val="right"/>
-            </w:pPr>
-            <w:r>
-              <w:t xml:space="preserve">0.851 [0.823, 0.879]</w:t>
-            </w:r>
-          </w:p>
-        </w:tc>
-        <w:tc>
-          <w:p>
-            <w:pPr>
-              <w:pStyle w:val="Compact"/>
-              <w:jc w:val="right"/>
-            </w:pPr>
-            <w:r>
-              <w:t xml:space="preserve">0.482 [0.401, 0.562]</w:t>
-            </w:r>
-          </w:p>
-        </w:tc>
-        <w:tc>
-          <w:p>
-            <w:pPr>
-              <w:pStyle w:val="Compact"/>
-              <w:jc w:val="right"/>
-            </w:pPr>
-            <w:r>
-              <w:t xml:space="preserve">5.579 [5.255, 5.903]</w:t>
-            </w:r>
-          </w:p>
-        </w:tc>
-      </w:tr>
-      <w:tr>
-        <w:tc>
-          <w:p>
-            <w:pPr>
-              <w:pStyle w:val="Compact"/>
-              <w:jc w:val="left"/>
-            </w:pPr>
-            <w:r>
-              <w:t xml:space="preserve">Direct source+target multitask</w:t>
-            </w:r>
-          </w:p>
-        </w:tc>
-        <w:tc>
-          <w:p>
-            <w:pPr>
-              <w:pStyle w:val="Compact"/>
-              <w:jc w:val="left"/>
-            </w:pPr>
-            <w:r>
-              <w:t xml:space="preserve">calibrated</w:t>
-            </w:r>
-          </w:p>
-        </w:tc>
-        <w:tc>
-          <w:p>
-            <w:pPr>
-              <w:pStyle w:val="Compact"/>
-              <w:jc w:val="right"/>
-            </w:pPr>
-            <w:r>
-              <w:t xml:space="preserve">66</w:t>
-            </w:r>
-          </w:p>
-        </w:tc>
-        <w:tc>
-          <w:p>
-            <w:pPr>
-              <w:pStyle w:val="Compact"/>
-              <w:jc w:val="right"/>
-            </w:pPr>
-            <w:r>
-              <w:t xml:space="preserve">0.869 [0.809, 0.929]</w:t>
-            </w:r>
-          </w:p>
-        </w:tc>
-        <w:tc>
-          <w:p>
-            <w:pPr>
-              <w:pStyle w:val="Compact"/>
-              <w:jc w:val="right"/>
-            </w:pPr>
-            <w:r>
-              <w:t xml:space="preserve">0.475 [0.390, 0.559]</w:t>
-            </w:r>
-          </w:p>
-        </w:tc>
-        <w:tc>
-          <w:p>
-            <w:pPr>
-              <w:pStyle w:val="Compact"/>
-              <w:jc w:val="right"/>
-            </w:pPr>
-            <w:r>
-              <w:t xml:space="preserve">5.707 [5.327, 6.086]</w:t>
-            </w:r>
-          </w:p>
-        </w:tc>
-      </w:tr>
-      <w:tr>
-        <w:tc>
-          <w:p>
-            <w:pPr>
-              <w:pStyle w:val="Compact"/>
-              <w:jc w:val="left"/>
-            </w:pPr>
-            <w:r>
-              <w:t xml:space="preserve">Shared ordinal head</w:t>
-            </w:r>
-          </w:p>
-        </w:tc>
-        <w:tc>
-          <w:p>
-            <w:pPr>
-              <w:pStyle w:val="Compact"/>
-              <w:jc w:val="left"/>
-            </w:pPr>
-            <w:r>
-              <w:t xml:space="preserve">calibrated</w:t>
-            </w:r>
-          </w:p>
-        </w:tc>
-        <w:tc>
-          <w:p>
-            <w:pPr>
-              <w:pStyle w:val="Compact"/>
-              <w:jc w:val="right"/>
-            </w:pPr>
-            <w:r>
-              <w:t xml:space="preserve">66</w:t>
-            </w:r>
-          </w:p>
-        </w:tc>
-        <w:tc>
-          <w:p>
-            <w:pPr>
-              <w:pStyle w:val="Compact"/>
-              <w:jc w:val="right"/>
-            </w:pPr>
-            <w:r>
-              <w:t xml:space="preserve">0.819 [0.799, 0.840]</w:t>
-            </w:r>
-          </w:p>
-        </w:tc>
-        <w:tc>
-          <w:p>
-            <w:pPr>
-              <w:pStyle w:val="Compact"/>
-              <w:jc w:val="right"/>
-            </w:pPr>
-            <w:r>
-              <w:t xml:space="preserve">0.433 [0.394, 0.472]</w:t>
-            </w:r>
-          </w:p>
-        </w:tc>
-        <w:tc>
-          <w:p>
-            <w:pPr>
-              <w:pStyle w:val="Compact"/>
-              <w:jc w:val="right"/>
-            </w:pPr>
-            <w:r>
-              <w:t xml:space="preserve">5.297 [5.133, 5.461]</w:t>
-            </w:r>
-          </w:p>
-        </w:tc>
-      </w:tr>
-      <w:tr>
-        <w:tc>
-          <w:p>
-            <w:pPr>
-              <w:pStyle w:val="Compact"/>
-              <w:jc w:val="left"/>
-            </w:pPr>
-            <w:r>
-              <w:t xml:space="preserve">Generic target MLP head</w:t>
-            </w:r>
-          </w:p>
-        </w:tc>
-        <w:tc>
-          <w:p>
-            <w:pPr>
-              <w:pStyle w:val="Compact"/>
-              <w:jc w:val="left"/>
-            </w:pPr>
-            <w:r>
-              <w:t xml:space="preserve">calibrated</w:t>
-            </w:r>
-          </w:p>
-        </w:tc>
-        <w:tc>
-          <w:p>
-            <w:pPr>
-              <w:pStyle w:val="Compact"/>
-              <w:jc w:val="right"/>
-            </w:pPr>
-            <w:r>
-              <w:t xml:space="preserve">66</w:t>
-            </w:r>
-          </w:p>
-        </w:tc>
-        <w:tc>
-          <w:p>
-            <w:pPr>
-              <w:pStyle w:val="Compact"/>
-              <w:jc w:val="right"/>
-            </w:pPr>
-            <w:r>
-              <w:t xml:space="preserve">0.884 [0.862, 0.906]</w:t>
-            </w:r>
-          </w:p>
-        </w:tc>
-        <w:tc>
-          <w:p>
-            <w:pPr>
-              <w:pStyle w:val="Compact"/>
-              <w:jc w:val="right"/>
-            </w:pPr>
-            <w:r>
-              <w:t xml:space="preserve">0.455 [0.401, 0.509]</w:t>
-            </w:r>
-          </w:p>
-        </w:tc>
-        <w:tc>
-          <w:p>
-            <w:pPr>
-              <w:pStyle w:val="Compact"/>
-              <w:jc w:val="right"/>
-            </w:pPr>
-            <w:r>
-              <w:t xml:space="preserve">5.618 [5.406, 5.829]</w:t>
-            </w:r>
-          </w:p>
-        </w:tc>
-      </w:tr>
-      <w:tr>
-        <w:tc>
-          <w:p>
-            <w:pPr>
-              <w:pStyle w:val="Compact"/>
-              <w:jc w:val="left"/>
-            </w:pPr>
-            <w:r>
-              <w:t xml:space="preserve">Measurement-aware</w:t>
-            </w:r>
-          </w:p>
-        </w:tc>
-        <w:tc>
-          <w:p>
-            <w:pPr>
-              <w:pStyle w:val="Compact"/>
-              <w:jc w:val="left"/>
-            </w:pPr>
-            <w:r>
-              <w:t xml:space="preserve">calibrated</w:t>
-            </w:r>
-          </w:p>
-        </w:tc>
-        <w:tc>
-          <w:p>
-            <w:pPr>
-              <w:pStyle w:val="Compact"/>
-              <w:jc w:val="right"/>
-            </w:pPr>
-            <w:r>
-              <w:t xml:space="preserve">66</w:t>
-            </w:r>
-          </w:p>
-        </w:tc>
-        <w:tc>
-          <w:p>
-            <w:pPr>
-              <w:pStyle w:val="Compact"/>
-              <w:jc w:val="right"/>
-            </w:pPr>
-            <w:r>
-              <w:t xml:space="preserve">0.818 [0.810, 0.827]</w:t>
-            </w:r>
-          </w:p>
-        </w:tc>
-        <w:tc>
-          <w:p>
-            <w:pPr>
-              <w:pStyle w:val="Compact"/>
-              <w:jc w:val="right"/>
-            </w:pPr>
-            <w:r>
-              <w:t xml:space="preserve">0.433 [0.384, 0.482]</w:t>
-            </w:r>
-          </w:p>
-        </w:tc>
-        <w:tc>
-          <w:p>
-            <w:pPr>
-              <w:pStyle w:val="Compact"/>
-              <w:jc w:val="right"/>
-            </w:pPr>
-            <w:r>
-              <w:t xml:space="preserve">5.304 [5.160, 5.448]</w:t>
-            </w:r>
-          </w:p>
-        </w:tc>
-      </w:tr>
-      <w:tr>
-        <w:tc>
-          <w:p>
-            <w:pPr>
-              <w:pStyle w:val="Compact"/>
-              <w:jc w:val="left"/>
-            </w:pPr>
-            <w:r>
-              <w:t xml:space="preserve">Measurement-aware + MMD</w:t>
-            </w:r>
-          </w:p>
-        </w:tc>
-        <w:tc>
-          <w:p>
-            <w:pPr>
-              <w:pStyle w:val="Compact"/>
-              <w:jc w:val="left"/>
-            </w:pPr>
-            <w:r>
-              <w:t xml:space="preserve">calibrated</w:t>
-            </w:r>
-          </w:p>
-        </w:tc>
-        <w:tc>
-          <w:p>
-            <w:pPr>
-              <w:pStyle w:val="Compact"/>
-              <w:jc w:val="right"/>
-            </w:pPr>
-            <w:r>
-              <w:t xml:space="preserve">66</w:t>
-            </w:r>
-          </w:p>
-        </w:tc>
-        <w:tc>
-          <w:p>
-            <w:pPr>
-              <w:pStyle w:val="Compact"/>
-              <w:jc w:val="right"/>
-            </w:pPr>
-            <w:r>
-              <w:t xml:space="preserve">0.818 [0.795, 0.840]</w:t>
-            </w:r>
-          </w:p>
-        </w:tc>
-        <w:tc>
-          <w:p>
-            <w:pPr>
-              <w:pStyle w:val="Compact"/>
-              <w:jc w:val="right"/>
-            </w:pPr>
-            <w:r>
-              <w:t xml:space="preserve">0.426 [0.371, 0.480]</w:t>
-            </w:r>
-          </w:p>
-        </w:tc>
-        <w:tc>
-          <w:p>
-            <w:pPr>
-              <w:pStyle w:val="Compact"/>
-              <w:jc w:val="right"/>
-            </w:pPr>
-            <w:r>
-              <w:t xml:space="preserve">5.331 [5.093, 5.568]</w:t>
-            </w:r>
-          </w:p>
-        </w:tc>
-      </w:tr>
-    </w:tbl>
-    <w:p>
-      <w:pPr>
-        <w:pStyle w:val="BodyText"/>
-      </w:pPr>
-      <w:r>
-        <w:rPr>
-          <w:b/>
-        </w:rPr>
-        <w:t xml:space="preserve">Panel B. E-DAIC -&gt; CMDC.</w:t>
-      </w:r>
-    </w:p>
-    <w:tbl>
-      <w:tblPr>
-        <w:tblStyle w:val="Table"/>
-        <w:tblW w:type="pct" w:w="5000.0"/>
-        <w:tblLook w:firstRow="1"/>
-      </w:tblPr>
-      <w:tblGrid>
-        <w:gridCol w:w="1080"/>
-        <w:gridCol w:w="1080"/>
-        <w:gridCol w:w="1440"/>
-        <w:gridCol w:w="1440"/>
-        <w:gridCol w:w="1440"/>
-        <w:gridCol w:w="1440"/>
-      </w:tblGrid>
-      <w:tr>
-        <w:trPr>
-          <w:cnfStyle w:firstRow="1"/>
-        </w:trPr>
+              <w:t xml:space="preserve">|slope-1| ↓</w:t>
+            </w:r>
+          </w:p>
+        </w:tc>
         <w:tc>
           <w:tcPr>
             <w:tcBorders>
@@ -9708,10 +9560,10 @@
           <w:p>
             <w:pPr>
               <w:pStyle w:val="Compact"/>
-              <w:jc w:val="left"/>
-            </w:pPr>
-            <w:r>
-              <w:t xml:space="preserve">Method</w:t>
+              <w:jc w:val="right"/>
+            </w:pPr>
+            <w:r>
+              <w:t xml:space="preserve">Binned CalMAE ↓</w:t>
             </w:r>
           </w:p>
         </w:tc>
@@ -9725,13 +9577,676 @@
           <w:p>
             <w:pPr>
               <w:pStyle w:val="Compact"/>
+              <w:jc w:val="right"/>
+            </w:pPr>
+            <w:r>
+              <w:t xml:space="preserve">Total MAE ↓</w:t>
+            </w:r>
+          </w:p>
+        </w:tc>
+      </w:tr>
+      <w:tr>
+        <w:tc>
+          <w:p>
+            <w:pPr>
+              <w:pStyle w:val="Compact"/>
               <w:jc w:val="left"/>
             </w:pPr>
             <w:r>
-              <w:t xml:space="preserve">Regime</w:t>
-            </w:r>
-          </w:p>
-        </w:tc>
+              <w:t xml:space="preserve">Target-only direct MLP</w:t>
+            </w:r>
+          </w:p>
+        </w:tc>
+        <w:tc>
+          <w:p>
+            <w:pPr>
+              <w:pStyle w:val="Compact"/>
+              <w:jc w:val="left"/>
+            </w:pPr>
+            <w:r>
+              <w:t xml:space="preserve">target only</w:t>
+            </w:r>
+          </w:p>
+        </w:tc>
+        <w:tc>
+          <w:p>
+            <w:pPr>
+              <w:pStyle w:val="Compact"/>
+              <w:jc w:val="right"/>
+            </w:pPr>
+            <w:r>
+              <w:t xml:space="preserve">66/153</w:t>
+            </w:r>
+          </w:p>
+        </w:tc>
+        <w:tc>
+          <w:p>
+            <w:pPr>
+              <w:pStyle w:val="Compact"/>
+              <w:jc w:val="right"/>
+            </w:pPr>
+            <w:r>
+              <w:t xml:space="preserve">0.840 [0.786, 0.889]</w:t>
+            </w:r>
+          </w:p>
+        </w:tc>
+        <w:tc>
+          <w:p>
+            <w:pPr>
+              <w:pStyle w:val="Compact"/>
+              <w:jc w:val="right"/>
+            </w:pPr>
+            <w:r>
+              <w:t xml:space="preserve">1.266 [0.202, 2.389]</w:t>
+            </w:r>
+          </w:p>
+        </w:tc>
+        <w:tc>
+          <w:p>
+            <w:pPr>
+              <w:pStyle w:val="Compact"/>
+              <w:jc w:val="right"/>
+            </w:pPr>
+            <w:r>
+              <w:t xml:space="preserve">0.770 [0.610, 0.919]</w:t>
+            </w:r>
+          </w:p>
+        </w:tc>
+        <w:tc>
+          <w:p>
+            <w:pPr>
+              <w:pStyle w:val="Compact"/>
+              <w:jc w:val="right"/>
+            </w:pPr>
+            <w:r>
+              <w:t xml:space="preserve">0.460 [0.362, 0.541]</w:t>
+            </w:r>
+          </w:p>
+        </w:tc>
+        <w:tc>
+          <w:p>
+            <w:pPr>
+              <w:pStyle w:val="Compact"/>
+              <w:jc w:val="right"/>
+            </w:pPr>
+            <w:r>
+              <w:t xml:space="preserve">5.426 [4.910, 5.910]</w:t>
+            </w:r>
+          </w:p>
+        </w:tc>
+      </w:tr>
+      <w:tr>
+        <w:tc>
+          <w:p>
+            <w:pPr>
+              <w:pStyle w:val="Compact"/>
+              <w:jc w:val="left"/>
+            </w:pPr>
+            <w:r>
+              <w:t xml:space="preserve">Target-only ordinal</w:t>
+            </w:r>
+          </w:p>
+        </w:tc>
+        <w:tc>
+          <w:p>
+            <w:pPr>
+              <w:pStyle w:val="Compact"/>
+              <w:jc w:val="left"/>
+            </w:pPr>
+            <w:r>
+              <w:t xml:space="preserve">target only</w:t>
+            </w:r>
+          </w:p>
+        </w:tc>
+        <w:tc>
+          <w:p>
+            <w:pPr>
+              <w:pStyle w:val="Compact"/>
+              <w:jc w:val="right"/>
+            </w:pPr>
+            <w:r>
+              <w:t xml:space="preserve">66/153</w:t>
+            </w:r>
+          </w:p>
+        </w:tc>
+        <w:tc>
+          <w:p>
+            <w:pPr>
+              <w:pStyle w:val="Compact"/>
+              <w:jc w:val="right"/>
+            </w:pPr>
+            <w:r>
+              <w:t xml:space="preserve">0.855 [0.804, 0.902]</w:t>
+            </w:r>
+          </w:p>
+        </w:tc>
+        <w:tc>
+          <w:p>
+            <w:pPr>
+              <w:pStyle w:val="Compact"/>
+              <w:jc w:val="right"/>
+            </w:pPr>
+            <w:r>
+              <w:t xml:space="preserve">1.698 [0.635, 2.700]</w:t>
+            </w:r>
+          </w:p>
+        </w:tc>
+        <w:tc>
+          <w:p>
+            <w:pPr>
+              <w:pStyle w:val="Compact"/>
+              <w:jc w:val="right"/>
+            </w:pPr>
+            <w:r>
+              <w:t xml:space="preserve">0.797 [0.680, 0.948]</w:t>
+            </w:r>
+          </w:p>
+        </w:tc>
+        <w:tc>
+          <w:p>
+            <w:pPr>
+              <w:pStyle w:val="Compact"/>
+              <w:jc w:val="right"/>
+            </w:pPr>
+            <w:r>
+              <w:t xml:space="preserve">0.531 [0.445, 0.616]</w:t>
+            </w:r>
+          </w:p>
+        </w:tc>
+        <w:tc>
+          <w:p>
+            <w:pPr>
+              <w:pStyle w:val="Compact"/>
+              <w:jc w:val="right"/>
+            </w:pPr>
+            <w:r>
+              <w:t xml:space="preserve">5.653 [5.238, 6.047]</w:t>
+            </w:r>
+          </w:p>
+        </w:tc>
+      </w:tr>
+      <w:tr>
+        <w:tc>
+          <w:p>
+            <w:pPr>
+              <w:pStyle w:val="Compact"/>
+              <w:jc w:val="left"/>
+            </w:pPr>
+            <w:r>
+              <w:t xml:space="preserve">Source warm-start target fine-tune</w:t>
+            </w:r>
+          </w:p>
+        </w:tc>
+        <w:tc>
+          <w:p>
+            <w:pPr>
+              <w:pStyle w:val="Compact"/>
+              <w:jc w:val="left"/>
+            </w:pPr>
+            <w:r>
+              <w:t xml:space="preserve">source + target</w:t>
+            </w:r>
+          </w:p>
+        </w:tc>
+        <w:tc>
+          <w:p>
+            <w:pPr>
+              <w:pStyle w:val="Compact"/>
+              <w:jc w:val="right"/>
+            </w:pPr>
+            <w:r>
+              <w:t xml:space="preserve">66/153</w:t>
+            </w:r>
+          </w:p>
+        </w:tc>
+        <w:tc>
+          <w:p>
+            <w:pPr>
+              <w:pStyle w:val="Compact"/>
+              <w:jc w:val="right"/>
+            </w:pPr>
+            <w:r>
+              <w:t xml:space="preserve">0.862 [0.789, 0.927]</w:t>
+            </w:r>
+          </w:p>
+        </w:tc>
+        <w:tc>
+          <w:p>
+            <w:pPr>
+              <w:pStyle w:val="Compact"/>
+              <w:jc w:val="right"/>
+            </w:pPr>
+            <w:r>
+              <w:t xml:space="preserve">0.895 [0.183, 1.935]</w:t>
+            </w:r>
+          </w:p>
+        </w:tc>
+        <w:tc>
+          <w:p>
+            <w:pPr>
+              <w:pStyle w:val="Compact"/>
+              <w:jc w:val="right"/>
+            </w:pPr>
+            <w:r>
+              <w:t xml:space="preserve">0.774 [0.566, 0.957]</w:t>
+            </w:r>
+          </w:p>
+        </w:tc>
+        <w:tc>
+          <w:p>
+            <w:pPr>
+              <w:pStyle w:val="Compact"/>
+              <w:jc w:val="right"/>
+            </w:pPr>
+            <w:r>
+              <w:t xml:space="preserve">0.475 [0.306, 0.612]</w:t>
+            </w:r>
+          </w:p>
+        </w:tc>
+        <w:tc>
+          <w:p>
+            <w:pPr>
+              <w:pStyle w:val="Compact"/>
+              <w:jc w:val="right"/>
+            </w:pPr>
+            <w:r>
+              <w:t xml:space="preserve">5.602 [4.950, 6.329]</w:t>
+            </w:r>
+          </w:p>
+        </w:tc>
+      </w:tr>
+      <w:tr>
+        <w:tc>
+          <w:p>
+            <w:pPr>
+              <w:pStyle w:val="Compact"/>
+              <w:jc w:val="left"/>
+            </w:pPr>
+            <w:r>
+              <w:t xml:space="preserve">Source+target direct multitask</w:t>
+            </w:r>
+          </w:p>
+        </w:tc>
+        <w:tc>
+          <w:p>
+            <w:pPr>
+              <w:pStyle w:val="Compact"/>
+              <w:jc w:val="left"/>
+            </w:pPr>
+            <w:r>
+              <w:t xml:space="preserve">source + target</w:t>
+            </w:r>
+          </w:p>
+        </w:tc>
+        <w:tc>
+          <w:p>
+            <w:pPr>
+              <w:pStyle w:val="Compact"/>
+              <w:jc w:val="right"/>
+            </w:pPr>
+            <w:r>
+              <w:t xml:space="preserve">66/153</w:t>
+            </w:r>
+          </w:p>
+        </w:tc>
+        <w:tc>
+          <w:p>
+            <w:pPr>
+              <w:pStyle w:val="Compact"/>
+              <w:jc w:val="right"/>
+            </w:pPr>
+            <w:r>
+              <w:t xml:space="preserve">0.890 [0.825, 0.954]</w:t>
+            </w:r>
+          </w:p>
+        </w:tc>
+        <w:tc>
+          <w:p>
+            <w:pPr>
+              <w:pStyle w:val="Compact"/>
+              <w:jc w:val="right"/>
+            </w:pPr>
+            <w:r>
+              <w:t xml:space="preserve">0.587 [0.051, 1.608]</w:t>
+            </w:r>
+          </w:p>
+        </w:tc>
+        <w:tc>
+          <w:p>
+            <w:pPr>
+              <w:pStyle w:val="Compact"/>
+              <w:jc w:val="right"/>
+            </w:pPr>
+            <w:r>
+              <w:t xml:space="preserve">0.819 [0.684, 0.974]</w:t>
+            </w:r>
+          </w:p>
+        </w:tc>
+        <w:tc>
+          <w:p>
+            <w:pPr>
+              <w:pStyle w:val="Compact"/>
+              <w:jc w:val="right"/>
+            </w:pPr>
+            <w:r>
+              <w:t xml:space="preserve">0.514 [0.413, 0.607]</w:t>
+            </w:r>
+          </w:p>
+        </w:tc>
+        <w:tc>
+          <w:p>
+            <w:pPr>
+              <w:pStyle w:val="Compact"/>
+              <w:jc w:val="right"/>
+            </w:pPr>
+            <w:r>
+              <w:t xml:space="preserve">5.836 [5.299, 6.547]</w:t>
+            </w:r>
+          </w:p>
+        </w:tc>
+      </w:tr>
+      <w:tr>
+        <w:tc>
+          <w:p>
+            <w:pPr>
+              <w:pStyle w:val="Compact"/>
+              <w:jc w:val="left"/>
+            </w:pPr>
+            <w:r>
+              <w:t xml:space="preserve">Generic target MLP head</w:t>
+            </w:r>
+          </w:p>
+        </w:tc>
+        <w:tc>
+          <w:p>
+            <w:pPr>
+              <w:pStyle w:val="Compact"/>
+              <w:jc w:val="left"/>
+            </w:pPr>
+            <w:r>
+              <w:t xml:space="preserve">source + target</w:t>
+            </w:r>
+          </w:p>
+        </w:tc>
+        <w:tc>
+          <w:p>
+            <w:pPr>
+              <w:pStyle w:val="Compact"/>
+              <w:jc w:val="right"/>
+            </w:pPr>
+            <w:r>
+              <w:t xml:space="preserve">66/153</w:t>
+            </w:r>
+          </w:p>
+        </w:tc>
+        <w:tc>
+          <w:p>
+            <w:pPr>
+              <w:pStyle w:val="Compact"/>
+              <w:jc w:val="right"/>
+            </w:pPr>
+            <w:r>
+              <w:t xml:space="preserve">0.870 [0.787, 0.921]</w:t>
+            </w:r>
+          </w:p>
+        </w:tc>
+        <w:tc>
+          <w:p>
+            <w:pPr>
+              <w:pStyle w:val="Compact"/>
+              <w:jc w:val="right"/>
+            </w:pPr>
+            <w:r>
+              <w:t xml:space="preserve">0.699 [0.029, 1.892]</w:t>
+            </w:r>
+          </w:p>
+        </w:tc>
+        <w:tc>
+          <w:p>
+            <w:pPr>
+              <w:pStyle w:val="Compact"/>
+              <w:jc w:val="right"/>
+            </w:pPr>
+            <w:r>
+              <w:t xml:space="preserve">0.805 [0.622, 0.960]</w:t>
+            </w:r>
+          </w:p>
+        </w:tc>
+        <w:tc>
+          <w:p>
+            <w:pPr>
+              <w:pStyle w:val="Compact"/>
+              <w:jc w:val="right"/>
+            </w:pPr>
+            <w:r>
+              <w:t xml:space="preserve">0.489 [0.363, 0.591]</w:t>
+            </w:r>
+          </w:p>
+        </w:tc>
+        <w:tc>
+          <w:p>
+            <w:pPr>
+              <w:pStyle w:val="Compact"/>
+              <w:jc w:val="right"/>
+            </w:pPr>
+            <w:r>
+              <w:t xml:space="preserve">5.692 [5.101, 6.261]</w:t>
+            </w:r>
+          </w:p>
+        </w:tc>
+      </w:tr>
+      <w:tr>
+        <w:tc>
+          <w:p>
+            <w:pPr>
+              <w:pStyle w:val="Compact"/>
+              <w:jc w:val="left"/>
+            </w:pPr>
+            <w:r>
+              <w:t xml:space="preserve">Shared ordinal head</w:t>
+            </w:r>
+          </w:p>
+        </w:tc>
+        <w:tc>
+          <w:p>
+            <w:pPr>
+              <w:pStyle w:val="Compact"/>
+              <w:jc w:val="left"/>
+            </w:pPr>
+            <w:r>
+              <w:t xml:space="preserve">source + target</w:t>
+            </w:r>
+          </w:p>
+        </w:tc>
+        <w:tc>
+          <w:p>
+            <w:pPr>
+              <w:pStyle w:val="Compact"/>
+              <w:jc w:val="right"/>
+            </w:pPr>
+            <w:r>
+              <w:t xml:space="preserve">66/153</w:t>
+            </w:r>
+          </w:p>
+        </w:tc>
+        <w:tc>
+          <w:p>
+            <w:pPr>
+              <w:pStyle w:val="Compact"/>
+              <w:jc w:val="right"/>
+            </w:pPr>
+            <w:r>
+              <w:t xml:space="preserve">0.875 [0.811, 0.948]</w:t>
+            </w:r>
+          </w:p>
+        </w:tc>
+        <w:tc>
+          <w:p>
+            <w:pPr>
+              <w:pStyle w:val="Compact"/>
+              <w:jc w:val="right"/>
+            </w:pPr>
+            <w:r>
+              <w:t xml:space="preserve">1.063 [0.179, 1.970]</w:t>
+            </w:r>
+          </w:p>
+        </w:tc>
+        <w:tc>
+          <w:p>
+            <w:pPr>
+              <w:pStyle w:val="Compact"/>
+              <w:jc w:val="right"/>
+            </w:pPr>
+            <w:r>
+              <w:t xml:space="preserve">0.789 [0.627, 0.927]</w:t>
+            </w:r>
+          </w:p>
+        </w:tc>
+        <w:tc>
+          <w:p>
+            <w:pPr>
+              <w:pStyle w:val="Compact"/>
+              <w:jc w:val="right"/>
+            </w:pPr>
+            <w:r>
+              <w:t xml:space="preserve">0.516 [0.403, 0.627]</w:t>
+            </w:r>
+          </w:p>
+        </w:tc>
+        <w:tc>
+          <w:p>
+            <w:pPr>
+              <w:pStyle w:val="Compact"/>
+              <w:jc w:val="right"/>
+            </w:pPr>
+            <w:r>
+              <w:t xml:space="preserve">5.723 [5.144, 6.364]</w:t>
+            </w:r>
+          </w:p>
+        </w:tc>
+      </w:tr>
+      <w:tr>
+        <w:tc>
+          <w:p>
+            <w:pPr>
+              <w:pStyle w:val="Compact"/>
+              <w:jc w:val="left"/>
+            </w:pPr>
+            <w:r>
+              <w:t xml:space="preserve">Measurement-aware ordinal</w:t>
+            </w:r>
+          </w:p>
+        </w:tc>
+        <w:tc>
+          <w:p>
+            <w:pPr>
+              <w:pStyle w:val="Compact"/>
+              <w:jc w:val="left"/>
+            </w:pPr>
+            <w:r>
+              <w:t xml:space="preserve">source + target</w:t>
+            </w:r>
+          </w:p>
+        </w:tc>
+        <w:tc>
+          <w:p>
+            <w:pPr>
+              <w:pStyle w:val="Compact"/>
+              <w:jc w:val="right"/>
+            </w:pPr>
+            <w:r>
+              <w:t xml:space="preserve">66/153</w:t>
+            </w:r>
+          </w:p>
+        </w:tc>
+        <w:tc>
+          <w:p>
+            <w:pPr>
+              <w:pStyle w:val="Compact"/>
+              <w:jc w:val="right"/>
+            </w:pPr>
+            <w:r>
+              <w:t xml:space="preserve">0.873 [0.809, 0.955]</w:t>
+            </w:r>
+          </w:p>
+        </w:tc>
+        <w:tc>
+          <w:p>
+            <w:pPr>
+              <w:pStyle w:val="Compact"/>
+              <w:jc w:val="right"/>
+            </w:pPr>
+            <w:r>
+              <w:t xml:space="preserve">1.080 [0.217, 2.119]</w:t>
+            </w:r>
+          </w:p>
+        </w:tc>
+        <w:tc>
+          <w:p>
+            <w:pPr>
+              <w:pStyle w:val="Compact"/>
+              <w:jc w:val="right"/>
+            </w:pPr>
+            <w:r>
+              <w:t xml:space="preserve">0.787 [0.630, 0.923]</w:t>
+            </w:r>
+          </w:p>
+        </w:tc>
+        <w:tc>
+          <w:p>
+            <w:pPr>
+              <w:pStyle w:val="Compact"/>
+              <w:jc w:val="right"/>
+            </w:pPr>
+            <w:r>
+              <w:t xml:space="preserve">0.517 [0.398, 0.634]</w:t>
+            </w:r>
+          </w:p>
+        </w:tc>
+        <w:tc>
+          <w:p>
+            <w:pPr>
+              <w:pStyle w:val="Compact"/>
+              <w:jc w:val="right"/>
+            </w:pPr>
+            <w:r>
+              <w:t xml:space="preserve">5.714 [5.111, 6.358]</w:t>
+            </w:r>
+          </w:p>
+        </w:tc>
+      </w:tr>
+    </w:tbl>
+    <w:p>
+      <w:pPr>
+        <w:pStyle w:val="BodyText"/>
+      </w:pPr>
+      <w:r>
+        <w:rPr>
+          <w:b/>
+        </w:rPr>
+        <w:t xml:space="preserve">Panel B. E-DAIC -&gt; CMDC.</w:t>
+      </w:r>
+    </w:p>
+    <w:tbl>
+      <w:tblPr>
+        <w:tblStyle w:val="Table"/>
+        <w:tblW w:type="pct" w:w="4999.999999999999"/>
+        <w:tblLook w:firstRow="1"/>
+      </w:tblPr>
+      <w:tblGrid>
+        <w:gridCol w:w="792"/>
+        <w:gridCol w:w="792"/>
+        <w:gridCol w:w="1056"/>
+        <w:gridCol w:w="1056"/>
+        <w:gridCol w:w="1056"/>
+        <w:gridCol w:w="1056"/>
+        <w:gridCol w:w="1056"/>
+        <w:gridCol w:w="1056"/>
+      </w:tblGrid>
+      <w:tr>
+        <w:trPr>
+          <w:cnfStyle w:firstRow="1"/>
+        </w:trPr>
         <w:tc>
           <w:tcPr>
             <w:tcBorders>
@@ -9742,10 +10257,10 @@
           <w:p>
             <w:pPr>
               <w:pStyle w:val="Compact"/>
-              <w:jc w:val="right"/>
-            </w:pPr>
-            <w:r>
-              <w:t xml:space="preserve">n_cal</w:t>
+              <w:jc w:val="left"/>
+            </w:pPr>
+            <w:r>
+              <w:t xml:space="preserve">Method</w:t>
             </w:r>
           </w:p>
         </w:tc>
@@ -9759,10 +10274,10 @@
           <w:p>
             <w:pPr>
               <w:pStyle w:val="Compact"/>
-              <w:jc w:val="right"/>
-            </w:pPr>
-            <w:r>
-              <w:t xml:space="preserve">Item MAE ↓</w:t>
+              <w:jc w:val="left"/>
+            </w:pPr>
+            <w:r>
+              <w:t xml:space="preserve">Regime</w:t>
             </w:r>
           </w:p>
         </w:tc>
@@ -9779,7 +10294,7 @@
               <w:jc w:val="right"/>
             </w:pPr>
             <w:r>
-              <w:t xml:space="preserve">Binned Item Calib. MAE ↓</w:t>
+              <w:t xml:space="preserve">k/eval n</w:t>
             </w:r>
           </w:p>
         </w:tc>
@@ -9796,6 +10311,74 @@
               <w:jc w:val="right"/>
             </w:pPr>
             <w:r>
+              <w:t xml:space="preserve">Item MAE ↓</w:t>
+            </w:r>
+          </w:p>
+        </w:tc>
+        <w:tc>
+          <w:tcPr>
+            <w:tcBorders>
+              <w:bottom w:val="single"/>
+            </w:tcBorders>
+            <w:vAlign w:val="bottom"/>
+          </w:tcPr>
+          <w:p>
+            <w:pPr>
+              <w:pStyle w:val="Compact"/>
+              <w:jc w:val="right"/>
+            </w:pPr>
+            <w:r>
+              <w:t xml:space="preserve">|CITL| ↓</w:t>
+            </w:r>
+          </w:p>
+        </w:tc>
+        <w:tc>
+          <w:tcPr>
+            <w:tcBorders>
+              <w:bottom w:val="single"/>
+            </w:tcBorders>
+            <w:vAlign w:val="bottom"/>
+          </w:tcPr>
+          <w:p>
+            <w:pPr>
+              <w:pStyle w:val="Compact"/>
+              <w:jc w:val="right"/>
+            </w:pPr>
+            <w:r>
+              <w:t xml:space="preserve">|slope-1| ↓</w:t>
+            </w:r>
+          </w:p>
+        </w:tc>
+        <w:tc>
+          <w:tcPr>
+            <w:tcBorders>
+              <w:bottom w:val="single"/>
+            </w:tcBorders>
+            <w:vAlign w:val="bottom"/>
+          </w:tcPr>
+          <w:p>
+            <w:pPr>
+              <w:pStyle w:val="Compact"/>
+              <w:jc w:val="right"/>
+            </w:pPr>
+            <w:r>
+              <w:t xml:space="preserve">Binned CalMAE ↓</w:t>
+            </w:r>
+          </w:p>
+        </w:tc>
+        <w:tc>
+          <w:tcPr>
+            <w:tcBorders>
+              <w:bottom w:val="single"/>
+            </w:tcBorders>
+            <w:vAlign w:val="bottom"/>
+          </w:tcPr>
+          <w:p>
+            <w:pPr>
+              <w:pStyle w:val="Compact"/>
+              <w:jc w:val="right"/>
+            </w:pPr>
+            <w:r>
               <w:t xml:space="preserve">Total MAE ↓</w:t>
             </w:r>
           </w:p>
@@ -9809,27 +10392,86 @@
               <w:jc w:val="left"/>
             </w:pPr>
             <w:r>
-              <w:rPr>
-                <w:b/>
-              </w:rPr>
-              <w:t xml:space="preserve">Zero-target-label context</w:t>
-            </w:r>
-          </w:p>
-        </w:tc>
-        <w:tc>
-          <w:p/>
-        </w:tc>
-        <w:tc>
-          <w:p/>
-        </w:tc>
-        <w:tc>
-          <w:p/>
-        </w:tc>
-        <w:tc>
-          <w:p/>
-        </w:tc>
-        <w:tc>
-          <w:p/>
+              <w:t xml:space="preserve">Target-only direct MLP</w:t>
+            </w:r>
+          </w:p>
+        </w:tc>
+        <w:tc>
+          <w:p>
+            <w:pPr>
+              <w:pStyle w:val="Compact"/>
+              <w:jc w:val="left"/>
+            </w:pPr>
+            <w:r>
+              <w:t xml:space="preserve">target only</w:t>
+            </w:r>
+          </w:p>
+        </w:tc>
+        <w:tc>
+          <w:p>
+            <w:pPr>
+              <w:pStyle w:val="Compact"/>
+              <w:jc w:val="right"/>
+            </w:pPr>
+            <w:r>
+              <w:t xml:space="preserve">24/20</w:t>
+            </w:r>
+          </w:p>
+        </w:tc>
+        <w:tc>
+          <w:p>
+            <w:pPr>
+              <w:pStyle w:val="Compact"/>
+              <w:jc w:val="right"/>
+            </w:pPr>
+            <w:r>
+              <w:t xml:space="preserve">0.645 [0.549, 0.779]</w:t>
+            </w:r>
+          </w:p>
+        </w:tc>
+        <w:tc>
+          <w:p>
+            <w:pPr>
+              <w:pStyle w:val="Compact"/>
+              <w:jc w:val="right"/>
+            </w:pPr>
+            <w:r>
+              <w:t xml:space="preserve">1.560 [0.311, 3.040]</w:t>
+            </w:r>
+          </w:p>
+        </w:tc>
+        <w:tc>
+          <w:p>
+            <w:pPr>
+              <w:pStyle w:val="Compact"/>
+              <w:jc w:val="right"/>
+            </w:pPr>
+            <w:r>
+              <w:t xml:space="preserve">0.149 [0.003, 0.385]</w:t>
+            </w:r>
+          </w:p>
+        </w:tc>
+        <w:tc>
+          <w:p>
+            <w:pPr>
+              <w:pStyle w:val="Compact"/>
+              <w:jc w:val="right"/>
+            </w:pPr>
+            <w:r>
+              <w:t xml:space="preserve">0.423 [0.329, 0.548]</w:t>
+            </w:r>
+          </w:p>
+        </w:tc>
+        <w:tc>
+          <w:p>
+            <w:pPr>
+              <w:pStyle w:val="Compact"/>
+              <w:jc w:val="right"/>
+            </w:pPr>
+            <w:r>
+              <w:t xml:space="preserve">3.759 [2.934, 4.928]</w:t>
+            </w:r>
+          </w:p>
         </w:tc>
       </w:tr>
       <w:tr>
@@ -9840,7 +10482,7 @@
               <w:jc w:val="left"/>
             </w:pPr>
             <w:r>
-              <w:t xml:space="preserve">ERM</w:t>
+              <w:t xml:space="preserve">Target-only ordinal</w:t>
             </w:r>
           </w:p>
         </w:tc>
@@ -9851,7 +10493,7 @@
               <w:jc w:val="left"/>
             </w:pPr>
             <w:r>
-              <w:t xml:space="preserve">zero-label</w:t>
+              <w:t xml:space="preserve">target only</w:t>
             </w:r>
           </w:p>
         </w:tc>
@@ -9862,7 +10504,7 @@
               <w:jc w:val="right"/>
             </w:pPr>
             <w:r>
-              <w:t xml:space="preserve">0</w:t>
+              <w:t xml:space="preserve">24/20</w:t>
             </w:r>
           </w:p>
         </w:tc>
@@ -9873,7 +10515,7 @@
               <w:jc w:val="right"/>
             </w:pPr>
             <w:r>
-              <w:t xml:space="preserve">1.151 [0.970, 1.331]</w:t>
+              <w:t xml:space="preserve">0.660 [0.559, 0.803]</w:t>
             </w:r>
           </w:p>
         </w:tc>
@@ -9884,7 +10526,7 @@
               <w:jc w:val="right"/>
             </w:pPr>
             <w:r>
-              <w:t xml:space="preserve">0.911 [0.794, 1.029]</w:t>
+              <w:t xml:space="preserve">1.590 [0.271, 3.476]</w:t>
             </w:r>
           </w:p>
         </w:tc>
@@ -9895,7 +10537,29 @@
               <w:jc w:val="right"/>
             </w:pPr>
             <w:r>
-              <w:t xml:space="preserve">7.469 [6.070, 8.867]</w:t>
+              <w:t xml:space="preserve">0.191 [0.028, 0.420]</w:t>
+            </w:r>
+          </w:p>
+        </w:tc>
+        <w:tc>
+          <w:p>
+            <w:pPr>
+              <w:pStyle w:val="Compact"/>
+              <w:jc w:val="right"/>
+            </w:pPr>
+            <w:r>
+              <w:t xml:space="preserve">0.463 [0.358, 0.603]</w:t>
+            </w:r>
+          </w:p>
+        </w:tc>
+        <w:tc>
+          <w:p>
+            <w:pPr>
+              <w:pStyle w:val="Compact"/>
+              <w:jc w:val="right"/>
+            </w:pPr>
+            <w:r>
+              <w:t xml:space="preserve">3.905 [3.011, 5.367]</w:t>
             </w:r>
           </w:p>
         </w:tc>
@@ -9908,7 +10572,7 @@
               <w:jc w:val="left"/>
             </w:pPr>
             <w:r>
-              <w:t xml:space="preserve">CORAL</w:t>
+              <w:t xml:space="preserve">Source warm-start target fine-tune</w:t>
             </w:r>
           </w:p>
         </w:tc>
@@ -9919,7 +10583,7 @@
               <w:jc w:val="left"/>
             </w:pPr>
             <w:r>
-              <w:t xml:space="preserve">zero-label</w:t>
+              <w:t xml:space="preserve">source + target</w:t>
             </w:r>
           </w:p>
         </w:tc>
@@ -9930,7 +10594,7 @@
               <w:jc w:val="right"/>
             </w:pPr>
             <w:r>
-              <w:t xml:space="preserve">0</w:t>
+              <w:t xml:space="preserve">24/20</w:t>
             </w:r>
           </w:p>
         </w:tc>
@@ -9941,7 +10605,7 @@
               <w:jc w:val="right"/>
             </w:pPr>
             <w:r>
-              <w:t xml:space="preserve">0.950 [0.899, 1.001]</w:t>
+              <w:t xml:space="preserve">0.658 [0.562, 0.786]</w:t>
             </w:r>
           </w:p>
         </w:tc>
@@ -9952,7 +10616,7 @@
               <w:jc w:val="right"/>
             </w:pPr>
             <w:r>
-              <w:t xml:space="preserve">0.462 [0.361, 0.564]</w:t>
+              <w:t xml:space="preserve">1.259 [0.079, 2.682]</w:t>
             </w:r>
           </w:p>
         </w:tc>
@@ -9963,7 +10627,29 @@
               <w:jc w:val="right"/>
             </w:pPr>
             <w:r>
-              <w:t xml:space="preserve">6.858 [6.402, 7.313]</w:t>
+              <w:t xml:space="preserve">0.142 [0.004, 0.343]</w:t>
+            </w:r>
+          </w:p>
+        </w:tc>
+        <w:tc>
+          <w:p>
+            <w:pPr>
+              <w:pStyle w:val="Compact"/>
+              <w:jc w:val="right"/>
+            </w:pPr>
+            <w:r>
+              <w:t xml:space="preserve">0.414 [0.302, 0.537]</w:t>
+            </w:r>
+          </w:p>
+        </w:tc>
+        <w:tc>
+          <w:p>
+            <w:pPr>
+              <w:pStyle w:val="Compact"/>
+              <w:jc w:val="right"/>
+            </w:pPr>
+            <w:r>
+              <w:t xml:space="preserve">3.714 [2.833, 5.138]</w:t>
             </w:r>
           </w:p>
         </w:tc>
@@ -9976,7 +10662,7 @@
               <w:jc w:val="left"/>
             </w:pPr>
             <w:r>
-              <w:t xml:space="preserve">MMD</w:t>
+              <w:t xml:space="preserve">Source+target direct multitask</w:t>
             </w:r>
           </w:p>
         </w:tc>
@@ -9987,7 +10673,7 @@
               <w:jc w:val="left"/>
             </w:pPr>
             <w:r>
-              <w:t xml:space="preserve">zero-label</w:t>
+              <w:t xml:space="preserve">source + target</w:t>
             </w:r>
           </w:p>
         </w:tc>
@@ -9998,7 +10684,7 @@
               <w:jc w:val="right"/>
             </w:pPr>
             <w:r>
-              <w:t xml:space="preserve">0</w:t>
+              <w:t xml:space="preserve">24/20</w:t>
             </w:r>
           </w:p>
         </w:tc>
@@ -10009,7 +10695,7 @@
               <w:jc w:val="right"/>
             </w:pPr>
             <w:r>
-              <w:t xml:space="preserve">0.980 [0.904, 1.057]</w:t>
+              <w:t xml:space="preserve">0.660 [0.549, 0.795]</w:t>
             </w:r>
           </w:p>
         </w:tc>
@@ -10020,7 +10706,7 @@
               <w:jc w:val="right"/>
             </w:pPr>
             <w:r>
-              <w:t xml:space="preserve">0.451 [0.350, 0.552]</w:t>
+              <w:t xml:space="preserve">1.270 [0.105, 2.837]</w:t>
             </w:r>
           </w:p>
         </w:tc>
@@ -10031,7 +10717,29 @@
               <w:jc w:val="right"/>
             </w:pPr>
             <w:r>
-              <w:t xml:space="preserve">6.164 [5.625, 6.704]</w:t>
+              <w:t xml:space="preserve">0.151 [0.017, 0.358]</w:t>
+            </w:r>
+          </w:p>
+        </w:tc>
+        <w:tc>
+          <w:p>
+            <w:pPr>
+              <w:pStyle w:val="Compact"/>
+              <w:jc w:val="right"/>
+            </w:pPr>
+            <w:r>
+              <w:t xml:space="preserve">0.422 [0.295, 0.535]</w:t>
+            </w:r>
+          </w:p>
+        </w:tc>
+        <w:tc>
+          <w:p>
+            <w:pPr>
+              <w:pStyle w:val="Compact"/>
+              <w:jc w:val="right"/>
+            </w:pPr>
+            <w:r>
+              <w:t xml:space="preserve">3.728 [2.779, 5.226]</w:t>
             </w:r>
           </w:p>
         </w:tc>
@@ -10044,7 +10752,7 @@
               <w:jc w:val="left"/>
             </w:pPr>
             <w:r>
-              <w:t xml:space="preserve">DANN</w:t>
+              <w:t xml:space="preserve">Generic target MLP head</w:t>
             </w:r>
           </w:p>
         </w:tc>
@@ -10055,7 +10763,7 @@
               <w:jc w:val="left"/>
             </w:pPr>
             <w:r>
-              <w:t xml:space="preserve">zero-label</w:t>
+              <w:t xml:space="preserve">source + target</w:t>
             </w:r>
           </w:p>
         </w:tc>
@@ -10066,7 +10774,7 @@
               <w:jc w:val="right"/>
             </w:pPr>
             <w:r>
-              <w:t xml:space="preserve">0</w:t>
+              <w:t xml:space="preserve">24/20</w:t>
             </w:r>
           </w:p>
         </w:tc>
@@ -10077,7 +10785,7 @@
               <w:jc w:val="right"/>
             </w:pPr>
             <w:r>
-              <w:t xml:space="preserve">1.264 [1.037, 1.491]</w:t>
+              <w:t xml:space="preserve">0.654 [0.542, 0.790]</w:t>
             </w:r>
           </w:p>
         </w:tc>
@@ -10088,7 +10796,7 @@
               <w:jc w:val="right"/>
             </w:pPr>
             <w:r>
-              <w:t xml:space="preserve">0.910 [0.684, 1.137]</w:t>
+              <w:t xml:space="preserve">1.184 [0.083, 2.416]</w:t>
             </w:r>
           </w:p>
         </w:tc>
@@ -10099,7 +10807,29 @@
               <w:jc w:val="right"/>
             </w:pPr>
             <w:r>
-              <w:t xml:space="preserve">8.599 [6.651, 10.547]</w:t>
+              <w:t xml:space="preserve">0.149 [0.006, 0.388]</w:t>
+            </w:r>
+          </w:p>
+        </w:tc>
+        <w:tc>
+          <w:p>
+            <w:pPr>
+              <w:pStyle w:val="Compact"/>
+              <w:jc w:val="right"/>
+            </w:pPr>
+            <w:r>
+              <w:t xml:space="preserve">0.392 [0.260, 0.507]</w:t>
+            </w:r>
+          </w:p>
+        </w:tc>
+        <w:tc>
+          <w:p>
+            <w:pPr>
+              <w:pStyle w:val="Compact"/>
+              <w:jc w:val="right"/>
+            </w:pPr>
+            <w:r>
+              <w:t xml:space="preserve">3.734 [2.716, 5.223]</w:t>
             </w:r>
           </w:p>
         </w:tc>
@@ -10112,7 +10842,7 @@
               <w:jc w:val="left"/>
             </w:pPr>
             <w:r>
-              <w:t xml:space="preserve">Strongest foundation</w:t>
+              <w:t xml:space="preserve">Shared ordinal head</w:t>
             </w:r>
           </w:p>
         </w:tc>
@@ -10123,7 +10853,7 @@
               <w:jc w:val="left"/>
             </w:pPr>
             <w:r>
-              <w:t xml:space="preserve">zero-label</w:t>
+              <w:t xml:space="preserve">source + target</w:t>
             </w:r>
           </w:p>
         </w:tc>
@@ -10134,7 +10864,7 @@
               <w:jc w:val="right"/>
             </w:pPr>
             <w:r>
-              <w:t xml:space="preserve">0</w:t>
+              <w:t xml:space="preserve">24/20</w:t>
             </w:r>
           </w:p>
         </w:tc>
@@ -10145,7 +10875,7 @@
               <w:jc w:val="right"/>
             </w:pPr>
             <w:r>
-              <w:t xml:space="preserve">1.738 [1.626, 1.849]</w:t>
+              <w:t xml:space="preserve">0.673 [0.563, 0.826]</w:t>
             </w:r>
           </w:p>
         </w:tc>
@@ -10156,7 +10886,7 @@
               <w:jc w:val="right"/>
             </w:pPr>
             <w:r>
-              <w:t xml:space="preserve">1.625 [1.476, 1.774]</w:t>
+              <w:t xml:space="preserve">1.393 [0.149, 2.905]</w:t>
             </w:r>
           </w:p>
         </w:tc>
@@ -10167,7 +10897,29 @@
               <w:jc w:val="right"/>
             </w:pPr>
             <w:r>
-              <w:t xml:space="preserve">13.143 [12.027, 14.258]</w:t>
+              <w:t xml:space="preserve">0.167 [0.019, 0.422]</w:t>
+            </w:r>
+          </w:p>
+        </w:tc>
+        <w:tc>
+          <w:p>
+            <w:pPr>
+              <w:pStyle w:val="Compact"/>
+              <w:jc w:val="right"/>
+            </w:pPr>
+            <w:r>
+              <w:t xml:space="preserve">0.444 [0.318, 0.570]</w:t>
+            </w:r>
+          </w:p>
+        </w:tc>
+        <w:tc>
+          <w:p>
+            <w:pPr>
+              <w:pStyle w:val="Compact"/>
+              <w:jc w:val="right"/>
+            </w:pPr>
+            <w:r>
+              <w:t xml:space="preserve">3.828 [2.929, 5.324]</w:t>
             </w:r>
           </w:p>
         </w:tc>
@@ -10180,7 +10932,7 @@
               <w:jc w:val="left"/>
             </w:pPr>
             <w:r>
-              <w:t xml:space="preserve">Latent-only</w:t>
+              <w:t xml:space="preserve">Measurement-aware ordinal</w:t>
             </w:r>
           </w:p>
         </w:tc>
@@ -10191,7 +10943,7 @@
               <w:jc w:val="left"/>
             </w:pPr>
             <w:r>
-              <w:t xml:space="preserve">zero-label</w:t>
+              <w:t xml:space="preserve">source + target</w:t>
             </w:r>
           </w:p>
         </w:tc>
@@ -10202,7 +10954,7 @@
               <w:jc w:val="right"/>
             </w:pPr>
             <w:r>
-              <w:t xml:space="preserve">0</w:t>
+              <w:t xml:space="preserve">24/20</w:t>
             </w:r>
           </w:p>
         </w:tc>
@@ -10213,7 +10965,7 @@
               <w:jc w:val="right"/>
             </w:pPr>
             <w:r>
-              <w:t xml:space="preserve">1.861 [1.763, 1.959]</w:t>
+              <w:t xml:space="preserve">0.674 [0.563, 0.826]</w:t>
             </w:r>
           </w:p>
         </w:tc>
@@ -10224,7 +10976,7 @@
               <w:jc w:val="right"/>
             </w:pPr>
             <w:r>
-              <w:t xml:space="preserve">1.802 [1.684, 1.920]</w:t>
+              <w:t xml:space="preserve">1.395 [0.144, 2.909]</w:t>
             </w:r>
           </w:p>
         </w:tc>
@@ -10235,62 +10987,7 @@
               <w:jc w:val="right"/>
             </w:pPr>
             <w:r>
-              <w:t xml:space="preserve">14.469 [13.547, 15.392]</w:t>
-            </w:r>
-          </w:p>
-        </w:tc>
-      </w:tr>
-      <w:tr>
-        <w:tc>
-          <w:p>
-            <w:pPr>
-              <w:pStyle w:val="Compact"/>
-              <w:jc w:val="left"/>
-            </w:pPr>
-            <w:r>
-              <w:rPr>
-                <w:b/>
-              </w:rPr>
-              <w:t xml:space="preserve">Target-calibrated comparison</w:t>
-            </w:r>
-          </w:p>
-        </w:tc>
-        <w:tc>
-          <w:p/>
-        </w:tc>
-        <w:tc>
-          <w:p/>
-        </w:tc>
-        <w:tc>
-          <w:p/>
-        </w:tc>
-        <w:tc>
-          <w:p/>
-        </w:tc>
-        <w:tc>
-          <w:p/>
-        </w:tc>
-      </w:tr>
-      <w:tr>
-        <w:tc>
-          <w:p>
-            <w:pPr>
-              <w:pStyle w:val="Compact"/>
-              <w:jc w:val="left"/>
-            </w:pPr>
-            <w:r>
-              <w:t xml:space="preserve">Corpus-specific head</w:t>
-            </w:r>
-          </w:p>
-        </w:tc>
-        <w:tc>
-          <w:p>
-            <w:pPr>
-              <w:pStyle w:val="Compact"/>
-              <w:jc w:val="left"/>
-            </w:pPr>
-            <w:r>
-              <w:t xml:space="preserve">calibrated</w:t>
+              <w:t xml:space="preserve">0.168 [0.020, 0.426]</w:t>
             </w:r>
           </w:p>
         </w:tc>
@@ -10301,7 +10998,7 @@
               <w:jc w:val="right"/>
             </w:pPr>
             <w:r>
-              <w:t xml:space="preserve">24</w:t>
+              <w:t xml:space="preserve">0.442 [0.318, 0.571]</w:t>
             </w:r>
           </w:p>
         </w:tc>
@@ -10312,437 +11009,7 @@
               <w:jc w:val="right"/>
             </w:pPr>
             <w:r>
-              <w:t xml:space="preserve">1.346 [1.195, 1.497]</w:t>
-            </w:r>
-          </w:p>
-        </w:tc>
-        <w:tc>
-          <w:p>
-            <w:pPr>
-              <w:pStyle w:val="Compact"/>
-              <w:jc w:val="right"/>
-            </w:pPr>
-            <w:r>
-              <w:t xml:space="preserve">1.059 [0.892, 1.227]</w:t>
-            </w:r>
-          </w:p>
-        </w:tc>
-        <w:tc>
-          <w:p>
-            <w:pPr>
-              <w:pStyle w:val="Compact"/>
-              <w:jc w:val="right"/>
-            </w:pPr>
-            <w:r>
-              <w:t xml:space="preserve">9.665 [8.408, 10.921]</w:t>
-            </w:r>
-          </w:p>
-        </w:tc>
-      </w:tr>
-      <w:tr>
-        <w:tc>
-          <w:p>
-            <w:pPr>
-              <w:pStyle w:val="Compact"/>
-              <w:jc w:val="left"/>
-            </w:pPr>
-            <w:r>
-              <w:t xml:space="preserve">Direct target fine-tune</w:t>
-            </w:r>
-          </w:p>
-        </w:tc>
-        <w:tc>
-          <w:p>
-            <w:pPr>
-              <w:pStyle w:val="Compact"/>
-              <w:jc w:val="left"/>
-            </w:pPr>
-            <w:r>
-              <w:t xml:space="preserve">calibrated</w:t>
-            </w:r>
-          </w:p>
-        </w:tc>
-        <w:tc>
-          <w:p>
-            <w:pPr>
-              <w:pStyle w:val="Compact"/>
-              <w:jc w:val="right"/>
-            </w:pPr>
-            <w:r>
-              <w:t xml:space="preserve">24</w:t>
-            </w:r>
-          </w:p>
-        </w:tc>
-        <w:tc>
-          <w:p>
-            <w:pPr>
-              <w:pStyle w:val="Compact"/>
-              <w:jc w:val="right"/>
-            </w:pPr>
-            <w:r>
-              <w:t xml:space="preserve">0.607 [0.531, 0.684]</w:t>
-            </w:r>
-          </w:p>
-        </w:tc>
-        <w:tc>
-          <w:p>
-            <w:pPr>
-              <w:pStyle w:val="Compact"/>
-              <w:jc w:val="right"/>
-            </w:pPr>
-            <w:r>
-              <w:t xml:space="preserve">0.358 [0.268, 0.449]</w:t>
-            </w:r>
-          </w:p>
-        </w:tc>
-        <w:tc>
-          <w:p>
-            <w:pPr>
-              <w:pStyle w:val="Compact"/>
-              <w:jc w:val="right"/>
-            </w:pPr>
-            <w:r>
-              <w:t xml:space="preserve">3.220 [2.811, 3.629]</w:t>
-            </w:r>
-          </w:p>
-        </w:tc>
-      </w:tr>
-      <w:tr>
-        <w:tc>
-          <w:p>
-            <w:pPr>
-              <w:pStyle w:val="Compact"/>
-              <w:jc w:val="left"/>
-            </w:pPr>
-            <w:r>
-              <w:t xml:space="preserve">Direct source+target multitask</w:t>
-            </w:r>
-          </w:p>
-        </w:tc>
-        <w:tc>
-          <w:p>
-            <w:pPr>
-              <w:pStyle w:val="Compact"/>
-              <w:jc w:val="left"/>
-            </w:pPr>
-            <w:r>
-              <w:t xml:space="preserve">calibrated</w:t>
-            </w:r>
-          </w:p>
-        </w:tc>
-        <w:tc>
-          <w:p>
-            <w:pPr>
-              <w:pStyle w:val="Compact"/>
-              <w:jc w:val="right"/>
-            </w:pPr>
-            <w:r>
-              <w:t xml:space="preserve">24</w:t>
-            </w:r>
-          </w:p>
-        </w:tc>
-        <w:tc>
-          <w:p>
-            <w:pPr>
-              <w:pStyle w:val="Compact"/>
-              <w:jc w:val="right"/>
-            </w:pPr>
-            <w:r>
-              <w:t xml:space="preserve">0.607 [0.534, 0.679]</w:t>
-            </w:r>
-          </w:p>
-        </w:tc>
-        <w:tc>
-          <w:p>
-            <w:pPr>
-              <w:pStyle w:val="Compact"/>
-              <w:jc w:val="right"/>
-            </w:pPr>
-            <w:r>
-              <w:t xml:space="preserve">0.340 [0.284, 0.396]</w:t>
-            </w:r>
-          </w:p>
-        </w:tc>
-        <w:tc>
-          <w:p>
-            <w:pPr>
-              <w:pStyle w:val="Compact"/>
-              <w:jc w:val="right"/>
-            </w:pPr>
-            <w:r>
-              <w:t xml:space="preserve">3.194 [2.731, 3.656]</w:t>
-            </w:r>
-          </w:p>
-        </w:tc>
-      </w:tr>
-      <w:tr>
-        <w:tc>
-          <w:p>
-            <w:pPr>
-              <w:pStyle w:val="Compact"/>
-              <w:jc w:val="left"/>
-            </w:pPr>
-            <w:r>
-              <w:t xml:space="preserve">Shared ordinal head</w:t>
-            </w:r>
-          </w:p>
-        </w:tc>
-        <w:tc>
-          <w:p>
-            <w:pPr>
-              <w:pStyle w:val="Compact"/>
-              <w:jc w:val="left"/>
-            </w:pPr>
-            <w:r>
-              <w:t xml:space="preserve">calibrated</w:t>
-            </w:r>
-          </w:p>
-        </w:tc>
-        <w:tc>
-          <w:p>
-            <w:pPr>
-              <w:pStyle w:val="Compact"/>
-              <w:jc w:val="right"/>
-            </w:pPr>
-            <w:r>
-              <w:t xml:space="preserve">24</w:t>
-            </w:r>
-          </w:p>
-        </w:tc>
-        <w:tc>
-          <w:p>
-            <w:pPr>
-              <w:pStyle w:val="Compact"/>
-              <w:jc w:val="right"/>
-            </w:pPr>
-            <w:r>
-              <w:t xml:space="preserve">0.644 [0.564, 0.725]</w:t>
-            </w:r>
-          </w:p>
-        </w:tc>
-        <w:tc>
-          <w:p>
-            <w:pPr>
-              <w:pStyle w:val="Compact"/>
-              <w:jc w:val="right"/>
-            </w:pPr>
-            <w:r>
-              <w:t xml:space="preserve">0.343 [0.267, 0.419]</w:t>
-            </w:r>
-          </w:p>
-        </w:tc>
-        <w:tc>
-          <w:p>
-            <w:pPr>
-              <w:pStyle w:val="Compact"/>
-              <w:jc w:val="right"/>
-            </w:pPr>
-            <w:r>
-              <w:t xml:space="preserve">3.239 [2.562, 3.915]</w:t>
-            </w:r>
-          </w:p>
-        </w:tc>
-      </w:tr>
-      <w:tr>
-        <w:tc>
-          <w:p>
-            <w:pPr>
-              <w:pStyle w:val="Compact"/>
-              <w:jc w:val="left"/>
-            </w:pPr>
-            <w:r>
-              <w:t xml:space="preserve">Generic target MLP head</w:t>
-            </w:r>
-          </w:p>
-        </w:tc>
-        <w:tc>
-          <w:p>
-            <w:pPr>
-              <w:pStyle w:val="Compact"/>
-              <w:jc w:val="left"/>
-            </w:pPr>
-            <w:r>
-              <w:t xml:space="preserve">calibrated</w:t>
-            </w:r>
-          </w:p>
-        </w:tc>
-        <w:tc>
-          <w:p>
-            <w:pPr>
-              <w:pStyle w:val="Compact"/>
-              <w:jc w:val="right"/>
-            </w:pPr>
-            <w:r>
-              <w:t xml:space="preserve">24</w:t>
-            </w:r>
-          </w:p>
-        </w:tc>
-        <w:tc>
-          <w:p>
-            <w:pPr>
-              <w:pStyle w:val="Compact"/>
-              <w:jc w:val="right"/>
-            </w:pPr>
-            <w:r>
-              <w:t xml:space="preserve">0.622 [0.547, 0.698]</w:t>
-            </w:r>
-          </w:p>
-        </w:tc>
-        <w:tc>
-          <w:p>
-            <w:pPr>
-              <w:pStyle w:val="Compact"/>
-              <w:jc w:val="right"/>
-            </w:pPr>
-            <w:r>
-              <w:t xml:space="preserve">0.361 [0.292, 0.429]</w:t>
-            </w:r>
-          </w:p>
-        </w:tc>
-        <w:tc>
-          <w:p>
-            <w:pPr>
-              <w:pStyle w:val="Compact"/>
-              <w:jc w:val="right"/>
-            </w:pPr>
-            <w:r>
-              <w:t xml:space="preserve">3.363 [2.745, 3.980]</w:t>
-            </w:r>
-          </w:p>
-        </w:tc>
-      </w:tr>
-      <w:tr>
-        <w:tc>
-          <w:p>
-            <w:pPr>
-              <w:pStyle w:val="Compact"/>
-              <w:jc w:val="left"/>
-            </w:pPr>
-            <w:r>
-              <w:t xml:space="preserve">Measurement-aware</w:t>
-            </w:r>
-          </w:p>
-        </w:tc>
-        <w:tc>
-          <w:p>
-            <w:pPr>
-              <w:pStyle w:val="Compact"/>
-              <w:jc w:val="left"/>
-            </w:pPr>
-            <w:r>
-              <w:t xml:space="preserve">calibrated</w:t>
-            </w:r>
-          </w:p>
-        </w:tc>
-        <w:tc>
-          <w:p>
-            <w:pPr>
-              <w:pStyle w:val="Compact"/>
-              <w:jc w:val="right"/>
-            </w:pPr>
-            <w:r>
-              <w:t xml:space="preserve">24</w:t>
-            </w:r>
-          </w:p>
-        </w:tc>
-        <w:tc>
-          <w:p>
-            <w:pPr>
-              <w:pStyle w:val="Compact"/>
-              <w:jc w:val="right"/>
-            </w:pPr>
-            <w:r>
-              <w:t xml:space="preserve">0.645 [0.566, 0.723]</w:t>
-            </w:r>
-          </w:p>
-        </w:tc>
-        <w:tc>
-          <w:p>
-            <w:pPr>
-              <w:pStyle w:val="Compact"/>
-              <w:jc w:val="right"/>
-            </w:pPr>
-            <w:r>
-              <w:t xml:space="preserve">0.342 [0.271, 0.413]</w:t>
-            </w:r>
-          </w:p>
-        </w:tc>
-        <w:tc>
-          <w:p>
-            <w:pPr>
-              <w:pStyle w:val="Compact"/>
-              <w:jc w:val="right"/>
-            </w:pPr>
-            <w:r>
-              <w:t xml:space="preserve">3.255 [2.588, 3.922]</w:t>
-            </w:r>
-          </w:p>
-        </w:tc>
-      </w:tr>
-      <w:tr>
-        <w:tc>
-          <w:p>
-            <w:pPr>
-              <w:pStyle w:val="Compact"/>
-              <w:jc w:val="left"/>
-            </w:pPr>
-            <w:r>
-              <w:t xml:space="preserve">Measurement-aware + MMD</w:t>
-            </w:r>
-          </w:p>
-        </w:tc>
-        <w:tc>
-          <w:p>
-            <w:pPr>
-              <w:pStyle w:val="Compact"/>
-              <w:jc w:val="left"/>
-            </w:pPr>
-            <w:r>
-              <w:t xml:space="preserve">calibrated</w:t>
-            </w:r>
-          </w:p>
-        </w:tc>
-        <w:tc>
-          <w:p>
-            <w:pPr>
-              <w:pStyle w:val="Compact"/>
-              <w:jc w:val="right"/>
-            </w:pPr>
-            <w:r>
-              <w:t xml:space="preserve">24</w:t>
-            </w:r>
-          </w:p>
-        </w:tc>
-        <w:tc>
-          <w:p>
-            <w:pPr>
-              <w:pStyle w:val="Compact"/>
-              <w:jc w:val="right"/>
-            </w:pPr>
-            <w:r>
-              <w:t xml:space="preserve">0.645 [0.566, 0.723]</w:t>
-            </w:r>
-          </w:p>
-        </w:tc>
-        <w:tc>
-          <w:p>
-            <w:pPr>
-              <w:pStyle w:val="Compact"/>
-              <w:jc w:val="right"/>
-            </w:pPr>
-            <w:r>
-              <w:t xml:space="preserve">0.342 [0.271, 0.413]</w:t>
-            </w:r>
-          </w:p>
-        </w:tc>
-        <w:tc>
-          <w:p>
-            <w:pPr>
-              <w:pStyle w:val="Compact"/>
-              <w:jc w:val="right"/>
-            </w:pPr>
-            <w:r>
-              <w:t xml:space="preserve">3.255 [2.588, 3.922]</w:t>
+              <w:t xml:space="preserve">3.832 [2.933, 5.334]</w:t>
             </w:r>
           </w:p>
         </w:tc>
@@ -10753,37 +11020,7 @@
         <w:pStyle w:val="BodyText"/>
       </w:pPr>
       <w:r>
-        <w:t xml:space="preserve">The supervision regime is deliberately explicit. ERM, CORAL, MMD-style</w:t>
-      </w:r>
-      <w:r>
-        <w:t xml:space="preserve"> </w:t>
-      </w:r>
-      <w:r>
-        <w:t xml:space="preserve">alignment, DANN, the strongest direct foundation baseline, and latent-only</w:t>
-      </w:r>
-      <w:r>
-        <w:t xml:space="preserve"> </w:t>
-      </w:r>
-      <w:r>
-        <w:t xml:space="preserve">serve as zero-target-label representation-adaptation context. They answer a</w:t>
-      </w:r>
-      <w:r>
-        <w:t xml:space="preserve"> </w:t>
-      </w:r>
-      <w:r>
-        <w:t xml:space="preserve">different question: how far feature alignment and direct transfer can go</w:t>
-      </w:r>
-      <w:r>
-        <w:t xml:space="preserve"> </w:t>
-      </w:r>
-      <w:r>
-        <w:t xml:space="preserve">without target clinical labels. Within the source-plus-target calibrated block,</w:t>
-      </w:r>
-      <w:r>
-        <w:t xml:space="preserve"> </w:t>
-      </w:r>
-      <w:r>
-        <w:t xml:space="preserve">the old</w:t>
+        <w:t xml:space="preserve">The table answers the main ablation concern directly. The old frozen</w:t>
       </w:r>
       <w:r>
         <w:t xml:space="preserve"> </w:t>
@@ -10798,25 +11035,31 @@
         <w:t xml:space="preserve"> </w:t>
       </w:r>
       <w:r>
-        <w:t xml:space="preserve">row is useful but insufficient: it freezes the</w:t>
-      </w:r>
-      <w:r>
-        <w:t xml:space="preserve"> </w:t>
-      </w:r>
-      <w:r>
-        <w:t xml:space="preserve">source-trained symptom layer, so the very large improvements over that row</w:t>
-      </w:r>
-      <w:r>
-        <w:t xml:space="preserve"> </w:t>
-      </w:r>
-      <w:r>
-        <w:t xml:space="preserve">identify a target-calibration and shared-layer adaptation effect, not the</w:t>
-      </w:r>
-      <w:r>
-        <w:t xml:space="preserve"> </w:t>
-      </w:r>
-      <w:r>
-        <w:t xml:space="preserve">unique value of a corpus-specific ordinal measurement head.</w:t>
+        <w:t xml:space="preserve">comparator is retained only in supplementary material</w:t>
+      </w:r>
+      <w:r>
+        <w:t xml:space="preserve"> </w:t>
+      </w:r>
+      <w:r>
+        <w:t xml:space="preserve">because it trains the target head while freezing the source-trained symptom</w:t>
+      </w:r>
+      <w:r>
+        <w:t xml:space="preserve"> </w:t>
+      </w:r>
+      <w:r>
+        <w:t xml:space="preserve">layer. Improvements over that row identify target-label calibration and</w:t>
+      </w:r>
+      <w:r>
+        <w:t xml:space="preserve"> </w:t>
+      </w:r>
+      <w:r>
+        <w:t xml:space="preserve">shared-layer adaptation, not the unique value of corpus-specific measurement</w:t>
+      </w:r>
+      <w:r>
+        <w:t xml:space="preserve"> </w:t>
+      </w:r>
+      <w:r>
+        <w:t xml:space="preserve">parameters.</w:t>
       </w:r>
     </w:p>
     <w:p>
@@ -10824,151 +11067,117 @@
         <w:pStyle w:val="BodyText"/>
       </w:pPr>
       <w:r>
-        <w:t xml:space="preserve">MV28 adds the missing target-only and repeated-split comparison. At the MV24</w:t>
-      </w:r>
-      <w:r>
-        <w:t xml:space="preserve"> </w:t>
-      </w:r>
-      <w:r>
-        <w:t xml:space="preserve">default budgets, the target-only direct MLP has the lowest Macro Item MAE in</w:t>
-      </w:r>
-      <w:r>
-        <w:t xml:space="preserve"> </w:t>
-      </w:r>
-      <w:r>
-        <w:t xml:space="preserve">both directions:</w:t>
-      </w:r>
-      <w:r>
-        <w:t xml:space="preserve"> </w:t>
-      </w:r>
-      <w:r>
-        <w:rPr>
-          <w:rStyle w:val="VerbatimChar"/>
-        </w:rPr>
-        <w:t xml:space="preserve">0.840</w:t>
-      </w:r>
-      <w:r>
-        <w:t xml:space="preserve"> </w:t>
-      </w:r>
-      <w:r>
-        <w:t xml:space="preserve">for CMDC-to-E-DAIC at</w:t>
-      </w:r>
-      <w:r>
-        <w:t xml:space="preserve"> </w:t>
-      </w:r>
-      <w:r>
-        <w:rPr>
-          <w:rStyle w:val="VerbatimChar"/>
-        </w:rPr>
-        <w:t xml:space="preserve">k=66</w:t>
-      </w:r>
-      <w:r>
-        <w:t xml:space="preserve">, compared with</w:t>
-      </w:r>
-      <w:r>
-        <w:t xml:space="preserve"> </w:t>
-      </w:r>
-      <w:r>
-        <w:rPr>
-          <w:rStyle w:val="VerbatimChar"/>
-        </w:rPr>
-        <w:t xml:space="preserve">0.873</w:t>
-      </w:r>
-      <w:r>
-        <w:t xml:space="preserve"> </w:t>
-      </w:r>
-      <w:r>
-        <w:t xml:space="preserve">for Measurement-aware, and</w:t>
-      </w:r>
-      <w:r>
-        <w:t xml:space="preserve"> </w:t>
-      </w:r>
-      <w:r>
-        <w:rPr>
-          <w:rStyle w:val="VerbatimChar"/>
-        </w:rPr>
-        <w:t xml:space="preserve">0.645</w:t>
-      </w:r>
-      <w:r>
-        <w:t xml:space="preserve"> </w:t>
-      </w:r>
-      <w:r>
-        <w:t xml:space="preserve">for E-DAIC-to-CMDC at</w:t>
-      </w:r>
-      <w:r>
-        <w:t xml:space="preserve"> </w:t>
-      </w:r>
-      <w:r>
-        <w:rPr>
-          <w:rStyle w:val="VerbatimChar"/>
-        </w:rPr>
-        <w:t xml:space="preserve">k=24</w:t>
-      </w:r>
-      <w:r>
-        <w:t xml:space="preserve">, compared with</w:t>
-      </w:r>
-      <w:r>
-        <w:t xml:space="preserve"> </w:t>
-      </w:r>
-      <w:r>
-        <w:rPr>
-          <w:rStyle w:val="VerbatimChar"/>
-        </w:rPr>
-        <w:t xml:space="preserve">0.674</w:t>
-      </w:r>
-      <w:r>
-        <w:t xml:space="preserve"> </w:t>
-      </w:r>
-      <w:r>
-        <w:t xml:space="preserve">for Measurement-aware. Extending the audit to</w:t>
-      </w:r>
-      <w:r>
-        <w:t xml:space="preserve"> </w:t>
-      </w:r>
-      <w:r>
-        <w:rPr>
-          <w:rStyle w:val="VerbatimChar"/>
-        </w:rPr>
-        <w:t xml:space="preserve">k=4,8,12,16,24</w:t>
-      </w:r>
-      <w:r>
-        <w:t xml:space="preserve"> </w:t>
-      </w:r>
-      <w:r>
-        <w:t xml:space="preserve">target-label budgets gives the same primary reconstruction result: target-only</w:t>
-      </w:r>
-      <w:r>
-        <w:t xml:space="preserve"> </w:t>
-      </w:r>
-      <w:r>
-        <w:t xml:space="preserve">direct calibration is the best Macro Item MAE row in all ten</w:t>
-      </w:r>
-      <w:r>
-        <w:t xml:space="preserve"> </w:t>
-      </w:r>
-      <w:r>
-        <w:t xml:space="preserve">direction-by-budget cells, and source-plus-target calibrated rows beat it in</w:t>
-      </w:r>
-      <w:r>
-        <w:t xml:space="preserve"> </w:t>
-      </w:r>
-      <w:r>
-        <w:rPr>
-          <w:rStyle w:val="VerbatimChar"/>
-        </w:rPr>
-        <w:t xml:space="preserve">0/50</w:t>
-      </w:r>
-      <w:r>
-        <w:t xml:space="preserve"> </w:t>
-      </w:r>
-      <w:r>
-        <w:t xml:space="preserve">method-budget-direction cells. Participant-bootstrap deltas do not</w:t>
-      </w:r>
-      <w:r>
-        <w:t xml:space="preserve"> </w:t>
-      </w:r>
-      <w:r>
-        <w:t xml:space="preserve">produce a Macro Item MAE interval that favors source-plus-target calibration.</w:t>
+        <w:t xml:space="preserve">Once target-only calibration is included, the strongest reconstruction result</w:t>
+      </w:r>
+      <w:r>
+        <w:t xml:space="preserve"> </w:t>
+      </w:r>
+      <w:r>
+        <w:t xml:space="preserve">is target-only rather than measurement-aware. At the default budgets, the</w:t>
+      </w:r>
+      <w:r>
+        <w:t xml:space="preserve"> </w:t>
+      </w:r>
+      <w:r>
+        <w:t xml:space="preserve">target-only direct MLP has lower Macro Item MAE than Measurement-aware ordinal</w:t>
+      </w:r>
+      <w:r>
+        <w:t xml:space="preserve"> </w:t>
+      </w:r>
+      <w:r>
+        <w:t xml:space="preserve">in both directions: 0.840 versus 0.873 for CMDC-to-E-DAIC and 0.645 versus</w:t>
+      </w:r>
+      <w:r>
+        <w:t xml:space="preserve"> </w:t>
+      </w:r>
+      <w:r>
+        <w:t xml:space="preserve">0.674 for E-DAIC-to-CMDC. The paired default-budget deltas for</w:t>
+      </w:r>
+      <w:r>
+        <w:t xml:space="preserve"> </w:t>
+      </w:r>
+      <w:r>
+        <w:t xml:space="preserve">Measurement-aware minus target-only are 0.033</w:t>
+      </w:r>
+      <w:r>
+        <w:t xml:space="preserve"> </w:t>
+      </w:r>
+      <w:r>
+        <w:t xml:space="preserve">[-0.038, 0.105] and 0.028 [-0.026, 0.106], respectively, and participant</w:t>
+      </w:r>
+      <w:r>
+        <w:t xml:space="preserve"> </w:t>
+      </w:r>
+      <w:r>
+        <w:t xml:space="preserve">bootstrap intervals likewise span zero. Extending the audit to</w:t>
+      </w:r>
+      <w:r>
+        <w:t xml:space="preserve"> </w:t>
+      </w:r>
+      <m:oMath>
+        <m:r>
+          <m:t>k</m:t>
+        </m:r>
+        <m:r>
+          <m:t>=</m:t>
+        </m:r>
+        <m:r>
+          <m:t>4</m:t>
+        </m:r>
+        <m:r>
+          <m:t>,</m:t>
+        </m:r>
+        <m:r>
+          <m:t>8</m:t>
+        </m:r>
+        <m:r>
+          <m:t>,</m:t>
+        </m:r>
+        <m:r>
+          <m:t>12</m:t>
+        </m:r>
+        <m:r>
+          <m:t>,</m:t>
+        </m:r>
+        <m:r>
+          <m:t>16</m:t>
+        </m:r>
+        <m:r>
+          <m:t>,</m:t>
+        </m:r>
+        <m:r>
+          <m:t>24</m:t>
+        </m:r>
+      </m:oMath>
+      <w:r>
+        <w:t xml:space="preserve"> </w:t>
+      </w:r>
+      <w:r>
+        <w:t xml:space="preserve">yields the same qualitative reconstruction pattern:</w:t>
+      </w:r>
+      <w:r>
+        <w:t xml:space="preserve"> </w:t>
+      </w:r>
+      <w:r>
+        <w:t xml:space="preserve">target-only direct calibration is the best Macro Item MAE row in all ten</w:t>
+      </w:r>
+      <w:r>
+        <w:t xml:space="preserve"> </w:t>
+      </w:r>
+      <w:r>
+        <w:t xml:space="preserve">direction-by-budget cells, while source-plus-target calibrated rows do not</w:t>
+      </w:r>
+      <w:r>
+        <w:t xml:space="preserve"> </w:t>
+      </w:r>
+      <w:r>
+        <w:t xml:space="preserve">produce a Macro Item MAE interval favoring them over target-only direct</w:t>
+      </w:r>
+      <w:r>
+        <w:t xml:space="preserve"> </w:t>
+      </w:r>
+      <w:r>
+        <w:t xml:space="preserve">calibration.</w:t>
       </w:r>
     </w:p>
     <w:p>
@@ -10976,64 +11185,73 @@
         <w:pStyle w:val="BodyText"/>
       </w:pPr>
       <w:r>
-        <w:t xml:space="preserve">This does not mean source labels are useless. The repeated-split calibration</w:t>
-      </w:r>
-      <w:r>
-        <w:t xml:space="preserve"> </w:t>
-      </w:r>
-      <w:r>
-        <w:t xml:space="preserve">metrics show a tradeoff: source-plus-target calibrated rows reduce absolute</w:t>
-      </w:r>
-      <w:r>
-        <w:t xml:space="preserve"> </w:t>
-      </w:r>
-      <w:r>
-        <w:t xml:space="preserve">calibration-in-the-large in</w:t>
-      </w:r>
-      <w:r>
-        <w:t xml:space="preserve"> </w:t>
-      </w:r>
-      <w:r>
-        <w:rPr>
-          <w:rStyle w:val="VerbatimChar"/>
-        </w:rPr>
-        <w:t xml:space="preserve">46/50</w:t>
-      </w:r>
-      <w:r>
-        <w:t xml:space="preserve"> </w:t>
-      </w:r>
-      <w:r>
-        <w:t xml:space="preserve">cells and sometimes reduce binned item</w:t>
-      </w:r>
-      <w:r>
-        <w:t xml:space="preserve"> </w:t>
-      </w:r>
-      <w:r>
-        <w:t xml:space="preserve">calibration error in E-DAIC-to-CMDC, even while target-only direct calibration</w:t>
-      </w:r>
-      <w:r>
-        <w:t xml:space="preserve"> </w:t>
-      </w:r>
-      <w:r>
-        <w:t xml:space="preserve">keeps the best item reconstruction. The prediction-gate conclusion is</w:t>
-      </w:r>
-      <w:r>
-        <w:t xml:space="preserve"> </w:t>
-      </w:r>
-      <w:r>
-        <w:t xml:space="preserve">therefore not that measurement-aware transfer wins a leaderboard, but that</w:t>
-      </w:r>
-      <w:r>
-        <w:t xml:space="preserve"> </w:t>
-      </w:r>
-      <w:r>
-        <w:t xml:space="preserve">calibration regime, reconstruction, and calibration should be reported as</w:t>
-      </w:r>
-      <w:r>
-        <w:t xml:space="preserve"> </w:t>
-      </w:r>
-      <w:r>
-        <w:t xml:space="preserve">separate target-validity quantities.</w:t>
+        <w:t xml:space="preserve">Source labels are still useful, but their strongest effect is calibration</w:t>
+      </w:r>
+      <w:r>
+        <w:t xml:space="preserve"> </w:t>
+      </w:r>
+      <w:r>
+        <w:t xml:space="preserve">rather than item reconstruction. In CMDC-to-E-DAIC, source-plus-target direct</w:t>
+      </w:r>
+      <w:r>
+        <w:t xml:space="preserve"> </w:t>
+      </w:r>
+      <w:r>
+        <w:t xml:space="preserve">multitask reduces absolute CITL from 1.266 for target-only direct MLP to 0.587,</w:t>
+      </w:r>
+      <w:r>
+        <w:t xml:space="preserve"> </w:t>
+      </w:r>
+      <w:r>
+        <w:t xml:space="preserve">and the generic target MLP head reduces it to 0.699. In E-DAIC-to-CMDC, the</w:t>
+      </w:r>
+      <w:r>
+        <w:t xml:space="preserve"> </w:t>
+      </w:r>
+      <w:r>
+        <w:t xml:space="preserve">generic target MLP head gives the lowest absolute CITL among the main rows</w:t>
+      </w:r>
+      <w:r>
+        <w:t xml:space="preserve"> </w:t>
+      </w:r>
+      <w:r>
+        <w:t xml:space="preserve">(1.184 versus 1.560 for target-only direct MLP) and also the lowest binned</w:t>
+      </w:r>
+      <w:r>
+        <w:t xml:space="preserve"> </w:t>
+      </w:r>
+      <w:r>
+        <w:t xml:space="preserve">calibration MAE (0.392). Across the small-budget sweep, source-plus-target</w:t>
+      </w:r>
+      <w:r>
+        <w:t xml:space="preserve"> </w:t>
+      </w:r>
+      <w:r>
+        <w:t xml:space="preserve">rows reduce absolute CITL in most method-budget-direction cells, but those</w:t>
+      </w:r>
+      <w:r>
+        <w:t xml:space="preserve"> </w:t>
+      </w:r>
+      <w:r>
+        <w:t xml:space="preserve">cell counts are descriptive sweep summaries rather than a separate</w:t>
+      </w:r>
+      <w:r>
+        <w:t xml:space="preserve"> </w:t>
+      </w:r>
+      <w:r>
+        <w:t xml:space="preserve">superiority test. The defensible conclusion is a tradeoff: source labels can</w:t>
+      </w:r>
+      <w:r>
+        <w:t xml:space="preserve"> </w:t>
+      </w:r>
+      <w:r>
+        <w:t xml:space="preserve">improve average calibration while target-only direct calibration remains the</w:t>
+      </w:r>
+      <w:r>
+        <w:t xml:space="preserve"> </w:t>
+      </w:r>
+      <w:r>
+        <w:t xml:space="preserve">strongest item-reconstruction baseline.</w:t>
       </w:r>
     </w:p>
     <w:p>
@@ -11041,148 +11259,102 @@
         <w:pStyle w:val="BodyText"/>
       </w:pPr>
       <w:r>
-        <w:t xml:space="preserve">The direct test of corpus-specific ordinal parameterization remains negative.</w:t>
-      </w:r>
-      <w:r>
-        <w:t xml:space="preserve"> </w:t>
-      </w:r>
-      <w:r>
-        <w:t xml:space="preserve">In the original Table 3 default split,</w:t>
-      </w:r>
-      <w:r>
-        <w:t xml:space="preserve"> </w:t>
-      </w:r>
-      <w:r>
-        <w:rPr>
-          <w:rStyle w:val="VerbatimChar"/>
-        </w:rPr>
-        <w:t xml:space="preserve">Shared ordinal head</w:t>
-      </w:r>
-      <w:r>
-        <w:t xml:space="preserve"> </w:t>
-      </w:r>
-      <w:r>
-        <w:t xml:space="preserve">and</w:t>
-      </w:r>
-      <w:r>
-        <w:t xml:space="preserve"> </w:t>
-      </w:r>
-      <w:r>
-        <w:rPr>
-          <w:rStyle w:val="VerbatimChar"/>
-        </w:rPr>
-        <w:t xml:space="preserve">Measurement-aware</w:t>
-      </w:r>
-      <w:r>
-        <w:t xml:space="preserve"> </w:t>
-      </w:r>
-      <w:r>
-        <w:t xml:space="preserve">are essentially tied. MV28 preserves that conclusion under</w:t>
-      </w:r>
-      <w:r>
-        <w:t xml:space="preserve"> </w:t>
-      </w:r>
-      <w:r>
-        <w:t xml:space="preserve">repeated splits: the shared-head minus measurement-aware Macro Item MAE delta</w:t>
-      </w:r>
-      <w:r>
-        <w:t xml:space="preserve"> </w:t>
-      </w:r>
-      <w:r>
-        <w:t xml:space="preserve">is near zero at the MV24 default budgets (</w:t>
-      </w:r>
-      <w:r>
-        <w:rPr>
-          <w:rStyle w:val="VerbatimChar"/>
-        </w:rPr>
-        <w:t xml:space="preserve">0.002</w:t>
-      </w:r>
-      <w:r>
-        <w:t xml:space="preserve"> </w:t>
-      </w:r>
-      <w:r>
-        <w:t xml:space="preserve">in CMDC-to-E-DAIC and</w:t>
-      </w:r>
-      <w:r>
-        <w:t xml:space="preserve"> </w:t>
-      </w:r>
-      <w:r>
-        <w:t xml:space="preserve">approximately</w:t>
-      </w:r>
-      <w:r>
-        <w:t xml:space="preserve"> </w:t>
-      </w:r>
-      <w:r>
-        <w:rPr>
-          <w:rStyle w:val="VerbatimChar"/>
-        </w:rPr>
-        <w:t xml:space="preserve">0.000</w:t>
-      </w:r>
-      <w:r>
-        <w:t xml:space="preserve"> </w:t>
-      </w:r>
-      <w:r>
-        <w:t xml:space="preserve">in E-DAIC-to-CMDC), with participant-bootstrap intervals</w:t>
-      </w:r>
-      <w:r>
-        <w:t xml:space="preserve"> </w:t>
-      </w:r>
-      <w:r>
-        <w:t xml:space="preserve">spanning zero. Across the</w:t>
-      </w:r>
-      <w:r>
-        <w:t xml:space="preserve"> </w:t>
-      </w:r>
-      <w:r>
-        <w:rPr>
-          <w:rStyle w:val="VerbatimChar"/>
-        </w:rPr>
-        <w:t xml:space="preserve">k=4--24</w:t>
-      </w:r>
-      <w:r>
-        <w:t xml:space="preserve"> </w:t>
-      </w:r>
-      <w:r>
-        <w:t xml:space="preserve">budget sweep, the measurement-aware ordinal</w:t>
-      </w:r>
-      <w:r>
-        <w:t xml:space="preserve"> </w:t>
-      </w:r>
-      <w:r>
-        <w:t xml:space="preserve">row beats matched alternatives on mean Macro Item MAE in only</w:t>
-      </w:r>
-      <w:r>
-        <w:t xml:space="preserve"> </w:t>
-      </w:r>
-      <w:r>
-        <w:rPr>
-          <w:rStyle w:val="VerbatimChar"/>
-        </w:rPr>
-        <w:t xml:space="preserve">3/50</w:t>
-      </w:r>
-      <w:r>
-        <w:t xml:space="preserve"> </w:t>
-      </w:r>
-      <w:r>
-        <w:t xml:space="preserve">cells,</w:t>
-      </w:r>
-      <w:r>
-        <w:t xml:space="preserve"> </w:t>
-      </w:r>
-      <w:r>
-        <w:t xml:space="preserve">and no participant-bootstrap interval supports a uniform measurement-aware</w:t>
-      </w:r>
-      <w:r>
-        <w:t xml:space="preserve"> </w:t>
-      </w:r>
-      <w:r>
-        <w:t xml:space="preserve">advantage. Thus the corpus-specific ordinal head is a tested framework</w:t>
-      </w:r>
-      <w:r>
-        <w:t xml:space="preserve"> </w:t>
-      </w:r>
-      <w:r>
-        <w:t xml:space="preserve">component, not an independently supported source of overall improvement.</w:t>
+        <w:t xml:space="preserve">The direct test of corpus-specific ordinal parameterization is negative. The</w:t>
+      </w:r>
+      <w:r>
+        <w:t xml:space="preserve"> </w:t>
+      </w:r>
+      <w:r>
+        <w:t xml:space="preserve">Shared ordinal head and Measurement-aware ordinal rows use the same training</w:t>
+      </w:r>
+      <w:r>
+        <w:t xml:space="preserve"> </w:t>
+      </w:r>
+      <w:r>
+        <w:t xml:space="preserve">schedule and trainable shared layers; they differ only in whether the ordinal</w:t>
+      </w:r>
+      <w:r>
+        <w:t xml:space="preserve"> </w:t>
+      </w:r>
+      <w:r>
+        <w:t xml:space="preserve">head is forced to be shared or allowed to be corpus-specific. Their</w:t>
+      </w:r>
+      <w:r>
+        <w:t xml:space="preserve"> </w:t>
+      </w:r>
+      <w:r>
+        <w:t xml:space="preserve">default-budget Macro Item MAE is essentially tied in both directions: 0.875</w:t>
+      </w:r>
+      <w:r>
+        <w:t xml:space="preserve"> </w:t>
+      </w:r>
+      <w:r>
+        <w:t xml:space="preserve">versus 0.873 for CMDC-to-E-DAIC, and 0.673 versus 0.674 for E-DAIC-to-CMDC.</w:t>
+      </w:r>
+      <w:r>
+        <w:t xml:space="preserve"> </w:t>
+      </w:r>
+      <w:r>
+        <w:t xml:space="preserve">The paired shared-head minus measurement-aware deltas are 0.002</w:t>
+      </w:r>
+      <w:r>
+        <w:t xml:space="preserve"> </w:t>
+      </w:r>
+      <w:r>
+        <w:t xml:space="preserve">[-0.008, 0.018] and approximately 0.000 [-0.002, 0.001], with participant</w:t>
+      </w:r>
+      <w:r>
+        <w:t xml:space="preserve"> </w:t>
+      </w:r>
+      <w:r>
+        <w:t xml:space="preserve">bootstrap intervals spanning zero. Across the</w:t>
+      </w:r>
+      <w:r>
+        <w:t xml:space="preserve"> </w:t>
+      </w:r>
+      <m:oMath>
+        <m:r>
+          <m:t>k</m:t>
+        </m:r>
+        <m:r>
+          <m:t>=</m:t>
+        </m:r>
+        <m:r>
+          <m:t>4</m:t>
+        </m:r>
+      </m:oMath>
+      <w:r>
+        <w:t xml:space="preserve">–24 sweep,</w:t>
+      </w:r>
+      <w:r>
+        <w:t xml:space="preserve"> </w:t>
+      </w:r>
+      <w:r>
+        <w:t xml:space="preserve">Measurement-aware ordinal is lower on mean Macro Item MAE in only 3 of 50</w:t>
+      </w:r>
+      <w:r>
+        <w:t xml:space="preserve"> </w:t>
+      </w:r>
+      <w:r>
+        <w:t xml:space="preserve">matched method-budget-direction comparisons, and no participant-bootstrap</w:t>
+      </w:r>
+      <w:r>
+        <w:t xml:space="preserve"> </w:t>
+      </w:r>
+      <w:r>
+        <w:t xml:space="preserve">interval supports a uniform advantage. Thus corpus-specific ordinal heads are</w:t>
+      </w:r>
+      <w:r>
+        <w:t xml:space="preserve"> </w:t>
+      </w:r>
+      <w:r>
+        <w:t xml:space="preserve">a tested framework component, not an independently supported source of overall</w:t>
+      </w:r>
+      <w:r>
+        <w:t xml:space="preserve"> </w:t>
+      </w:r>
+      <w:r>
+        <w:t xml:space="preserve">gain in the real transfer experiment.</w:t>
       </w:r>
     </w:p>
     <w:p>
@@ -11190,160 +11362,73 @@
         <w:pStyle w:val="BodyText"/>
       </w:pPr>
       <w:r>
-        <w:t xml:space="preserve">A targeted item analysis reaches the same conclusion. For the measurement-gate</w:t>
-      </w:r>
-      <w:r>
-        <w:t xml:space="preserve"> </w:t>
-      </w:r>
-      <w:r>
-        <w:t xml:space="preserve">C02/C06 threshold-shift set, the shared-head minus measurement-aware delta is</w:t>
-      </w:r>
-      <w:r>
-        <w:t xml:space="preserve"> </w:t>
-      </w:r>
-      <w:r>
-        <w:t xml:space="preserve">only</w:t>
-      </w:r>
-      <w:r>
-        <w:t xml:space="preserve"> </w:t>
-      </w:r>
-      <w:r>
-        <w:rPr>
-          <w:rStyle w:val="VerbatimChar"/>
-        </w:rPr>
-        <w:t xml:space="preserve">0.004</w:t>
-      </w:r>
-      <w:r>
-        <w:t xml:space="preserve"> </w:t>
-      </w:r>
-      <w:r>
-        <w:t xml:space="preserve">MAE in CMDC-to-E-DAIC and</w:t>
-      </w:r>
-      <w:r>
-        <w:t xml:space="preserve"> </w:t>
-      </w:r>
-      <w:r>
-        <w:rPr>
-          <w:rStyle w:val="VerbatimChar"/>
-        </w:rPr>
-        <w:t xml:space="preserve">0.002</w:t>
-      </w:r>
-      <w:r>
-        <w:t xml:space="preserve"> </w:t>
-      </w:r>
-      <w:r>
-        <w:t xml:space="preserve">MAE in E-DAIC-to-CMDC, with</w:t>
-      </w:r>
-      <w:r>
-        <w:t xml:space="preserve"> </w:t>
-      </w:r>
-      <w:r>
-        <w:t xml:space="preserve">confidence intervals spanning zero in both directions. The C01/C04/C05/C07</w:t>
-      </w:r>
-      <w:r>
-        <w:t xml:space="preserve"> </w:t>
-      </w:r>
-      <w:r>
-        <w:t xml:space="preserve">anchor set is also near tied. A fixed-latent companion simulation clarifies</w:t>
-      </w:r>
-      <w:r>
-        <w:t xml:space="preserve"> </w:t>
-      </w:r>
-      <w:r>
-        <w:t xml:space="preserve">what this negative result does and does not mean. When the latent severity</w:t>
-      </w:r>
-      <w:r>
-        <w:t xml:space="preserve"> </w:t>
-      </w:r>
-      <w:r>
-        <w:t xml:space="preserve">coordinate is given directly to the measurement head, a scalar-invariant world</w:t>
-      </w:r>
-      <w:r>
-        <w:t xml:space="preserve"> </w:t>
-      </w:r>
-      <w:r>
-        <w:t xml:space="preserve">shows no benefit from adding corpus-specific ordinal thresholds. Under a</w:t>
-      </w:r>
-      <w:r>
-        <w:t xml:space="preserve"> </w:t>
-      </w:r>
-      <w:r>
-        <w:t xml:space="preserve">planted C02/C06 threshold-DIF world, the C02/C06 item-set delta becomes</w:t>
-      </w:r>
-      <w:r>
-        <w:t xml:space="preserve"> </w:t>
-      </w:r>
-      <w:r>
-        <w:t xml:space="preserve">positive in both transfer directions (</w:t>
-      </w:r>
-      <w:r>
-        <w:rPr>
-          <w:rStyle w:val="VerbatimChar"/>
-        </w:rPr>
-        <w:t xml:space="preserve">0.002</w:t>
-      </w:r>
-      <w:r>
-        <w:t xml:space="preserve"> </w:t>
-      </w:r>
-      <w:r>
-        <w:t xml:space="preserve">and</w:t>
-      </w:r>
-      <w:r>
-        <w:t xml:space="preserve"> </w:t>
-      </w:r>
-      <w:r>
-        <w:rPr>
-          <w:rStyle w:val="VerbatimChar"/>
-        </w:rPr>
-        <w:t xml:space="preserve">0.011</w:t>
-      </w:r>
-      <w:r>
-        <w:t xml:space="preserve"> </w:t>
-      </w:r>
-      <w:r>
-        <w:t xml:space="preserve">MAE in favor of the</w:t>
-      </w:r>
-      <w:r>
-        <w:t xml:space="preserve"> </w:t>
-      </w:r>
-      <w:r>
-        <w:t xml:space="preserve">corpus-specific head), while anchor items do not improve. This is weak</w:t>
-      </w:r>
-      <w:r>
-        <w:t xml:space="preserve"> </w:t>
-      </w:r>
-      <w:r>
-        <w:t xml:space="preserve">item-local mechanism consistency, not a large practical gain at the observed</w:t>
-      </w:r>
-      <w:r>
-        <w:t xml:space="preserve"> </w:t>
-      </w:r>
-      <w:r>
-        <w:t xml:space="preserve">calibration budgets. Measurement audits can identify where target mechanisms</w:t>
-      </w:r>
-      <w:r>
-        <w:t xml:space="preserve"> </w:t>
-      </w:r>
-      <w:r>
-        <w:t xml:space="preserve">should be checked, but detected heterogeneity does not automatically mean that</w:t>
-      </w:r>
-      <w:r>
-        <w:t xml:space="preserve"> </w:t>
-      </w:r>
-      <w:r>
-        <w:t xml:space="preserve">every corpus needs a fully separate measurement head in the real multimodal</w:t>
-      </w:r>
-      <w:r>
-        <w:t xml:space="preserve"> </w:t>
-      </w:r>
-      <w:r>
-        <w:t xml:space="preserve">transfer setting. Adding MMD changes the compact score only slightly and is</w:t>
-      </w:r>
-      <w:r>
-        <w:t xml:space="preserve"> </w:t>
-      </w:r>
-      <w:r>
-        <w:t xml:space="preserve">treated as an auxiliary variant rather than the definition of the method.</w:t>
+        <w:t xml:space="preserve">The item-targeted analysis reaches the same claim boundary. On the</w:t>
+      </w:r>
+      <w:r>
+        <w:t xml:space="preserve"> </w:t>
+      </w:r>
+      <w:r>
+        <w:t xml:space="preserve">measurement-gate C02/C06 threshold-shift candidate set, shared-head minus</w:t>
+      </w:r>
+      <w:r>
+        <w:t xml:space="preserve"> </w:t>
+      </w:r>
+      <w:r>
+        <w:t xml:space="preserve">measurement-aware MAE is only 0.004 in CMDC-to-E-DAIC and 0.002 in</w:t>
+      </w:r>
+      <w:r>
+        <w:t xml:space="preserve"> </w:t>
+      </w:r>
+      <w:r>
+        <w:t xml:space="preserve">E-DAIC-to-CMDC, with intervals spanning zero in both directions. The</w:t>
+      </w:r>
+      <w:r>
+        <w:t xml:space="preserve"> </w:t>
+      </w:r>
+      <w:r>
+        <w:t xml:space="preserve">C01/C04/C05/C07 anchor-candidate set is also near tied. A fixed-latent</w:t>
+      </w:r>
+      <w:r>
+        <w:t xml:space="preserve"> </w:t>
+      </w:r>
+      <w:r>
+        <w:t xml:space="preserve">companion simulation clarifies the mechanism boundary: when the latent</w:t>
+      </w:r>
+      <w:r>
+        <w:t xml:space="preserve"> </w:t>
+      </w:r>
+      <w:r>
+        <w:t xml:space="preserve">severity coordinate is given directly to the measurement head, adding</w:t>
+      </w:r>
+      <w:r>
+        <w:t xml:space="preserve"> </w:t>
+      </w:r>
+      <w:r>
+        <w:t xml:space="preserve">corpus-specific thresholds gives no useful benefit in a scalar-invariant</w:t>
+      </w:r>
+      <w:r>
+        <w:t xml:space="preserve"> </w:t>
+      </w:r>
+      <w:r>
+        <w:t xml:space="preserve">world, while a planted C02/C06 threshold-DIF world gives small C02/C06-set</w:t>
+      </w:r>
+      <w:r>
+        <w:t xml:space="preserve"> </w:t>
+      </w:r>
+      <w:r>
+        <w:t xml:space="preserve">advantages to corpus-specific heads (0.002 and 0.011 MAE). This supports the</w:t>
+      </w:r>
+      <w:r>
+        <w:t xml:space="preserve"> </w:t>
+      </w:r>
+      <w:r>
+        <w:t xml:space="preserve">audit-to-model logic at the level of a controlled mechanism check, but it does</w:t>
+      </w:r>
+      <w:r>
+        <w:t xml:space="preserve"> </w:t>
+      </w:r>
+      <w:r>
+        <w:t xml:space="preserve">not overturn the real-data result.</w:t>
       </w:r>
     </w:p>
     <w:p>
@@ -11351,55 +11436,193 @@
         <w:pStyle w:val="BodyText"/>
       </w:pPr>
       <w:r>
-        <w:t xml:space="preserve">The strongest direct and alignment baselines remain useful. CORAL and</w:t>
-      </w:r>
-      <w:r>
-        <w:t xml:space="preserve"> </w:t>
-      </w:r>
-      <w:r>
-        <w:t xml:space="preserve">MMD-style alignment lower some transfer errors, target-only direct calibration</w:t>
-      </w:r>
-      <w:r>
-        <w:t xml:space="preserve"> </w:t>
-      </w:r>
-      <w:r>
-        <w:t xml:space="preserve">is a strong small-budget reconstruction baseline, and source-plus-target</w:t>
-      </w:r>
-      <w:r>
-        <w:t xml:space="preserve"> </w:t>
-      </w:r>
-      <w:r>
-        <w:t xml:space="preserve">calibrated adaptation can improve calibration-in-the-large even when it does</w:t>
-      </w:r>
-      <w:r>
-        <w:t xml:space="preserve"> </w:t>
-      </w:r>
-      <w:r>
-        <w:t xml:space="preserve">not improve Macro Item MAE. This is exactly why target-label exposure,</w:t>
-      </w:r>
-      <w:r>
-        <w:t xml:space="preserve"> </w:t>
-      </w:r>
-      <w:r>
-        <w:t xml:space="preserve">trainable-capacity controls, and calibration metrics matter: under a strong</w:t>
-      </w:r>
-      <w:r>
-        <w:t xml:space="preserve"> </w:t>
-      </w:r>
-      <w:r>
-        <w:t xml:space="preserve">frozen multimodal foundation representation, clinical target calibration</w:t>
-      </w:r>
-      <w:r>
-        <w:t xml:space="preserve"> </w:t>
-      </w:r>
-      <w:r>
-        <w:t xml:space="preserve">changes the result, but the specific measurement parameterization must earn its</w:t>
-      </w:r>
-      <w:r>
-        <w:t xml:space="preserve"> </w:t>
-      </w:r>
-      <w:r>
-        <w:t xml:space="preserve">contribution against fair calibrated alternatives.</w:t>
+        <w:t xml:space="preserve">The prediction-gate reading is therefore deliberately modest. Target-label</w:t>
+      </w:r>
+      <w:r>
+        <w:t xml:space="preserve"> </w:t>
+      </w:r>
+      <w:r>
+        <w:t xml:space="preserve">calibration and shared-layer adaptation are empirically important. Ordinal</w:t>
+      </w:r>
+      <w:r>
+        <w:t xml:space="preserve"> </w:t>
+      </w:r>
+      <w:r>
+        <w:t xml:space="preserve">target modeling is competitive and may help against generic calibrated heads in</w:t>
+      </w:r>
+      <w:r>
+        <w:t xml:space="preserve"> </w:t>
+      </w:r>
+      <w:r>
+        <w:t xml:space="preserve">one transfer direction, but the effect is direction-dependent. Corpus-specific</w:t>
+      </w:r>
+      <w:r>
+        <w:t xml:space="preserve"> </w:t>
+      </w:r>
+      <w:r>
+        <w:t xml:space="preserve">ordinal parameterization has not shown an independent overall advantage over a</w:t>
+      </w:r>
+      <w:r>
+        <w:t xml:space="preserve"> </w:t>
+      </w:r>
+      <w:r>
+        <w:t xml:space="preserve">shared ordinal head or direct target-calibrated alternatives. MMD, localized</w:t>
+      </w:r>
+      <w:r>
+        <w:t xml:space="preserve"> </w:t>
+      </w:r>
+      <w:r>
+        <w:t xml:space="preserve">few-shot calibration, close depression-specific baselines, and binary clinical</w:t>
+      </w:r>
+      <w:r>
+        <w:t xml:space="preserve"> </w:t>
+      </w:r>
+      <w:r>
+        <w:t xml:space="preserve">endpoints are reported as supplementary stress views: they sharpen the same</w:t>
+      </w:r>
+      <w:r>
+        <w:t xml:space="preserve"> </w:t>
+      </w:r>
+      <w:r>
+        <w:t xml:space="preserve">claim boundary without changing the main result that target validity,</w:t>
+      </w:r>
+      <w:r>
+        <w:t xml:space="preserve"> </w:t>
+      </w:r>
+      <w:r>
+        <w:t xml:space="preserve">calibration regime, and measurement-head sharing must be evaluated separately.</w:t>
+      </w:r>
+    </w:p>
+    <w:p>
+      <w:pPr>
+        <w:pStyle w:val="Heading3"/>
+      </w:pPr>
+      <w:bookmarkStart w:id="47" w:name="X321d9390704b22c17ed154d0c06bfd2a9da8bab"/>
+      <w:r>
+        <w:t xml:space="preserve">6.4 Supporting Clinical Grounding and Stress Views</w:t>
+      </w:r>
+      <w:bookmarkEnd w:id="47"/>
+    </w:p>
+    <w:p>
+      <w:pPr>
+        <w:pStyle w:val="FirstParagraph"/>
+      </w:pPr>
+      <w:r>
+        <w:t xml:space="preserve">The remaining analyses support the main chain without becoming separate paper</w:t>
+      </w:r>
+      <w:r>
+        <w:t xml:space="preserve"> </w:t>
+      </w:r>
+      <w:r>
+        <w:t xml:space="preserve">claims. PDCH-only HAMD item-derived prediction shows that the HAMD item signal</w:t>
+      </w:r>
+      <w:r>
+        <w:t xml:space="preserve"> </w:t>
+      </w:r>
+      <w:r>
+        <w:t xml:space="preserve">is learnable within a clinical consultation corpus. MPDD suggests that age,</w:t>
+      </w:r>
+      <w:r>
+        <w:t xml:space="preserve"> </w:t>
+      </w:r>
+      <w:r>
+        <w:t xml:space="preserve">personality, and psychomotor context are useful heterogeneity and calibration</w:t>
+      </w:r>
+      <w:r>
+        <w:t xml:space="preserve"> </w:t>
+      </w:r>
+      <w:r>
+        <w:t xml:space="preserve">axes. EATD provides an external SDS stress view under a different</w:t>
+      </w:r>
+      <w:r>
+        <w:t xml:space="preserve"> </w:t>
+      </w:r>
+      <w:r>
+        <w:t xml:space="preserve">emotional-context and scale contract. Evidence-grounding annotation supports</w:t>
+      </w:r>
+      <w:r>
+        <w:t xml:space="preserve"> </w:t>
+      </w:r>
+      <w:r>
+        <w:t xml:space="preserve">the use of symptom constructs as auditable evidence units. These analyses are</w:t>
+      </w:r>
+      <w:r>
+        <w:t xml:space="preserve"> </w:t>
+      </w:r>
+      <w:r>
+        <w:t xml:space="preserve">valuable as breadth and credibility checks, but the main contribution remains</w:t>
+      </w:r>
+      <w:r>
+        <w:t xml:space="preserve"> </w:t>
+      </w:r>
+      <w:r>
+        <w:t xml:space="preserve">the representation-measurement-prediction gate structure and the formal</w:t>
+      </w:r>
+      <w:r>
+        <w:t xml:space="preserve"> </w:t>
+      </w:r>
+      <w:r>
+        <w:t xml:space="preserve">fair-ablation test of calibrated PHQ shared-item transfer.</w:t>
+      </w:r>
+    </w:p>
+    <w:p>
+      <w:pPr>
+        <w:pStyle w:val="Heading2"/>
+      </w:pPr>
+      <w:bookmarkStart w:id="48" w:name="discussion"/>
+      <w:r>
+        <w:t xml:space="preserve">7 Discussion</w:t>
+      </w:r>
+      <w:bookmarkEnd w:id="48"/>
+    </w:p>
+    <w:p>
+      <w:pPr>
+        <w:pStyle w:val="FirstParagraph"/>
+      </w:pPr>
+      <w:r>
+        <w:t xml:space="preserve">The main implication is conceptual: cross-corpus depression shift has both an</w:t>
+      </w:r>
+      <w:r>
+        <w:t xml:space="preserve"> </w:t>
+      </w:r>
+      <w:r>
+        <w:t xml:space="preserve">input side and a target side. Raw corpus signatures show that acquisition,</w:t>
+      </w:r>
+      <w:r>
+        <w:t xml:space="preserve"> </w:t>
+      </w:r>
+      <w:r>
+        <w:t xml:space="preserve">language, task, and population context can be recoverable from frozen</w:t>
+      </w:r>
+      <w:r>
+        <w:t xml:space="preserve"> </w:t>
+      </w:r>
+      <w:r>
+        <w:t xml:space="preserve">representations, but controlled probes also show that this identity signal is</w:t>
+      </w:r>
+      <w:r>
+        <w:t xml:space="preserve"> </w:t>
+      </w:r>
+      <w:r>
+        <w:t xml:space="preserve">contrast-dependent. Target comparability therefore cannot be inferred from</w:t>
+      </w:r>
+      <w:r>
+        <w:t xml:space="preserve"> </w:t>
+      </w:r>
+      <w:r>
+        <w:t xml:space="preserve">representation identity alone. A feature-alignment method can make domains look</w:t>
+      </w:r>
+      <w:r>
+        <w:t xml:space="preserve"> </w:t>
+      </w:r>
+      <w:r>
+        <w:t xml:space="preserve">closer in representation space while leaving the PHQ or HAMD response mechanism</w:t>
+      </w:r>
+      <w:r>
+        <w:t xml:space="preserve"> </w:t>
+      </w:r>
+      <w:r>
+        <w:t xml:space="preserve">unexamined.</w:t>
       </w:r>
     </w:p>
     <w:p>
@@ -11407,37 +11630,121 @@
         <w:pStyle w:val="BodyText"/>
       </w:pPr>
       <w:r>
-        <w:t xml:space="preserve">Foundation-representation and multimodal stress tests support the same bounded</w:t>
-      </w:r>
-      <w:r>
-        <w:t xml:space="preserve"> </w:t>
-      </w:r>
-      <w:r>
-        <w:t xml:space="preserve">reading. Stronger Qwen text features and fused text-audio-video representations</w:t>
-      </w:r>
-      <w:r>
-        <w:t xml:space="preserve"> </w:t>
-      </w:r>
-      <w:r>
-        <w:t xml:space="preserve">move the performance frontier, but they do not automatically remove corpus</w:t>
-      </w:r>
-      <w:r>
-        <w:t xml:space="preserve"> </w:t>
-      </w:r>
-      <w:r>
-        <w:t xml:space="preserve">identity or the target-side mapping question. Stronger encoders should be</w:t>
-      </w:r>
-      <w:r>
-        <w:t xml:space="preserve"> </w:t>
-      </w:r>
-      <w:r>
-        <w:t xml:space="preserve">paired with explicit target contracts and calibrated ablation tests when the</w:t>
-      </w:r>
-      <w:r>
-        <w:t xml:space="preserve"> </w:t>
-      </w:r>
-      <w:r>
-        <w:t xml:space="preserve">clinical label itself changes across corpora.</w:t>
+        <w:t xml:space="preserve">The modeling implication follows from the measurement results, but it must be</w:t>
+      </w:r>
+      <w:r>
+        <w:t xml:space="preserve"> </w:t>
+      </w:r>
+      <w:r>
+        <w:t xml:space="preserve">stated at the right strength. Measurement heterogeneity means the target</w:t>
+      </w:r>
+      <w:r>
+        <w:t xml:space="preserve"> </w:t>
+      </w:r>
+      <w:r>
+        <w:t xml:space="preserve">mapping should be made explicit and audited; it does not by itself prove that</w:t>
+      </w:r>
+      <w:r>
+        <w:t xml:space="preserve"> </w:t>
+      </w:r>
+      <w:r>
+        <w:t xml:space="preserve">each corpus needs an independent measurement head. The fair ablation shows why</w:t>
+      </w:r>
+      <w:r>
+        <w:t xml:space="preserve"> </w:t>
+      </w:r>
+      <w:r>
+        <w:t xml:space="preserve">this distinction matters. Much of the large gain over a frozen target-head</w:t>
+      </w:r>
+      <w:r>
+        <w:t xml:space="preserve"> </w:t>
+      </w:r>
+      <w:r>
+        <w:t xml:space="preserve">baseline comes from the target calibration regime, including the ability of</w:t>
+      </w:r>
+      <w:r>
+        <w:t xml:space="preserve"> </w:t>
+      </w:r>
+      <w:r>
+        <w:t xml:space="preserve">target labels to update trainable layers. But when target-only direct</w:t>
+      </w:r>
+      <w:r>
+        <w:t xml:space="preserve"> </w:t>
+      </w:r>
+      <w:r>
+        <w:t xml:space="preserve">calibration is added at matched budgets, it becomes the strongest Macro Item</w:t>
+      </w:r>
+      <w:r>
+        <w:t xml:space="preserve"> </w:t>
+      </w:r>
+      <w:r>
+        <w:t xml:space="preserve">MAE comparator at both default budgets and throughout the small-budget</w:t>
+      </w:r>
+      <w:r>
+        <w:t xml:space="preserve"> </w:t>
+      </w:r>
+      <w:r>
+        <w:t xml:space="preserve">sweep. Corpus-specific cumulative-logit heads remain a principled way to encode</w:t>
+      </w:r>
+      <w:r>
+        <w:t xml:space="preserve"> </w:t>
+      </w:r>
+      <w:r>
+        <w:t xml:space="preserve">different ordinal response processes, and the fixed-latent simulation shows</w:t>
+      </w:r>
+      <w:r>
+        <w:t xml:space="preserve"> </w:t>
+      </w:r>
+      <w:r>
+        <w:t xml:space="preserve">weak item-local benefit under planted C02/C06 threshold shift. The real-data</w:t>
+      </w:r>
+      <w:r>
+        <w:t xml:space="preserve"> </w:t>
+      </w:r>
+      <w:r>
+        <w:t xml:space="preserve">Shared-ordinal-head versus Measurement-aware comparison is essentially tied,</w:t>
+      </w:r>
+      <w:r>
+        <w:t xml:space="preserve"> </w:t>
+      </w:r>
+      <w:r>
+        <w:t xml:space="preserve">including on the targeted C02/C06 item set. The present evidence therefore</w:t>
+      </w:r>
+      <w:r>
+        <w:t xml:space="preserve"> </w:t>
+      </w:r>
+      <w:r>
+        <w:t xml:space="preserve">supports the architecture as a constructive target-contract instantiation, not</w:t>
+      </w:r>
+      <w:r>
+        <w:t xml:space="preserve"> </w:t>
+      </w:r>
+      <w:r>
+        <w:t xml:space="preserve">as a uniformly better method. The proposed model addresses calibrated</w:t>
+      </w:r>
+      <w:r>
+        <w:t xml:space="preserve"> </w:t>
+      </w:r>
+      <w:r>
+        <w:t xml:space="preserve">cross-corpus transfer rather than zero-target-label domain generalization: the</w:t>
+      </w:r>
+      <w:r>
+        <w:t xml:space="preserve"> </w:t>
+      </w:r>
+      <w:r>
+        <w:t xml:space="preserve">small labeled target calibration subset is part of the problem definition, not</w:t>
+      </w:r>
+      <w:r>
+        <w:t xml:space="preserve"> </w:t>
+      </w:r>
+      <w:r>
+        <w:t xml:space="preserve">an accidental advantage, and target-only calibration must be reported beside</w:t>
+      </w:r>
+      <w:r>
+        <w:t xml:space="preserve"> </w:t>
+      </w:r>
+      <w:r>
+        <w:t xml:space="preserve">source-plus-target calibration.</w:t>
       </w:r>
     </w:p>
     <w:p>
@@ -11445,55 +11752,73 @@
         <w:pStyle w:val="BodyText"/>
       </w:pPr>
       <w:r>
-        <w:t xml:space="preserve">Close depression-specific baselines are reported as supplementary stress tests</w:t>
-      </w:r>
-      <w:r>
-        <w:t xml:space="preserve"> </w:t>
-      </w:r>
-      <w:r>
-        <w:t xml:space="preserve">rather than as a second main result table. GNN-SDA-style graph adaptation,</w:t>
-      </w:r>
-      <w:r>
-        <w:t xml:space="preserve"> </w:t>
-      </w:r>
-      <w:r>
-        <w:t xml:space="preserve">QuestMF-style question-wise ordinal modeling, and SCD-MLLM-style heterogeneous</w:t>
-      </w:r>
-      <w:r>
-        <w:t xml:space="preserve"> </w:t>
-      </w:r>
-      <w:r>
-        <w:t xml:space="preserve">multimodal fusion are adapted to the same E-DAIC/CMDC split, shared PHQ items,</w:t>
-      </w:r>
-      <w:r>
-        <w:t xml:space="preserve"> </w:t>
-      </w:r>
-      <w:r>
-        <w:t xml:space="preserve">foundation representation, and target calibration budget. These rows support a</w:t>
-      </w:r>
-      <w:r>
-        <w:t xml:space="preserve"> </w:t>
-      </w:r>
-      <w:r>
-        <w:t xml:space="preserve">more cautious target-pathway reading: question-wise and heterogeneous</w:t>
-      </w:r>
-      <w:r>
-        <w:t xml:space="preserve"> </w:t>
-      </w:r>
-      <w:r>
-        <w:t xml:space="preserve">multimodal baselines can benefit from measurement-aware routing, but the graph</w:t>
-      </w:r>
-      <w:r>
-        <w:t xml:space="preserve"> </w:t>
-      </w:r>
-      <w:r>
-        <w:t xml:space="preserve">adaptation variant is direction-sensitive and the main fair-ablation table</w:t>
-      </w:r>
-      <w:r>
-        <w:t xml:space="preserve"> </w:t>
-      </w:r>
-      <w:r>
-        <w:t xml:space="preserve">prevents a universal architecture-win claim.</w:t>
+        <w:t xml:space="preserve">For benchmark practice, the paper suggests a simple reporting discipline.</w:t>
+      </w:r>
+      <w:r>
+        <w:t xml:space="preserve"> </w:t>
+      </w:r>
+      <w:r>
+        <w:t xml:space="preserve">Cross-corpus depression results should state the scale and item contract, the</w:t>
+      </w:r>
+      <w:r>
+        <w:t xml:space="preserve"> </w:t>
+      </w:r>
+      <w:r>
+        <w:t xml:space="preserve">source of the clinical target, and the target-label supervision regime before</w:t>
+      </w:r>
+      <w:r>
+        <w:t xml:space="preserve"> </w:t>
+      </w:r>
+      <w:r>
+        <w:t xml:space="preserve">claiming generalization. Zero-target-label domain generalization, unlabeled</w:t>
+      </w:r>
+      <w:r>
+        <w:t xml:space="preserve"> </w:t>
+      </w:r>
+      <w:r>
+        <w:t xml:space="preserve">target adaptation, and labeled target calibration are different experimental</w:t>
+      </w:r>
+      <w:r>
+        <w:t xml:space="preserve"> </w:t>
+      </w:r>
+      <w:r>
+        <w:t xml:space="preserve">questions. Treating them as interchangeable can make a transfer result look</w:t>
+      </w:r>
+      <w:r>
+        <w:t xml:space="preserve"> </w:t>
+      </w:r>
+      <w:r>
+        <w:t xml:space="preserve">stronger or weaker than the evidence supports. Separating these regimes lets</w:t>
+      </w:r>
+      <w:r>
+        <w:t xml:space="preserve"> </w:t>
+      </w:r>
+      <w:r>
+        <w:t xml:space="preserve">negative, asymmetric, and bounded transfer outcomes become diagnostically</w:t>
+      </w:r>
+      <w:r>
+        <w:t xml:space="preserve"> </w:t>
+      </w:r>
+      <w:r>
+        <w:t xml:space="preserve">useful rather than noise around a single leaderboard number.</w:t>
+      </w:r>
+    </w:p>
+    <w:p>
+      <w:pPr>
+        <w:pStyle w:val="Heading2"/>
+      </w:pPr>
+      <w:bookmarkStart w:id="49" w:name="scope-and-limitations"/>
+      <w:r>
+        <w:t xml:space="preserve">8 Scope and Limitations</w:t>
+      </w:r>
+      <w:bookmarkEnd w:id="49"/>
+    </w:p>
+    <w:p>
+      <w:pPr>
+        <w:pStyle w:val="FirstParagraph"/>
+      </w:pPr>
+      <w:r>
+        <w:t xml:space="preserve">Several design choices define the scope of the paper.</w:t>
       </w:r>
     </w:p>
     <w:p>
@@ -11501,55 +11826,25 @@
         <w:pStyle w:val="BodyText"/>
       </w:pPr>
       <w:r>
-        <w:t xml:space="preserve">Secondary clinical endpoints are also kept in a supporting role. Thresholding</w:t>
-      </w:r>
-      <w:r>
-        <w:t xml:space="preserve"> </w:t>
-      </w:r>
-      <w:r>
-        <w:t xml:space="preserve">the predicted shared-PHQ total at 10 makes Macro-F1, Balanced Accuracy, AUROC,</w:t>
-      </w:r>
-      <w:r>
-        <w:t xml:space="preserve"> </w:t>
-      </w:r>
-      <w:r>
-        <w:t xml:space="preserve">AUPRC, Sensitivity, and Specificity comparable to the broader MDD-detection</w:t>
-      </w:r>
-      <w:r>
-        <w:t xml:space="preserve"> </w:t>
-      </w:r>
-      <w:r>
-        <w:t xml:space="preserve">literature, but these numbers contextualize rather than replace the item-level</w:t>
-      </w:r>
-      <w:r>
-        <w:t xml:space="preserve"> </w:t>
-      </w:r>
-      <w:r>
-        <w:t xml:space="preserve">measurement result. The full binary endpoint table is therefore reported as</w:t>
-      </w:r>
-      <w:r>
-        <w:t xml:space="preserve"> </w:t>
-      </w:r>
-      <w:r>
-        <w:t xml:space="preserve">Supplementary Table S3 rather than as a main-text result. The binary endpoint is</w:t>
-      </w:r>
-      <w:r>
-        <w:t xml:space="preserve"> </w:t>
-      </w:r>
-      <w:r>
-        <w:t xml:space="preserve">strong in E-DAIC-to-CMDC and more conservative on sensitivity in</w:t>
-      </w:r>
-      <w:r>
-        <w:t xml:space="preserve"> </w:t>
-      </w:r>
-      <w:r>
-        <w:t xml:space="preserve">CMDC-to-E-DAIC, motivating item reconstruction and calibration as co-primary</w:t>
-      </w:r>
-      <w:r>
-        <w:t xml:space="preserve"> </w:t>
-      </w:r>
-      <w:r>
-        <w:t xml:space="preserve">metrics.</w:t>
+        <w:t xml:space="preserve">First, DAIC-WOZ and E-DAIC are used as a same-lineage Wizard-of-Oz benchmark</w:t>
+      </w:r>
+      <w:r>
+        <w:t xml:space="preserve"> </w:t>
+      </w:r>
+      <w:r>
+        <w:t xml:space="preserve">view and PHQ-8 control, not as independent pooled corpora. That choice is</w:t>
+      </w:r>
+      <w:r>
+        <w:t xml:space="preserve"> </w:t>
+      </w:r>
+      <w:r>
+        <w:t xml:space="preserve">important to the story: their near-identity anchors the low-difference</w:t>
+      </w:r>
+      <w:r>
+        <w:t xml:space="preserve"> </w:t>
+      </w:r>
+      <w:r>
+        <w:t xml:space="preserve">reference point.</w:t>
       </w:r>
     </w:p>
     <w:p>
@@ -11557,199 +11852,201 @@
         <w:pStyle w:val="BodyText"/>
       </w:pPr>
       <w:r>
-        <w:t xml:space="preserve">Other auxiliary checks move to supplementary material: the MMD variant has only</w:t>
-      </w:r>
-      <w:r>
-        <w:t xml:space="preserve"> </w:t>
-      </w:r>
-      <w:r>
-        <w:t xml:space="preserve">a mild effect, localized few-shot calibration can help but is not a one-step</w:t>
-      </w:r>
-      <w:r>
-        <w:t xml:space="preserve"> </w:t>
-      </w:r>
-      <w:r>
-        <w:t xml:space="preserve">bidirectional fix, and a protocol-overlap deletion check does not give a simple</w:t>
-      </w:r>
-      <w:r>
-        <w:t xml:space="preserve"> </w:t>
-      </w:r>
-      <w:r>
-        <w:t xml:space="preserve">shortcut explanation for the main PHQ result. Together, these stress views</w:t>
-      </w:r>
-      <w:r>
-        <w:t xml:space="preserve"> </w:t>
-      </w:r>
-      <w:r>
-        <w:t xml:space="preserve">sharpen the prediction gate without competing with the main message:</w:t>
-      </w:r>
-      <w:r>
-        <w:t xml:space="preserve"> </w:t>
-      </w:r>
-      <w:r>
-        <w:t xml:space="preserve">representation alignment, latent target construction, localized calibration,</w:t>
-      </w:r>
-      <w:r>
-        <w:t xml:space="preserve"> </w:t>
-      </w:r>
-      <w:r>
-        <w:t xml:space="preserve">and multimodal fusion solve different parts of cross-corpus transfer, so they</w:t>
-      </w:r>
-      <w:r>
-        <w:t xml:space="preserve"> </w:t>
-      </w:r>
-      <w:r>
-        <w:t xml:space="preserve">do not collapse into a single</w:t>
-      </w:r>
-      <w:r>
-        <w:t xml:space="preserve"> </w:t>
-      </w:r>
-      <w:r>
-        <w:t xml:space="preserve">“</w:t>
-      </w:r>
-      <w:r>
-        <w:t xml:space="preserve">better encoder</w:t>
-      </w:r>
-      <w:r>
-        <w:t xml:space="preserve">”</w:t>
-      </w:r>
-      <w:r>
-        <w:t xml:space="preserve"> </w:t>
-      </w:r>
-      <w:r>
-        <w:t xml:space="preserve">axis.</w:t>
-      </w:r>
-    </w:p>
-    <w:p>
-      <w:pPr>
-        <w:pStyle w:val="Heading3"/>
-      </w:pPr>
-      <w:bookmarkStart w:id="47" w:name="X321d9390704b22c17ed154d0c06bfd2a9da8bab"/>
-      <w:r>
-        <w:t xml:space="preserve">6.4 Supporting Clinical Grounding and Stress Views</w:t>
-      </w:r>
-      <w:bookmarkEnd w:id="47"/>
+        <w:t xml:space="preserve">Second, the E-DAIC/CMDC PHQ comparison is a corpus-group analysis. It supports</w:t>
+      </w:r>
+      <w:r>
+        <w:t xml:space="preserve"> </w:t>
+      </w:r>
+      <w:r>
+        <w:t xml:space="preserve">corpus-conditioned shared-item measurement heterogeneity, but it does not</w:t>
+      </w:r>
+      <w:r>
+        <w:t xml:space="preserve"> </w:t>
+      </w:r>
+      <w:r>
+        <w:t xml:space="preserve">assign the difference to one isolated cause such as language, country,</w:t>
+      </w:r>
+      <w:r>
+        <w:t xml:space="preserve"> </w:t>
+      </w:r>
+      <w:r>
+        <w:t xml:space="preserve">translation, protocol, severity distribution, or population.</w:t>
+      </w:r>
+    </w:p>
+    <w:p>
+      <w:pPr>
+        <w:pStyle w:val="BodyText"/>
+      </w:pPr>
+      <w:r>
+        <w:t xml:space="preserve">Third, CMDC/PDCH HAMD is an exploratory same-scale view because CMDC contains</w:t>
+      </w:r>
+      <w:r>
+        <w:t xml:space="preserve"> </w:t>
+      </w:r>
+      <w:r>
+        <w:t xml:space="preserve">only 25 HAMD subjects. Its role is to broaden the argument beyond PHQ form</w:t>
+      </w:r>
+      <w:r>
+        <w:t xml:space="preserve"> </w:t>
+      </w:r>
+      <w:r>
+        <w:t xml:space="preserve">alignment, not to serve as a formal HAMD invariance study.</w:t>
+      </w:r>
+    </w:p>
+    <w:p>
+      <w:pPr>
+        <w:pStyle w:val="BodyText"/>
+      </w:pPr>
+      <w:r>
+        <w:t xml:space="preserve">Fourth, encoders are frozen, but the calibrated ablation shows that target</w:t>
+      </w:r>
+      <w:r>
+        <w:t xml:space="preserve"> </w:t>
+      </w:r>
+      <w:r>
+        <w:t xml:space="preserve">labels updating the shared projector and symptom layers is itself a major</w:t>
+      </w:r>
+      <w:r>
+        <w:t xml:space="preserve"> </w:t>
+      </w:r>
+      <w:r>
+        <w:t xml:space="preserve">effect. End-to-end encoder adaptation is outside the present scope.</w:t>
+      </w:r>
+    </w:p>
+    <w:p>
+      <w:pPr>
+        <w:pStyle w:val="BodyText"/>
+      </w:pPr>
+      <w:r>
+        <w:t xml:space="preserve">Fifth, the formal model studies calibrated cross-corpus transfer rather than</w:t>
+      </w:r>
+      <w:r>
+        <w:t xml:space="preserve"> </w:t>
+      </w:r>
+      <w:r>
+        <w:t xml:space="preserve">zero-target-label domain generalization. The zero-target-label rows provide</w:t>
+      </w:r>
+      <w:r>
+        <w:t xml:space="preserve"> </w:t>
+      </w:r>
+      <w:r>
+        <w:t xml:space="preserve">representation-adaptation context, while architecture-level claims are made only</w:t>
+      </w:r>
+      <w:r>
+        <w:t xml:space="preserve"> </w:t>
+      </w:r>
+      <w:r>
+        <w:t xml:space="preserve">against calibrated baselines with the same target labels and comparable shared</w:t>
+      </w:r>
+      <w:r>
+        <w:t xml:space="preserve"> </w:t>
+      </w:r>
+      <w:r>
+        <w:t xml:space="preserve">adaptation exposure.</w:t>
+      </w:r>
+    </w:p>
+    <w:p>
+      <w:pPr>
+        <w:pStyle w:val="BodyText"/>
+      </w:pPr>
+      <w:r>
+        <w:t xml:space="preserve">Sixth, the paired tests over the original five seeds are useful for detecting</w:t>
+      </w:r>
+      <w:r>
+        <w:t xml:space="preserve"> </w:t>
+      </w:r>
+      <w:r>
+        <w:t xml:space="preserve">large fairness failures, but they are not sufficient as the main evidence for</w:t>
+      </w:r>
+      <w:r>
+        <w:t xml:space="preserve"> </w:t>
+      </w:r>
+      <w:r>
+        <w:t xml:space="preserve">small architecture superiority, especially in the E-DAIC-to-CMDC direction</w:t>
+      </w:r>
+      <w:r>
+        <w:t xml:space="preserve"> </w:t>
+      </w:r>
+      <w:r>
+        <w:t xml:space="preserve">where the target evaluation set is small. We therefore treat the repeated</w:t>
+      </w:r>
+      <w:r>
+        <w:t xml:space="preserve"> </w:t>
+      </w:r>
+      <w:r>
+        <w:t xml:space="preserve">target-calibration splits and participant-bootstrap deltas as the relevant</w:t>
+      </w:r>
+      <w:r>
+        <w:t xml:space="preserve"> </w:t>
+      </w:r>
+      <w:r>
+        <w:t xml:space="preserve">uncertainty layer for calibrated architecture claims.</w:t>
+      </w:r>
+    </w:p>
+    <w:p>
+      <w:pPr>
+        <w:pStyle w:val="Heading2"/>
+      </w:pPr>
+      <w:bookmarkStart w:id="50" w:name="conclusion"/>
+      <w:r>
+        <w:t xml:space="preserve">9 Conclusion</w:t>
+      </w:r>
+      <w:bookmarkEnd w:id="50"/>
     </w:p>
     <w:p>
       <w:pPr>
         <w:pStyle w:val="FirstParagraph"/>
       </w:pPr>
       <w:r>
-        <w:t xml:space="preserve">The remaining analyses support the main chain without becoming separate paper</w:t>
-      </w:r>
-      <w:r>
-        <w:t xml:space="preserve"> </w:t>
-      </w:r>
-      <w:r>
-        <w:t xml:space="preserve">claims. PDCH-only HAMD item-derived prediction shows that the HAMD item signal</w:t>
-      </w:r>
-      <w:r>
-        <w:t xml:space="preserve"> </w:t>
-      </w:r>
-      <w:r>
-        <w:t xml:space="preserve">is learnable within a clinical consultation corpus. MPDD suggests that age,</w:t>
-      </w:r>
-      <w:r>
-        <w:t xml:space="preserve"> </w:t>
-      </w:r>
-      <w:r>
-        <w:t xml:space="preserve">personality, and psychomotor context are useful heterogeneity and calibration</w:t>
-      </w:r>
-      <w:r>
-        <w:t xml:space="preserve"> </w:t>
-      </w:r>
-      <w:r>
-        <w:t xml:space="preserve">axes. EATD provides an external SDS stress view under a different</w:t>
-      </w:r>
-      <w:r>
-        <w:t xml:space="preserve"> </w:t>
-      </w:r>
-      <w:r>
-        <w:t xml:space="preserve">emotional-context and scale contract. Evidence-grounding annotation supports</w:t>
-      </w:r>
-      <w:r>
-        <w:t xml:space="preserve"> </w:t>
-      </w:r>
-      <w:r>
-        <w:t xml:space="preserve">the use of symptom constructs as auditable evidence units. These analyses are</w:t>
-      </w:r>
-      <w:r>
-        <w:t xml:space="preserve"> </w:t>
-      </w:r>
-      <w:r>
-        <w:t xml:space="preserve">valuable as breadth and credibility checks, but the main contribution remains</w:t>
-      </w:r>
-      <w:r>
-        <w:t xml:space="preserve"> </w:t>
-      </w:r>
-      <w:r>
-        <w:t xml:space="preserve">the representation-measurement-prediction gate structure and the formal</w:t>
-      </w:r>
-      <w:r>
-        <w:t xml:space="preserve"> </w:t>
-      </w:r>
-      <w:r>
-        <w:t xml:space="preserve">fair-ablation test of calibrated PHQ shared-item transfer.</w:t>
-      </w:r>
-    </w:p>
-    <w:p>
-      <w:pPr>
-        <w:pStyle w:val="Heading2"/>
-      </w:pPr>
-      <w:bookmarkStart w:id="48" w:name="discussion"/>
-      <w:r>
-        <w:t xml:space="preserve">7 Discussion</w:t>
-      </w:r>
-      <w:bookmarkEnd w:id="48"/>
-    </w:p>
-    <w:p>
-      <w:pPr>
-        <w:pStyle w:val="FirstParagraph"/>
-      </w:pPr>
-      <w:r>
-        <w:t xml:space="preserve">The main implication is conceptual: cross-corpus depression shift has both an</w:t>
-      </w:r>
-      <w:r>
-        <w:t xml:space="preserve"> </w:t>
-      </w:r>
-      <w:r>
-        <w:t xml:space="preserve">input side and a target side. Raw corpus signatures show that acquisition,</w:t>
-      </w:r>
-      <w:r>
-        <w:t xml:space="preserve"> </w:t>
-      </w:r>
-      <w:r>
-        <w:t xml:space="preserve">language, task, and population context can be recoverable from frozen</w:t>
-      </w:r>
-      <w:r>
-        <w:t xml:space="preserve"> </w:t>
-      </w:r>
-      <w:r>
-        <w:t xml:space="preserve">representations, but controlled probes also show that this identity signal is</w:t>
-      </w:r>
-      <w:r>
-        <w:t xml:space="preserve"> </w:t>
-      </w:r>
-      <w:r>
-        <w:t xml:space="preserve">contrast-dependent. Target comparability therefore cannot be inferred from</w:t>
-      </w:r>
-      <w:r>
-        <w:t xml:space="preserve"> </w:t>
-      </w:r>
-      <w:r>
-        <w:t xml:space="preserve">representation identity alone. A feature-alignment method can make domains look</w:t>
-      </w:r>
-      <w:r>
-        <w:t xml:space="preserve"> </w:t>
-      </w:r>
-      <w:r>
-        <w:t xml:space="preserve">closer in representation space while leaving the PHQ or HAMD response mechanism</w:t>
-      </w:r>
-      <w:r>
-        <w:t xml:space="preserve"> </w:t>
-      </w:r>
-      <w:r>
-        <w:t xml:space="preserve">unexamined.</w:t>
+        <w:t xml:space="preserve">Cross-corpus depression detection should not begin by assuming that all</w:t>
+      </w:r>
+      <w:r>
+        <w:t xml:space="preserve"> </w:t>
+      </w:r>
+      <w:r>
+        <w:t xml:space="preserve">depression labels are interchangeable targets. Across six corpus families and</w:t>
+      </w:r>
+      <w:r>
+        <w:t xml:space="preserve"> </w:t>
+      </w:r>
+      <w:r>
+        <w:t xml:space="preserve">one DAIC-lineage benchmark view, we find strong raw corpus signatures with</w:t>
+      </w:r>
+      <w:r>
+        <w:t xml:space="preserve"> </w:t>
+      </w:r>
+      <w:r>
+        <w:t xml:space="preserve">control-dependent residual identity, a graded empirical pattern of measurement</w:t>
+      </w:r>
+      <w:r>
+        <w:t xml:space="preserve"> </w:t>
+      </w:r>
+      <w:r>
+        <w:t xml:space="preserve">comparability, and prediction consequences that cannot be explained by encoder</w:t>
+      </w:r>
+      <w:r>
+        <w:t xml:space="preserve"> </w:t>
+      </w:r>
+      <w:r>
+        <w:t xml:space="preserve">strength alone.</w:t>
+      </w:r>
+      <w:r>
+        <w:t xml:space="preserve"> </w:t>
+      </w:r>
+      <w:r>
+        <w:t xml:space="preserve">DAIC-WOZ/E-DAIC provides the low-difference PHQ-8 control; E-DAIC/CMDC reveals</w:t>
+      </w:r>
+      <w:r>
+        <w:t xml:space="preserve"> </w:t>
+      </w:r>
+      <w:r>
+        <w:t xml:space="preserve">cross-language PHQ</w:t>
+      </w:r>
+      <w:r>
+        <w:t xml:space="preserve"> </w:t>
+      </w:r>
+      <w:r>
+        <w:t xml:space="preserve">shared-item differences; CMDC/PDCH adds exploratory same-HAMD support.</w:t>
       </w:r>
     </w:p>
     <w:p>
@@ -11757,443 +12054,19 @@
         <w:pStyle w:val="BodyText"/>
       </w:pPr>
       <w:r>
-        <w:t xml:space="preserve">The modeling implication follows from the measurement results, but it must be</w:t>
-      </w:r>
-      <w:r>
-        <w:t xml:space="preserve"> </w:t>
-      </w:r>
-      <w:r>
-        <w:t xml:space="preserve">stated at the right strength. Measurement heterogeneity means the target</w:t>
-      </w:r>
-      <w:r>
-        <w:t xml:space="preserve"> </w:t>
-      </w:r>
-      <w:r>
-        <w:t xml:space="preserve">mapping should be made explicit and audited; it does not by itself prove that</w:t>
-      </w:r>
-      <w:r>
-        <w:t xml:space="preserve"> </w:t>
-      </w:r>
-      <w:r>
-        <w:t xml:space="preserve">each corpus needs an independent measurement head. The fair ablation shows why</w:t>
-      </w:r>
-      <w:r>
-        <w:t xml:space="preserve"> </w:t>
-      </w:r>
-      <w:r>
-        <w:t xml:space="preserve">this distinction matters. Much of the large gain over a frozen target-head</w:t>
-      </w:r>
-      <w:r>
-        <w:t xml:space="preserve"> </w:t>
-      </w:r>
-      <w:r>
-        <w:t xml:space="preserve">baseline comes from the target calibration regime, including the ability of</w:t>
-      </w:r>
-      <w:r>
-        <w:t xml:space="preserve"> </w:t>
-      </w:r>
-      <w:r>
-        <w:t xml:space="preserve">target labels to update trainable layers. But when target-only direct</w:t>
-      </w:r>
-      <w:r>
-        <w:t xml:space="preserve"> </w:t>
-      </w:r>
-      <w:r>
-        <w:t xml:space="preserve">calibration is added at matched budgets, it becomes the strongest Macro Item</w:t>
-      </w:r>
-      <w:r>
-        <w:t xml:space="preserve"> </w:t>
-      </w:r>
-      <w:r>
-        <w:t xml:space="preserve">MAE comparator at both MV24 default budgets and throughout the small-budget</w:t>
-      </w:r>
-      <w:r>
-        <w:t xml:space="preserve"> </w:t>
-      </w:r>
-      <w:r>
-        <w:t xml:space="preserve">sweep. Corpus-specific cumulative-logit heads remain a principled way to encode</w:t>
-      </w:r>
-      <w:r>
-        <w:t xml:space="preserve"> </w:t>
-      </w:r>
-      <w:r>
-        <w:t xml:space="preserve">different ordinal response processes, and the fixed-latent simulation shows</w:t>
-      </w:r>
-      <w:r>
-        <w:t xml:space="preserve"> </w:t>
-      </w:r>
-      <w:r>
-        <w:t xml:space="preserve">weak item-local benefit under planted C02/C06 threshold shift. The real-data</w:t>
-      </w:r>
-      <w:r>
-        <w:t xml:space="preserve"> </w:t>
-      </w:r>
-      <w:r>
-        <w:t xml:space="preserve">Shared-ordinal-head versus Measurement-aware comparison is essentially tied,</w:t>
-      </w:r>
-      <w:r>
-        <w:t xml:space="preserve"> </w:t>
-      </w:r>
-      <w:r>
-        <w:t xml:space="preserve">including on the targeted C02/C06 item set. The present evidence therefore</w:t>
-      </w:r>
-      <w:r>
-        <w:t xml:space="preserve"> </w:t>
-      </w:r>
-      <w:r>
-        <w:t xml:space="preserve">supports the architecture as a constructive target-contract instantiation, not</w:t>
-      </w:r>
-      <w:r>
-        <w:t xml:space="preserve"> </w:t>
-      </w:r>
-      <w:r>
-        <w:t xml:space="preserve">as a universally superior method. The proposed model addresses calibrated</w:t>
-      </w:r>
-      <w:r>
-        <w:t xml:space="preserve"> </w:t>
-      </w:r>
-      <w:r>
-        <w:t xml:space="preserve">cross-corpus transfer rather than zero-target-label domain generalization: the</w:t>
-      </w:r>
-      <w:r>
-        <w:t xml:space="preserve"> </w:t>
-      </w:r>
-      <w:r>
-        <w:t xml:space="preserve">small labeled target calibration subset is part of the problem definition, not</w:t>
-      </w:r>
-      <w:r>
-        <w:t xml:space="preserve"> </w:t>
-      </w:r>
-      <w:r>
-        <w:t xml:space="preserve">an accidental advantage, and target-only calibration must be reported beside</w:t>
-      </w:r>
-      <w:r>
-        <w:t xml:space="preserve"> </w:t>
-      </w:r>
-      <w:r>
-        <w:t xml:space="preserve">source-plus-target calibration.</w:t>
-      </w:r>
-    </w:p>
-    <w:p>
-      <w:pPr>
-        <w:pStyle w:val="BodyText"/>
-      </w:pPr>
-      <w:r>
-        <w:t xml:space="preserve">For benchmark practice, the paper suggests a simple reporting discipline.</w:t>
-      </w:r>
-      <w:r>
-        <w:t xml:space="preserve"> </w:t>
-      </w:r>
-      <w:r>
-        <w:t xml:space="preserve">Cross-corpus depression results should state the scale and item contract, the</w:t>
-      </w:r>
-      <w:r>
-        <w:t xml:space="preserve"> </w:t>
-      </w:r>
-      <w:r>
-        <w:t xml:space="preserve">source of the clinical target, and the target-label supervision regime before</w:t>
-      </w:r>
-      <w:r>
-        <w:t xml:space="preserve"> </w:t>
-      </w:r>
-      <w:r>
-        <w:t xml:space="preserve">claiming generalization. Zero-target-label domain generalization, unlabeled</w:t>
-      </w:r>
-      <w:r>
-        <w:t xml:space="preserve"> </w:t>
-      </w:r>
-      <w:r>
-        <w:t xml:space="preserve">target adaptation, and labeled target calibration are different experimental</w:t>
-      </w:r>
-      <w:r>
-        <w:t xml:space="preserve"> </w:t>
-      </w:r>
-      <w:r>
-        <w:t xml:space="preserve">questions. Treating them as interchangeable can make a transfer result look</w:t>
-      </w:r>
-      <w:r>
-        <w:t xml:space="preserve"> </w:t>
-      </w:r>
-      <w:r>
-        <w:t xml:space="preserve">stronger or weaker than the evidence supports. Separating these regimes lets</w:t>
-      </w:r>
-      <w:r>
-        <w:t xml:space="preserve"> </w:t>
-      </w:r>
-      <w:r>
-        <w:t xml:space="preserve">negative, asymmetric, and bounded transfer outcomes become diagnostically</w:t>
-      </w:r>
-      <w:r>
-        <w:t xml:space="preserve"> </w:t>
-      </w:r>
-      <w:r>
-        <w:t xml:space="preserve">useful rather than noise around a single leaderboard number.</w:t>
-      </w:r>
-    </w:p>
-    <w:p>
-      <w:pPr>
-        <w:pStyle w:val="Heading2"/>
-      </w:pPr>
-      <w:bookmarkStart w:id="49" w:name="scope-and-limitations"/>
-      <w:r>
-        <w:t xml:space="preserve">8 Scope and Limitations</w:t>
-      </w:r>
-      <w:bookmarkEnd w:id="49"/>
-    </w:p>
-    <w:p>
-      <w:pPr>
-        <w:pStyle w:val="FirstParagraph"/>
-      </w:pPr>
-      <w:r>
-        <w:t xml:space="preserve">Several design choices define the scope of the paper.</w:t>
-      </w:r>
-    </w:p>
-    <w:p>
-      <w:pPr>
-        <w:pStyle w:val="BodyText"/>
-      </w:pPr>
-      <w:r>
-        <w:t xml:space="preserve">First, DAIC-WOZ and E-DAIC are used as a same-lineage Wizard-of-Oz benchmark</w:t>
-      </w:r>
-      <w:r>
-        <w:t xml:space="preserve"> </w:t>
-      </w:r>
-      <w:r>
-        <w:t xml:space="preserve">view and PHQ-8 control, not as independent pooled corpora. That choice is</w:t>
-      </w:r>
-      <w:r>
-        <w:t xml:space="preserve"> </w:t>
-      </w:r>
-      <w:r>
-        <w:t xml:space="preserve">important to the story: their near-identity anchors the low-difference</w:t>
-      </w:r>
-      <w:r>
-        <w:t xml:space="preserve"> </w:t>
-      </w:r>
-      <w:r>
-        <w:t xml:space="preserve">reference point.</w:t>
-      </w:r>
-    </w:p>
-    <w:p>
-      <w:pPr>
-        <w:pStyle w:val="BodyText"/>
-      </w:pPr>
-      <w:r>
-        <w:t xml:space="preserve">Second, the E-DAIC/CMDC PHQ comparison is a corpus-group analysis. It supports</w:t>
-      </w:r>
-      <w:r>
-        <w:t xml:space="preserve"> </w:t>
-      </w:r>
-      <w:r>
-        <w:t xml:space="preserve">corpus-conditioned shared-item measurement heterogeneity, but it does not</w:t>
-      </w:r>
-      <w:r>
-        <w:t xml:space="preserve"> </w:t>
-      </w:r>
-      <w:r>
-        <w:t xml:space="preserve">assign the difference to one isolated cause such as language, country,</w:t>
-      </w:r>
-      <w:r>
-        <w:t xml:space="preserve"> </w:t>
-      </w:r>
-      <w:r>
-        <w:t xml:space="preserve">translation, protocol, severity distribution, or population.</w:t>
-      </w:r>
-    </w:p>
-    <w:p>
-      <w:pPr>
-        <w:pStyle w:val="BodyText"/>
-      </w:pPr>
-      <w:r>
-        <w:t xml:space="preserve">Third, CMDC/PDCH HAMD is an exploratory same-scale view because CMDC contains</w:t>
-      </w:r>
-      <w:r>
-        <w:t xml:space="preserve"> </w:t>
-      </w:r>
-      <w:r>
-        <w:t xml:space="preserve">only 25 HAMD subjects. Its role is to broaden the argument beyond PHQ form</w:t>
-      </w:r>
-      <w:r>
-        <w:t xml:space="preserve"> </w:t>
-      </w:r>
-      <w:r>
-        <w:t xml:space="preserve">alignment, not to serve as a formal HAMD invariance study.</w:t>
-      </w:r>
-    </w:p>
-    <w:p>
-      <w:pPr>
-        <w:pStyle w:val="BodyText"/>
-      </w:pPr>
-      <w:r>
-        <w:t xml:space="preserve">Fourth, encoders are frozen, but the calibrated ablation shows that target</w:t>
-      </w:r>
-      <w:r>
-        <w:t xml:space="preserve"> </w:t>
-      </w:r>
-      <w:r>
-        <w:t xml:space="preserve">labels updating the shared projector and symptom layers is itself a major</w:t>
-      </w:r>
-      <w:r>
-        <w:t xml:space="preserve"> </w:t>
-      </w:r>
-      <w:r>
-        <w:t xml:space="preserve">effect. End-to-end encoder adaptation is outside the present scope.</w:t>
-      </w:r>
-    </w:p>
-    <w:p>
-      <w:pPr>
-        <w:pStyle w:val="BodyText"/>
-      </w:pPr>
-      <w:r>
-        <w:t xml:space="preserve">Fifth, the formal model studies calibrated cross-corpus transfer rather than</w:t>
-      </w:r>
-      <w:r>
-        <w:t xml:space="preserve"> </w:t>
-      </w:r>
-      <w:r>
-        <w:t xml:space="preserve">zero-target-label domain generalization. The zero-target-label rows provide</w:t>
-      </w:r>
-      <w:r>
-        <w:t xml:space="preserve"> </w:t>
-      </w:r>
-      <w:r>
-        <w:t xml:space="preserve">representation-adaptation context, while architecture-level claims are made only</w:t>
-      </w:r>
-      <w:r>
-        <w:t xml:space="preserve"> </w:t>
-      </w:r>
-      <w:r>
-        <w:t xml:space="preserve">against calibrated baselines with the same target labels and comparable shared</w:t>
-      </w:r>
-      <w:r>
-        <w:t xml:space="preserve"> </w:t>
-      </w:r>
-      <w:r>
-        <w:t xml:space="preserve">adaptation exposure.</w:t>
-      </w:r>
-    </w:p>
-    <w:p>
-      <w:pPr>
-        <w:pStyle w:val="BodyText"/>
-      </w:pPr>
-      <w:r>
-        <w:t xml:space="preserve">Sixth, the paired tests over the original five seeds are useful for detecting</w:t>
-      </w:r>
-      <w:r>
-        <w:t xml:space="preserve"> </w:t>
-      </w:r>
-      <w:r>
-        <w:t xml:space="preserve">large fairness failures, but they are not sufficient as the main evidence for</w:t>
-      </w:r>
-      <w:r>
-        <w:t xml:space="preserve"> </w:t>
-      </w:r>
-      <w:r>
-        <w:t xml:space="preserve">small architecture superiority, especially in the E-DAIC-to-CMDC direction</w:t>
-      </w:r>
-      <w:r>
-        <w:t xml:space="preserve"> </w:t>
-      </w:r>
-      <w:r>
-        <w:t xml:space="preserve">where the target evaluation set is small. We therefore treat the repeated</w:t>
-      </w:r>
-      <w:r>
-        <w:t xml:space="preserve"> </w:t>
-      </w:r>
-      <w:r>
-        <w:t xml:space="preserve">target-calibration splits and participant-bootstrap deltas as the relevant</w:t>
-      </w:r>
-      <w:r>
-        <w:t xml:space="preserve"> </w:t>
-      </w:r>
-      <w:r>
-        <w:t xml:space="preserve">uncertainty layer for calibrated architecture claims.</w:t>
-      </w:r>
-    </w:p>
-    <w:p>
-      <w:pPr>
-        <w:pStyle w:val="Heading2"/>
-      </w:pPr>
-      <w:bookmarkStart w:id="50" w:name="conclusion"/>
-      <w:r>
-        <w:t xml:space="preserve">9 Conclusion</w:t>
-      </w:r>
-      <w:bookmarkEnd w:id="50"/>
-    </w:p>
-    <w:p>
-      <w:pPr>
-        <w:pStyle w:val="FirstParagraph"/>
-      </w:pPr>
-      <w:r>
-        <w:t xml:space="preserve">Cross-corpus depression detection should not begin by assuming that all</w:t>
-      </w:r>
-      <w:r>
-        <w:t xml:space="preserve"> </w:t>
-      </w:r>
-      <w:r>
-        <w:t xml:space="preserve">depression labels are interchangeable targets. Across six corpus families and</w:t>
-      </w:r>
-      <w:r>
-        <w:t xml:space="preserve"> </w:t>
-      </w:r>
-      <w:r>
-        <w:t xml:space="preserve">one DAIC-lineage benchmark view, we find strong raw corpus signatures with</w:t>
-      </w:r>
-      <w:r>
-        <w:t xml:space="preserve"> </w:t>
-      </w:r>
-      <w:r>
-        <w:t xml:space="preserve">control-dependent residual identity, a graded empirical pattern of measurement</w:t>
-      </w:r>
-      <w:r>
-        <w:t xml:space="preserve"> </w:t>
-      </w:r>
-      <w:r>
-        <w:t xml:space="preserve">comparability, and prediction consequences that cannot be explained by encoder</w:t>
-      </w:r>
-      <w:r>
-        <w:t xml:space="preserve"> </w:t>
-      </w:r>
-      <w:r>
-        <w:t xml:space="preserve">strength alone.</w:t>
-      </w:r>
-      <w:r>
-        <w:t xml:space="preserve"> </w:t>
-      </w:r>
-      <w:r>
-        <w:t xml:space="preserve">DAIC-WOZ/E-DAIC provides the low-difference PHQ-8 control; E-DAIC/CMDC reveals</w:t>
-      </w:r>
-      <w:r>
-        <w:t xml:space="preserve"> </w:t>
-      </w:r>
-      <w:r>
-        <w:t xml:space="preserve">cross-language PHQ</w:t>
-      </w:r>
-      <w:r>
-        <w:t xml:space="preserve"> </w:t>
-      </w:r>
-      <w:r>
-        <w:t xml:space="preserve">shared-item differences; CMDC/PDCH adds exploratory same-HAMD support.</w:t>
-      </w:r>
-    </w:p>
-    <w:p>
-      <w:pPr>
-        <w:pStyle w:val="BodyText"/>
-      </w:pPr>
-      <w:r>
         <w:t xml:space="preserve">The resulting lesson is direct: before aligning representations, validate the</w:t>
       </w:r>
       <w:r>
         <w:t xml:space="preserve"> </w:t>
       </w:r>
       <w:r>
-        <w:t xml:space="preserve">target. A measurement-aware framework gives future systems a practical way to</w:t>
-      </w:r>
-      <w:r>
-        <w:t xml:space="preserve"> </w:t>
-      </w:r>
-      <w:r>
-        <w:t xml:space="preserve">do that, and the fair ordinal-head ablation shows both the promise and the</w:t>
+        <w:t xml:space="preserve">target. A target-validity audit framework gives future systems a practical way</w:t>
+      </w:r>
+      <w:r>
+        <w:t xml:space="preserve"> </w:t>
+      </w:r>
+      <w:r>
+        <w:t xml:space="preserve">to do that, and the fair ordinal-head ablation shows both the promise and the</w:t>
       </w:r>
       <w:r>
         <w:t xml:space="preserve"> </w:t>
@@ -12256,7 +12129,7 @@
         <w:t xml:space="preserve">but easier to trust.</w:t>
       </w:r>
     </w:p>
-    <w:bookmarkStart w:id="145" w:name="refs"/>
+    <w:bookmarkStart w:id="149" w:name="refs"/>
     <w:bookmarkStart w:id="52" w:name="ref-alaa2025medicalconstruct"/>
     <w:p>
       <w:pPr>
@@ -12539,7 +12412,46 @@
       </w:r>
     </w:p>
     <w:bookmarkEnd w:id="66"/>
-    <w:bookmarkStart w:id="68" w:name="ref-chalmers2012mirt"/>
+    <w:bookmarkStart w:id="68" w:name="ref-vanCalster2019calibration"/>
+    <w:p>
+      <w:pPr>
+        <w:pStyle w:val="Bibliography"/>
+      </w:pPr>
+      <w:r>
+        <w:t xml:space="preserve">Calster, Ben Van, David J. McLernon, Maarten van Smeden, Laure Wynants, Ewout W. Steyerberg, Patrick Bossuyt, Gary S. Collins, Petra Macaskill, Karel G. M. Moons, and Andrew J. Vickers. 2019. “Calibration: The Achilles Heel of Predictive Analytics.”</w:t>
+      </w:r>
+      <w:r>
+        <w:t xml:space="preserve"> </w:t>
+      </w:r>
+      <w:r>
+        <w:rPr>
+          <w:i/>
+        </w:rPr>
+        <w:t xml:space="preserve">BMC Medicine</w:t>
+      </w:r>
+      <w:r>
+        <w:t xml:space="preserve"> </w:t>
+      </w:r>
+      <w:r>
+        <w:t xml:space="preserve">17 (1): 230.</w:t>
+      </w:r>
+      <w:r>
+        <w:t xml:space="preserve"> </w:t>
+      </w:r>
+      <w:hyperlink r:id="rId67">
+        <w:r>
+          <w:rPr>
+            <w:rStyle w:val="Hyperlink"/>
+          </w:rPr>
+          <w:t xml:space="preserve">https://doi.org/10.1186/s12916-019-1466-7</w:t>
+        </w:r>
+      </w:hyperlink>
+      <w:r>
+        <w:t xml:space="preserve">.</w:t>
+      </w:r>
+    </w:p>
+    <w:bookmarkEnd w:id="68"/>
+    <w:bookmarkStart w:id="70" w:name="ref-chalmers2012mirt"/>
     <w:p>
       <w:pPr>
         <w:pStyle w:val="Bibliography"/>
@@ -12565,7 +12477,7 @@
       <w:r>
         <w:t xml:space="preserve"> </w:t>
       </w:r>
-      <w:hyperlink r:id="rId67">
+      <w:hyperlink r:id="rId69">
         <w:r>
           <w:rPr>
             <w:rStyle w:val="Hyperlink"/>
@@ -12577,8 +12489,8 @@
         <w:t xml:space="preserve">.</w:t>
       </w:r>
     </w:p>
-    <w:bookmarkEnd w:id="68"/>
-    <w:bookmarkStart w:id="70" w:name="ref-chalmers2026mirtmultiplegroup"/>
+    <w:bookmarkEnd w:id="70"/>
+    <w:bookmarkStart w:id="72" w:name="ref-chalmers2026mirtmultiplegroup"/>
     <w:p>
       <w:pPr>
         <w:pStyle w:val="Bibliography"/>
@@ -12589,7 +12501,7 @@
       <w:r>
         <w:t xml:space="preserve"> </w:t>
       </w:r>
-      <w:hyperlink r:id="rId69">
+      <w:hyperlink r:id="rId71">
         <w:r>
           <w:rPr>
             <w:rStyle w:val="Hyperlink"/>
@@ -12601,8 +12513,8 @@
         <w:t xml:space="preserve">.</w:t>
       </w:r>
     </w:p>
-    <w:bookmarkEnd w:id="70"/>
-    <w:bookmarkStart w:id="72" w:name="ref-chen2025scd"/>
+    <w:bookmarkEnd w:id="72"/>
+    <w:bookmarkStart w:id="74" w:name="ref-chen2025scd"/>
     <w:p>
       <w:pPr>
         <w:pStyle w:val="Bibliography"/>
@@ -12628,7 +12540,7 @@
       <w:r>
         <w:t xml:space="preserve"> </w:t>
       </w:r>
-      <w:hyperlink r:id="rId71">
+      <w:hyperlink r:id="rId73">
         <w:r>
           <w:rPr>
             <w:rStyle w:val="Hyperlink"/>
@@ -12640,8 +12552,8 @@
         <w:t xml:space="preserve">.</w:t>
       </w:r>
     </w:p>
-    <w:bookmarkEnd w:id="72"/>
-    <w:bookmarkStart w:id="74" w:name="ref-chen2022wavlm"/>
+    <w:bookmarkEnd w:id="74"/>
+    <w:bookmarkStart w:id="76" w:name="ref-chen2022wavlm"/>
     <w:p>
       <w:pPr>
         <w:pStyle w:val="Bibliography"/>
@@ -12652,7 +12564,7 @@
       <w:r>
         <w:t xml:space="preserve"> </w:t>
       </w:r>
-      <w:hyperlink r:id="rId73">
+      <w:hyperlink r:id="rId75">
         <w:r>
           <w:rPr>
             <w:rStyle w:val="Hyperlink"/>
@@ -12664,8 +12576,8 @@
         <w:t xml:space="preserve">.</w:t>
       </w:r>
     </w:p>
-    <w:bookmarkEnd w:id="74"/>
-    <w:bookmarkStart w:id="76" w:name="ref-chen2024gnnsda"/>
+    <w:bookmarkEnd w:id="76"/>
+    <w:bookmarkStart w:id="78" w:name="ref-chen2024gnnsda"/>
     <w:p>
       <w:pPr>
         <w:pStyle w:val="Bibliography"/>
@@ -12691,7 +12603,7 @@
       <w:r>
         <w:t xml:space="preserve"> </w:t>
       </w:r>
-      <w:hyperlink r:id="rId75">
+      <w:hyperlink r:id="rId77">
         <w:r>
           <w:rPr>
             <w:rStyle w:val="Hyperlink"/>
@@ -12703,8 +12615,8 @@
         <w:t xml:space="preserve">.</w:t>
       </w:r>
     </w:p>
-    <w:bookmarkEnd w:id="76"/>
-    <w:bookmarkStart w:id="78" w:name="ref-chen2025leavingnone"/>
+    <w:bookmarkEnd w:id="78"/>
+    <w:bookmarkStart w:id="80" w:name="ref-chen2025leavingnone"/>
     <w:p>
       <w:pPr>
         <w:pStyle w:val="Bibliography"/>
@@ -12730,7 +12642,7 @@
       <w:r>
         <w:t xml:space="preserve"> </w:t>
       </w:r>
-      <w:hyperlink r:id="rId77">
+      <w:hyperlink r:id="rId79">
         <w:r>
           <w:rPr>
             <w:rStyle w:val="Hyperlink"/>
@@ -12742,8 +12654,8 @@
         <w:t xml:space="preserve">.</w:t>
       </w:r>
     </w:p>
-    <w:bookmarkEnd w:id="78"/>
-    <w:bookmarkStart w:id="80" w:name="ref-delamain2024measurement"/>
+    <w:bookmarkEnd w:id="80"/>
+    <w:bookmarkStart w:id="82" w:name="ref-delamain2024measurement"/>
     <w:p>
       <w:pPr>
         <w:pStyle w:val="Bibliography"/>
@@ -12769,7 +12681,7 @@
       <w:r>
         <w:t xml:space="preserve"> </w:t>
       </w:r>
-      <w:hyperlink r:id="rId79">
+      <w:hyperlink r:id="rId81">
         <w:r>
           <w:rPr>
             <w:rStyle w:val="Hyperlink"/>
@@ -12781,8 +12693,8 @@
         <w:t xml:space="preserve">.</w:t>
       </w:r>
     </w:p>
-    <w:bookmarkEnd w:id="80"/>
-    <w:bookmarkStart w:id="82" w:name="ref-deduro2026nlppsychometrics"/>
+    <w:bookmarkEnd w:id="82"/>
+    <w:bookmarkStart w:id="84" w:name="ref-deduro2026nlppsychometrics"/>
     <w:p>
       <w:pPr>
         <w:pStyle w:val="Bibliography"/>
@@ -12793,7 +12705,7 @@
       <w:r>
         <w:t xml:space="preserve"> </w:t>
       </w:r>
-      <w:hyperlink r:id="rId81">
+      <w:hyperlink r:id="rId83">
         <w:r>
           <w:rPr>
             <w:rStyle w:val="Hyperlink"/>
@@ -12805,8 +12717,8 @@
         <w:t xml:space="preserve">.</w:t>
       </w:r>
     </w:p>
-    <w:bookmarkEnd w:id="82"/>
-    <w:bookmarkStart w:id="84" w:name="ref-freiesleben2025benchmarking"/>
+    <w:bookmarkEnd w:id="84"/>
+    <w:bookmarkStart w:id="86" w:name="ref-freiesleben2025benchmarking"/>
     <w:p>
       <w:pPr>
         <w:pStyle w:val="Bibliography"/>
@@ -12817,7 +12729,7 @@
       <w:r>
         <w:t xml:space="preserve"> </w:t>
       </w:r>
-      <w:hyperlink r:id="rId83">
+      <w:hyperlink r:id="rId85">
         <w:r>
           <w:rPr>
             <w:rStyle w:val="Hyperlink"/>
@@ -12829,8 +12741,8 @@
         <w:t xml:space="preserve">.</w:t>
       </w:r>
     </w:p>
-    <w:bookmarkEnd w:id="84"/>
-    <w:bookmarkStart w:id="86" w:name="ref-fu2025mpddchallenge"/>
+    <w:bookmarkEnd w:id="86"/>
+    <w:bookmarkStart w:id="88" w:name="ref-fu2025mpddchallenge"/>
     <w:p>
       <w:pPr>
         <w:pStyle w:val="Bibliography"/>
@@ -12853,7 +12765,7 @@
       <w:r>
         <w:t xml:space="preserve"> </w:t>
       </w:r>
-      <w:hyperlink r:id="rId85">
+      <w:hyperlink r:id="rId87">
         <w:r>
           <w:rPr>
             <w:rStyle w:val="Hyperlink"/>
@@ -12865,8 +12777,8 @@
         <w:t xml:space="preserve">.</w:t>
       </w:r>
     </w:p>
-    <w:bookmarkEnd w:id="86"/>
-    <w:bookmarkStart w:id="88" w:name="ref-fu2026p3hf"/>
+    <w:bookmarkEnd w:id="88"/>
+    <w:bookmarkStart w:id="90" w:name="ref-fu2026p3hf"/>
     <w:p>
       <w:pPr>
         <w:pStyle w:val="Bibliography"/>
@@ -12892,7 +12804,7 @@
       <w:r>
         <w:t xml:space="preserve"> </w:t>
       </w:r>
-      <w:hyperlink r:id="rId87">
+      <w:hyperlink r:id="rId89">
         <w:r>
           <w:rPr>
             <w:rStyle w:val="Hyperlink"/>
@@ -12904,8 +12816,8 @@
         <w:t xml:space="preserve">.</w:t>
       </w:r>
     </w:p>
-    <w:bookmarkEnd w:id="88"/>
-    <w:bookmarkStart w:id="90" w:name="ref-galenkamp2017measurement"/>
+    <w:bookmarkEnd w:id="90"/>
+    <w:bookmarkStart w:id="92" w:name="ref-galenkamp2017measurement"/>
     <w:p>
       <w:pPr>
         <w:pStyle w:val="Bibliography"/>
@@ -12931,7 +12843,7 @@
       <w:r>
         <w:t xml:space="preserve"> </w:t>
       </w:r>
-      <w:hyperlink r:id="rId89">
+      <w:hyperlink r:id="rId91">
         <w:r>
           <w:rPr>
             <w:rStyle w:val="Hyperlink"/>
@@ -12943,8 +12855,8 @@
         <w:t xml:space="preserve">.</w:t>
       </w:r>
     </w:p>
-    <w:bookmarkEnd w:id="90"/>
-    <w:bookmarkStart w:id="92" w:name="ref-ganin2016domain"/>
+    <w:bookmarkEnd w:id="92"/>
+    <w:bookmarkStart w:id="94" w:name="ref-ganin2016domain"/>
     <w:p>
       <w:pPr>
         <w:pStyle w:val="Bibliography"/>
@@ -12976,7 +12888,7 @@
       <w:r>
         <w:t xml:space="preserve"> </w:t>
       </w:r>
-      <w:hyperlink r:id="rId91">
+      <w:hyperlink r:id="rId93">
         <w:r>
           <w:rPr>
             <w:rStyle w:val="Hyperlink"/>
@@ -12988,8 +12900,8 @@
         <w:t xml:space="preserve">.</w:t>
       </w:r>
     </w:p>
-    <w:bookmarkEnd w:id="92"/>
-    <w:bookmarkStart w:id="94" w:name="ref-gratch2014distress"/>
+    <w:bookmarkEnd w:id="94"/>
+    <w:bookmarkStart w:id="96" w:name="ref-gratch2014distress"/>
     <w:p>
       <w:pPr>
         <w:pStyle w:val="Bibliography"/>
@@ -13012,7 +12924,7 @@
       <w:r>
         <w:t xml:space="preserve"> </w:t>
       </w:r>
-      <w:hyperlink r:id="rId93">
+      <w:hyperlink r:id="rId95">
         <w:r>
           <w:rPr>
             <w:rStyle w:val="Hyperlink"/>
@@ -13024,8 +12936,8 @@
         <w:t xml:space="preserve">.</w:t>
       </w:r>
     </w:p>
-    <w:bookmarkEnd w:id="94"/>
-    <w:bookmarkStart w:id="96" w:name="ref-guo2017calibration"/>
+    <w:bookmarkEnd w:id="96"/>
+    <w:bookmarkStart w:id="98" w:name="ref-guo2017calibration"/>
     <w:p>
       <w:pPr>
         <w:pStyle w:val="Bibliography"/>
@@ -13048,7 +12960,7 @@
       <w:r>
         <w:t xml:space="preserve"> </w:t>
       </w:r>
-      <w:hyperlink r:id="rId95">
+      <w:hyperlink r:id="rId97">
         <w:r>
           <w:rPr>
             <w:rStyle w:val="Hyperlink"/>
@@ -13060,8 +12972,8 @@
         <w:t xml:space="preserve">.</w:t>
       </w:r>
     </w:p>
-    <w:bookmarkEnd w:id="96"/>
-    <w:bookmarkStart w:id="98" w:name="ref-ishikawa2026multiprobe"/>
+    <w:bookmarkEnd w:id="98"/>
+    <w:bookmarkStart w:id="100" w:name="ref-ishikawa2026multiprobe"/>
     <w:p>
       <w:pPr>
         <w:pStyle w:val="Bibliography"/>
@@ -13072,7 +12984,7 @@
       <w:r>
         <w:t xml:space="preserve"> </w:t>
       </w:r>
-      <w:hyperlink r:id="rId97">
+      <w:hyperlink r:id="rId99">
         <w:r>
           <w:rPr>
             <w:rStyle w:val="Hyperlink"/>
@@ -13084,8 +12996,8 @@
         <w:t xml:space="preserve">.</w:t>
       </w:r>
     </w:p>
-    <w:bookmarkEnd w:id="98"/>
-    <w:bookmarkStart w:id="100" w:name="ref-li2025mirror"/>
+    <w:bookmarkEnd w:id="100"/>
+    <w:bookmarkStart w:id="102" w:name="ref-li2025mirror"/>
     <w:p>
       <w:pPr>
         <w:pStyle w:val="Bibliography"/>
@@ -13096,7 +13008,7 @@
       <w:r>
         <w:t xml:space="preserve"> </w:t>
       </w:r>
-      <w:hyperlink r:id="rId99">
+      <w:hyperlink r:id="rId101">
         <w:r>
           <w:rPr>
             <w:rStyle w:val="Hyperlink"/>
@@ -13108,8 +13020,8 @@
         <w:t xml:space="preserve">.</w:t>
       </w:r>
     </w:p>
-    <w:bookmarkEnd w:id="100"/>
-    <w:bookmarkStart w:id="102" w:name="ref-lipton2018labelshift"/>
+    <w:bookmarkEnd w:id="102"/>
+    <w:bookmarkStart w:id="104" w:name="ref-lipton2018labelshift"/>
     <w:p>
       <w:pPr>
         <w:pStyle w:val="Bibliography"/>
@@ -13132,7 +13044,7 @@
       <w:r>
         <w:t xml:space="preserve"> </w:t>
       </w:r>
-      <w:hyperlink r:id="rId101">
+      <w:hyperlink r:id="rId103">
         <w:r>
           <w:rPr>
             <w:rStyle w:val="Hyperlink"/>
@@ -13144,8 +13056,8 @@
         <w:t xml:space="preserve">.</w:t>
       </w:r>
     </w:p>
-    <w:bookmarkEnd w:id="102"/>
-    <w:bookmarkStart w:id="104" w:name="ref-long2015dan"/>
+    <w:bookmarkEnd w:id="104"/>
+    <w:bookmarkStart w:id="106" w:name="ref-long2015dan"/>
     <w:p>
       <w:pPr>
         <w:pStyle w:val="Bibliography"/>
@@ -13168,7 +13080,7 @@
       <w:r>
         <w:t xml:space="preserve"> </w:t>
       </w:r>
-      <w:hyperlink r:id="rId103">
+      <w:hyperlink r:id="rId105">
         <w:r>
           <w:rPr>
             <w:rStyle w:val="Hyperlink"/>
@@ -13180,8 +13092,8 @@
         <w:t xml:space="preserve">.</w:t>
       </w:r>
     </w:p>
-    <w:bookmarkEnd w:id="104"/>
-    <w:bookmarkStart w:id="106" w:name="ref-ma2021phqhamd"/>
+    <w:bookmarkEnd w:id="106"/>
+    <w:bookmarkStart w:id="108" w:name="ref-ma2021phqhamd"/>
     <w:p>
       <w:pPr>
         <w:pStyle w:val="Bibliography"/>
@@ -13207,7 +13119,7 @@
       <w:r>
         <w:t xml:space="preserve"> </w:t>
       </w:r>
-      <w:hyperlink r:id="rId105">
+      <w:hyperlink r:id="rId107">
         <w:r>
           <w:rPr>
             <w:rStyle w:val="Hyperlink"/>
@@ -13219,8 +13131,8 @@
         <w:t xml:space="preserve">.</w:t>
       </w:r>
     </w:p>
-    <w:bookmarkEnd w:id="106"/>
-    <w:bookmarkStart w:id="108" w:name="ref-mandal2025questmf"/>
+    <w:bookmarkEnd w:id="108"/>
+    <w:bookmarkStart w:id="110" w:name="ref-mandal2025questmf"/>
     <w:p>
       <w:pPr>
         <w:pStyle w:val="Bibliography"/>
@@ -13243,7 +13155,7 @@
       <w:r>
         <w:t xml:space="preserve"> </w:t>
       </w:r>
-      <w:hyperlink r:id="rId107">
+      <w:hyperlink r:id="rId109">
         <w:r>
           <w:rPr>
             <w:rStyle w:val="Hyperlink"/>
@@ -13255,8 +13167,8 @@
         <w:t xml:space="preserve">.</w:t>
       </w:r>
     </w:p>
-    <w:bookmarkEnd w:id="108"/>
-    <w:bookmarkStart w:id="110" w:name="ref-meredith1993measurement"/>
+    <w:bookmarkEnd w:id="110"/>
+    <w:bookmarkStart w:id="112" w:name="ref-meredith1993measurement"/>
     <w:p>
       <w:pPr>
         <w:pStyle w:val="Bibliography"/>
@@ -13282,7 +13194,7 @@
       <w:r>
         <w:t xml:space="preserve"> </w:t>
       </w:r>
-      <w:hyperlink r:id="rId109">
+      <w:hyperlink r:id="rId111">
         <w:r>
           <w:rPr>
             <w:rStyle w:val="Hyperlink"/>
@@ -13294,8 +13206,8 @@
         <w:t xml:space="preserve">.</w:t>
       </w:r>
     </w:p>
-    <w:bookmarkEnd w:id="110"/>
-    <w:bookmarkStart w:id="112" w:name="ref-muthen2014irt"/>
+    <w:bookmarkEnd w:id="112"/>
+    <w:bookmarkStart w:id="114" w:name="ref-muthen2014irt"/>
     <w:p>
       <w:pPr>
         <w:pStyle w:val="Bibliography"/>
@@ -13327,7 +13239,7 @@
       <w:r>
         <w:t xml:space="preserve"> </w:t>
       </w:r>
-      <w:hyperlink r:id="rId111">
+      <w:hyperlink r:id="rId113">
         <w:r>
           <w:rPr>
             <w:rStyle w:val="Hyperlink"/>
@@ -13339,8 +13251,8 @@
         <w:t xml:space="preserve">.</w:t>
       </w:r>
     </w:p>
-    <w:bookmarkEnd w:id="112"/>
-    <w:bookmarkStart w:id="114" w:name="ref-nguyen2022improving"/>
+    <w:bookmarkEnd w:id="114"/>
+    <w:bookmarkStart w:id="116" w:name="ref-nguyen2022improving"/>
     <w:p>
       <w:pPr>
         <w:pStyle w:val="Bibliography"/>
@@ -13363,7 +13275,7 @@
       <w:r>
         <w:t xml:space="preserve"> </w:t>
       </w:r>
-      <w:hyperlink r:id="rId113">
+      <w:hyperlink r:id="rId115">
         <w:r>
           <w:rPr>
             <w:rStyle w:val="Hyperlink"/>
@@ -13375,8 +13287,8 @@
         <w:t xml:space="preserve">.</w:t>
       </w:r>
     </w:p>
-    <w:bookmarkEnd w:id="114"/>
-    <w:bookmarkStart w:id="116" w:name="ref-patel2019measurement"/>
+    <w:bookmarkEnd w:id="116"/>
+    <w:bookmarkStart w:id="118" w:name="ref-patel2019measurement"/>
     <w:p>
       <w:pPr>
         <w:pStyle w:val="Bibliography"/>
@@ -13402,7 +13314,7 @@
       <w:r>
         <w:t xml:space="preserve"> </w:t>
       </w:r>
-      <w:hyperlink r:id="rId115">
+      <w:hyperlink r:id="rId117">
         <w:r>
           <w:rPr>
             <w:rStyle w:val="Hyperlink"/>
@@ -13414,8 +13326,8 @@
         <w:t xml:space="preserve">.</w:t>
       </w:r>
     </w:p>
-    <w:bookmarkEnd w:id="116"/>
-    <w:bookmarkStart w:id="118" w:name="ref-pdchrepository2026"/>
+    <w:bookmarkEnd w:id="118"/>
+    <w:bookmarkStart w:id="120" w:name="ref-pdchrepository2026"/>
     <w:p>
       <w:pPr>
         <w:pStyle w:val="Bibliography"/>
@@ -13426,7 +13338,7 @@
       <w:r>
         <w:t xml:space="preserve"> </w:t>
       </w:r>
-      <w:hyperlink r:id="rId117">
+      <w:hyperlink r:id="rId119">
         <w:r>
           <w:rPr>
             <w:rStyle w:val="Hyperlink"/>
@@ -13438,19 +13350,58 @@
         <w:t xml:space="preserve">.</w:t>
       </w:r>
     </w:p>
-    <w:bookmarkEnd w:id="118"/>
-    <w:bookmarkStart w:id="120" w:name="ref-sagawa2019groupdro"/>
+    <w:bookmarkEnd w:id="120"/>
+    <w:bookmarkStart w:id="122" w:name="ref-putnick2016measurement"/>
     <w:p>
       <w:pPr>
         <w:pStyle w:val="Bibliography"/>
       </w:pPr>
       <w:r>
+        <w:t xml:space="preserve">Putnick, Diane L., and Marc H. Bornstein. 2016. “Measurement Invariance Conventions and Reporting: The State of the Art and Future Directions for Psychological Research.”</w:t>
+      </w:r>
+      <w:r>
+        <w:t xml:space="preserve"> </w:t>
+      </w:r>
+      <w:r>
+        <w:rPr>
+          <w:i/>
+        </w:rPr>
+        <w:t xml:space="preserve">Developmental Review</w:t>
+      </w:r>
+      <w:r>
+        <w:t xml:space="preserve"> </w:t>
+      </w:r>
+      <w:r>
+        <w:t xml:space="preserve">41: 71–90.</w:t>
+      </w:r>
+      <w:r>
+        <w:t xml:space="preserve"> </w:t>
+      </w:r>
+      <w:hyperlink r:id="rId121">
+        <w:r>
+          <w:rPr>
+            <w:rStyle w:val="Hyperlink"/>
+          </w:rPr>
+          <w:t xml:space="preserve">https://doi.org/10.1016/j.dr.2016.06.004</w:t>
+        </w:r>
+      </w:hyperlink>
+      <w:r>
+        <w:t xml:space="preserve">.</w:t>
+      </w:r>
+    </w:p>
+    <w:bookmarkEnd w:id="122"/>
+    <w:bookmarkStart w:id="124" w:name="ref-sagawa2019groupdro"/>
+    <w:p>
+      <w:pPr>
+        <w:pStyle w:val="Bibliography"/>
+      </w:pPr>
+      <w:r>
         <w:t xml:space="preserve">Sagawa, Shiori, Pang Wei Koh, Tatsunori B. Hashimoto, and Percy Liang. 2019. “Distributionally Robust Neural Networks for Group Shifts: On the Importance of Regularization for Worst-Case Generalization.”</w:t>
       </w:r>
       <w:r>
         <w:t xml:space="preserve"> </w:t>
       </w:r>
-      <w:hyperlink r:id="rId119">
+      <w:hyperlink r:id="rId123">
         <w:r>
           <w:rPr>
             <w:rStyle w:val="Hyperlink"/>
@@ -13462,8 +13413,8 @@
         <w:t xml:space="preserve">.</w:t>
       </w:r>
     </w:p>
-    <w:bookmarkEnd w:id="120"/>
-    <w:bookmarkStart w:id="122" w:name="ref-samejima1969graded"/>
+    <w:bookmarkEnd w:id="124"/>
+    <w:bookmarkStart w:id="126" w:name="ref-samejima1969graded"/>
     <w:p>
       <w:pPr>
         <w:pStyle w:val="Bibliography"/>
@@ -13486,7 +13437,7 @@
       <w:r>
         <w:t xml:space="preserve"> </w:t>
       </w:r>
-      <w:hyperlink r:id="rId121">
+      <w:hyperlink r:id="rId125">
         <w:r>
           <w:rPr>
             <w:rStyle w:val="Hyperlink"/>
@@ -13498,8 +13449,8 @@
         <w:t xml:space="preserve">.</w:t>
       </w:r>
     </w:p>
-    <w:bookmarkEnd w:id="122"/>
-    <w:bookmarkStart w:id="124" w:name="ref-shen2022automatic"/>
+    <w:bookmarkEnd w:id="126"/>
+    <w:bookmarkStart w:id="128" w:name="ref-shen2022automatic"/>
     <w:p>
       <w:pPr>
         <w:pStyle w:val="Bibliography"/>
@@ -13522,7 +13473,7 @@
       <w:r>
         <w:t xml:space="preserve"> </w:t>
       </w:r>
-      <w:hyperlink r:id="rId123">
+      <w:hyperlink r:id="rId127">
         <w:r>
           <w:rPr>
             <w:rStyle w:val="Hyperlink"/>
@@ -13534,8 +13485,8 @@
         <w:t xml:space="preserve">.</w:t>
       </w:r>
     </w:p>
-    <w:bookmarkEnd w:id="124"/>
-    <w:bookmarkStart w:id="126" w:name="ref-sun2016deepcoral"/>
+    <w:bookmarkEnd w:id="128"/>
+    <w:bookmarkStart w:id="130" w:name="ref-sun2016deepcoral"/>
     <w:p>
       <w:pPr>
         <w:pStyle w:val="Bibliography"/>
@@ -13558,7 +13509,7 @@
       <w:r>
         <w:t xml:space="preserve"> </w:t>
       </w:r>
-      <w:hyperlink r:id="rId125">
+      <w:hyperlink r:id="rId129">
         <w:r>
           <w:rPr>
             <w:rStyle w:val="Hyperlink"/>
@@ -13570,8 +13521,8 @@
         <w:t xml:space="preserve">.</w:t>
       </w:r>
     </w:p>
-    <w:bookmarkEnd w:id="126"/>
-    <w:bookmarkStart w:id="128" w:name="ref-teng2026depressionllm"/>
+    <w:bookmarkEnd w:id="130"/>
+    <w:bookmarkStart w:id="132" w:name="ref-teng2026depressionllm"/>
     <w:p>
       <w:pPr>
         <w:pStyle w:val="Bibliography"/>
@@ -13597,7 +13548,7 @@
       <w:r>
         <w:t xml:space="preserve"> </w:t>
       </w:r>
-      <w:hyperlink r:id="rId127">
+      <w:hyperlink r:id="rId131">
         <w:r>
           <w:rPr>
             <w:rStyle w:val="Hyperlink"/>
@@ -13609,8 +13560,8 @@
         <w:t xml:space="preserve">.</w:t>
       </w:r>
     </w:p>
-    <w:bookmarkEnd w:id="128"/>
-    <w:bookmarkStart w:id="130" w:name="ref-uscict2026daic"/>
+    <w:bookmarkEnd w:id="132"/>
+    <w:bookmarkStart w:id="134" w:name="ref-uscict2026daic"/>
     <w:p>
       <w:pPr>
         <w:pStyle w:val="Bibliography"/>
@@ -13621,7 +13572,7 @@
       <w:r>
         <w:t xml:space="preserve"> </w:t>
       </w:r>
-      <w:hyperlink r:id="rId129">
+      <w:hyperlink r:id="rId133">
         <w:r>
           <w:rPr>
             <w:rStyle w:val="Hyperlink"/>
@@ -13633,8 +13584,8 @@
         <w:t xml:space="preserve">.</w:t>
       </w:r>
     </w:p>
-    <w:bookmarkEnd w:id="130"/>
-    <w:bookmarkStart w:id="132" w:name="ref-vandenberg2000review"/>
+    <w:bookmarkEnd w:id="134"/>
+    <w:bookmarkStart w:id="136" w:name="ref-vandenberg2000review"/>
     <w:p>
       <w:pPr>
         <w:pStyle w:val="Bibliography"/>
@@ -13660,7 +13611,7 @@
       <w:r>
         <w:t xml:space="preserve"> </w:t>
       </w:r>
-      <w:hyperlink r:id="rId131">
+      <w:hyperlink r:id="rId135">
         <w:r>
           <w:rPr>
             <w:rStyle w:val="Hyperlink"/>
@@ -13672,8 +13623,8 @@
         <w:t xml:space="preserve">.</w:t>
       </w:r>
     </w:p>
-    <w:bookmarkEnd w:id="132"/>
-    <w:bookmarkStart w:id="134" w:name="ref-wang2024multilinguale5"/>
+    <w:bookmarkEnd w:id="136"/>
+    <w:bookmarkStart w:id="138" w:name="ref-wang2024multilinguale5"/>
     <w:p>
       <w:pPr>
         <w:pStyle w:val="Bibliography"/>
@@ -13684,7 +13635,7 @@
       <w:r>
         <w:t xml:space="preserve"> </w:t>
       </w:r>
-      <w:hyperlink r:id="rId133">
+      <w:hyperlink r:id="rId137">
         <w:r>
           <w:rPr>
             <w:rStyle w:val="Hyperlink"/>
@@ -13696,8 +13647,8 @@
         <w:t xml:space="preserve">.</w:t>
       </w:r>
     </w:p>
-    <w:bookmarkEnd w:id="134"/>
-    <w:bookmarkStart w:id="136" w:name="ref-zhang2025interviewer"/>
+    <w:bookmarkEnd w:id="138"/>
+    <w:bookmarkStart w:id="140" w:name="ref-zhang2025interviewer"/>
     <w:p>
       <w:pPr>
         <w:pStyle w:val="Bibliography"/>
@@ -13720,7 +13671,7 @@
       <w:r>
         <w:t xml:space="preserve"> </w:t>
       </w:r>
-      <w:hyperlink r:id="rId135">
+      <w:hyperlink r:id="rId139">
         <w:r>
           <w:rPr>
             <w:rStyle w:val="Hyperlink"/>
@@ -13732,8 +13683,8 @@
         <w:t xml:space="preserve">.</w:t>
       </w:r>
     </w:p>
-    <w:bookmarkEnd w:id="136"/>
-    <w:bookmarkStart w:id="138" w:name="ref-zhang2025red"/>
+    <w:bookmarkEnd w:id="140"/>
+    <w:bookmarkStart w:id="142" w:name="ref-zhang2025red"/>
     <w:p>
       <w:pPr>
         <w:pStyle w:val="Bibliography"/>
@@ -13756,7 +13707,7 @@
       <w:r>
         <w:t xml:space="preserve"> </w:t>
       </w:r>
-      <w:hyperlink r:id="rId137">
+      <w:hyperlink r:id="rId141">
         <w:r>
           <w:rPr>
             <w:rStyle w:val="Hyperlink"/>
@@ -13768,8 +13719,8 @@
         <w:t xml:space="preserve">.</w:t>
       </w:r>
     </w:p>
-    <w:bookmarkEnd w:id="138"/>
-    <w:bookmarkStart w:id="140" w:name="ref-zhang2025qwen3embedding"/>
+    <w:bookmarkEnd w:id="142"/>
+    <w:bookmarkStart w:id="144" w:name="ref-zhang2025qwen3embedding"/>
     <w:p>
       <w:pPr>
         <w:pStyle w:val="Bibliography"/>
@@ -13780,7 +13731,7 @@
       <w:r>
         <w:t xml:space="preserve"> </w:t>
       </w:r>
-      <w:hyperlink r:id="rId139">
+      <w:hyperlink r:id="rId143">
         <w:r>
           <w:rPr>
             <w:rStyle w:val="Hyperlink"/>
@@ -13792,8 +13743,8 @@
         <w:t xml:space="preserve">.</w:t>
       </w:r>
     </w:p>
-    <w:bookmarkEnd w:id="140"/>
-    <w:bookmarkStart w:id="142" w:name="ref-zhou2026depression"/>
+    <w:bookmarkEnd w:id="144"/>
+    <w:bookmarkStart w:id="146" w:name="ref-zhou2026depression"/>
     <w:p>
       <w:pPr>
         <w:pStyle w:val="Bibliography"/>
@@ -13819,7 +13770,7 @@
       <w:r>
         <w:t xml:space="preserve"> </w:t>
       </w:r>
-      <w:hyperlink r:id="rId141">
+      <w:hyperlink r:id="rId145">
         <w:r>
           <w:rPr>
             <w:rStyle w:val="Hyperlink"/>
@@ -13831,8 +13782,8 @@
         <w:t xml:space="preserve">.</w:t>
       </w:r>
     </w:p>
-    <w:bookmarkEnd w:id="142"/>
-    <w:bookmarkStart w:id="144" w:name="ref-zou2023cmdc"/>
+    <w:bookmarkEnd w:id="146"/>
+    <w:bookmarkStart w:id="148" w:name="ref-zou2023cmdc"/>
     <w:p>
       <w:pPr>
         <w:pStyle w:val="Bibliography"/>
@@ -13858,7 +13809,7 @@
       <w:r>
         <w:t xml:space="preserve"> </w:t>
       </w:r>
-      <w:hyperlink r:id="rId143">
+      <w:hyperlink r:id="rId147">
         <w:r>
           <w:rPr>
             <w:rStyle w:val="Hyperlink"/>
@@ -13870,8 +13821,8 @@
         <w:t xml:space="preserve">.</w:t>
       </w:r>
     </w:p>
-    <w:bookmarkEnd w:id="144"/>
-    <w:bookmarkEnd w:id="145"/>
+    <w:bookmarkEnd w:id="148"/>
+    <w:bookmarkEnd w:id="149"/>
     <w:sectPr/>
   </w:body>
 </w:document>

--- a/analysis/diagnostic_measurement_audit_paper/manuscript_reframed_rq_draft.docx
+++ b/analysis/diagnostic_measurement_audit_paper/manuscript_reframed_rq_draft.docx
@@ -6,9 +6,9 @@
       <w:pPr>
         <w:pStyle w:val="Heading1"/>
       </w:pPr>
-      <w:bookmarkStart w:id="20" w:name="Xfe60018ceb5a59dd5d5027e02c6e8f96b691b6d"/>
-      <w:r>
-        <w:t xml:space="preserve">Validate the Target Before Aligning Representations: A Target-Validity Audit of Cross-Corpus Depression Detection</w:t>
+      <w:bookmarkStart w:id="20" w:name="X2fb3220041d77f042531371b7f5505de190326a"/>
+      <w:r>
+        <w:t xml:space="preserve">Audit Target Comparability Before Aligning Representations: A Cross-Corpus Measurement Audit of Depression Detection</w:t>
       </w:r>
       <w:bookmarkEnd w:id="20"/>
     </w:p>
@@ -45,31 +45,43 @@
         <w:t xml:space="preserve"> </w:t>
       </w:r>
       <w:r>
-        <w:t xml:space="preserve">that this view leaves the clinical target unchecked. Depression scores are</w:t>
-      </w:r>
-      <w:r>
-        <w:t xml:space="preserve"> </w:t>
-      </w:r>
-      <w:r>
-        <w:t xml:space="preserve">structured measurements, and nominally aligned PHQ or HAMD labels may not</w:t>
-      </w:r>
-      <w:r>
-        <w:t xml:space="preserve"> </w:t>
-      </w:r>
-      <w:r>
-        <w:t xml:space="preserve">preserve the same response mechanism across corpora. We therefore study</w:t>
-      </w:r>
-      <w:r>
-        <w:t xml:space="preserve"> </w:t>
-      </w:r>
-      <w:r>
-        <w:t xml:space="preserve">cross-corpus depression detection as a benchmark-validity problem: before</w:t>
-      </w:r>
-      <w:r>
-        <w:t xml:space="preserve"> </w:t>
-      </w:r>
-      <w:r>
-        <w:t xml:space="preserve">aligning representations, validate the target.</w:t>
+        <w:t xml:space="preserve">that this view leaves the comparability of the observed target unchecked.</w:t>
+      </w:r>
+      <w:r>
+        <w:t xml:space="preserve"> </w:t>
+      </w:r>
+      <w:r>
+        <w:t xml:space="preserve">Depression scores are structured measurements, and nominally aligned PHQ or</w:t>
+      </w:r>
+      <w:r>
+        <w:t xml:space="preserve"> </w:t>
+      </w:r>
+      <w:r>
+        <w:t xml:space="preserve">HAMD labels may not preserve the same response mechanism across corpora. We</w:t>
+      </w:r>
+      <w:r>
+        <w:t xml:space="preserve"> </w:t>
+      </w:r>
+      <w:r>
+        <w:t xml:space="preserve">therefore study cross-corpus depression detection as a target-comparability and</w:t>
+      </w:r>
+      <w:r>
+        <w:t xml:space="preserve"> </w:t>
+      </w:r>
+      <w:r>
+        <w:t xml:space="preserve">measurement-contract audit: before aligning representations, audit whether the</w:t>
+      </w:r>
+      <w:r>
+        <w:t xml:space="preserve"> </w:t>
+      </w:r>
+      <w:r>
+        <w:t xml:space="preserve">target scores can support comparable interpretation. We do not test the</w:t>
+      </w:r>
+      <w:r>
+        <w:t xml:space="preserve"> </w:t>
+      </w:r>
+      <w:r>
+        <w:t xml:space="preserve">construct, criterion, or clinical validity of PHQ, HAMD, or SDS themselves.</w:t>
       </w:r>
     </w:p>
     <w:p>
@@ -119,13 +131,19 @@
         <w:t xml:space="preserve"> </w:t>
       </w:r>
       <w:r>
-        <w:t xml:space="preserve">baselines that match the target-label budget, trainable shared layers, and</w:t>
-      </w:r>
-      <w:r>
-        <w:t xml:space="preserve"> </w:t>
-      </w:r>
-      <w:r>
-        <w:t xml:space="preserve">optimization exposure. This fair ablation changes the interpretation of the</w:t>
+        <w:t xml:space="preserve">baselines that match the target-label budget and trainable shared-layer access</w:t>
+      </w:r>
+      <w:r>
+        <w:t xml:space="preserve"> </w:t>
+      </w:r>
+      <w:r>
+        <w:t xml:space="preserve">under fixed, comparable optimization schedules. This fair ablation changes the</w:t>
+      </w:r>
+      <w:r>
+        <w:t xml:space="preserve"> </w:t>
+      </w:r>
+      <w:r>
+        <w:t xml:space="preserve">interpretation of the</w:t>
       </w:r>
       <w:r>
         <w:t xml:space="preserve"> </w:t>
@@ -736,37 +754,64 @@
         <w:pStyle w:val="BodyText"/>
       </w:pPr>
       <w:r>
-        <w:t xml:space="preserve">We therefore study cross-corpus depression detection as a benchmark-validity</w:t>
-      </w:r>
-      <w:r>
-        <w:t xml:space="preserve"> </w:t>
-      </w:r>
-      <w:r>
-        <w:t xml:space="preserve">problem for mental health AI. The claim is not that existing depression</w:t>
-      </w:r>
-      <w:r>
-        <w:t xml:space="preserve"> </w:t>
-      </w:r>
-      <w:r>
-        <w:t xml:space="preserve">benchmarks are invalid, nor that all corpora measure different constructs. The</w:t>
-      </w:r>
-      <w:r>
-        <w:t xml:space="preserve"> </w:t>
-      </w:r>
-      <w:r>
-        <w:t xml:space="preserve">claim is more useful: cross-corpus depression detection involves both</w:t>
-      </w:r>
-      <w:r>
-        <w:t xml:space="preserve"> </w:t>
-      </w:r>
-      <w:r>
-        <w:t xml:space="preserve">representation discrepancies and potential measurement heterogeneity, and a</w:t>
-      </w:r>
-      <w:r>
-        <w:t xml:space="preserve"> </w:t>
-      </w:r>
-      <w:r>
-        <w:t xml:space="preserve">paper that aligns only representations leaves the target-validity assumption</w:t>
+        <w:t xml:space="preserve">We therefore study cross-corpus depression detection as a target-comparability</w:t>
+      </w:r>
+      <w:r>
+        <w:t xml:space="preserve"> </w:t>
+      </w:r>
+      <w:r>
+        <w:t xml:space="preserve">problem for mental health AI. Recent benchmark-validity work already argues</w:t>
+      </w:r>
+      <w:r>
+        <w:t xml:space="preserve"> </w:t>
+      </w:r>
+      <w:r>
+        <w:t xml:space="preserve">that medical AI benchmarks should be examined through construct-validity</w:t>
+      </w:r>
+      <w:r>
+        <w:t xml:space="preserve"> </w:t>
+      </w:r>
+      <w:r>
+        <w:t xml:space="preserve">questions</w:t>
+      </w:r>
+      <w:r>
+        <w:t xml:space="preserve"> </w:t>
+      </w:r>
+      <w:r>
+        <w:t xml:space="preserve">(Alaa et al. 2025)</w:t>
+      </w:r>
+      <w:r>
+        <w:t xml:space="preserve">. Our claim is narrower: we do not test</w:t>
+      </w:r>
+      <w:r>
+        <w:t xml:space="preserve"> </w:t>
+      </w:r>
+      <w:r>
+        <w:t xml:space="preserve">the clinical construct, criterion, or clinical validity of the depression</w:t>
+      </w:r>
+      <w:r>
+        <w:t xml:space="preserve"> </w:t>
+      </w:r>
+      <w:r>
+        <w:t xml:space="preserve">instruments themselves. We audit whether observed depression scores preserve</w:t>
+      </w:r>
+      <w:r>
+        <w:t xml:space="preserve"> </w:t>
+      </w:r>
+      <w:r>
+        <w:t xml:space="preserve">comparable interpretation across corpora, using item structure, response</w:t>
+      </w:r>
+      <w:r>
+        <w:t xml:space="preserve"> </w:t>
+      </w:r>
+      <w:r>
+        <w:t xml:space="preserve">thresholds, target-contract comparisons, and prediction consequences. A paper</w:t>
+      </w:r>
+      <w:r>
+        <w:t xml:space="preserve"> </w:t>
+      </w:r>
+      <w:r>
+        <w:t xml:space="preserve">that aligns only representations leaves this target-comparability assumption</w:t>
       </w:r>
       <w:r>
         <w:t xml:space="preserve"> </w:t>
@@ -1246,13 +1291,13 @@
         <w:pStyle w:val="Compact"/>
       </w:pPr>
       <w:r>
-        <w:t xml:space="preserve">We formulate cross-corpus depression detection as a benchmark-validity</w:t>
-      </w:r>
-      <w:r>
-        <w:t xml:space="preserve"> </w:t>
-      </w:r>
-      <w:r>
-        <w:t xml:space="preserve">problem that separates representation heterogeneity, target measurement</w:t>
+        <w:t xml:space="preserve">We formulate cross-corpus depression detection as a target-comparability</w:t>
+      </w:r>
+      <w:r>
+        <w:t xml:space="preserve"> </w:t>
+      </w:r>
+      <w:r>
+        <w:t xml:space="preserve">audit that separates representation heterogeneity, target measurement</w:t>
       </w:r>
       <w:r>
         <w:t xml:space="preserve"> </w:t>
@@ -1342,7 +1387,7 @@
           <wp:inline>
             <wp:extent cx="5334000" cy="2314175"/>
             <wp:effectExtent b="0" l="0" r="0" t="0"/>
-            <wp:docPr descr="Figure 1. Measurement-aware benchmark-validity framework for cross-corpus depression detection. The visual center is the target contract: scale, shared item content, response categories, rater or self-report source, language, and protocol. The proposed model routes frozen multimodal representations into shared symptom evidence and then through audited ordinal measurement heads whose sharing structure is tested empirically." title="" id="1" name="Picture"/>
+            <wp:docPr descr="Figure 1. Measurement-aware target-comparability audit for cross-corpus depression detection. The visual center is the target contract: scale, shared item content, response categories, rater or self-report source, language, and protocol. The proposed model routes frozen multimodal representations into shared symptom evidence and then through audited ordinal measurement heads whose sharing structure is tested empirically." title="" id="1" name="Picture"/>
             <a:graphic>
               <a:graphicData uri="http://schemas.openxmlformats.org/drawingml/2006/picture">
                 <pic:pic>
@@ -1385,7 +1430,7 @@
         <w:pStyle w:val="ImageCaption"/>
       </w:pPr>
       <w:r>
-        <w:t xml:space="preserve">Figure 1. Measurement-aware benchmark-validity framework for cross-corpus depression detection. The visual center is the target contract: scale, shared item content, response categories, rater or self-report source, language, and protocol. The proposed model routes frozen multimodal representations into shared symptom evidence and then through audited ordinal measurement heads whose sharing structure is tested empirically.</w:t>
+        <w:t xml:space="preserve">Figure 1. Measurement-aware target-comparability audit for cross-corpus depression detection. The visual center is the target contract: scale, shared item content, response categories, rater or self-report source, language, and protocol. The proposed model routes frozen multimodal representations into shared symptom evidence and then through audited ordinal measurement heads whose sharing structure is tested empirically.</w:t>
       </w:r>
     </w:p>
     <w:p>
@@ -2005,19 +2050,19 @@
         <w:t xml:space="preserve"> </w:t>
       </w:r>
       <w:r>
-        <w:t xml:space="preserve">and more empirical: we operationalize target-contract validity for</w:t>
-      </w:r>
-      <w:r>
-        <w:t xml:space="preserve"> </w:t>
-      </w:r>
-      <w:r>
-        <w:t xml:space="preserve">cross-corpus depression detection, where clinical labels are scale-based</w:t>
-      </w:r>
-      <w:r>
-        <w:t xml:space="preserve"> </w:t>
-      </w:r>
-      <w:r>
-        <w:t xml:space="preserve">measurements rather than generic class names.</w:t>
+        <w:t xml:space="preserve">and more empirical: we operationalize cross-corpus score-comparability and</w:t>
+      </w:r>
+      <w:r>
+        <w:t xml:space="preserve"> </w:t>
+      </w:r>
+      <w:r>
+        <w:t xml:space="preserve">target-contract auditing for depression detection, where clinical labels are</w:t>
+      </w:r>
+      <w:r>
+        <w:t xml:space="preserve"> </w:t>
+      </w:r>
+      <w:r>
+        <w:t xml:space="preserve">scale-based measurements rather than generic class names.</w:t>
       </w:r>
     </w:p>
     <w:p>
@@ -2530,9 +2575,9 @@
       <w:pPr>
         <w:pStyle w:val="Heading2"/>
       </w:pPr>
-      <w:bookmarkStart w:id="29" w:name="target-validity-audit-framework"/>
-      <w:r>
-        <w:t xml:space="preserve">3 Target-Validity Audit Framework</w:t>
+      <w:bookmarkStart w:id="29" w:name="target-comparability-audit-framework"/>
+      <w:r>
+        <w:t xml:space="preserve">3 Target-Comparability Audit Framework</w:t>
       </w:r>
       <w:bookmarkEnd w:id="29"/>
     </w:p>
@@ -3046,7 +3091,119 @@
         <w:pStyle w:val="FirstParagraph"/>
       </w:pPr>
       <w:r>
-        <w:t xml:space="preserve">We separate the input and target mechanisms:</w:t>
+        <w:t xml:space="preserve">We use a working abstraction that distinguishes two mechanisms rather than</w:t>
+      </w:r>
+      <w:r>
+        <w:t xml:space="preserve"> </w:t>
+      </w:r>
+      <w:r>
+        <w:t xml:space="preserve">asserting that they are conditionally independent in the data. The</w:t>
+      </w:r>
+      <w:r>
+        <w:t xml:space="preserve"> </w:t>
+      </w:r>
+      <w:r>
+        <w:t xml:space="preserve">representation component addresses</w:t>
+      </w:r>
+      <w:r>
+        <w:t xml:space="preserve"> </w:t>
+      </w:r>
+      <m:oMath>
+        <m:sSub>
+          <m:e>
+            <m:r>
+              <m:t>P</m:t>
+            </m:r>
+          </m:e>
+          <m:sub>
+            <m:r>
+              <m:t>D</m:t>
+            </m:r>
+          </m:sub>
+        </m:sSub>
+        <m:r>
+          <m:t>(</m:t>
+        </m:r>
+        <m:r>
+          <m:t>X</m:t>
+        </m:r>
+        <m:r>
+          <m:t>∣</m:t>
+        </m:r>
+        <m:r>
+          <m:t>θ</m:t>
+        </m:r>
+        <m:r>
+          <m:t>)</m:t>
+        </m:r>
+      </m:oMath>
+      <w:r>
+        <w:t xml:space="preserve">: how latent symptom</w:t>
+      </w:r>
+      <w:r>
+        <w:t xml:space="preserve"> </w:t>
+      </w:r>
+      <w:r>
+        <w:t xml:space="preserve">state is expressed in language, speech, facial behavior, gait, or other</w:t>
+      </w:r>
+      <w:r>
+        <w:t xml:space="preserve"> </w:t>
+      </w:r>
+      <w:r>
+        <w:t xml:space="preserve">observable signals. The measurement component addresses</w:t>
+      </w:r>
+      <w:r>
+        <w:t xml:space="preserve"> </w:t>
+      </w:r>
+      <m:oMath>
+        <m:sSub>
+          <m:e>
+            <m:r>
+              <m:t>P</m:t>
+            </m:r>
+          </m:e>
+          <m:sub>
+            <m:r>
+              <m:t>D</m:t>
+            </m:r>
+          </m:sub>
+        </m:sSub>
+        <m:r>
+          <m:t>(</m:t>
+        </m:r>
+        <m:r>
+          <m:t>Y</m:t>
+        </m:r>
+        <m:r>
+          <m:t>∣</m:t>
+        </m:r>
+        <m:r>
+          <m:t>θ</m:t>
+        </m:r>
+        <m:r>
+          <m:t>)</m:t>
+        </m:r>
+      </m:oMath>
+      <w:r>
+        <w:t xml:space="preserve">:</w:t>
+      </w:r>
+      <w:r>
+        <w:t xml:space="preserve"> </w:t>
+      </w:r>
+      <w:r>
+        <w:t xml:space="preserve">how symptom evidence is converted into item responses, total scores, or</w:t>
+      </w:r>
+      <w:r>
+        <w:t xml:space="preserve"> </w:t>
+      </w:r>
+      <w:r>
+        <w:t xml:space="preserve">severity labels under a corpus-specific assessment contract. In a strictly</w:t>
+      </w:r>
+      <w:r>
+        <w:t xml:space="preserve"> </w:t>
+      </w:r>
+      <w:r>
+        <w:t xml:space="preserve">local-independent model this decomposition could be written as</w:t>
       </w:r>
     </w:p>
     <w:p>
@@ -3159,101 +3316,46 @@
         <w:pStyle w:val="FirstParagraph"/>
       </w:pPr>
       <w:r>
-        <w:t xml:space="preserve">The representation component addresses</w:t>
-      </w:r>
-      <w:r>
-        <w:t xml:space="preserve"> </w:t>
-      </w:r>
-      <m:oMath>
-        <m:sSub>
-          <m:e>
-            <m:r>
-              <m:t>P</m:t>
-            </m:r>
-          </m:e>
-          <m:sub>
-            <m:r>
-              <m:t>D</m:t>
-            </m:r>
-          </m:sub>
-        </m:sSub>
-        <m:r>
-          <m:t>(</m:t>
-        </m:r>
-        <m:r>
-          <m:t>X</m:t>
-        </m:r>
-        <m:r>
-          <m:t>∣</m:t>
-        </m:r>
-        <m:r>
-          <m:t>θ</m:t>
-        </m:r>
-        <m:r>
-          <m:t>)</m:t>
-        </m:r>
-      </m:oMath>
-      <w:r>
-        <w:t xml:space="preserve">: how latent</w:t>
-      </w:r>
-      <w:r>
-        <w:t xml:space="preserve"> </w:t>
-      </w:r>
-      <w:r>
-        <w:t xml:space="preserve">symptom state is expressed in language, speech, facial behavior, gait, or other</w:t>
-      </w:r>
-      <w:r>
-        <w:t xml:space="preserve"> </w:t>
-      </w:r>
-      <w:r>
-        <w:t xml:space="preserve">observable signals. The measurement component addresses</w:t>
-      </w:r>
-      <w:r>
-        <w:t xml:space="preserve"> </w:t>
-      </w:r>
-      <m:oMath>
-        <m:sSub>
-          <m:e>
-            <m:r>
-              <m:t>P</m:t>
-            </m:r>
-          </m:e>
-          <m:sub>
-            <m:r>
-              <m:t>D</m:t>
-            </m:r>
-          </m:sub>
-        </m:sSub>
-        <m:r>
-          <m:t>(</m:t>
-        </m:r>
-        <m:r>
-          <m:t>Y</m:t>
-        </m:r>
-        <m:r>
-          <m:t>∣</m:t>
-        </m:r>
-        <m:r>
-          <m:t>θ</m:t>
-        </m:r>
-        <m:r>
-          <m:t>)</m:t>
-        </m:r>
-      </m:oMath>
-      <w:r>
-        <w:t xml:space="preserve">:</w:t>
-      </w:r>
-      <w:r>
-        <w:t xml:space="preserve"> </w:t>
-      </w:r>
-      <w:r>
-        <w:t xml:space="preserve">how symptom evidence is converted into item responses, total scores, or</w:t>
-      </w:r>
-      <w:r>
-        <w:t xml:space="preserve"> </w:t>
-      </w:r>
-      <w:r>
-        <w:t xml:space="preserve">severity labels under a corpus-specific assessment contract.</w:t>
+        <w:t xml:space="preserve">Clinical-interview corpora need not satisfy this exactly. Interview questions</w:t>
+      </w:r>
+      <w:r>
+        <w:t xml:space="preserve"> </w:t>
+      </w:r>
+      <w:r>
+        <w:t xml:space="preserve">may be selected or phrased around symptoms, participant language can repeat</w:t>
+      </w:r>
+      <w:r>
+        <w:t xml:space="preserve"> </w:t>
+      </w:r>
+      <w:r>
+        <w:t xml:space="preserve">questionnaire criteria, and interviewer protocol can share residual structure</w:t>
+      </w:r>
+      <w:r>
+        <w:t xml:space="preserve"> </w:t>
+      </w:r>
+      <w:r>
+        <w:t xml:space="preserve">with the observed score</w:t>
+      </w:r>
+      <w:r>
+        <w:t xml:space="preserve"> </w:t>
+      </w:r>
+      <w:r>
+        <w:t xml:space="preserve">(Burdisso et al. 2024; E. Zhang and Poellabauer 2025; Li et al. 2025)</w:t>
+      </w:r>
+      <w:r>
+        <w:t xml:space="preserve">. We therefore use the decomposition as an audit map: it tells</w:t>
+      </w:r>
+      <w:r>
+        <w:t xml:space="preserve"> </w:t>
+      </w:r>
+      <w:r>
+        <w:t xml:space="preserve">us to check representation, protocol, and measurement mechanisms separately,</w:t>
+      </w:r>
+      <w:r>
+        <w:t xml:space="preserve"> </w:t>
+      </w:r>
+      <w:r>
+        <w:t xml:space="preserve">not to assume a verified data-generating factorization.</w:t>
       </w:r>
     </w:p>
     <w:p>
@@ -3567,19 +3669,19 @@
         <w:t xml:space="preserve"> </w:t>
       </w:r>
       <w:r>
-        <w:t xml:space="preserve">work as a generic performance architecture. It adds the target-validity layer</w:t>
-      </w:r>
-      <w:r>
-        <w:t xml:space="preserve"> </w:t>
-      </w:r>
-      <w:r>
-        <w:t xml:space="preserve">that such systems need before cross-corpus clinical labels can be interpreted</w:t>
-      </w:r>
-      <w:r>
-        <w:t xml:space="preserve"> </w:t>
-      </w:r>
-      <w:r>
-        <w:t xml:space="preserve">as comparable.</w:t>
+        <w:t xml:space="preserve">work as a generic performance architecture. It adds the target-comparability</w:t>
+      </w:r>
+      <w:r>
+        <w:t xml:space="preserve"> </w:t>
+      </w:r>
+      <w:r>
+        <w:t xml:space="preserve">layer that such systems need before cross-corpus clinical labels can be</w:t>
+      </w:r>
+      <w:r>
+        <w:t xml:space="preserve"> </w:t>
+      </w:r>
+      <w:r>
+        <w:t xml:space="preserve">interpreted as comparable.</w:t>
       </w:r>
     </w:p>
     <w:p>
@@ -4414,7 +4516,7 @@
         <w:t xml:space="preserve"> </w:t>
       </w:r>
       <w:r>
-        <w:t xml:space="preserve">clinical target.</w:t>
+        <w:t xml:space="preserve">observed target contract.</w:t>
       </w:r>
     </w:p>
     <w:p>
@@ -4555,7 +4657,7 @@
         <w:t xml:space="preserve"> </w:t>
       </w:r>
       <w:r>
-        <w:t xml:space="preserve">observed-scale reconstruction, and transfer validity.</w:t>
+        <w:t xml:space="preserve">observed-scale reconstruction, and target-contract transfer.</w:t>
       </w:r>
     </w:p>
     <w:p>
@@ -5304,13 +5406,13 @@
         <w:t xml:space="preserve"> </w:t>
       </w:r>
       <w:r>
-        <w:t xml:space="preserve">cross-corpus depression model needs before its predictions can be read as</w:t>
-      </w:r>
-      <w:r>
-        <w:t xml:space="preserve"> </w:t>
-      </w:r>
-      <w:r>
-        <w:t xml:space="preserve">clinically meaningful transfer.</w:t>
+        <w:t xml:space="preserve">cross-corpus depression model needs before its predictions can support an</w:t>
+      </w:r>
+      <w:r>
+        <w:t xml:space="preserve"> </w:t>
+      </w:r>
+      <w:r>
+        <w:t xml:space="preserve">observed-score transfer claim.</w:t>
       </w:r>
     </w:p>
     <w:p>
@@ -5533,6 +5635,104 @@
       </w:r>
       <w:r>
         <w:t xml:space="preserve">near-chance controlled identity is specific to linear-probe capacity.</w:t>
+      </w:r>
+    </w:p>
+    <w:p>
+      <w:pPr>
+        <w:pStyle w:val="BodyText"/>
+      </w:pPr>
+      <w:r>
+        <w:t xml:space="preserve">We treat interviewer leakage and criterion contamination as explicit boundary</w:t>
+      </w:r>
+      <w:r>
+        <w:t xml:space="preserve"> </w:t>
+      </w:r>
+      <w:r>
+        <w:t xml:space="preserve">checks. The available E-DAIC transcript contract does not expose speaker roles:</w:t>
+      </w:r>
+      <w:r>
+        <w:t xml:space="preserve"> </w:t>
+      </w:r>
+      <w:r>
+        <w:t xml:space="preserve">the manifest speaker field is empty and the transcript CSV files contain time,</w:t>
+      </w:r>
+      <w:r>
+        <w:t xml:space="preserve"> </w:t>
+      </w:r>
+      <w:r>
+        <w:t xml:space="preserve">text, and confidence fields but no interviewer or participant label. We</w:t>
+      </w:r>
+      <w:r>
+        <w:t xml:space="preserve"> </w:t>
+      </w:r>
+      <w:r>
+        <w:t xml:space="preserve">therefore do not claim a participant-only or interviewer-only E-DAIC control.</w:t>
+      </w:r>
+      <w:r>
+        <w:t xml:space="preserve"> </w:t>
+      </w:r>
+      <w:r>
+        <w:t xml:space="preserve">Instead, we run two bounded proxy checks that target the most plausible</w:t>
+      </w:r>
+      <w:r>
+        <w:t xml:space="preserve"> </w:t>
+      </w:r>
+      <w:r>
+        <w:t xml:space="preserve">shortcut surface available from the current data. First, the text</w:t>
+      </w:r>
+      <w:r>
+        <w:t xml:space="preserve"> </w:t>
+      </w:r>
+      <w:r>
+        <w:t xml:space="preserve">protocol-control audit compares full transcripts with front, middle, and back</w:t>
+      </w:r>
+      <w:r>
+        <w:t xml:space="preserve"> </w:t>
+      </w:r>
+      <w:r>
+        <w:t xml:space="preserve">transcript slices and repeated-turn removed or repeated-turn only variants.</w:t>
+      </w:r>
+      <w:r>
+        <w:t xml:space="preserve"> </w:t>
+      </w:r>
+      <w:r>
+        <w:t xml:space="preserve">Second, a Qwen3 prompt-proxy sensitivity re-embeds the same E-DAIC transcript</w:t>
+      </w:r>
+      <w:r>
+        <w:t xml:space="preserve"> </w:t>
+      </w:r>
+      <w:r>
+        <w:t xml:space="preserve">variants and fits fixed Ridge and Logistic heads on the official train/dev</w:t>
+      </w:r>
+      <w:r>
+        <w:t xml:space="preserve"> </w:t>
+      </w:r>
+      <w:r>
+        <w:t xml:space="preserve">split. Separately, the CMDC criterion-overlap stress deletes question-position</w:t>
+      </w:r>
+      <w:r>
+        <w:t xml:space="preserve"> </w:t>
+      </w:r>
+      <w:r>
+        <w:t xml:space="preserve">segments with the highest semantic overlap to PHQ item text and compares that</w:t>
+      </w:r>
+      <w:r>
+        <w:t xml:space="preserve"> </w:t>
+      </w:r>
+      <w:r>
+        <w:t xml:space="preserve">loss with matched random deletion. These analyses cannot prove absence of</w:t>
+      </w:r>
+      <w:r>
+        <w:t xml:space="preserve"> </w:t>
+      </w:r>
+      <w:r>
+        <w:t xml:space="preserve">leakage, but they test whether the most accessible prompt-like or PHQ-overlap</w:t>
+      </w:r>
+      <w:r>
+        <w:t xml:space="preserve"> </w:t>
+      </w:r>
+      <w:r>
+        <w:t xml:space="preserve">content is the dominant shortcut under the available data contract.</w:t>
       </w:r>
     </w:p>
     <w:p>
@@ -5801,19 +6001,70 @@
         <w:t xml:space="preserve">(Putnick and Bornstein 2016)</w:t>
       </w:r>
       <w:r>
-        <w:t xml:space="preserve">. Item-level DIF is</w:t>
-      </w:r>
-      <w:r>
-        <w:t xml:space="preserve"> </w:t>
-      </w:r>
-      <w:r>
-        <w:t xml:space="preserve">flagged only when freeing an item’s loading or thresholds improves fit by both</w:t>
-      </w:r>
-      <w:r>
-        <w:t xml:space="preserve"> </w:t>
-      </w:r>
-      <w:r>
-        <w:t xml:space="preserve">the likelihood-ratio criterion (</w:t>
+        <w:t xml:space="preserve">. Because the</w:t>
+      </w:r>
+      <w:r>
+        <w:t xml:space="preserve"> </w:t>
+      </w:r>
+      <w:r>
+        <w:t xml:space="preserve">primary shared-PHQ analysis has 219 E-DAIC and 77 CMDC item-labeled subjects</w:t>
+      </w:r>
+      <w:r>
+        <w:t xml:space="preserve"> </w:t>
+      </w:r>
+      <w:r>
+        <w:t xml:space="preserve">over only eight four-category items, it sits far below sample-size ranges used</w:t>
+      </w:r>
+      <w:r>
+        <w:t xml:space="preserve"> </w:t>
+      </w:r>
+      <w:r>
+        <w:t xml:space="preserve">in recent graded-response-model parameter-recovery simulations and below</w:t>
+      </w:r>
+      <w:r>
+        <w:t xml:space="preserve"> </w:t>
+      </w:r>
+      <w:r>
+        <w:t xml:space="preserve">recommendations for precise item-parameter recovery</w:t>
+      </w:r>
+      <w:r>
+        <w:t xml:space="preserve"> </w:t>
+      </w:r>
+      <w:r>
+        <w:t xml:space="preserve">(Ikeda 2026; Jiang, Wang, and Weiss 2016)</w:t>
+      </w:r>
+      <w:r>
+        <w:t xml:space="preserve">. We therefore use the</w:t>
+      </w:r>
+      <w:r>
+        <w:t xml:space="preserve"> </w:t>
+      </w:r>
+      <w:r>
+        <w:t xml:space="preserve">multi-group graded-response model as bounded confirmation of the</w:t>
+      </w:r>
+      <w:r>
+        <w:t xml:space="preserve"> </w:t>
+      </w:r>
+      <w:r>
+        <w:t xml:space="preserve">target-comparability audit, not as definitive item-level DIF inference. An</w:t>
+      </w:r>
+      <w:r>
+        <w:t xml:space="preserve"> </w:t>
+      </w:r>
+      <w:r>
+        <w:t xml:space="preserve">item is marked as a hypothesis-generating localization candidate only when</w:t>
+      </w:r>
+      <w:r>
+        <w:t xml:space="preserve"> </w:t>
+      </w:r>
+      <w:r>
+        <w:t xml:space="preserve">freeing its loading or thresholds improves fit by both the likelihood-ratio</w:t>
+      </w:r>
+      <w:r>
+        <w:t xml:space="preserve"> </w:t>
+      </w:r>
+      <w:r>
+        <w:t xml:space="preserve">criterion (</w:t>
       </w:r>
       <m:oMath>
         <m:r>
@@ -5827,19 +6078,13 @@
         </m:r>
       </m:oMath>
       <w:r>
-        <w:t xml:space="preserve">) and a BIC improvement greater than</w:t>
-      </w:r>
-      <w:r>
-        <w:t xml:space="preserve"> </w:t>
-      </w:r>
-      <w:r>
-        <w:t xml:space="preserve">2.0.</w:t>
-      </w:r>
-      <w:r>
-        <w:t xml:space="preserve"> </w:t>
-      </w:r>
-      <w:r>
-        <w:t xml:space="preserve">The implementation uses</w:t>
+        <w:t xml:space="preserve">) and a BIC improvement greater than 2.0. The implementation</w:t>
+      </w:r>
+      <w:r>
+        <w:t xml:space="preserve"> </w:t>
+      </w:r>
+      <w:r>
+        <w:t xml:space="preserve">uses</w:t>
       </w:r>
       <w:r>
         <w:t xml:space="preserve"> </w:t>
@@ -5869,43 +6114,37 @@
         <w:t xml:space="preserve"> </w:t>
       </w:r>
       <w:r>
-        <w:t xml:space="preserve">Because the observed E-DAIC/CMDC item-labeled sample sizes are modest and</w:t>
-      </w:r>
-      <w:r>
-        <w:t xml:space="preserve"> </w:t>
-      </w:r>
-      <w:r>
-        <w:t xml:space="preserve">imbalanced, we also run a finite-sample simulation that preserves each</w:t>
-      </w:r>
-      <w:r>
-        <w:t xml:space="preserve"> </w:t>
-      </w:r>
-      <w:r>
-        <w:t xml:space="preserve">corpus’s observed sample size and severity composition. The simulation</w:t>
-      </w:r>
-      <w:r>
-        <w:t xml:space="preserve"> </w:t>
-      </w:r>
-      <w:r>
-        <w:t xml:space="preserve">contrasts a scalar invariant world with an observed-like C02/C06 threshold-DIF</w:t>
-      </w:r>
-      <w:r>
-        <w:t xml:space="preserve"> </w:t>
-      </w:r>
-      <w:r>
-        <w:t xml:space="preserve">world and reports false-localization, recovery, and anchor-recovery rates. This</w:t>
-      </w:r>
-      <w:r>
-        <w:t xml:space="preserve"> </w:t>
-      </w:r>
-      <w:r>
-        <w:t xml:space="preserve">bounds the evidential weight of localized threshold shifts under the observed</w:t>
-      </w:r>
-      <w:r>
-        <w:t xml:space="preserve"> </w:t>
-      </w:r>
-      <w:r>
-        <w:t xml:space="preserve">sample sizes.</w:t>
+        <w:t xml:space="preserve">We also run a finite-sample simulation that preserves each corpus’s observed</w:t>
+      </w:r>
+      <w:r>
+        <w:t xml:space="preserve"> </w:t>
+      </w:r>
+      <w:r>
+        <w:t xml:space="preserve">sample size and severity composition. The simulation contrasts a scalar</w:t>
+      </w:r>
+      <w:r>
+        <w:t xml:space="preserve"> </w:t>
+      </w:r>
+      <w:r>
+        <w:t xml:space="preserve">invariant world with an observed-like C02/C06 threshold-DIF world and reports</w:t>
+      </w:r>
+      <w:r>
+        <w:t xml:space="preserve"> </w:t>
+      </w:r>
+      <w:r>
+        <w:t xml:space="preserve">false-localization, recovery, and anchor-recovery rates. This bounds the</w:t>
+      </w:r>
+      <w:r>
+        <w:t xml:space="preserve"> </w:t>
+      </w:r>
+      <w:r>
+        <w:t xml:space="preserve">evidential weight of localized threshold shifts under the observed sample</w:t>
+      </w:r>
+      <w:r>
+        <w:t xml:space="preserve"> </w:t>
+      </w:r>
+      <w:r>
+        <w:t xml:space="preserve">sizes.</w:t>
       </w:r>
     </w:p>
     <w:p>
@@ -7943,7 +8182,13 @@
         <w:t xml:space="preserve"> </w:t>
       </w:r>
       <w:r>
-        <w:t xml:space="preserve">target labels, trainable shared layers, and optimization exposure. Seed-level</w:t>
+        <w:t xml:space="preserve">target labels and trainable shared-layer access under fixed, comparable</w:t>
+      </w:r>
+      <w:r>
+        <w:t xml:space="preserve"> </w:t>
+      </w:r>
+      <w:r>
+        <w:t xml:space="preserve">optimization schedules. Seed-level</w:t>
       </w:r>
       <w:r>
         <w:t xml:space="preserve"> </w:t>
@@ -8114,7 +8359,7 @@
               <w:jc w:val="left"/>
             </w:pPr>
             <w:r>
-              <w:t xml:space="preserve">Representation auditing is necessary, but raw corpus identity alone cannot decide target validity.</w:t>
+              <w:t xml:space="preserve">Representation auditing is necessary, but raw corpus identity alone cannot decide target comparability.</w:t>
             </w:r>
           </w:p>
         </w:tc>
@@ -8389,7 +8634,13 @@
         <w:t xml:space="preserve"> </w:t>
       </w:r>
       <w:r>
-        <w:t xml:space="preserve">target-validity question cannot be settled by a single corpus-identity number.</w:t>
+        <w:t xml:space="preserve">target-comparability question cannot be settled by a single corpus-identity</w:t>
+      </w:r>
+      <w:r>
+        <w:t xml:space="preserve"> </w:t>
+      </w:r>
+      <w:r>
+        <w:t xml:space="preserve">number.</w:t>
       </w:r>
     </w:p>
     <w:p>
@@ -8526,19 +8777,97 @@
         <w:t xml:space="preserve"> </w:t>
       </w:r>
       <w:r>
-        <w:t xml:space="preserve">question-position signatures. The modeling implication is direct:</w:t>
-      </w:r>
-      <w:r>
-        <w:t xml:space="preserve"> </w:t>
-      </w:r>
-      <w:r>
-        <w:t xml:space="preserve">representation alignment is a necessary audit target, but it cannot by itself</w:t>
-      </w:r>
-      <w:r>
-        <w:t xml:space="preserve"> </w:t>
-      </w:r>
-      <w:r>
-        <w:t xml:space="preserve">certify clinical target transfer.</w:t>
+        <w:t xml:space="preserve">question-position signatures. The leakage sensitivity is intentionally</w:t>
+      </w:r>
+      <w:r>
+        <w:t xml:space="preserve"> </w:t>
+      </w:r>
+      <w:r>
+        <w:t xml:space="preserve">bounded: E-DAIC speaker-resolved controls remain unavailable because neither</w:t>
+      </w:r>
+      <w:r>
+        <w:t xml:space="preserve"> </w:t>
+      </w:r>
+      <w:r>
+        <w:t xml:space="preserve">the manifest nor transcript CSV files expose populated speaker roles. Under the</w:t>
+      </w:r>
+      <w:r>
+        <w:t xml:space="preserve"> </w:t>
+      </w:r>
+      <w:r>
+        <w:t xml:space="preserve">Qwen3 prompt-proxy stress test, repeated-turn-only text does not match the full</w:t>
+      </w:r>
+      <w:r>
+        <w:t xml:space="preserve"> </w:t>
+      </w:r>
+      <w:r>
+        <w:t xml:space="preserve">transcript for PHQ-8 severity (MAE 4.806 versus 4.801) or binary depression</w:t>
+      </w:r>
+      <w:r>
+        <w:t xml:space="preserve"> </w:t>
+      </w:r>
+      <w:r>
+        <w:t xml:space="preserve">classification (Macro-F1 0.576 versus 0.665), and removing repeated turns does</w:t>
+      </w:r>
+      <w:r>
+        <w:t xml:space="preserve"> </w:t>
+      </w:r>
+      <w:r>
+        <w:t xml:space="preserve">not increase PHQ-8 error (4.577 versus 4.801), although binary Macro-F1 drops</w:t>
+      </w:r>
+      <w:r>
+        <w:t xml:space="preserve"> </w:t>
+      </w:r>
+      <w:r>
+        <w:t xml:space="preserve">modestly (0.614 versus 0.665). The CMDC criterion-overlap deletion stress is</w:t>
+      </w:r>
+      <w:r>
+        <w:t xml:space="preserve"> </w:t>
+      </w:r>
+      <w:r>
+        <w:t xml:space="preserve">similarly bounded: deleting high PHQ-overlap question-position segments is not</w:t>
+      </w:r>
+      <w:r>
+        <w:t xml:space="preserve"> </w:t>
+      </w:r>
+      <w:r>
+        <w:t xml:space="preserve">clearly worse than matched random deletion under the primary BGE-M3 view</w:t>
+      </w:r>
+      <w:r>
+        <w:t xml:space="preserve"> </w:t>
+      </w:r>
+      <w:r>
+        <w:t xml:space="preserve">(excess MAE 0.150, 95 percent interval -0.320 to 0.671). These checks do not</w:t>
+      </w:r>
+      <w:r>
+        <w:t xml:space="preserve"> </w:t>
+      </w:r>
+      <w:r>
+        <w:t xml:space="preserve">prove absence of criterion contamination, but they reduce the risk that the</w:t>
+      </w:r>
+      <w:r>
+        <w:t xml:space="preserve"> </w:t>
+      </w:r>
+      <w:r>
+        <w:t xml:space="preserve">main audit is driven only by the simplest accessible prompt or PHQ-overlap</w:t>
+      </w:r>
+      <w:r>
+        <w:t xml:space="preserve"> </w:t>
+      </w:r>
+      <w:r>
+        <w:t xml:space="preserve">shortcut. The modeling implication is direct: representation alignment is a</w:t>
+      </w:r>
+      <w:r>
+        <w:t xml:space="preserve"> </w:t>
+      </w:r>
+      <w:r>
+        <w:t xml:space="preserve">necessary audit target, but it cannot by itself certify clinical target</w:t>
+      </w:r>
+      <w:r>
+        <w:t xml:space="preserve"> </w:t>
+      </w:r>
+      <w:r>
+        <w:t xml:space="preserve">comparability.</w:t>
       </w:r>
     </w:p>
     <w:p>
@@ -8734,7 +9063,7 @@
         <w:t xml:space="preserve"> </w:t>
       </w:r>
       <w:r>
-        <w:t xml:space="preserve">localized threshold-shift items.</w:t>
+        <w:t xml:space="preserve">hypothesis-generating localized threshold-shift candidates.</w:t>
       </w:r>
     </w:p>
     <w:p>
@@ -8870,13 +9199,13 @@
         <w:pStyle w:val="BodyText"/>
       </w:pPr>
       <w:r>
-        <w:t xml:space="preserve">The formal and simulation checks support the same interpretation. Corrected</w:t>
-      </w:r>
-      <w:r>
-        <w:t xml:space="preserve"> </w:t>
-      </w:r>
-      <w:r>
-        <w:t xml:space="preserve">external</w:t>
+        <w:t xml:space="preserve">The formal and simulation checks support the same bounded interpretation.</w:t>
+      </w:r>
+      <w:r>
+        <w:t xml:space="preserve"> </w:t>
+      </w:r>
+      <w:r>
+        <w:t xml:space="preserve">Corrected external</w:t>
       </w:r>
       <w:r>
         <w:t xml:space="preserve"> </w:t>
@@ -8891,61 +9220,55 @@
         <w:t xml:space="preserve"> </w:t>
       </w:r>
       <w:r>
-        <w:t xml:space="preserve">replication preserves the qualitative anchor and</w:t>
-      </w:r>
-      <w:r>
-        <w:t xml:space="preserve"> </w:t>
-      </w:r>
-      <w:r>
-        <w:t xml:space="preserve">threshold-shift pattern. Under the observed E-DAIC/CMDC sample sizes and</w:t>
-      </w:r>
-      <w:r>
-        <w:t xml:space="preserve"> </w:t>
-      </w:r>
-      <w:r>
-        <w:t xml:space="preserve">severity distributions, C02/C06 both-flag recovery is 0.662 under the planted</w:t>
-      </w:r>
-      <w:r>
-        <w:t xml:space="preserve"> </w:t>
-      </w:r>
-      <w:r>
-        <w:t xml:space="preserve">shift world, while the H0 both-flag false rate is 0.208. We therefore treat</w:t>
-      </w:r>
-      <w:r>
-        <w:t xml:space="preserve"> </w:t>
-      </w:r>
-      <w:r>
-        <w:t xml:space="preserve">C02/C06 as recurrent threshold-shift candidates with finite-sample</w:t>
-      </w:r>
-      <w:r>
-        <w:t xml:space="preserve"> </w:t>
-      </w:r>
-      <w:r>
-        <w:t xml:space="preserve">uncertainty. For the</w:t>
-      </w:r>
-      <w:r>
-        <w:t xml:space="preserve"> </w:t>
-      </w:r>
-      <w:r>
-        <w:t xml:space="preserve">model, this is enough to justify explicit target-measurement modeling,</w:t>
-      </w:r>
-      <w:r>
-        <w:t xml:space="preserve"> </w:t>
-      </w:r>
-      <w:r>
-        <w:t xml:space="preserve">targeted calibration checks, and fair tests of whether measurement parameters</w:t>
-      </w:r>
-      <w:r>
-        <w:t xml:space="preserve"> </w:t>
-      </w:r>
-      <w:r>
-        <w:t xml:space="preserve">should be shared or corpus-specific; it is not necessary to overclaim universal</w:t>
-      </w:r>
-      <w:r>
-        <w:t xml:space="preserve"> </w:t>
-      </w:r>
-      <w:r>
-        <w:t xml:space="preserve">item-level DIF.</w:t>
+        <w:t xml:space="preserve">replication preserves the qualitative localization</w:t>
+      </w:r>
+      <w:r>
+        <w:t xml:space="preserve"> </w:t>
+      </w:r>
+      <w:r>
+        <w:t xml:space="preserve">pattern, but the sample-size caveat is substantial. Under the observed</w:t>
+      </w:r>
+      <w:r>
+        <w:t xml:space="preserve"> </w:t>
+      </w:r>
+      <w:r>
+        <w:t xml:space="preserve">E-DAIC/CMDC sample sizes and severity distributions, C02/C06 both-flag recovery</w:t>
+      </w:r>
+      <w:r>
+        <w:t xml:space="preserve"> </w:t>
+      </w:r>
+      <w:r>
+        <w:t xml:space="preserve">is 0.662 under the planted shift world, while the H0 both-flag false rate is</w:t>
+      </w:r>
+      <w:r>
+        <w:t xml:space="preserve"> </w:t>
+      </w:r>
+      <w:r>
+        <w:t xml:space="preserve">0.208. We therefore treat C02/C06 as hypothesis-generating recurrent</w:t>
+      </w:r>
+      <w:r>
+        <w:t xml:space="preserve"> </w:t>
+      </w:r>
+      <w:r>
+        <w:t xml:space="preserve">threshold-shift candidates with finite-sample uncertainty. For the model, this</w:t>
+      </w:r>
+      <w:r>
+        <w:t xml:space="preserve"> </w:t>
+      </w:r>
+      <w:r>
+        <w:t xml:space="preserve">is enough to justify explicit target-measurement modeling, targeted calibration</w:t>
+      </w:r>
+      <w:r>
+        <w:t xml:space="preserve"> </w:t>
+      </w:r>
+      <w:r>
+        <w:t xml:space="preserve">checks, and fair tests of whether measurement parameters should be shared or</w:t>
+      </w:r>
+      <w:r>
+        <w:t xml:space="preserve"> </w:t>
+      </w:r>
+      <w:r>
+        <w:t xml:space="preserve">corpus-specific; it is not evidence for definitive item-level DIF.</w:t>
       </w:r>
     </w:p>
     <w:p>
@@ -8995,25 +9318,25 @@
         <w:t xml:space="preserve"> </w:t>
       </w:r>
       <w:r>
-        <w:t xml:space="preserve">and two recurrent threshold-shift candidates with finite-sample uncertainty</w:t>
-      </w:r>
-      <w:r>
-        <w:t xml:space="preserve"> </w:t>
-      </w:r>
-      <w:r>
-        <w:t xml:space="preserve">(C02, C06). This strengthens the audit as a bounded target-contract result</w:t>
-      </w:r>
-      <w:r>
-        <w:t xml:space="preserve"> </w:t>
-      </w:r>
-      <w:r>
-        <w:t xml:space="preserve">while preserving the finite-sample caution, especially for sparse response</w:t>
-      </w:r>
-      <w:r>
-        <w:t xml:space="preserve"> </w:t>
-      </w:r>
-      <w:r>
-        <w:t xml:space="preserve">categories.</w:t>
+        <w:t xml:space="preserve">and two hypothesis-generating recurrent threshold-shift candidates with</w:t>
+      </w:r>
+      <w:r>
+        <w:t xml:space="preserve"> </w:t>
+      </w:r>
+      <w:r>
+        <w:t xml:space="preserve">finite-sample uncertainty (C02, C06). This strengthens the audit as a bounded</w:t>
+      </w:r>
+      <w:r>
+        <w:t xml:space="preserve"> </w:t>
+      </w:r>
+      <w:r>
+        <w:t xml:space="preserve">target-contract result while preserving the finite-sample caution, especially</w:t>
+      </w:r>
+      <w:r>
+        <w:t xml:space="preserve"> </w:t>
+      </w:r>
+      <w:r>
+        <w:t xml:space="preserve">for sparse response categories.</w:t>
       </w:r>
     </w:p>
     <w:p>
@@ -11484,7 +11807,7 @@
         <w:t xml:space="preserve"> </w:t>
       </w:r>
       <w:r>
-        <w:t xml:space="preserve">claim boundary without changing the main result that target validity,</w:t>
+        <w:t xml:space="preserve">claim boundary without changing the main result that target comparability,</w:t>
       </w:r>
       <w:r>
         <w:t xml:space="preserve"> </w:t>
@@ -11985,6 +12308,114 @@
     </w:p>
     <w:p>
       <w:pPr>
+        <w:pStyle w:val="BodyText"/>
+      </w:pPr>
+      <w:r>
+        <w:t xml:space="preserve">Seventh, the audit is about cross-corpus score interpretation and</w:t>
+      </w:r>
+      <w:r>
+        <w:t xml:space="preserve"> </w:t>
+      </w:r>
+      <w:r>
+        <w:t xml:space="preserve">target-comparability, not about proving the construct, criterion, or clinical</w:t>
+      </w:r>
+      <w:r>
+        <w:t xml:space="preserve"> </w:t>
+      </w:r>
+      <w:r>
+        <w:t xml:space="preserve">validity of PHQ, HAMD, or SDS. The instruments are treated as the available</w:t>
+      </w:r>
+      <w:r>
+        <w:t xml:space="preserve"> </w:t>
+      </w:r>
+      <w:r>
+        <w:t xml:space="preserve">benchmark targets, and the question is whether those targets can be compared</w:t>
+      </w:r>
+      <w:r>
+        <w:t xml:space="preserve"> </w:t>
+      </w:r>
+      <w:r>
+        <w:t xml:space="preserve">across corpus contracts.</w:t>
+      </w:r>
+    </w:p>
+    <w:p>
+      <w:pPr>
+        <w:pStyle w:val="BodyText"/>
+      </w:pPr>
+      <w:r>
+        <w:t xml:space="preserve">Eighth, the E-DAIC/CMDC shared-PHQ psychometric layer is intentionally</w:t>
+      </w:r>
+      <w:r>
+        <w:t xml:space="preserve"> </w:t>
+      </w:r>
+      <w:r>
+        <w:t xml:space="preserve">evidence-bounded. The main item-level analysis uses 219 E-DAIC and 77 CMDC</w:t>
+      </w:r>
+      <w:r>
+        <w:t xml:space="preserve"> </w:t>
+      </w:r>
+      <w:r>
+        <w:t xml:space="preserve">subjects over eight four-category items, so C02/C06 are</w:t>
+      </w:r>
+      <w:r>
+        <w:t xml:space="preserve"> </w:t>
+      </w:r>
+      <w:r>
+        <w:t xml:space="preserve">hypothesis-generating localized threshold-shift candidates, not definitive DIF</w:t>
+      </w:r>
+      <w:r>
+        <w:t xml:space="preserve"> </w:t>
+      </w:r>
+      <w:r>
+        <w:t xml:space="preserve">discoveries. The stronger conclusion is that exact observed-score</w:t>
+      </w:r>
+      <w:r>
+        <w:t xml:space="preserve"> </w:t>
+      </w:r>
+      <w:r>
+        <w:t xml:space="preserve">interchangeability is unsupported under the current audit.</w:t>
+      </w:r>
+    </w:p>
+    <w:p>
+      <w:pPr>
+        <w:pStyle w:val="BodyText"/>
+      </w:pPr>
+      <w:r>
+        <w:t xml:space="preserve">Ninth, interviewer leakage and criterion contamination remain only partially</w:t>
+      </w:r>
+      <w:r>
+        <w:t xml:space="preserve"> </w:t>
+      </w:r>
+      <w:r>
+        <w:t xml:space="preserve">controlled. E-DAIC participant-only and interviewer-only transcript controls</w:t>
+      </w:r>
+      <w:r>
+        <w:t xml:space="preserve"> </w:t>
+      </w:r>
+      <w:r>
+        <w:t xml:space="preserve">are blocked by the available transcript contract. The repeated-turn Qwen3</w:t>
+      </w:r>
+      <w:r>
+        <w:t xml:space="preserve"> </w:t>
+      </w:r>
+      <w:r>
+        <w:t xml:space="preserve">prompt-proxy and CMDC criterion-overlap deletion analyses are useful</w:t>
+      </w:r>
+      <w:r>
+        <w:t xml:space="preserve"> </w:t>
+      </w:r>
+      <w:r>
+        <w:t xml:space="preserve">stress tests, but they do not prove that prompt or questionnaire-like content</w:t>
+      </w:r>
+      <w:r>
+        <w:t xml:space="preserve"> </w:t>
+      </w:r>
+      <w:r>
+        <w:t xml:space="preserve">has no effect.</w:t>
+      </w:r>
+    </w:p>
+    <w:p>
+      <w:pPr>
         <w:pStyle w:val="Heading2"/>
       </w:pPr>
       <w:bookmarkStart w:id="50" w:name="conclusion"/>
@@ -12054,82 +12485,82 @@
         <w:pStyle w:val="BodyText"/>
       </w:pPr>
       <w:r>
-        <w:t xml:space="preserve">The resulting lesson is direct: before aligning representations, validate the</w:t>
-      </w:r>
-      <w:r>
-        <w:t xml:space="preserve"> </w:t>
-      </w:r>
-      <w:r>
-        <w:t xml:space="preserve">target. A target-validity audit framework gives future systems a practical way</w:t>
-      </w:r>
-      <w:r>
-        <w:t xml:space="preserve"> </w:t>
-      </w:r>
-      <w:r>
-        <w:t xml:space="preserve">to do that, and the fair ordinal-head ablation shows both the promise and the</w:t>
-      </w:r>
-      <w:r>
-        <w:t xml:space="preserve"> </w:t>
-      </w:r>
-      <w:r>
-        <w:t xml:space="preserve">claim boundary. The robust empirical lesson is that target-label calibration</w:t>
-      </w:r>
-      <w:r>
-        <w:t xml:space="preserve"> </w:t>
-      </w:r>
-      <w:r>
-        <w:t xml:space="preserve">and adaptation regime matter; target-only direct calibration is a strong and</w:t>
-      </w:r>
-      <w:r>
-        <w:t xml:space="preserve"> </w:t>
-      </w:r>
-      <w:r>
-        <w:t xml:space="preserve">often lower-error baseline; and corpus-specific ordinal heads have not yet</w:t>
-      </w:r>
-      <w:r>
-        <w:t xml:space="preserve"> </w:t>
-      </w:r>
-      <w:r>
-        <w:t xml:space="preserve">shown an independent overall advantage over a shared ordinal head in the real</w:t>
-      </w:r>
-      <w:r>
-        <w:t xml:space="preserve"> </w:t>
-      </w:r>
-      <w:r>
-        <w:t xml:space="preserve">E-DAIC/CMDC transfer setting. Strong encoders and multimodal foundation models</w:t>
-      </w:r>
-      <w:r>
-        <w:t xml:space="preserve"> </w:t>
-      </w:r>
-      <w:r>
-        <w:t xml:space="preserve">can still do what they do well, but clinical measurement contracts,</w:t>
-      </w:r>
-      <w:r>
-        <w:t xml:space="preserve"> </w:t>
-      </w:r>
-      <w:r>
-        <w:t xml:space="preserve">target-only calibration, source-plus-target calibration, shared-layer</w:t>
-      </w:r>
-      <w:r>
-        <w:t xml:space="preserve"> </w:t>
-      </w:r>
-      <w:r>
-        <w:t xml:space="preserve">adaptation, and corpus-specific measurement parameterization must be reported</w:t>
-      </w:r>
-      <w:r>
-        <w:t xml:space="preserve"> </w:t>
-      </w:r>
-      <w:r>
-        <w:t xml:space="preserve">separately. This makes cross-corpus depression benchmarks harder to overread,</w:t>
-      </w:r>
-      <w:r>
-        <w:t xml:space="preserve"> </w:t>
-      </w:r>
-      <w:r>
-        <w:t xml:space="preserve">but easier to trust.</w:t>
-      </w:r>
-    </w:p>
-    <w:bookmarkStart w:id="149" w:name="refs"/>
+        <w:t xml:space="preserve">The resulting lesson is direct: before aligning representations, audit target</w:t>
+      </w:r>
+      <w:r>
+        <w:t xml:space="preserve"> </w:t>
+      </w:r>
+      <w:r>
+        <w:t xml:space="preserve">comparability. A target-comparability audit framework gives future systems a</w:t>
+      </w:r>
+      <w:r>
+        <w:t xml:space="preserve"> </w:t>
+      </w:r>
+      <w:r>
+        <w:t xml:space="preserve">practical way to do that, and the fair ordinal-head ablation shows both the</w:t>
+      </w:r>
+      <w:r>
+        <w:t xml:space="preserve"> </w:t>
+      </w:r>
+      <w:r>
+        <w:t xml:space="preserve">promise and the claim boundary. The robust empirical lesson is that</w:t>
+      </w:r>
+      <w:r>
+        <w:t xml:space="preserve"> </w:t>
+      </w:r>
+      <w:r>
+        <w:t xml:space="preserve">target-label calibration and adaptation regime matter; target-only direct</w:t>
+      </w:r>
+      <w:r>
+        <w:t xml:space="preserve"> </w:t>
+      </w:r>
+      <w:r>
+        <w:t xml:space="preserve">calibration is a strong and often lower-error baseline; and corpus-specific</w:t>
+      </w:r>
+      <w:r>
+        <w:t xml:space="preserve"> </w:t>
+      </w:r>
+      <w:r>
+        <w:t xml:space="preserve">ordinal heads have not yet shown an independent overall advantage over a shared</w:t>
+      </w:r>
+      <w:r>
+        <w:t xml:space="preserve"> </w:t>
+      </w:r>
+      <w:r>
+        <w:t xml:space="preserve">ordinal head in the real E-DAIC/CMDC transfer setting. Strong encoders and</w:t>
+      </w:r>
+      <w:r>
+        <w:t xml:space="preserve"> </w:t>
+      </w:r>
+      <w:r>
+        <w:t xml:space="preserve">multimodal foundation models can still do what they do well, but clinical</w:t>
+      </w:r>
+      <w:r>
+        <w:t xml:space="preserve"> </w:t>
+      </w:r>
+      <w:r>
+        <w:t xml:space="preserve">measurement contracts, target-only calibration, source-plus-target</w:t>
+      </w:r>
+      <w:r>
+        <w:t xml:space="preserve"> </w:t>
+      </w:r>
+      <w:r>
+        <w:t xml:space="preserve">calibration, shared-layer adaptation, and corpus-specific measurement</w:t>
+      </w:r>
+      <w:r>
+        <w:t xml:space="preserve"> </w:t>
+      </w:r>
+      <w:r>
+        <w:t xml:space="preserve">parameterization must be reported separately. This makes cross-corpus</w:t>
+      </w:r>
+      <w:r>
+        <w:t xml:space="preserve"> </w:t>
+      </w:r>
+      <w:r>
+        <w:t xml:space="preserve">depression benchmarks harder to overread, but easier to trust.</w:t>
+      </w:r>
+    </w:p>
+    <w:bookmarkStart w:id="153" w:name="refs"/>
     <w:bookmarkStart w:id="52" w:name="ref-alaa2025medicalconstruct"/>
     <w:p>
       <w:pPr>
@@ -12973,18 +13404,57 @@
       </w:r>
     </w:p>
     <w:bookmarkEnd w:id="98"/>
-    <w:bookmarkStart w:id="100" w:name="ref-ishikawa2026multiprobe"/>
+    <w:bookmarkStart w:id="100" w:name="ref-ikeda2026grmsamplesize"/>
     <w:p>
       <w:pPr>
         <w:pStyle w:val="Bibliography"/>
       </w:pPr>
       <w:r>
+        <w:t xml:space="preserve">Ikeda, Tatsuya. 2026. “A Monte Carlo Simulation Study of Sample Size Requirements for the Graded Response Model.”</w:t>
+      </w:r>
+      <w:r>
+        <w:t xml:space="preserve"> </w:t>
+      </w:r>
+      <w:r>
+        <w:rPr>
+          <w:i/>
+        </w:rPr>
+        <w:t xml:space="preserve">PLOS One</w:t>
+      </w:r>
+      <w:r>
+        <w:t xml:space="preserve"> </w:t>
+      </w:r>
+      <w:r>
+        <w:t xml:space="preserve">21 (4): e0347684.</w:t>
+      </w:r>
+      <w:r>
+        <w:t xml:space="preserve"> </w:t>
+      </w:r>
+      <w:hyperlink r:id="rId99">
+        <w:r>
+          <w:rPr>
+            <w:rStyle w:val="Hyperlink"/>
+          </w:rPr>
+          <w:t xml:space="preserve">https://doi.org/10.1371/journal.pone.0347684</w:t>
+        </w:r>
+      </w:hyperlink>
+      <w:r>
+        <w:t xml:space="preserve">.</w:t>
+      </w:r>
+    </w:p>
+    <w:bookmarkEnd w:id="100"/>
+    <w:bookmarkStart w:id="102" w:name="ref-ishikawa2026multiprobe"/>
+    <w:p>
+      <w:pPr>
+        <w:pStyle w:val="Bibliography"/>
+      </w:pPr>
+      <w:r>
         <w:t xml:space="preserve">Ishikawa, Takehiro, and Jon Duke. 2026. “A Multi-Probe Audit of Clinical-Interview Depression Detection Benchmarks.”</w:t>
       </w:r>
       <w:r>
         <w:t xml:space="preserve"> </w:t>
       </w:r>
-      <w:hyperlink r:id="rId99">
+      <w:hyperlink r:id="rId101">
         <w:r>
           <w:rPr>
             <w:rStyle w:val="Hyperlink"/>
@@ -12996,19 +13466,58 @@
         <w:t xml:space="preserve">.</w:t>
       </w:r>
     </w:p>
-    <w:bookmarkEnd w:id="100"/>
-    <w:bookmarkStart w:id="102" w:name="ref-li2025mirror"/>
+    <w:bookmarkEnd w:id="102"/>
+    <w:bookmarkStart w:id="104" w:name="ref-jiang2016mgrmsamplesize"/>
     <w:p>
       <w:pPr>
         <w:pStyle w:val="Bibliography"/>
       </w:pPr>
       <w:r>
+        <w:t xml:space="preserve">Jiang, Shengyu, Chun Wang, and David J. Weiss. 2016. “Sample Size Requirements for Estimation of Item Parameters in the Multidimensional Graded Response Model.”</w:t>
+      </w:r>
+      <w:r>
+        <w:t xml:space="preserve"> </w:t>
+      </w:r>
+      <w:r>
+        <w:rPr>
+          <w:i/>
+        </w:rPr>
+        <w:t xml:space="preserve">Frontiers in Psychology</w:t>
+      </w:r>
+      <w:r>
+        <w:t xml:space="preserve"> </w:t>
+      </w:r>
+      <w:r>
+        <w:t xml:space="preserve">7: 109.</w:t>
+      </w:r>
+      <w:r>
+        <w:t xml:space="preserve"> </w:t>
+      </w:r>
+      <w:hyperlink r:id="rId103">
+        <w:r>
+          <w:rPr>
+            <w:rStyle w:val="Hyperlink"/>
+          </w:rPr>
+          <w:t xml:space="preserve">https://doi.org/10.3389/fpsyg.2016.00109</w:t>
+        </w:r>
+      </w:hyperlink>
+      <w:r>
+        <w:t xml:space="preserve">.</w:t>
+      </w:r>
+    </w:p>
+    <w:bookmarkEnd w:id="104"/>
+    <w:bookmarkStart w:id="106" w:name="ref-li2025mirror"/>
+    <w:p>
+      <w:pPr>
+        <w:pStyle w:val="Bibliography"/>
+      </w:pPr>
+      <w:r>
         <w:t xml:space="preserve">Li, Tong, Rasiq Hussain, Mehak Gupta, and Joshua R. Oltmanns. 2025. “"Mirror" Language AI Models of Depression Are Criterion-Contaminated.”</w:t>
       </w:r>
       <w:r>
         <w:t xml:space="preserve"> </w:t>
       </w:r>
-      <w:hyperlink r:id="rId101">
+      <w:hyperlink r:id="rId105">
         <w:r>
           <w:rPr>
             <w:rStyle w:val="Hyperlink"/>
@@ -13020,8 +13529,8 @@
         <w:t xml:space="preserve">.</w:t>
       </w:r>
     </w:p>
-    <w:bookmarkEnd w:id="102"/>
-    <w:bookmarkStart w:id="104" w:name="ref-lipton2018labelshift"/>
+    <w:bookmarkEnd w:id="106"/>
+    <w:bookmarkStart w:id="108" w:name="ref-lipton2018labelshift"/>
     <w:p>
       <w:pPr>
         <w:pStyle w:val="Bibliography"/>
@@ -13044,7 +13553,7 @@
       <w:r>
         <w:t xml:space="preserve"> </w:t>
       </w:r>
-      <w:hyperlink r:id="rId103">
+      <w:hyperlink r:id="rId107">
         <w:r>
           <w:rPr>
             <w:rStyle w:val="Hyperlink"/>
@@ -13056,8 +13565,8 @@
         <w:t xml:space="preserve">.</w:t>
       </w:r>
     </w:p>
-    <w:bookmarkEnd w:id="104"/>
-    <w:bookmarkStart w:id="106" w:name="ref-long2015dan"/>
+    <w:bookmarkEnd w:id="108"/>
+    <w:bookmarkStart w:id="110" w:name="ref-long2015dan"/>
     <w:p>
       <w:pPr>
         <w:pStyle w:val="Bibliography"/>
@@ -13080,7 +13589,7 @@
       <w:r>
         <w:t xml:space="preserve"> </w:t>
       </w:r>
-      <w:hyperlink r:id="rId105">
+      <w:hyperlink r:id="rId109">
         <w:r>
           <w:rPr>
             <w:rStyle w:val="Hyperlink"/>
@@ -13092,8 +13601,8 @@
         <w:t xml:space="preserve">.</w:t>
       </w:r>
     </w:p>
-    <w:bookmarkEnd w:id="106"/>
-    <w:bookmarkStart w:id="108" w:name="ref-ma2021phqhamd"/>
+    <w:bookmarkEnd w:id="110"/>
+    <w:bookmarkStart w:id="112" w:name="ref-ma2021phqhamd"/>
     <w:p>
       <w:pPr>
         <w:pStyle w:val="Bibliography"/>
@@ -13119,7 +13628,7 @@
       <w:r>
         <w:t xml:space="preserve"> </w:t>
       </w:r>
-      <w:hyperlink r:id="rId107">
+      <w:hyperlink r:id="rId111">
         <w:r>
           <w:rPr>
             <w:rStyle w:val="Hyperlink"/>
@@ -13131,8 +13640,8 @@
         <w:t xml:space="preserve">.</w:t>
       </w:r>
     </w:p>
-    <w:bookmarkEnd w:id="108"/>
-    <w:bookmarkStart w:id="110" w:name="ref-mandal2025questmf"/>
+    <w:bookmarkEnd w:id="112"/>
+    <w:bookmarkStart w:id="114" w:name="ref-mandal2025questmf"/>
     <w:p>
       <w:pPr>
         <w:pStyle w:val="Bibliography"/>
@@ -13155,7 +13664,7 @@
       <w:r>
         <w:t xml:space="preserve"> </w:t>
       </w:r>
-      <w:hyperlink r:id="rId109">
+      <w:hyperlink r:id="rId113">
         <w:r>
           <w:rPr>
             <w:rStyle w:val="Hyperlink"/>
@@ -13167,8 +13676,8 @@
         <w:t xml:space="preserve">.</w:t>
       </w:r>
     </w:p>
-    <w:bookmarkEnd w:id="110"/>
-    <w:bookmarkStart w:id="112" w:name="ref-meredith1993measurement"/>
+    <w:bookmarkEnd w:id="114"/>
+    <w:bookmarkStart w:id="116" w:name="ref-meredith1993measurement"/>
     <w:p>
       <w:pPr>
         <w:pStyle w:val="Bibliography"/>
@@ -13194,7 +13703,7 @@
       <w:r>
         <w:t xml:space="preserve"> </w:t>
       </w:r>
-      <w:hyperlink r:id="rId111">
+      <w:hyperlink r:id="rId115">
         <w:r>
           <w:rPr>
             <w:rStyle w:val="Hyperlink"/>
@@ -13206,8 +13715,8 @@
         <w:t xml:space="preserve">.</w:t>
       </w:r>
     </w:p>
-    <w:bookmarkEnd w:id="112"/>
-    <w:bookmarkStart w:id="114" w:name="ref-muthen2014irt"/>
+    <w:bookmarkEnd w:id="116"/>
+    <w:bookmarkStart w:id="118" w:name="ref-muthen2014irt"/>
     <w:p>
       <w:pPr>
         <w:pStyle w:val="Bibliography"/>
@@ -13239,7 +13748,7 @@
       <w:r>
         <w:t xml:space="preserve"> </w:t>
       </w:r>
-      <w:hyperlink r:id="rId113">
+      <w:hyperlink r:id="rId117">
         <w:r>
           <w:rPr>
             <w:rStyle w:val="Hyperlink"/>
@@ -13251,8 +13760,8 @@
         <w:t xml:space="preserve">.</w:t>
       </w:r>
     </w:p>
-    <w:bookmarkEnd w:id="114"/>
-    <w:bookmarkStart w:id="116" w:name="ref-nguyen2022improving"/>
+    <w:bookmarkEnd w:id="118"/>
+    <w:bookmarkStart w:id="120" w:name="ref-nguyen2022improving"/>
     <w:p>
       <w:pPr>
         <w:pStyle w:val="Bibliography"/>
@@ -13275,7 +13784,7 @@
       <w:r>
         <w:t xml:space="preserve"> </w:t>
       </w:r>
-      <w:hyperlink r:id="rId115">
+      <w:hyperlink r:id="rId119">
         <w:r>
           <w:rPr>
             <w:rStyle w:val="Hyperlink"/>
@@ -13287,8 +13796,8 @@
         <w:t xml:space="preserve">.</w:t>
       </w:r>
     </w:p>
-    <w:bookmarkEnd w:id="116"/>
-    <w:bookmarkStart w:id="118" w:name="ref-patel2019measurement"/>
+    <w:bookmarkEnd w:id="120"/>
+    <w:bookmarkStart w:id="122" w:name="ref-patel2019measurement"/>
     <w:p>
       <w:pPr>
         <w:pStyle w:val="Bibliography"/>
@@ -13314,7 +13823,7 @@
       <w:r>
         <w:t xml:space="preserve"> </w:t>
       </w:r>
-      <w:hyperlink r:id="rId117">
+      <w:hyperlink r:id="rId121">
         <w:r>
           <w:rPr>
             <w:rStyle w:val="Hyperlink"/>
@@ -13326,8 +13835,8 @@
         <w:t xml:space="preserve">.</w:t>
       </w:r>
     </w:p>
-    <w:bookmarkEnd w:id="118"/>
-    <w:bookmarkStart w:id="120" w:name="ref-pdchrepository2026"/>
+    <w:bookmarkEnd w:id="122"/>
+    <w:bookmarkStart w:id="124" w:name="ref-pdchrepository2026"/>
     <w:p>
       <w:pPr>
         <w:pStyle w:val="Bibliography"/>
@@ -13338,7 +13847,7 @@
       <w:r>
         <w:t xml:space="preserve"> </w:t>
       </w:r>
-      <w:hyperlink r:id="rId119">
+      <w:hyperlink r:id="rId123">
         <w:r>
           <w:rPr>
             <w:rStyle w:val="Hyperlink"/>
@@ -13350,8 +13859,8 @@
         <w:t xml:space="preserve">.</w:t>
       </w:r>
     </w:p>
-    <w:bookmarkEnd w:id="120"/>
-    <w:bookmarkStart w:id="122" w:name="ref-putnick2016measurement"/>
+    <w:bookmarkEnd w:id="124"/>
+    <w:bookmarkStart w:id="126" w:name="ref-putnick2016measurement"/>
     <w:p>
       <w:pPr>
         <w:pStyle w:val="Bibliography"/>
@@ -13377,7 +13886,7 @@
       <w:r>
         <w:t xml:space="preserve"> </w:t>
       </w:r>
-      <w:hyperlink r:id="rId121">
+      <w:hyperlink r:id="rId125">
         <w:r>
           <w:rPr>
             <w:rStyle w:val="Hyperlink"/>
@@ -13389,8 +13898,8 @@
         <w:t xml:space="preserve">.</w:t>
       </w:r>
     </w:p>
-    <w:bookmarkEnd w:id="122"/>
-    <w:bookmarkStart w:id="124" w:name="ref-sagawa2019groupdro"/>
+    <w:bookmarkEnd w:id="126"/>
+    <w:bookmarkStart w:id="128" w:name="ref-sagawa2019groupdro"/>
     <w:p>
       <w:pPr>
         <w:pStyle w:val="Bibliography"/>
@@ -13401,7 +13910,7 @@
       <w:r>
         <w:t xml:space="preserve"> </w:t>
       </w:r>
-      <w:hyperlink r:id="rId123">
+      <w:hyperlink r:id="rId127">
         <w:r>
           <w:rPr>
             <w:rStyle w:val="Hyperlink"/>
@@ -13413,8 +13922,8 @@
         <w:t xml:space="preserve">.</w:t>
       </w:r>
     </w:p>
-    <w:bookmarkEnd w:id="124"/>
-    <w:bookmarkStart w:id="126" w:name="ref-samejima1969graded"/>
+    <w:bookmarkEnd w:id="128"/>
+    <w:bookmarkStart w:id="130" w:name="ref-samejima1969graded"/>
     <w:p>
       <w:pPr>
         <w:pStyle w:val="Bibliography"/>
@@ -13437,7 +13946,7 @@
       <w:r>
         <w:t xml:space="preserve"> </w:t>
       </w:r>
-      <w:hyperlink r:id="rId125">
+      <w:hyperlink r:id="rId129">
         <w:r>
           <w:rPr>
             <w:rStyle w:val="Hyperlink"/>
@@ -13449,8 +13958,8 @@
         <w:t xml:space="preserve">.</w:t>
       </w:r>
     </w:p>
-    <w:bookmarkEnd w:id="126"/>
-    <w:bookmarkStart w:id="128" w:name="ref-shen2022automatic"/>
+    <w:bookmarkEnd w:id="130"/>
+    <w:bookmarkStart w:id="132" w:name="ref-shen2022automatic"/>
     <w:p>
       <w:pPr>
         <w:pStyle w:val="Bibliography"/>
@@ -13473,7 +13982,7 @@
       <w:r>
         <w:t xml:space="preserve"> </w:t>
       </w:r>
-      <w:hyperlink r:id="rId127">
+      <w:hyperlink r:id="rId131">
         <w:r>
           <w:rPr>
             <w:rStyle w:val="Hyperlink"/>
@@ -13485,8 +13994,8 @@
         <w:t xml:space="preserve">.</w:t>
       </w:r>
     </w:p>
-    <w:bookmarkEnd w:id="128"/>
-    <w:bookmarkStart w:id="130" w:name="ref-sun2016deepcoral"/>
+    <w:bookmarkEnd w:id="132"/>
+    <w:bookmarkStart w:id="134" w:name="ref-sun2016deepcoral"/>
     <w:p>
       <w:pPr>
         <w:pStyle w:val="Bibliography"/>
@@ -13509,7 +14018,7 @@
       <w:r>
         <w:t xml:space="preserve"> </w:t>
       </w:r>
-      <w:hyperlink r:id="rId129">
+      <w:hyperlink r:id="rId133">
         <w:r>
           <w:rPr>
             <w:rStyle w:val="Hyperlink"/>
@@ -13521,8 +14030,8 @@
         <w:t xml:space="preserve">.</w:t>
       </w:r>
     </w:p>
-    <w:bookmarkEnd w:id="130"/>
-    <w:bookmarkStart w:id="132" w:name="ref-teng2026depressionllm"/>
+    <w:bookmarkEnd w:id="134"/>
+    <w:bookmarkStart w:id="136" w:name="ref-teng2026depressionllm"/>
     <w:p>
       <w:pPr>
         <w:pStyle w:val="Bibliography"/>
@@ -13548,7 +14057,7 @@
       <w:r>
         <w:t xml:space="preserve"> </w:t>
       </w:r>
-      <w:hyperlink r:id="rId131">
+      <w:hyperlink r:id="rId135">
         <w:r>
           <w:rPr>
             <w:rStyle w:val="Hyperlink"/>
@@ -13560,8 +14069,8 @@
         <w:t xml:space="preserve">.</w:t>
       </w:r>
     </w:p>
-    <w:bookmarkEnd w:id="132"/>
-    <w:bookmarkStart w:id="134" w:name="ref-uscict2026daic"/>
+    <w:bookmarkEnd w:id="136"/>
+    <w:bookmarkStart w:id="138" w:name="ref-uscict2026daic"/>
     <w:p>
       <w:pPr>
         <w:pStyle w:val="Bibliography"/>
@@ -13572,7 +14081,7 @@
       <w:r>
         <w:t xml:space="preserve"> </w:t>
       </w:r>
-      <w:hyperlink r:id="rId133">
+      <w:hyperlink r:id="rId137">
         <w:r>
           <w:rPr>
             <w:rStyle w:val="Hyperlink"/>
@@ -13584,8 +14093,8 @@
         <w:t xml:space="preserve">.</w:t>
       </w:r>
     </w:p>
-    <w:bookmarkEnd w:id="134"/>
-    <w:bookmarkStart w:id="136" w:name="ref-vandenberg2000review"/>
+    <w:bookmarkEnd w:id="138"/>
+    <w:bookmarkStart w:id="140" w:name="ref-vandenberg2000review"/>
     <w:p>
       <w:pPr>
         <w:pStyle w:val="Bibliography"/>
@@ -13611,7 +14120,7 @@
       <w:r>
         <w:t xml:space="preserve"> </w:t>
       </w:r>
-      <w:hyperlink r:id="rId135">
+      <w:hyperlink r:id="rId139">
         <w:r>
           <w:rPr>
             <w:rStyle w:val="Hyperlink"/>
@@ -13623,8 +14132,8 @@
         <w:t xml:space="preserve">.</w:t>
       </w:r>
     </w:p>
-    <w:bookmarkEnd w:id="136"/>
-    <w:bookmarkStart w:id="138" w:name="ref-wang2024multilinguale5"/>
+    <w:bookmarkEnd w:id="140"/>
+    <w:bookmarkStart w:id="142" w:name="ref-wang2024multilinguale5"/>
     <w:p>
       <w:pPr>
         <w:pStyle w:val="Bibliography"/>
@@ -13635,7 +14144,7 @@
       <w:r>
         <w:t xml:space="preserve"> </w:t>
       </w:r>
-      <w:hyperlink r:id="rId137">
+      <w:hyperlink r:id="rId141">
         <w:r>
           <w:rPr>
             <w:rStyle w:val="Hyperlink"/>
@@ -13647,8 +14156,8 @@
         <w:t xml:space="preserve">.</w:t>
       </w:r>
     </w:p>
-    <w:bookmarkEnd w:id="138"/>
-    <w:bookmarkStart w:id="140" w:name="ref-zhang2025interviewer"/>
+    <w:bookmarkEnd w:id="142"/>
+    <w:bookmarkStart w:id="144" w:name="ref-zhang2025interviewer"/>
     <w:p>
       <w:pPr>
         <w:pStyle w:val="Bibliography"/>
@@ -13671,7 +14180,7 @@
       <w:r>
         <w:t xml:space="preserve"> </w:t>
       </w:r>
-      <w:hyperlink r:id="rId139">
+      <w:hyperlink r:id="rId143">
         <w:r>
           <w:rPr>
             <w:rStyle w:val="Hyperlink"/>
@@ -13683,8 +14192,8 @@
         <w:t xml:space="preserve">.</w:t>
       </w:r>
     </w:p>
-    <w:bookmarkEnd w:id="140"/>
-    <w:bookmarkStart w:id="142" w:name="ref-zhang2025red"/>
+    <w:bookmarkEnd w:id="144"/>
+    <w:bookmarkStart w:id="146" w:name="ref-zhang2025red"/>
     <w:p>
       <w:pPr>
         <w:pStyle w:val="Bibliography"/>
@@ -13707,7 +14216,7 @@
       <w:r>
         <w:t xml:space="preserve"> </w:t>
       </w:r>
-      <w:hyperlink r:id="rId141">
+      <w:hyperlink r:id="rId145">
         <w:r>
           <w:rPr>
             <w:rStyle w:val="Hyperlink"/>
@@ -13719,8 +14228,8 @@
         <w:t xml:space="preserve">.</w:t>
       </w:r>
     </w:p>
-    <w:bookmarkEnd w:id="142"/>
-    <w:bookmarkStart w:id="144" w:name="ref-zhang2025qwen3embedding"/>
+    <w:bookmarkEnd w:id="146"/>
+    <w:bookmarkStart w:id="148" w:name="ref-zhang2025qwen3embedding"/>
     <w:p>
       <w:pPr>
         <w:pStyle w:val="Bibliography"/>
@@ -13731,7 +14240,7 @@
       <w:r>
         <w:t xml:space="preserve"> </w:t>
       </w:r>
-      <w:hyperlink r:id="rId143">
+      <w:hyperlink r:id="rId147">
         <w:r>
           <w:rPr>
             <w:rStyle w:val="Hyperlink"/>
@@ -13743,8 +14252,8 @@
         <w:t xml:space="preserve">.</w:t>
       </w:r>
     </w:p>
-    <w:bookmarkEnd w:id="144"/>
-    <w:bookmarkStart w:id="146" w:name="ref-zhou2026depression"/>
+    <w:bookmarkEnd w:id="148"/>
+    <w:bookmarkStart w:id="150" w:name="ref-zhou2026depression"/>
     <w:p>
       <w:pPr>
         <w:pStyle w:val="Bibliography"/>
@@ -13770,7 +14279,7 @@
       <w:r>
         <w:t xml:space="preserve"> </w:t>
       </w:r>
-      <w:hyperlink r:id="rId145">
+      <w:hyperlink r:id="rId149">
         <w:r>
           <w:rPr>
             <w:rStyle w:val="Hyperlink"/>
@@ -13782,8 +14291,8 @@
         <w:t xml:space="preserve">.</w:t>
       </w:r>
     </w:p>
-    <w:bookmarkEnd w:id="146"/>
-    <w:bookmarkStart w:id="148" w:name="ref-zou2023cmdc"/>
+    <w:bookmarkEnd w:id="150"/>
+    <w:bookmarkStart w:id="152" w:name="ref-zou2023cmdc"/>
     <w:p>
       <w:pPr>
         <w:pStyle w:val="Bibliography"/>
@@ -13809,7 +14318,7 @@
       <w:r>
         <w:t xml:space="preserve"> </w:t>
       </w:r>
-      <w:hyperlink r:id="rId147">
+      <w:hyperlink r:id="rId151">
         <w:r>
           <w:rPr>
             <w:rStyle w:val="Hyperlink"/>
@@ -13821,8 +14330,8 @@
         <w:t xml:space="preserve">.</w:t>
       </w:r>
     </w:p>
-    <w:bookmarkEnd w:id="148"/>
-    <w:bookmarkEnd w:id="149"/>
+    <w:bookmarkEnd w:id="152"/>
+    <w:bookmarkEnd w:id="153"/>
     <w:sectPr/>
   </w:body>
 </w:document>
